--- a/docs/mini_paper/Mini_paper_PENGWIN.docx
+++ b/docs/mini_paper/Mini_paper_PENGWIN.docx
@@ -2,6 +2,22 @@
 <file path=word/document.xml><?xml version="1.0" encoding="utf-8"?>
 <w:document xmlns:wpc="http://schemas.microsoft.com/office/word/2010/wordprocessingCanvas" xmlns:mc="http://schemas.openxmlformats.org/markup-compatibility/2006" xmlns:o="urn:schemas-microsoft-com:office:office" xmlns:r="http://schemas.openxmlformats.org/officeDocument/2006/relationships" xmlns:m="http://schemas.openxmlformats.org/officeDocument/2006/math" xmlns:v="urn:schemas-microsoft-com:vml" xmlns:wp14="http://schemas.microsoft.com/office/word/2010/wordprocessingDrawing" xmlns:wp="http://schemas.openxmlformats.org/drawingml/2006/wordprocessingDrawing" xmlns:w10="urn:schemas-microsoft-com:office:word" xmlns:w="http://schemas.openxmlformats.org/wordprocessingml/2006/main" xmlns:w14="http://schemas.microsoft.com/office/word/2010/wordml" xmlns:w15="http://schemas.microsoft.com/office/word/2012/wordml" xmlns:wpg="http://schemas.microsoft.com/office/word/2010/wordprocessingGroup" xmlns:wpi="http://schemas.microsoft.com/office/word/2010/wordprocessingInk" xmlns:wne="http://schemas.microsoft.com/office/word/2006/wordml" xmlns:wps="http://schemas.microsoft.com/office/word/2010/wordprocessingShape" xmlns:cx="http://schemas.microsoft.com/office/drawing/2014/chartex" xmlns:cx1="http://schemas.microsoft.com/office/drawing/2015/9/8/chartex" xmlns:cx2="http://schemas.microsoft.com/office/drawing/2015/10/21/chartex" xmlns:cx3="http://schemas.microsoft.com/office/drawing/2016/5/9/chartex" xmlns:cx4="http://schemas.microsoft.com/office/drawing/2016/5/10/chartex" xmlns:cx5="http://schemas.microsoft.com/office/drawing/2016/5/11/chartex" xmlns:cx6="http://schemas.microsoft.com/office/drawing/2016/5/12/chartex" xmlns:cx7="http://schemas.microsoft.com/office/drawing/2016/5/13/chartex" xmlns:cx8="http://schemas.microsoft.com/office/drawing/2016/5/14/chartex" xmlns:aink="http://schemas.microsoft.com/office/drawing/2016/ink" xmlns:am3d="http://schemas.microsoft.com/office/drawing/2017/model3d" xmlns:w16cex="http://schemas.microsoft.com/office/word/2018/wordml/cex" xmlns:w16cid="http://schemas.microsoft.com/office/word/2016/wordml/cid" xmlns:w16="http://schemas.microsoft.com/office/word/2018/wordml" xmlns:w16sdtdh="http://schemas.microsoft.com/office/word/2020/wordml/sdtdatahash" xmlns:w16se="http://schemas.microsoft.com/office/word/2015/wordml/symex" mc:Ignorable="w14 w15 wp14">
   <w:body>
+    <w:p>
+      <w:pPr>
+        <w:spacing w:after="80"/>
+        <w:jc w:val="center"/>
+      </w:pPr>
+      <w:r>
+        <w:rPr>
+          <w:rFonts w:ascii="Times New Roman" w:cs="Times New Roman" w:eastAsia="Times New Roman" w:hAnsi="Times New Roman"/>
+          <w:b/>
+          <w:bCs/>
+          <w:sz w:val="19"/>
+          <w:szCs w:val="19"/>
+        </w:rPr>
+        <w:t xml:space="preserve">INFORME TÉCNICO</w:t>
+      </w:r>
+    </w:p>
     <w:p>
       <w:pPr>
         <w:spacing w:after="160"/>
@@ -349,6 +365,788 @@
     </w:p>
     <w:p>
       <w:pPr>
+        <w:spacing w:after="95" w:line="250"/>
+        <w:jc w:val="both"/>
+      </w:pPr>
+      <w:r>
+        <w:rPr>
+          <w:rFonts w:ascii="Times New Roman" w:cs="Times New Roman" w:eastAsia="Times New Roman" w:hAnsi="Times New Roman"/>
+          <w:sz w:val="21"/>
+          <w:szCs w:val="21"/>
+        </w:rPr>
+        <w:t xml:space="preserve">Para la cabeza de detección se consultó el principio del grid de YOLO [5]: cada celda predice la caja del objeto cuyo centro cae en ella. La cabeza, la asignación de celdas y la supresión de no máximos están escritas por el equipo, sin código ni pesos de YOLO, Detectron2 o Mask R-CNN. Cada decisión de diseño se tomó con una medida en validación (Tabla 1).</w:t>
+      </w:r>
+    </w:p>
+    <w:p>
+      <w:pPr>
+        <w:keepNext/>
+        <w:spacing w:after="60" w:before="120"/>
+        <w:jc w:val="left"/>
+      </w:pPr>
+      <w:r>
+        <w:rPr>
+          <w:rFonts w:ascii="Times New Roman" w:cs="Times New Roman" w:eastAsia="Times New Roman" w:hAnsi="Times New Roman"/>
+          <w:sz w:val="18"/>
+          <w:szCs w:val="18"/>
+        </w:rPr>
+        <w:t xml:space="preserve">Tabla 1. Decisiones de arquitectura, su motivo y la evidencia en validación (Dice por fragmento salvo que se diga otra cosa).</w:t>
+      </w:r>
+    </w:p>
+    <w:tbl>
+      <w:tblPr>
+        <w:tblW w:type="dxa" w:w="9360"/>
+        <w:jc w:val="center"/>
+        <w:tblBorders>
+          <w:top w:val="single" w:color="auto" w:sz="4"/>
+          <w:left w:val="single" w:color="auto" w:sz="4"/>
+          <w:bottom w:val="single" w:color="auto" w:sz="4"/>
+          <w:right w:val="single" w:color="auto" w:sz="4"/>
+          <w:insideH w:val="single" w:color="auto" w:sz="4"/>
+          <w:insideV w:val="single" w:color="auto" w:sz="4"/>
+        </w:tblBorders>
+      </w:tblPr>
+      <w:tblGrid>
+        <w:gridCol w:w="2300"/>
+        <w:gridCol w:w="3000"/>
+        <w:gridCol w:w="4060"/>
+      </w:tblGrid>
+      <w:tr>
+        <w:trPr>
+          <w:cantSplit/>
+          <w:tblHeader/>
+        </w:trPr>
+        <w:tc>
+          <w:tcPr>
+            <w:tcW w:type="dxa" w:w="2300"/>
+            <w:tcBorders>
+              <w:top w:val="single" w:color="000000" w:sz="10"/>
+              <w:left w:val="none" w:color="FFFFFF" w:sz="0"/>
+              <w:bottom w:val="single" w:color="000000" w:sz="4"/>
+              <w:right w:val="none" w:color="FFFFFF" w:sz="0"/>
+            </w:tcBorders>
+            <w:tcMar>
+              <w:top w:type="dxa" w:w="35"/>
+              <w:left w:type="dxa" w:w="70"/>
+              <w:bottom w:type="dxa" w:w="35"/>
+              <w:right w:type="dxa" w:w="70"/>
+            </w:tcMar>
+          </w:tcPr>
+          <w:p>
+            <w:pPr>
+              <w:keepNext w:val="false"/>
+              <w:jc w:val="left"/>
+            </w:pPr>
+            <w:r>
+              <w:rPr>
+                <w:rFonts w:ascii="Times New Roman" w:cs="Times New Roman" w:eastAsia="Times New Roman" w:hAnsi="Times New Roman"/>
+                <w:b/>
+                <w:bCs/>
+                <w:sz w:val="18"/>
+                <w:szCs w:val="18"/>
+              </w:rPr>
+              <w:t xml:space="preserve">Decisión</w:t>
+            </w:r>
+          </w:p>
+        </w:tc>
+        <w:tc>
+          <w:tcPr>
+            <w:tcW w:type="dxa" w:w="3000"/>
+            <w:tcBorders>
+              <w:top w:val="single" w:color="000000" w:sz="10"/>
+              <w:left w:val="none" w:color="FFFFFF" w:sz="0"/>
+              <w:bottom w:val="single" w:color="000000" w:sz="4"/>
+              <w:right w:val="none" w:color="FFFFFF" w:sz="0"/>
+            </w:tcBorders>
+            <w:tcMar>
+              <w:top w:type="dxa" w:w="35"/>
+              <w:left w:type="dxa" w:w="70"/>
+              <w:bottom w:type="dxa" w:w="35"/>
+              <w:right w:type="dxa" w:w="70"/>
+            </w:tcMar>
+          </w:tcPr>
+          <w:p>
+            <w:pPr>
+              <w:keepNext w:val="false"/>
+              <w:jc w:val="left"/>
+            </w:pPr>
+            <w:r>
+              <w:rPr>
+                <w:rFonts w:ascii="Times New Roman" w:cs="Times New Roman" w:eastAsia="Times New Roman" w:hAnsi="Times New Roman"/>
+                <w:b/>
+                <w:bCs/>
+                <w:sz w:val="18"/>
+                <w:szCs w:val="18"/>
+              </w:rPr>
+              <w:t xml:space="preserve">Motivo</w:t>
+            </w:r>
+          </w:p>
+        </w:tc>
+        <w:tc>
+          <w:tcPr>
+            <w:tcW w:type="dxa" w:w="4060"/>
+            <w:tcBorders>
+              <w:top w:val="single" w:color="000000" w:sz="10"/>
+              <w:left w:val="none" w:color="FFFFFF" w:sz="0"/>
+              <w:bottom w:val="single" w:color="000000" w:sz="4"/>
+              <w:right w:val="none" w:color="FFFFFF" w:sz="0"/>
+            </w:tcBorders>
+            <w:tcMar>
+              <w:top w:type="dxa" w:w="35"/>
+              <w:left w:type="dxa" w:w="70"/>
+              <w:bottom w:type="dxa" w:w="35"/>
+              <w:right w:type="dxa" w:w="70"/>
+            </w:tcMar>
+          </w:tcPr>
+          <w:p>
+            <w:pPr>
+              <w:keepNext w:val="false"/>
+              <w:jc w:val="left"/>
+            </w:pPr>
+            <w:r>
+              <w:rPr>
+                <w:rFonts w:ascii="Times New Roman" w:cs="Times New Roman" w:eastAsia="Times New Roman" w:hAnsi="Times New Roman"/>
+                <w:b/>
+                <w:bCs/>
+                <w:sz w:val="18"/>
+                <w:szCs w:val="18"/>
+              </w:rPr>
+              <w:t xml:space="preserve">Evidencia</w:t>
+            </w:r>
+          </w:p>
+        </w:tc>
+      </w:tr>
+      <w:tr>
+        <w:trPr>
+          <w:cantSplit/>
+        </w:trPr>
+        <w:tc>
+          <w:tcPr>
+            <w:tcW w:type="dxa" w:w="2300"/>
+            <w:tcBorders>
+              <w:top w:val="none" w:color="FFFFFF" w:sz="0"/>
+              <w:left w:val="none" w:color="FFFFFF" w:sz="0"/>
+              <w:bottom w:val="none" w:color="FFFFFF" w:sz="0"/>
+              <w:right w:val="none" w:color="FFFFFF" w:sz="0"/>
+            </w:tcBorders>
+            <w:tcMar>
+              <w:top w:type="dxa" w:w="35"/>
+              <w:left w:type="dxa" w:w="70"/>
+              <w:bottom w:type="dxa" w:w="35"/>
+              <w:right w:type="dxa" w:w="70"/>
+            </w:tcMar>
+          </w:tcPr>
+          <w:p>
+            <w:pPr>
+              <w:keepNext w:val="false"/>
+              <w:jc w:val="left"/>
+            </w:pPr>
+            <w:r>
+              <w:rPr>
+                <w:rFonts w:ascii="Times New Roman" w:cs="Times New Roman" w:eastAsia="Times New Roman" w:hAnsi="Times New Roman"/>
+                <w:b w:val="false"/>
+                <w:bCs w:val="false"/>
+                <w:sz w:val="18"/>
+                <w:szCs w:val="18"/>
+              </w:rPr>
+              <w:t xml:space="preserve">32 canales base</w:t>
+            </w:r>
+          </w:p>
+        </w:tc>
+        <w:tc>
+          <w:tcPr>
+            <w:tcW w:type="dxa" w:w="3000"/>
+            <w:tcBorders>
+              <w:top w:val="none" w:color="FFFFFF" w:sz="0"/>
+              <w:left w:val="none" w:color="FFFFFF" w:sz="0"/>
+              <w:bottom w:val="none" w:color="FFFFFF" w:sz="0"/>
+              <w:right w:val="none" w:color="FFFFFF" w:sz="0"/>
+            </w:tcBorders>
+            <w:tcMar>
+              <w:top w:type="dxa" w:w="35"/>
+              <w:left w:type="dxa" w:w="70"/>
+              <w:bottom w:type="dxa" w:w="35"/>
+              <w:right w:type="dxa" w:w="70"/>
+            </w:tcMar>
+          </w:tcPr>
+          <w:p>
+            <w:pPr>
+              <w:keepNext w:val="false"/>
+              <w:jc w:val="left"/>
+            </w:pPr>
+            <w:r>
+              <w:rPr>
+                <w:rFonts w:ascii="Times New Roman" w:cs="Times New Roman" w:eastAsia="Times New Roman" w:hAnsi="Times New Roman"/>
+                <w:b w:val="false"/>
+                <w:bCs w:val="false"/>
+                <w:sz w:val="18"/>
+                <w:szCs w:val="18"/>
+              </w:rPr>
+              <w:t xml:space="preserve">El ancho del backbone era la limitación principal</w:t>
+            </w:r>
+          </w:p>
+        </w:tc>
+        <w:tc>
+          <w:tcPr>
+            <w:tcW w:type="dxa" w:w="4060"/>
+            <w:tcBorders>
+              <w:top w:val="none" w:color="FFFFFF" w:sz="0"/>
+              <w:left w:val="none" w:color="FFFFFF" w:sz="0"/>
+              <w:bottom w:val="none" w:color="FFFFFF" w:sz="0"/>
+              <w:right w:val="none" w:color="FFFFFF" w:sz="0"/>
+            </w:tcBorders>
+            <w:tcMar>
+              <w:top w:type="dxa" w:w="35"/>
+              <w:left w:type="dxa" w:w="70"/>
+              <w:bottom w:type="dxa" w:w="35"/>
+              <w:right w:type="dxa" w:w="70"/>
+            </w:tcMar>
+          </w:tcPr>
+          <w:p>
+            <w:pPr>
+              <w:keepNext w:val="false"/>
+              <w:jc w:val="left"/>
+            </w:pPr>
+            <w:r>
+              <w:rPr>
+                <w:rFonts w:ascii="Times New Roman" w:cs="Times New Roman" w:eastAsia="Times New Roman" w:hAnsi="Times New Roman"/>
+                <w:b w:val="false"/>
+                <w:bCs w:val="false"/>
+                <w:sz w:val="18"/>
+                <w:szCs w:val="18"/>
+              </w:rPr>
+              <w:t xml:space="preserve">Con 8, 16 y 32 canales: 0.829, 0.839 y 0.850. Con 48: 0.844</w:t>
+            </w:r>
+          </w:p>
+        </w:tc>
+      </w:tr>
+      <w:tr>
+        <w:trPr>
+          <w:cantSplit/>
+        </w:trPr>
+        <w:tc>
+          <w:tcPr>
+            <w:tcW w:type="dxa" w:w="2300"/>
+            <w:tcBorders>
+              <w:top w:val="none" w:color="FFFFFF" w:sz="0"/>
+              <w:left w:val="none" w:color="FFFFFF" w:sz="0"/>
+              <w:bottom w:val="none" w:color="FFFFFF" w:sz="0"/>
+              <w:right w:val="none" w:color="FFFFFF" w:sz="0"/>
+            </w:tcBorders>
+            <w:tcMar>
+              <w:top w:type="dxa" w:w="35"/>
+              <w:left w:type="dxa" w:w="70"/>
+              <w:bottom w:type="dxa" w:w="35"/>
+              <w:right w:type="dxa" w:w="70"/>
+            </w:tcMar>
+          </w:tcPr>
+          <w:p>
+            <w:pPr>
+              <w:keepNext w:val="false"/>
+              <w:jc w:val="left"/>
+            </w:pPr>
+            <w:r>
+              <w:rPr>
+                <w:rFonts w:ascii="Times New Roman" w:cs="Times New Roman" w:eastAsia="Times New Roman" w:hAnsi="Times New Roman"/>
+                <w:b w:val="false"/>
+                <w:bCs w:val="false"/>
+                <w:sz w:val="18"/>
+                <w:szCs w:val="18"/>
+              </w:rPr>
+              <w:t xml:space="preserve">CBAM en una etapa, antes de las cabezas</w:t>
+            </w:r>
+          </w:p>
+        </w:tc>
+        <w:tc>
+          <w:tcPr>
+            <w:tcW w:type="dxa" w:w="3000"/>
+            <w:tcBorders>
+              <w:top w:val="none" w:color="FFFFFF" w:sz="0"/>
+              <w:left w:val="none" w:color="FFFFFF" w:sz="0"/>
+              <w:bottom w:val="none" w:color="FFFFFF" w:sz="0"/>
+              <w:right w:val="none" w:color="FFFFFF" w:sz="0"/>
+            </w:tcBorders>
+            <w:tcMar>
+              <w:top w:type="dxa" w:w="35"/>
+              <w:left w:type="dxa" w:w="70"/>
+              <w:bottom w:type="dxa" w:w="35"/>
+              <w:right w:type="dxa" w:w="70"/>
+            </w:tcMar>
+          </w:tcPr>
+          <w:p>
+            <w:pPr>
+              <w:keepNext w:val="false"/>
+              <w:jc w:val="left"/>
+            </w:pPr>
+            <w:r>
+              <w:rPr>
+                <w:rFonts w:ascii="Times New Roman" w:cs="Times New Roman" w:eastAsia="Times New Roman" w:hAnsi="Times New Roman"/>
+                <w:b w:val="false"/>
+                <w:bCs w:val="false"/>
+                <w:sz w:val="18"/>
+                <w:szCs w:val="18"/>
+              </w:rPr>
+              <w:t xml:space="preserve">Lo pide el curso; se probó en una y en tres etapas</w:t>
+            </w:r>
+          </w:p>
+        </w:tc>
+        <w:tc>
+          <w:tcPr>
+            <w:tcW w:type="dxa" w:w="4060"/>
+            <w:tcBorders>
+              <w:top w:val="none" w:color="FFFFFF" w:sz="0"/>
+              <w:left w:val="none" w:color="FFFFFF" w:sz="0"/>
+              <w:bottom w:val="none" w:color="FFFFFF" w:sz="0"/>
+              <w:right w:val="none" w:color="FFFFFF" w:sz="0"/>
+            </w:tcBorders>
+            <w:tcMar>
+              <w:top w:type="dxa" w:w="35"/>
+              <w:left w:type="dxa" w:w="70"/>
+              <w:bottom w:type="dxa" w:w="35"/>
+              <w:right w:type="dxa" w:w="70"/>
+            </w:tcMar>
+          </w:tcPr>
+          <w:p>
+            <w:pPr>
+              <w:keepNext w:val="false"/>
+              <w:jc w:val="left"/>
+            </w:pPr>
+            <w:r>
+              <w:rPr>
+                <w:rFonts w:ascii="Times New Roman" w:cs="Times New Roman" w:eastAsia="Times New Roman" w:hAnsi="Times New Roman"/>
+                <w:b w:val="false"/>
+                <w:bCs w:val="false"/>
+                <w:sz w:val="18"/>
+                <w:szCs w:val="18"/>
+              </w:rPr>
+              <w:t xml:space="preserve">mAP50 de 0.926 con una etapa, 0.907 con tres y 0.900 sin CBAM (40 épocas)</w:t>
+            </w:r>
+          </w:p>
+        </w:tc>
+      </w:tr>
+      <w:tr>
+        <w:trPr>
+          <w:cantSplit/>
+        </w:trPr>
+        <w:tc>
+          <w:tcPr>
+            <w:tcW w:type="dxa" w:w="2300"/>
+            <w:tcBorders>
+              <w:top w:val="none" w:color="FFFFFF" w:sz="0"/>
+              <w:left w:val="none" w:color="FFFFFF" w:sz="0"/>
+              <w:bottom w:val="none" w:color="FFFFFF" w:sz="0"/>
+              <w:right w:val="none" w:color="FFFFFF" w:sz="0"/>
+            </w:tcBorders>
+            <w:tcMar>
+              <w:top w:type="dxa" w:w="35"/>
+              <w:left w:type="dxa" w:w="70"/>
+              <w:bottom w:type="dxa" w:w="35"/>
+              <w:right w:type="dxa" w:w="70"/>
+            </w:tcMar>
+          </w:tcPr>
+          <w:p>
+            <w:pPr>
+              <w:keepNext w:val="false"/>
+              <w:jc w:val="left"/>
+            </w:pPr>
+            <w:r>
+              <w:rPr>
+                <w:rFonts w:ascii="Times New Roman" w:cs="Times New Roman" w:eastAsia="Times New Roman" w:hAnsi="Times New Roman"/>
+                <w:b w:val="false"/>
+                <w:bCs w:val="false"/>
+                <w:sz w:val="18"/>
+                <w:szCs w:val="18"/>
+              </w:rPr>
+              <w:t xml:space="preserve">Instancia como principal o secundario por región</w:t>
+            </w:r>
+          </w:p>
+        </w:tc>
+        <w:tc>
+          <w:tcPr>
+            <w:tcW w:type="dxa" w:w="3000"/>
+            <w:tcBorders>
+              <w:top w:val="none" w:color="FFFFFF" w:sz="0"/>
+              <w:left w:val="none" w:color="FFFFFF" w:sz="0"/>
+              <w:bottom w:val="none" w:color="FFFFFF" w:sz="0"/>
+              <w:right w:val="none" w:color="FFFFFF" w:sz="0"/>
+            </w:tcBorders>
+            <w:tcMar>
+              <w:top w:type="dxa" w:w="35"/>
+              <w:left w:type="dxa" w:w="70"/>
+              <w:bottom w:type="dxa" w:w="35"/>
+              <w:right w:type="dxa" w:w="70"/>
+            </w:tcMar>
+          </w:tcPr>
+          <w:p>
+            <w:pPr>
+              <w:keepNext w:val="false"/>
+              <w:jc w:val="left"/>
+            </w:pPr>
+            <w:r>
+              <w:rPr>
+                <w:rFonts w:ascii="Times New Roman" w:cs="Times New Roman" w:eastAsia="Times New Roman" w:hAnsi="Times New Roman"/>
+                <w:b w:val="false"/>
+                <w:bCs w:val="false"/>
+                <w:sz w:val="18"/>
+                <w:szCs w:val="18"/>
+              </w:rPr>
+              <w:t xml:space="preserve">Lógica de dos etapas: primero la región y luego sus fragmentos. Es una tarea más acotada que predecir 31 identificadores</w:t>
+            </w:r>
+          </w:p>
+        </w:tc>
+        <w:tc>
+          <w:tcPr>
+            <w:tcW w:type="dxa" w:w="4060"/>
+            <w:tcBorders>
+              <w:top w:val="none" w:color="FFFFFF" w:sz="0"/>
+              <w:left w:val="none" w:color="FFFFFF" w:sz="0"/>
+              <w:bottom w:val="none" w:color="FFFFFF" w:sz="0"/>
+              <w:right w:val="none" w:color="FFFFFF" w:sz="0"/>
+            </w:tcBorders>
+            <w:tcMar>
+              <w:top w:type="dxa" w:w="35"/>
+              <w:left w:type="dxa" w:w="70"/>
+              <w:bottom w:type="dxa" w:w="35"/>
+              <w:right w:type="dxa" w:w="70"/>
+            </w:tcMar>
+          </w:tcPr>
+          <w:p>
+            <w:pPr>
+              <w:keepNext w:val="false"/>
+              <w:jc w:val="left"/>
+            </w:pPr>
+            <w:r>
+              <w:rPr>
+                <w:rFonts w:ascii="Times New Roman" w:cs="Times New Roman" w:eastAsia="Times New Roman" w:hAnsi="Times New Roman"/>
+                <w:b w:val="false"/>
+                <w:bCs w:val="false"/>
+                <w:sz w:val="18"/>
+                <w:szCs w:val="18"/>
+              </w:rPr>
+              <w:t xml:space="preserve">Con 31 identificadores: 0.787, y secundarios en 0.460. Con principal y secundario: 0.829 y 0.645</w:t>
+            </w:r>
+          </w:p>
+        </w:tc>
+      </w:tr>
+      <w:tr>
+        <w:trPr>
+          <w:cantSplit/>
+        </w:trPr>
+        <w:tc>
+          <w:tcPr>
+            <w:tcW w:type="dxa" w:w="2300"/>
+            <w:tcBorders>
+              <w:top w:val="none" w:color="FFFFFF" w:sz="0"/>
+              <w:left w:val="none" w:color="FFFFFF" w:sz="0"/>
+              <w:bottom w:val="none" w:color="FFFFFF" w:sz="0"/>
+              <w:right w:val="none" w:color="FFFFFF" w:sz="0"/>
+            </w:tcBorders>
+            <w:tcMar>
+              <w:top w:type="dxa" w:w="35"/>
+              <w:left w:type="dxa" w:w="70"/>
+              <w:bottom w:type="dxa" w:w="35"/>
+              <w:right w:type="dxa" w:w="70"/>
+            </w:tcMar>
+          </w:tcPr>
+          <w:p>
+            <w:pPr>
+              <w:keepNext w:val="false"/>
+              <w:jc w:val="left"/>
+            </w:pPr>
+            <w:r>
+              <w:rPr>
+                <w:rFonts w:ascii="Times New Roman" w:cs="Times New Roman" w:eastAsia="Times New Roman" w:hAnsi="Times New Roman"/>
+                <w:b w:val="false"/>
+                <w:bCs w:val="false"/>
+                <w:sz w:val="18"/>
+                <w:szCs w:val="18"/>
+              </w:rPr>
+              <w:t xml:space="preserve">384 px por corte (el curso recomienda 224 a 256)</w:t>
+            </w:r>
+          </w:p>
+        </w:tc>
+        <w:tc>
+          <w:tcPr>
+            <w:tcW w:type="dxa" w:w="3000"/>
+            <w:tcBorders>
+              <w:top w:val="none" w:color="FFFFFF" w:sz="0"/>
+              <w:left w:val="none" w:color="FFFFFF" w:sz="0"/>
+              <w:bottom w:val="none" w:color="FFFFFF" w:sz="0"/>
+              <w:right w:val="none" w:color="FFFFFF" w:sz="0"/>
+            </w:tcBorders>
+            <w:tcMar>
+              <w:top w:type="dxa" w:w="35"/>
+              <w:left w:type="dxa" w:w="70"/>
+              <w:bottom w:type="dxa" w:w="35"/>
+              <w:right w:type="dxa" w:w="70"/>
+            </w:tcMar>
+          </w:tcPr>
+          <w:p>
+            <w:pPr>
+              <w:keepNext w:val="false"/>
+              <w:jc w:val="left"/>
+            </w:pPr>
+            <w:r>
+              <w:rPr>
+                <w:rFonts w:ascii="Times New Roman" w:cs="Times New Roman" w:eastAsia="Times New Roman" w:hAnsi="Times New Roman"/>
+                <w:b w:val="false"/>
+                <w:bCs w:val="false"/>
+                <w:sz w:val="18"/>
+                <w:szCs w:val="18"/>
+              </w:rPr>
+              <w:t xml:space="preserve">Hay fragmentos pequeños que a 256 px ocupan muy pocos píxeles</w:t>
+            </w:r>
+          </w:p>
+        </w:tc>
+        <w:tc>
+          <w:tcPr>
+            <w:tcW w:type="dxa" w:w="4060"/>
+            <w:tcBorders>
+              <w:top w:val="none" w:color="FFFFFF" w:sz="0"/>
+              <w:left w:val="none" w:color="FFFFFF" w:sz="0"/>
+              <w:bottom w:val="none" w:color="FFFFFF" w:sz="0"/>
+              <w:right w:val="none" w:color="FFFFFF" w:sz="0"/>
+            </w:tcBorders>
+            <w:tcMar>
+              <w:top w:type="dxa" w:w="35"/>
+              <w:left w:type="dxa" w:w="70"/>
+              <w:bottom w:type="dxa" w:w="35"/>
+              <w:right w:type="dxa" w:w="70"/>
+            </w:tcMar>
+          </w:tcPr>
+          <w:p>
+            <w:pPr>
+              <w:keepNext w:val="false"/>
+              <w:jc w:val="left"/>
+            </w:pPr>
+            <w:r>
+              <w:rPr>
+                <w:rFonts w:ascii="Times New Roman" w:cs="Times New Roman" w:eastAsia="Times New Roman" w:hAnsi="Times New Roman"/>
+                <w:b w:val="false"/>
+                <w:bCs w:val="false"/>
+                <w:sz w:val="18"/>
+                <w:szCs w:val="18"/>
+              </w:rPr>
+              <w:t xml:space="preserve">No se midió por separado en la serie final. Un lote de 16 con precisión mixta cabe en una GPU T4</w:t>
+            </w:r>
+          </w:p>
+        </w:tc>
+      </w:tr>
+      <w:tr>
+        <w:trPr>
+          <w:cantSplit/>
+        </w:trPr>
+        <w:tc>
+          <w:tcPr>
+            <w:tcW w:type="dxa" w:w="2300"/>
+            <w:tcBorders>
+              <w:top w:val="none" w:color="FFFFFF" w:sz="0"/>
+              <w:left w:val="none" w:color="FFFFFF" w:sz="0"/>
+              <w:bottom w:val="none" w:color="FFFFFF" w:sz="0"/>
+              <w:right w:val="none" w:color="FFFFFF" w:sz="0"/>
+            </w:tcBorders>
+            <w:tcMar>
+              <w:top w:type="dxa" w:w="35"/>
+              <w:left w:type="dxa" w:w="70"/>
+              <w:bottom w:type="dxa" w:w="35"/>
+              <w:right w:type="dxa" w:w="70"/>
+            </w:tcMar>
+          </w:tcPr>
+          <w:p>
+            <w:pPr>
+              <w:keepNext w:val="false"/>
+              <w:jc w:val="left"/>
+            </w:pPr>
+            <w:r>
+              <w:rPr>
+                <w:rFonts w:ascii="Times New Roman" w:cs="Times New Roman" w:eastAsia="Times New Roman" w:hAnsi="Times New Roman"/>
+                <w:b w:val="false"/>
+                <w:bCs w:val="false"/>
+                <w:sz w:val="18"/>
+                <w:szCs w:val="18"/>
+              </w:rPr>
+              <w:t xml:space="preserve">Promedio exponencial de los pesos (EMA)</w:t>
+            </w:r>
+          </w:p>
+        </w:tc>
+        <w:tc>
+          <w:tcPr>
+            <w:tcW w:type="dxa" w:w="3000"/>
+            <w:tcBorders>
+              <w:top w:val="none" w:color="FFFFFF" w:sz="0"/>
+              <w:left w:val="none" w:color="FFFFFF" w:sz="0"/>
+              <w:bottom w:val="none" w:color="FFFFFF" w:sz="0"/>
+              <w:right w:val="none" w:color="FFFFFF" w:sz="0"/>
+            </w:tcBorders>
+            <w:tcMar>
+              <w:top w:type="dxa" w:w="35"/>
+              <w:left w:type="dxa" w:w="70"/>
+              <w:bottom w:type="dxa" w:w="35"/>
+              <w:right w:type="dxa" w:w="70"/>
+            </w:tcMar>
+          </w:tcPr>
+          <w:p>
+            <w:pPr>
+              <w:keepNext w:val="false"/>
+              <w:jc w:val="left"/>
+            </w:pPr>
+            <w:r>
+              <w:rPr>
+                <w:rFonts w:ascii="Times New Roman" w:cs="Times New Roman" w:eastAsia="Times New Roman" w:hAnsi="Times New Roman"/>
+                <w:b w:val="false"/>
+                <w:bCs w:val="false"/>
+                <w:sz w:val="18"/>
+                <w:szCs w:val="18"/>
+              </w:rPr>
+              <w:t xml:space="preserve">Estabiliza el final del entrenamiento</w:t>
+            </w:r>
+          </w:p>
+        </w:tc>
+        <w:tc>
+          <w:tcPr>
+            <w:tcW w:type="dxa" w:w="4060"/>
+            <w:tcBorders>
+              <w:top w:val="none" w:color="FFFFFF" w:sz="0"/>
+              <w:left w:val="none" w:color="FFFFFF" w:sz="0"/>
+              <w:bottom w:val="none" w:color="FFFFFF" w:sz="0"/>
+              <w:right w:val="none" w:color="FFFFFF" w:sz="0"/>
+            </w:tcBorders>
+            <w:tcMar>
+              <w:top w:type="dxa" w:w="35"/>
+              <w:left w:type="dxa" w:w="70"/>
+              <w:bottom w:type="dxa" w:w="35"/>
+              <w:right w:type="dxa" w:w="70"/>
+            </w:tcMar>
+          </w:tcPr>
+          <w:p>
+            <w:pPr>
+              <w:keepNext w:val="false"/>
+              <w:jc w:val="left"/>
+            </w:pPr>
+            <w:r>
+              <w:rPr>
+                <w:rFonts w:ascii="Times New Roman" w:cs="Times New Roman" w:eastAsia="Times New Roman" w:hAnsi="Times New Roman"/>
+                <w:b w:val="false"/>
+                <w:bCs w:val="false"/>
+                <w:sz w:val="18"/>
+                <w:szCs w:val="18"/>
+              </w:rPr>
+              <w:t xml:space="preserve">Secundarios +0.016, +0.048 y +0.009 en tres semillas</w:t>
+            </w:r>
+          </w:p>
+        </w:tc>
+      </w:tr>
+      <w:tr>
+        <w:trPr>
+          <w:cantSplit/>
+        </w:trPr>
+        <w:tc>
+          <w:tcPr>
+            <w:tcW w:type="dxa" w:w="2300"/>
+            <w:tcBorders>
+              <w:top w:val="none" w:color="FFFFFF" w:sz="0"/>
+              <w:left w:val="none" w:color="FFFFFF" w:sz="0"/>
+              <w:bottom w:val="single" w:color="000000" w:sz="10"/>
+              <w:right w:val="none" w:color="FFFFFF" w:sz="0"/>
+            </w:tcBorders>
+            <w:tcMar>
+              <w:top w:type="dxa" w:w="35"/>
+              <w:left w:type="dxa" w:w="70"/>
+              <w:bottom w:type="dxa" w:w="35"/>
+              <w:right w:type="dxa" w:w="70"/>
+            </w:tcMar>
+          </w:tcPr>
+          <w:p>
+            <w:pPr>
+              <w:keepNext w:val="false"/>
+              <w:jc w:val="left"/>
+            </w:pPr>
+            <w:r>
+              <w:rPr>
+                <w:rFonts w:ascii="Times New Roman" w:cs="Times New Roman" w:eastAsia="Times New Roman" w:hAnsi="Times New Roman"/>
+                <w:b w:val="false"/>
+                <w:bCs w:val="false"/>
+                <w:sz w:val="18"/>
+                <w:szCs w:val="18"/>
+              </w:rPr>
+              <w:t xml:space="preserve">Sin preentrenamiento</w:t>
+            </w:r>
+          </w:p>
+        </w:tc>
+        <w:tc>
+          <w:tcPr>
+            <w:tcW w:type="dxa" w:w="3000"/>
+            <w:tcBorders>
+              <w:top w:val="none" w:color="FFFFFF" w:sz="0"/>
+              <w:left w:val="none" w:color="FFFFFF" w:sz="0"/>
+              <w:bottom w:val="single" w:color="000000" w:sz="10"/>
+              <w:right w:val="none" w:color="FFFFFF" w:sz="0"/>
+            </w:tcBorders>
+            <w:tcMar>
+              <w:top w:type="dxa" w:w="35"/>
+              <w:left w:type="dxa" w:w="70"/>
+              <w:bottom w:type="dxa" w:w="35"/>
+              <w:right w:type="dxa" w:w="70"/>
+            </w:tcMar>
+          </w:tcPr>
+          <w:p>
+            <w:pPr>
+              <w:keepNext w:val="false"/>
+              <w:jc w:val="left"/>
+            </w:pPr>
+            <w:r>
+              <w:rPr>
+                <w:rFonts w:ascii="Times New Roman" w:cs="Times New Roman" w:eastAsia="Times New Roman" w:hAnsi="Times New Roman"/>
+                <w:b w:val="false"/>
+                <w:bCs w:val="false"/>
+                <w:sz w:val="18"/>
+                <w:szCs w:val="18"/>
+              </w:rPr>
+              <w:t xml:space="preserve">El preentrenamiento del backbone no dio ganancia consistente</w:t>
+            </w:r>
+          </w:p>
+        </w:tc>
+        <w:tc>
+          <w:tcPr>
+            <w:tcW w:type="dxa" w:w="4060"/>
+            <w:tcBorders>
+              <w:top w:val="none" w:color="FFFFFF" w:sz="0"/>
+              <w:left w:val="none" w:color="FFFFFF" w:sz="0"/>
+              <w:bottom w:val="single" w:color="000000" w:sz="10"/>
+              <w:right w:val="none" w:color="FFFFFF" w:sz="0"/>
+            </w:tcBorders>
+            <w:tcMar>
+              <w:top w:type="dxa" w:w="35"/>
+              <w:left w:type="dxa" w:w="70"/>
+              <w:bottom w:type="dxa" w:w="35"/>
+              <w:right w:type="dxa" w:w="70"/>
+            </w:tcMar>
+          </w:tcPr>
+          <w:p>
+            <w:pPr>
+              <w:keepNext w:val="false"/>
+              <w:jc w:val="left"/>
+            </w:pPr>
+            <w:r>
+              <w:rPr>
+                <w:rFonts w:ascii="Times New Roman" w:cs="Times New Roman" w:eastAsia="Times New Roman" w:hAnsi="Times New Roman"/>
+                <w:b w:val="false"/>
+                <w:bCs w:val="false"/>
+                <w:sz w:val="18"/>
+                <w:szCs w:val="18"/>
+              </w:rPr>
+              <w:t xml:space="preserve">Sección 5.3</w:t>
+            </w:r>
+          </w:p>
+        </w:tc>
+      </w:tr>
+    </w:tbl>
+    <w:p>
+      <w:pPr>
+        <w:spacing w:after="90"/>
+      </w:pPr>
+    </w:p>
+    <w:p>
+      <w:pPr>
         <w:keepNext/>
         <w:spacing w:after="60" w:before="120"/>
       </w:pPr>
@@ -376,8 +1174,776 @@
           <w:sz w:val="21"/>
           <w:szCs w:val="21"/>
         </w:rPr>
-        <w:t xml:space="preserve">La pérdida es una suma ponderada: detección (peso 1), clasificación (0.5), segmentación semántica (2 para la entropía cruzada y 1 para el Dice), instancia (1 y 1) y borde (1). En la entropía cruzada de instancia los píxeles de fragmentos secundarios pesan el triple, porque son cerca de la mitad de los fragmentos pero cerca de una décima parte del hueso. La clasificación pesa menos porque es la tarea que converge primero; la semántica pesa más porque un error de región arrastra a todos sus fragmentos. Duplicar el peso de instancia y borde no mejoró los fragmentos y empeoró la detección (sección 5.3).</w:t>
+        <w:t xml:space="preserve">La pérdida es una suma ponderada de los términos de las tres cabezas. Los pesos no se copiaron de otra implementación: cada uno responde a algo medido en los datos o en el entrenamiento (Tabla 2).</w:t>
       </w:r>
+    </w:p>
+    <w:p>
+      <w:pPr>
+        <w:keepNext/>
+        <w:spacing w:after="60" w:before="120"/>
+        <w:jc w:val="left"/>
+      </w:pPr>
+      <w:r>
+        <w:rPr>
+          <w:rFonts w:ascii="Times New Roman" w:cs="Times New Roman" w:eastAsia="Times New Roman" w:hAnsi="Times New Roman"/>
+          <w:sz w:val="18"/>
+          <w:szCs w:val="18"/>
+        </w:rPr>
+        <w:t xml:space="preserve">Tabla 2. Pesos de la pérdida y su justificación.</w:t>
+      </w:r>
+    </w:p>
+    <w:tbl>
+      <w:tblPr>
+        <w:tblW w:type="dxa" w:w="9360"/>
+        <w:jc w:val="center"/>
+        <w:tblBorders>
+          <w:top w:val="single" w:color="auto" w:sz="4"/>
+          <w:left w:val="single" w:color="auto" w:sz="4"/>
+          <w:bottom w:val="single" w:color="auto" w:sz="4"/>
+          <w:right w:val="single" w:color="auto" w:sz="4"/>
+          <w:insideH w:val="single" w:color="auto" w:sz="4"/>
+          <w:insideV w:val="single" w:color="auto" w:sz="4"/>
+        </w:tblBorders>
+      </w:tblPr>
+      <w:tblGrid>
+        <w:gridCol w:w="2500"/>
+        <w:gridCol w:w="900"/>
+        <w:gridCol w:w="5960"/>
+      </w:tblGrid>
+      <w:tr>
+        <w:trPr>
+          <w:cantSplit/>
+          <w:tblHeader/>
+        </w:trPr>
+        <w:tc>
+          <w:tcPr>
+            <w:tcW w:type="dxa" w:w="2500"/>
+            <w:tcBorders>
+              <w:top w:val="single" w:color="000000" w:sz="10"/>
+              <w:left w:val="none" w:color="FFFFFF" w:sz="0"/>
+              <w:bottom w:val="single" w:color="000000" w:sz="4"/>
+              <w:right w:val="none" w:color="FFFFFF" w:sz="0"/>
+            </w:tcBorders>
+            <w:tcMar>
+              <w:top w:type="dxa" w:w="35"/>
+              <w:left w:type="dxa" w:w="70"/>
+              <w:bottom w:type="dxa" w:w="35"/>
+              <w:right w:type="dxa" w:w="70"/>
+            </w:tcMar>
+          </w:tcPr>
+          <w:p>
+            <w:pPr>
+              <w:keepNext w:val="false"/>
+              <w:jc w:val="left"/>
+            </w:pPr>
+            <w:r>
+              <w:rPr>
+                <w:rFonts w:ascii="Times New Roman" w:cs="Times New Roman" w:eastAsia="Times New Roman" w:hAnsi="Times New Roman"/>
+                <w:b/>
+                <w:bCs/>
+                <w:sz w:val="18"/>
+                <w:szCs w:val="18"/>
+              </w:rPr>
+              <w:t xml:space="preserve">Término</w:t>
+            </w:r>
+          </w:p>
+        </w:tc>
+        <w:tc>
+          <w:tcPr>
+            <w:tcW w:type="dxa" w:w="900"/>
+            <w:tcBorders>
+              <w:top w:val="single" w:color="000000" w:sz="10"/>
+              <w:left w:val="none" w:color="FFFFFF" w:sz="0"/>
+              <w:bottom w:val="single" w:color="000000" w:sz="4"/>
+              <w:right w:val="none" w:color="FFFFFF" w:sz="0"/>
+            </w:tcBorders>
+            <w:tcMar>
+              <w:top w:type="dxa" w:w="35"/>
+              <w:left w:type="dxa" w:w="70"/>
+              <w:bottom w:type="dxa" w:w="35"/>
+              <w:right w:type="dxa" w:w="70"/>
+            </w:tcMar>
+          </w:tcPr>
+          <w:p>
+            <w:pPr>
+              <w:keepNext w:val="false"/>
+              <w:jc w:val="center"/>
+            </w:pPr>
+            <w:r>
+              <w:rPr>
+                <w:rFonts w:ascii="Times New Roman" w:cs="Times New Roman" w:eastAsia="Times New Roman" w:hAnsi="Times New Roman"/>
+                <w:b/>
+                <w:bCs/>
+                <w:sz w:val="18"/>
+                <w:szCs w:val="18"/>
+              </w:rPr>
+              <w:t xml:space="preserve">Peso</w:t>
+            </w:r>
+          </w:p>
+        </w:tc>
+        <w:tc>
+          <w:tcPr>
+            <w:tcW w:type="dxa" w:w="5960"/>
+            <w:tcBorders>
+              <w:top w:val="single" w:color="000000" w:sz="10"/>
+              <w:left w:val="none" w:color="FFFFFF" w:sz="0"/>
+              <w:bottom w:val="single" w:color="000000" w:sz="4"/>
+              <w:right w:val="none" w:color="FFFFFF" w:sz="0"/>
+            </w:tcBorders>
+            <w:tcMar>
+              <w:top w:type="dxa" w:w="35"/>
+              <w:left w:type="dxa" w:w="70"/>
+              <w:bottom w:type="dxa" w:w="35"/>
+              <w:right w:type="dxa" w:w="70"/>
+            </w:tcMar>
+          </w:tcPr>
+          <w:p>
+            <w:pPr>
+              <w:keepNext w:val="false"/>
+              <w:jc w:val="left"/>
+            </w:pPr>
+            <w:r>
+              <w:rPr>
+                <w:rFonts w:ascii="Times New Roman" w:cs="Times New Roman" w:eastAsia="Times New Roman" w:hAnsi="Times New Roman"/>
+                <w:b/>
+                <w:bCs/>
+                <w:sz w:val="18"/>
+                <w:szCs w:val="18"/>
+              </w:rPr>
+              <w:t xml:space="preserve">Por qué</w:t>
+            </w:r>
+          </w:p>
+        </w:tc>
+      </w:tr>
+      <w:tr>
+        <w:trPr>
+          <w:cantSplit/>
+        </w:trPr>
+        <w:tc>
+          <w:tcPr>
+            <w:tcW w:type="dxa" w:w="2500"/>
+            <w:tcBorders>
+              <w:top w:val="none" w:color="FFFFFF" w:sz="0"/>
+              <w:left w:val="none" w:color="FFFFFF" w:sz="0"/>
+              <w:bottom w:val="none" w:color="FFFFFF" w:sz="0"/>
+              <w:right w:val="none" w:color="FFFFFF" w:sz="0"/>
+            </w:tcBorders>
+            <w:tcMar>
+              <w:top w:type="dxa" w:w="35"/>
+              <w:left w:type="dxa" w:w="70"/>
+              <w:bottom w:type="dxa" w:w="35"/>
+              <w:right w:type="dxa" w:w="70"/>
+            </w:tcMar>
+          </w:tcPr>
+          <w:p>
+            <w:pPr>
+              <w:keepNext w:val="false"/>
+              <w:jc w:val="left"/>
+            </w:pPr>
+            <w:r>
+              <w:rPr>
+                <w:rFonts w:ascii="Times New Roman" w:cs="Times New Roman" w:eastAsia="Times New Roman" w:hAnsi="Times New Roman"/>
+                <w:b w:val="false"/>
+                <w:bCs w:val="false"/>
+                <w:sz w:val="18"/>
+                <w:szCs w:val="18"/>
+              </w:rPr>
+              <w:t xml:space="preserve">Detección</w:t>
+            </w:r>
+          </w:p>
+        </w:tc>
+        <w:tc>
+          <w:tcPr>
+            <w:tcW w:type="dxa" w:w="900"/>
+            <w:tcBorders>
+              <w:top w:val="none" w:color="FFFFFF" w:sz="0"/>
+              <w:left w:val="none" w:color="FFFFFF" w:sz="0"/>
+              <w:bottom w:val="none" w:color="FFFFFF" w:sz="0"/>
+              <w:right w:val="none" w:color="FFFFFF" w:sz="0"/>
+            </w:tcBorders>
+            <w:tcMar>
+              <w:top w:type="dxa" w:w="35"/>
+              <w:left w:type="dxa" w:w="70"/>
+              <w:bottom w:type="dxa" w:w="35"/>
+              <w:right w:type="dxa" w:w="70"/>
+            </w:tcMar>
+          </w:tcPr>
+          <w:p>
+            <w:pPr>
+              <w:keepNext w:val="false"/>
+              <w:jc w:val="center"/>
+            </w:pPr>
+            <w:r>
+              <w:rPr>
+                <w:rFonts w:ascii="Times New Roman" w:cs="Times New Roman" w:eastAsia="Times New Roman" w:hAnsi="Times New Roman"/>
+                <w:b w:val="false"/>
+                <w:bCs w:val="false"/>
+                <w:sz w:val="18"/>
+                <w:szCs w:val="18"/>
+              </w:rPr>
+              <w:t xml:space="preserve">1</w:t>
+            </w:r>
+          </w:p>
+        </w:tc>
+        <w:tc>
+          <w:tcPr>
+            <w:tcW w:type="dxa" w:w="5960"/>
+            <w:tcBorders>
+              <w:top w:val="none" w:color="FFFFFF" w:sz="0"/>
+              <w:left w:val="none" w:color="FFFFFF" w:sz="0"/>
+              <w:bottom w:val="none" w:color="FFFFFF" w:sz="0"/>
+              <w:right w:val="none" w:color="FFFFFF" w:sz="0"/>
+            </w:tcBorders>
+            <w:tcMar>
+              <w:top w:type="dxa" w:w="35"/>
+              <w:left w:type="dxa" w:w="70"/>
+              <w:bottom w:type="dxa" w:w="35"/>
+              <w:right w:type="dxa" w:w="70"/>
+            </w:tcMar>
+          </w:tcPr>
+          <w:p>
+            <w:pPr>
+              <w:keepNext w:val="false"/>
+              <w:jc w:val="left"/>
+            </w:pPr>
+            <w:r>
+              <w:rPr>
+                <w:rFonts w:ascii="Times New Roman" w:cs="Times New Roman" w:eastAsia="Times New Roman" w:hAnsi="Times New Roman"/>
+                <w:b w:val="false"/>
+                <w:bCs w:val="false"/>
+                <w:sz w:val="18"/>
+                <w:szCs w:val="18"/>
+              </w:rPr>
+              <w:t xml:space="preserve">Peso de referencia</w:t>
+            </w:r>
+          </w:p>
+        </w:tc>
+      </w:tr>
+      <w:tr>
+        <w:trPr>
+          <w:cantSplit/>
+        </w:trPr>
+        <w:tc>
+          <w:tcPr>
+            <w:tcW w:type="dxa" w:w="2500"/>
+            <w:tcBorders>
+              <w:top w:val="none" w:color="FFFFFF" w:sz="0"/>
+              <w:left w:val="none" w:color="FFFFFF" w:sz="0"/>
+              <w:bottom w:val="none" w:color="FFFFFF" w:sz="0"/>
+              <w:right w:val="none" w:color="FFFFFF" w:sz="0"/>
+            </w:tcBorders>
+            <w:tcMar>
+              <w:top w:type="dxa" w:w="35"/>
+              <w:left w:type="dxa" w:w="70"/>
+              <w:bottom w:type="dxa" w:w="35"/>
+              <w:right w:type="dxa" w:w="70"/>
+            </w:tcMar>
+          </w:tcPr>
+          <w:p>
+            <w:pPr>
+              <w:keepNext w:val="false"/>
+              <w:jc w:val="left"/>
+            </w:pPr>
+            <w:r>
+              <w:rPr>
+                <w:rFonts w:ascii="Times New Roman" w:cs="Times New Roman" w:eastAsia="Times New Roman" w:hAnsi="Times New Roman"/>
+                <w:b w:val="false"/>
+                <w:bCs w:val="false"/>
+                <w:sz w:val="18"/>
+                <w:szCs w:val="18"/>
+              </w:rPr>
+              <w:t xml:space="preserve">Clasificación</w:t>
+            </w:r>
+          </w:p>
+        </w:tc>
+        <w:tc>
+          <w:tcPr>
+            <w:tcW w:type="dxa" w:w="900"/>
+            <w:tcBorders>
+              <w:top w:val="none" w:color="FFFFFF" w:sz="0"/>
+              <w:left w:val="none" w:color="FFFFFF" w:sz="0"/>
+              <w:bottom w:val="none" w:color="FFFFFF" w:sz="0"/>
+              <w:right w:val="none" w:color="FFFFFF" w:sz="0"/>
+            </w:tcBorders>
+            <w:tcMar>
+              <w:top w:type="dxa" w:w="35"/>
+              <w:left w:type="dxa" w:w="70"/>
+              <w:bottom w:type="dxa" w:w="35"/>
+              <w:right w:type="dxa" w:w="70"/>
+            </w:tcMar>
+          </w:tcPr>
+          <w:p>
+            <w:pPr>
+              <w:keepNext w:val="false"/>
+              <w:jc w:val="center"/>
+            </w:pPr>
+            <w:r>
+              <w:rPr>
+                <w:rFonts w:ascii="Times New Roman" w:cs="Times New Roman" w:eastAsia="Times New Roman" w:hAnsi="Times New Roman"/>
+                <w:b w:val="false"/>
+                <w:bCs w:val="false"/>
+                <w:sz w:val="18"/>
+                <w:szCs w:val="18"/>
+              </w:rPr>
+              <w:t xml:space="preserve">0.5</w:t>
+            </w:r>
+          </w:p>
+        </w:tc>
+        <w:tc>
+          <w:tcPr>
+            <w:tcW w:type="dxa" w:w="5960"/>
+            <w:tcBorders>
+              <w:top w:val="none" w:color="FFFFFF" w:sz="0"/>
+              <w:left w:val="none" w:color="FFFFFF" w:sz="0"/>
+              <w:bottom w:val="none" w:color="FFFFFF" w:sz="0"/>
+              <w:right w:val="none" w:color="FFFFFF" w:sz="0"/>
+            </w:tcBorders>
+            <w:tcMar>
+              <w:top w:type="dxa" w:w="35"/>
+              <w:left w:type="dxa" w:w="70"/>
+              <w:bottom w:type="dxa" w:w="35"/>
+              <w:right w:type="dxa" w:w="70"/>
+            </w:tcMar>
+          </w:tcPr>
+          <w:p>
+            <w:pPr>
+              <w:keepNext w:val="false"/>
+              <w:jc w:val="left"/>
+            </w:pPr>
+            <w:r>
+              <w:rPr>
+                <w:rFonts w:ascii="Times New Roman" w:cs="Times New Roman" w:eastAsia="Times New Roman" w:hAnsi="Times New Roman"/>
+                <w:b w:val="false"/>
+                <w:bCs w:val="false"/>
+                <w:sz w:val="18"/>
+                <w:szCs w:val="18"/>
+              </w:rPr>
+              <w:t xml:space="preserve">Es la tarea que converge primero: en la primera época el F1 ya es 0.907, cuando el mAP50 va en 0.287 y el Dice por fragmento en 0.529. Con más peso competiría con tareas que aún no aprenden</w:t>
+            </w:r>
+          </w:p>
+        </w:tc>
+      </w:tr>
+      <w:tr>
+        <w:trPr>
+          <w:cantSplit/>
+        </w:trPr>
+        <w:tc>
+          <w:tcPr>
+            <w:tcW w:type="dxa" w:w="2500"/>
+            <w:tcBorders>
+              <w:top w:val="none" w:color="FFFFFF" w:sz="0"/>
+              <w:left w:val="none" w:color="FFFFFF" w:sz="0"/>
+              <w:bottom w:val="none" w:color="FFFFFF" w:sz="0"/>
+              <w:right w:val="none" w:color="FFFFFF" w:sz="0"/>
+            </w:tcBorders>
+            <w:tcMar>
+              <w:top w:type="dxa" w:w="35"/>
+              <w:left w:type="dxa" w:w="70"/>
+              <w:bottom w:type="dxa" w:w="35"/>
+              <w:right w:type="dxa" w:w="70"/>
+            </w:tcMar>
+          </w:tcPr>
+          <w:p>
+            <w:pPr>
+              <w:keepNext w:val="false"/>
+              <w:jc w:val="left"/>
+            </w:pPr>
+            <w:r>
+              <w:rPr>
+                <w:rFonts w:ascii="Times New Roman" w:cs="Times New Roman" w:eastAsia="Times New Roman" w:hAnsi="Times New Roman"/>
+                <w:b w:val="false"/>
+                <w:bCs w:val="false"/>
+                <w:sz w:val="18"/>
+                <w:szCs w:val="18"/>
+              </w:rPr>
+              <w:t xml:space="preserve">Semántica (entropía cruzada y Dice)</w:t>
+            </w:r>
+          </w:p>
+        </w:tc>
+        <w:tc>
+          <w:tcPr>
+            <w:tcW w:type="dxa" w:w="900"/>
+            <w:tcBorders>
+              <w:top w:val="none" w:color="FFFFFF" w:sz="0"/>
+              <w:left w:val="none" w:color="FFFFFF" w:sz="0"/>
+              <w:bottom w:val="none" w:color="FFFFFF" w:sz="0"/>
+              <w:right w:val="none" w:color="FFFFFF" w:sz="0"/>
+            </w:tcBorders>
+            <w:tcMar>
+              <w:top w:type="dxa" w:w="35"/>
+              <w:left w:type="dxa" w:w="70"/>
+              <w:bottom w:type="dxa" w:w="35"/>
+              <w:right w:type="dxa" w:w="70"/>
+            </w:tcMar>
+          </w:tcPr>
+          <w:p>
+            <w:pPr>
+              <w:keepNext w:val="false"/>
+              <w:jc w:val="center"/>
+            </w:pPr>
+            <w:r>
+              <w:rPr>
+                <w:rFonts w:ascii="Times New Roman" w:cs="Times New Roman" w:eastAsia="Times New Roman" w:hAnsi="Times New Roman"/>
+                <w:b w:val="false"/>
+                <w:bCs w:val="false"/>
+                <w:sz w:val="18"/>
+                <w:szCs w:val="18"/>
+              </w:rPr>
+              <w:t xml:space="preserve">2 y 1</w:t>
+            </w:r>
+          </w:p>
+        </w:tc>
+        <w:tc>
+          <w:tcPr>
+            <w:tcW w:type="dxa" w:w="5960"/>
+            <w:tcBorders>
+              <w:top w:val="none" w:color="FFFFFF" w:sz="0"/>
+              <w:left w:val="none" w:color="FFFFFF" w:sz="0"/>
+              <w:bottom w:val="none" w:color="FFFFFF" w:sz="0"/>
+              <w:right w:val="none" w:color="FFFFFF" w:sz="0"/>
+            </w:tcBorders>
+            <w:tcMar>
+              <w:top w:type="dxa" w:w="35"/>
+              <w:left w:type="dxa" w:w="70"/>
+              <w:bottom w:type="dxa" w:w="35"/>
+              <w:right w:type="dxa" w:w="70"/>
+            </w:tcMar>
+          </w:tcPr>
+          <w:p>
+            <w:pPr>
+              <w:keepNext w:val="false"/>
+              <w:jc w:val="left"/>
+            </w:pPr>
+            <w:r>
+              <w:rPr>
+                <w:rFonts w:ascii="Times New Roman" w:cs="Times New Roman" w:eastAsia="Times New Roman" w:hAnsi="Times New Roman"/>
+                <w:b w:val="false"/>
+                <w:bCs w:val="false"/>
+                <w:sz w:val="18"/>
+                <w:szCs w:val="18"/>
+              </w:rPr>
+              <w:t xml:space="preserve">Es la primera de las dos etapas: un error de región arrastra a todos sus fragmentos</w:t>
+            </w:r>
+          </w:p>
+        </w:tc>
+      </w:tr>
+      <w:tr>
+        <w:trPr>
+          <w:cantSplit/>
+        </w:trPr>
+        <w:tc>
+          <w:tcPr>
+            <w:tcW w:type="dxa" w:w="2500"/>
+            <w:tcBorders>
+              <w:top w:val="none" w:color="FFFFFF" w:sz="0"/>
+              <w:left w:val="none" w:color="FFFFFF" w:sz="0"/>
+              <w:bottom w:val="none" w:color="FFFFFF" w:sz="0"/>
+              <w:right w:val="none" w:color="FFFFFF" w:sz="0"/>
+            </w:tcBorders>
+            <w:tcMar>
+              <w:top w:type="dxa" w:w="35"/>
+              <w:left w:type="dxa" w:w="70"/>
+              <w:bottom w:type="dxa" w:w="35"/>
+              <w:right w:type="dxa" w:w="70"/>
+            </w:tcMar>
+          </w:tcPr>
+          <w:p>
+            <w:pPr>
+              <w:keepNext w:val="false"/>
+              <w:jc w:val="left"/>
+            </w:pPr>
+            <w:r>
+              <w:rPr>
+                <w:rFonts w:ascii="Times New Roman" w:cs="Times New Roman" w:eastAsia="Times New Roman" w:hAnsi="Times New Roman"/>
+                <w:b w:val="false"/>
+                <w:bCs w:val="false"/>
+                <w:sz w:val="18"/>
+                <w:szCs w:val="18"/>
+              </w:rPr>
+              <w:t xml:space="preserve">Instancia (entropía cruzada y Dice)</w:t>
+            </w:r>
+          </w:p>
+        </w:tc>
+        <w:tc>
+          <w:tcPr>
+            <w:tcW w:type="dxa" w:w="900"/>
+            <w:tcBorders>
+              <w:top w:val="none" w:color="FFFFFF" w:sz="0"/>
+              <w:left w:val="none" w:color="FFFFFF" w:sz="0"/>
+              <w:bottom w:val="none" w:color="FFFFFF" w:sz="0"/>
+              <w:right w:val="none" w:color="FFFFFF" w:sz="0"/>
+            </w:tcBorders>
+            <w:tcMar>
+              <w:top w:type="dxa" w:w="35"/>
+              <w:left w:type="dxa" w:w="70"/>
+              <w:bottom w:type="dxa" w:w="35"/>
+              <w:right w:type="dxa" w:w="70"/>
+            </w:tcMar>
+          </w:tcPr>
+          <w:p>
+            <w:pPr>
+              <w:keepNext w:val="false"/>
+              <w:jc w:val="center"/>
+            </w:pPr>
+            <w:r>
+              <w:rPr>
+                <w:rFonts w:ascii="Times New Roman" w:cs="Times New Roman" w:eastAsia="Times New Roman" w:hAnsi="Times New Roman"/>
+                <w:b w:val="false"/>
+                <w:bCs w:val="false"/>
+                <w:sz w:val="18"/>
+                <w:szCs w:val="18"/>
+              </w:rPr>
+              <w:t xml:space="preserve">1 y 1</w:t>
+            </w:r>
+          </w:p>
+        </w:tc>
+        <w:tc>
+          <w:tcPr>
+            <w:tcW w:type="dxa" w:w="5960"/>
+            <w:tcBorders>
+              <w:top w:val="none" w:color="FFFFFF" w:sz="0"/>
+              <w:left w:val="none" w:color="FFFFFF" w:sz="0"/>
+              <w:bottom w:val="none" w:color="FFFFFF" w:sz="0"/>
+              <w:right w:val="none" w:color="FFFFFF" w:sz="0"/>
+            </w:tcBorders>
+            <w:tcMar>
+              <w:top w:type="dxa" w:w="35"/>
+              <w:left w:type="dxa" w:w="70"/>
+              <w:bottom w:type="dxa" w:w="35"/>
+              <w:right w:type="dxa" w:w="70"/>
+            </w:tcMar>
+          </w:tcPr>
+          <w:p>
+            <w:pPr>
+              <w:keepNext w:val="false"/>
+              <w:jc w:val="left"/>
+            </w:pPr>
+            <w:r>
+              <w:rPr>
+                <w:rFonts w:ascii="Times New Roman" w:cs="Times New Roman" w:eastAsia="Times New Roman" w:hAnsi="Times New Roman"/>
+                <w:b w:val="false"/>
+                <w:bCs w:val="false"/>
+                <w:sz w:val="18"/>
+                <w:szCs w:val="18"/>
+              </w:rPr>
+              <w:t xml:space="preserve">En la entropía cruzada los secundarios pesan el triple: son cerca de la mitad de los fragmentos y cerca de una décima parte del hueso. Con peso ×6 no superó el ruido (0.832 frente a 0.829) y con sobremuestreo ×3 empeoró (0.837 frente a 0.850)</w:t>
+            </w:r>
+          </w:p>
+        </w:tc>
+      </w:tr>
+      <w:tr>
+        <w:trPr>
+          <w:cantSplit/>
+        </w:trPr>
+        <w:tc>
+          <w:tcPr>
+            <w:tcW w:type="dxa" w:w="2500"/>
+            <w:tcBorders>
+              <w:top w:val="none" w:color="FFFFFF" w:sz="0"/>
+              <w:left w:val="none" w:color="FFFFFF" w:sz="0"/>
+              <w:bottom w:val="none" w:color="FFFFFF" w:sz="0"/>
+              <w:right w:val="none" w:color="FFFFFF" w:sz="0"/>
+            </w:tcBorders>
+            <w:tcMar>
+              <w:top w:type="dxa" w:w="35"/>
+              <w:left w:type="dxa" w:w="70"/>
+              <w:bottom w:type="dxa" w:w="35"/>
+              <w:right w:type="dxa" w:w="70"/>
+            </w:tcMar>
+          </w:tcPr>
+          <w:p>
+            <w:pPr>
+              <w:keepNext w:val="false"/>
+              <w:jc w:val="left"/>
+            </w:pPr>
+            <w:r>
+              <w:rPr>
+                <w:rFonts w:ascii="Times New Roman" w:cs="Times New Roman" w:eastAsia="Times New Roman" w:hAnsi="Times New Roman"/>
+                <w:b w:val="false"/>
+                <w:bCs w:val="false"/>
+                <w:sz w:val="18"/>
+                <w:szCs w:val="18"/>
+              </w:rPr>
+              <w:t xml:space="preserve">Borde</w:t>
+            </w:r>
+          </w:p>
+        </w:tc>
+        <w:tc>
+          <w:tcPr>
+            <w:tcW w:type="dxa" w:w="900"/>
+            <w:tcBorders>
+              <w:top w:val="none" w:color="FFFFFF" w:sz="0"/>
+              <w:left w:val="none" w:color="FFFFFF" w:sz="0"/>
+              <w:bottom w:val="none" w:color="FFFFFF" w:sz="0"/>
+              <w:right w:val="none" w:color="FFFFFF" w:sz="0"/>
+            </w:tcBorders>
+            <w:tcMar>
+              <w:top w:type="dxa" w:w="35"/>
+              <w:left w:type="dxa" w:w="70"/>
+              <w:bottom w:type="dxa" w:w="35"/>
+              <w:right w:type="dxa" w:w="70"/>
+            </w:tcMar>
+          </w:tcPr>
+          <w:p>
+            <w:pPr>
+              <w:keepNext w:val="false"/>
+              <w:jc w:val="center"/>
+            </w:pPr>
+            <w:r>
+              <w:rPr>
+                <w:rFonts w:ascii="Times New Roman" w:cs="Times New Roman" w:eastAsia="Times New Roman" w:hAnsi="Times New Roman"/>
+                <w:b w:val="false"/>
+                <w:bCs w:val="false"/>
+                <w:sz w:val="18"/>
+                <w:szCs w:val="18"/>
+              </w:rPr>
+              <w:t xml:space="preserve">1</w:t>
+            </w:r>
+          </w:p>
+        </w:tc>
+        <w:tc>
+          <w:tcPr>
+            <w:tcW w:type="dxa" w:w="5960"/>
+            <w:tcBorders>
+              <w:top w:val="none" w:color="FFFFFF" w:sz="0"/>
+              <w:left w:val="none" w:color="FFFFFF" w:sz="0"/>
+              <w:bottom w:val="none" w:color="FFFFFF" w:sz="0"/>
+              <w:right w:val="none" w:color="FFFFFF" w:sz="0"/>
+            </w:tcBorders>
+            <w:tcMar>
+              <w:top w:type="dxa" w:w="35"/>
+              <w:left w:type="dxa" w:w="70"/>
+              <w:bottom w:type="dxa" w:w="35"/>
+              <w:right w:type="dxa" w:w="70"/>
+            </w:tcMar>
+          </w:tcPr>
+          <w:p>
+            <w:pPr>
+              <w:keepNext w:val="false"/>
+              <w:jc w:val="left"/>
+            </w:pPr>
+            <w:r>
+              <w:rPr>
+                <w:rFonts w:ascii="Times New Roman" w:cs="Times New Roman" w:eastAsia="Times New Roman" w:hAnsi="Times New Roman"/>
+                <w:b w:val="false"/>
+                <w:bCs w:val="false"/>
+                <w:sz w:val="18"/>
+                <w:szCs w:val="18"/>
+              </w:rPr>
+              <w:t xml:space="preserve">Término auxiliar para el contorno de los fragmentos</w:t>
+            </w:r>
+          </w:p>
+        </w:tc>
+      </w:tr>
+      <w:tr>
+        <w:trPr>
+          <w:cantSplit/>
+        </w:trPr>
+        <w:tc>
+          <w:tcPr>
+            <w:tcW w:type="dxa" w:w="2500"/>
+            <w:tcBorders>
+              <w:top w:val="none" w:color="FFFFFF" w:sz="0"/>
+              <w:left w:val="none" w:color="FFFFFF" w:sz="0"/>
+              <w:bottom w:val="single" w:color="000000" w:sz="10"/>
+              <w:right w:val="none" w:color="FFFFFF" w:sz="0"/>
+            </w:tcBorders>
+            <w:tcMar>
+              <w:top w:type="dxa" w:w="35"/>
+              <w:left w:type="dxa" w:w="70"/>
+              <w:bottom w:type="dxa" w:w="35"/>
+              <w:right w:type="dxa" w:w="70"/>
+            </w:tcMar>
+          </w:tcPr>
+          <w:p>
+            <w:pPr>
+              <w:keepNext w:val="false"/>
+              <w:jc w:val="left"/>
+            </w:pPr>
+            <w:r>
+              <w:rPr>
+                <w:rFonts w:ascii="Times New Roman" w:cs="Times New Roman" w:eastAsia="Times New Roman" w:hAnsi="Times New Roman"/>
+                <w:b w:val="false"/>
+                <w:bCs w:val="false"/>
+                <w:sz w:val="18"/>
+                <w:szCs w:val="18"/>
+              </w:rPr>
+              <w:t xml:space="preserve">Instancia y borde ×2, detección ×0.5</w:t>
+            </w:r>
+          </w:p>
+        </w:tc>
+        <w:tc>
+          <w:tcPr>
+            <w:tcW w:type="dxa" w:w="900"/>
+            <w:tcBorders>
+              <w:top w:val="none" w:color="FFFFFF" w:sz="0"/>
+              <w:left w:val="none" w:color="FFFFFF" w:sz="0"/>
+              <w:bottom w:val="single" w:color="000000" w:sz="10"/>
+              <w:right w:val="none" w:color="FFFFFF" w:sz="0"/>
+            </w:tcBorders>
+            <w:tcMar>
+              <w:top w:type="dxa" w:w="35"/>
+              <w:left w:type="dxa" w:w="70"/>
+              <w:bottom w:type="dxa" w:w="35"/>
+              <w:right w:type="dxa" w:w="70"/>
+            </w:tcMar>
+          </w:tcPr>
+          <w:p>
+            <w:pPr>
+              <w:keepNext w:val="false"/>
+              <w:jc w:val="center"/>
+            </w:pPr>
+            <w:r>
+              <w:rPr>
+                <w:rFonts w:ascii="Times New Roman" w:cs="Times New Roman" w:eastAsia="Times New Roman" w:hAnsi="Times New Roman"/>
+                <w:b w:val="false"/>
+                <w:bCs w:val="false"/>
+                <w:sz w:val="18"/>
+                <w:szCs w:val="18"/>
+              </w:rPr>
+              <w:t xml:space="preserve">—</w:t>
+            </w:r>
+          </w:p>
+        </w:tc>
+        <w:tc>
+          <w:tcPr>
+            <w:tcW w:type="dxa" w:w="5960"/>
+            <w:tcBorders>
+              <w:top w:val="none" w:color="FFFFFF" w:sz="0"/>
+              <w:left w:val="none" w:color="FFFFFF" w:sz="0"/>
+              <w:bottom w:val="single" w:color="000000" w:sz="10"/>
+              <w:right w:val="none" w:color="FFFFFF" w:sz="0"/>
+            </w:tcBorders>
+            <w:tcMar>
+              <w:top w:type="dxa" w:w="35"/>
+              <w:left w:type="dxa" w:w="70"/>
+              <w:bottom w:type="dxa" w:w="35"/>
+              <w:right w:type="dxa" w:w="70"/>
+            </w:tcMar>
+          </w:tcPr>
+          <w:p>
+            <w:pPr>
+              <w:keepNext w:val="false"/>
+              <w:jc w:val="left"/>
+            </w:pPr>
+            <w:r>
+              <w:rPr>
+                <w:rFonts w:ascii="Times New Roman" w:cs="Times New Roman" w:eastAsia="Times New Roman" w:hAnsi="Times New Roman"/>
+                <w:b w:val="false"/>
+                <w:bCs w:val="false"/>
+                <w:sz w:val="18"/>
+                <w:szCs w:val="18"/>
+              </w:rPr>
+              <w:t xml:space="preserve">Alternativa probada: 0.855, dentro del ruido, y el mAP50 de la cabeza de grid baja de 0.868 a 0.827. Se dejan los pesos de arriba</w:t>
+            </w:r>
+          </w:p>
+        </w:tc>
+      </w:tr>
+    </w:tbl>
+    <w:p>
+      <w:pPr>
+        <w:spacing w:after="90"/>
+      </w:pPr>
     </w:p>
     <w:p>
       <w:pPr>
@@ -528,7 +2094,7 @@
           <w:sz w:val="21"/>
           <w:szCs w:val="21"/>
         </w:rPr>
-        <w:t xml:space="preserve">El modelo final cumple los nueve objetivos en test (Tabla 1). La primera evaluación cumplía ocho: el Dice por fragmento quedaba en 0.845. Las tres semillas de H6 dan 0.875, 0.875 y 0.876; promediar los tres modelos da 0.879, pero triplica el costo y no se usa. La detección se reporta con la caja refinada con la máscara semántica; la cabeza de grid sola obtiene en test un IoU medio de 0.783, mAP50 de 0.912 y mAP50:95 de 0.556, que también cumplen.</w:t>
+        <w:t xml:space="preserve">El modelo final cumple los nueve objetivos en test (Tabla 3). La primera evaluación cumplía ocho: el Dice por fragmento quedaba en 0.845. Las tres semillas de H6 dan 0.875, 0.875 y 0.876; promediar los tres modelos da 0.879, pero triplica el costo y no se usa. La detección se reporta con la caja refinada con la máscara semántica; la cabeza de grid sola obtiene en test un IoU medio de 0.783, mAP50 de 0.912 y mAP50:95 de 0.556, que también cumplen.</w:t>
       </w:r>
     </w:p>
     <w:p>
@@ -543,7 +2109,7 @@
           <w:sz w:val="18"/>
           <w:szCs w:val="18"/>
         </w:rPr>
-        <w:t xml:space="preserve">Tabla 1. Las nueve métricas del curso. Test: 15 casos; un modelo con TTA.</w:t>
+        <w:t xml:space="preserve">Tabla 3. Las nueve métricas del curso. Test: 15 casos; un modelo con TTA.</w:t>
       </w:r>
     </w:p>
     <w:tbl>
@@ -2316,7 +3882,7 @@
           <w:sz w:val="21"/>
           <w:szCs w:val="21"/>
         </w:rPr>
-        <w:t xml:space="preserve">H6 añade dos cosas a D5: la orientación canónica y el aumento geométrico. Cada combinación se entrenó por separado (Tabla 2). Cada cambio aporta por su cuenta (+0.010 la orientación y +0.014 el aumento con ±12°) y juntos casi se suman (+0.023). La ganancia está en los fragmentos secundarios, que pasan de 0.703 a 0.764.</w:t>
+        <w:t xml:space="preserve">H6 añade dos cosas a D5: la orientación canónica y el aumento geométrico. Cada combinación se entrenó por separado (Tabla 4). Cada cambio aporta por su cuenta (+0.010 la orientación y +0.014 el aumento con ±12°) y juntos casi se suman (+0.023). La ganancia está en los fragmentos secundarios, que pasan de 0.703 a 0.764.</w:t>
       </w:r>
     </w:p>
     <w:p>
@@ -2345,7 +3911,7 @@
           <w:sz w:val="18"/>
           <w:szCs w:val="18"/>
         </w:rPr>
-        <w:t xml:space="preserve">Tabla 2. Componentes de H6. Dice por fragmento en validación, semilla 42; las dos últimas columnas repiten la validación con los volúmenes girados.</w:t>
+        <w:t xml:space="preserve">Tabla 4. Componentes de H6. Dice por fragmento en validación, semilla 42; las dos últimas columnas repiten la validación con los volúmenes girados.</w:t>
       </w:r>
     </w:p>
     <w:tbl>
@@ -4177,7 +5743,7 @@
           <w:sz w:val="21"/>
           <w:szCs w:val="21"/>
         </w:rPr>
-        <w:t xml:space="preserve">5.3 Ablaciones pedidas</w:t>
+        <w:t xml:space="preserve">5.3 Estudio de ablación</w:t>
       </w:r>
     </w:p>
     <w:p>
@@ -4191,8 +5757,360 @@
           <w:sz w:val="21"/>
           <w:szCs w:val="21"/>
         </w:rPr>
-        <w:t xml:space="preserve">Las tres se midieron en validación sobre la receta de D5, que comparte arquitectura y pérdida con H6. Sin CBAM, el F1 de clasificación baja de 0.988 a 0.975 y el mAP50:95 de 0.883 a 0.872; el Dice por fragmento no cambia (0.851). Con el backbone preentrenado en Intel Image Classification el Dice por fragmento es 0.851 y 0.856 en dos semillas, frente a 0.851 y 0.855 sin preentrenar, y los secundarios se mueven +0.011 y −0.008: no hay ganancia consistente, así que el modelo final no usa preentrenamiento. Duplicar los pesos de instancia y borde da 0.855, dentro del ruido, y baja el mAP50 de la cabeza de grid de 0.868 a 0.827.</w:t>
+        <w:t xml:space="preserve">Las ablaciones se midieron en validación sobre la receta de D5, que comparte arquitectura y pérdida con H6, cambiando una sola cosa (Tabla 5). CBAM mejora la clasificación y la detección y no cambia la segmentación. El backbone preentrenado en Intel Image Classification no da una ganancia consistente: los secundarios suben 0.011 con una semilla y bajan 0.008 con la otra, así que el modelo final no usa preentrenamiento.</w:t>
       </w:r>
+    </w:p>
+    <w:p>
+      <w:pPr>
+        <w:keepNext/>
+        <w:spacing w:after="60" w:before="120"/>
+        <w:jc w:val="left"/>
+      </w:pPr>
+      <w:r>
+        <w:rPr>
+          <w:rFonts w:ascii="Times New Roman" w:cs="Times New Roman" w:eastAsia="Times New Roman" w:hAnsi="Times New Roman"/>
+          <w:sz w:val="18"/>
+          <w:szCs w:val="18"/>
+        </w:rPr>
+        <w:t xml:space="preserve">Tabla 5. Ablaciones con y sin CBAM y con y sin transfer learning en el backbone (validación).</w:t>
+      </w:r>
+    </w:p>
+    <w:tbl>
+      <w:tblPr>
+        <w:tblW w:type="dxa" w:w="9360"/>
+        <w:jc w:val="center"/>
+        <w:tblBorders>
+          <w:top w:val="single" w:color="auto" w:sz="4"/>
+          <w:left w:val="single" w:color="auto" w:sz="4"/>
+          <w:bottom w:val="single" w:color="auto" w:sz="4"/>
+          <w:right w:val="single" w:color="auto" w:sz="4"/>
+          <w:insideH w:val="single" w:color="auto" w:sz="4"/>
+          <w:insideV w:val="single" w:color="auto" w:sz="4"/>
+        </w:tblBorders>
+      </w:tblPr>
+      <w:tblGrid>
+        <w:gridCol w:w="2700"/>
+        <w:gridCol w:w="3330"/>
+        <w:gridCol w:w="3330"/>
+      </w:tblGrid>
+      <w:tr>
+        <w:trPr>
+          <w:cantSplit/>
+          <w:tblHeader/>
+        </w:trPr>
+        <w:tc>
+          <w:tcPr>
+            <w:tcW w:type="dxa" w:w="2700"/>
+            <w:tcBorders>
+              <w:top w:val="single" w:color="000000" w:sz="10"/>
+              <w:left w:val="none" w:color="FFFFFF" w:sz="0"/>
+              <w:bottom w:val="single" w:color="000000" w:sz="4"/>
+              <w:right w:val="none" w:color="FFFFFF" w:sz="0"/>
+            </w:tcBorders>
+            <w:tcMar>
+              <w:top w:type="dxa" w:w="35"/>
+              <w:left w:type="dxa" w:w="70"/>
+              <w:bottom w:type="dxa" w:w="35"/>
+              <w:right w:type="dxa" w:w="70"/>
+            </w:tcMar>
+          </w:tcPr>
+          <w:p>
+            <w:pPr>
+              <w:keepNext/>
+              <w:jc w:val="left"/>
+            </w:pPr>
+            <w:r>
+              <w:rPr>
+                <w:rFonts w:ascii="Times New Roman" w:cs="Times New Roman" w:eastAsia="Times New Roman" w:hAnsi="Times New Roman"/>
+                <w:b/>
+                <w:bCs/>
+                <w:sz w:val="18"/>
+                <w:szCs w:val="18"/>
+              </w:rPr>
+              <w:t xml:space="preserve">Ablación</w:t>
+            </w:r>
+          </w:p>
+        </w:tc>
+        <w:tc>
+          <w:tcPr>
+            <w:tcW w:type="dxa" w:w="3330"/>
+            <w:tcBorders>
+              <w:top w:val="single" w:color="000000" w:sz="10"/>
+              <w:left w:val="none" w:color="FFFFFF" w:sz="0"/>
+              <w:bottom w:val="single" w:color="000000" w:sz="4"/>
+              <w:right w:val="none" w:color="FFFFFF" w:sz="0"/>
+            </w:tcBorders>
+            <w:tcMar>
+              <w:top w:type="dxa" w:w="35"/>
+              <w:left w:type="dxa" w:w="70"/>
+              <w:bottom w:type="dxa" w:w="35"/>
+              <w:right w:type="dxa" w:w="70"/>
+            </w:tcMar>
+          </w:tcPr>
+          <w:p>
+            <w:pPr>
+              <w:keepNext/>
+              <w:jc w:val="center"/>
+            </w:pPr>
+            <w:r>
+              <w:rPr>
+                <w:rFonts w:ascii="Times New Roman" w:cs="Times New Roman" w:eastAsia="Times New Roman" w:hAnsi="Times New Roman"/>
+                <w:b/>
+                <w:bCs/>
+                <w:sz w:val="18"/>
+                <w:szCs w:val="18"/>
+              </w:rPr>
+              <w:t xml:space="preserve">Con</w:t>
+            </w:r>
+          </w:p>
+        </w:tc>
+        <w:tc>
+          <w:tcPr>
+            <w:tcW w:type="dxa" w:w="3330"/>
+            <w:tcBorders>
+              <w:top w:val="single" w:color="000000" w:sz="10"/>
+              <w:left w:val="none" w:color="FFFFFF" w:sz="0"/>
+              <w:bottom w:val="single" w:color="000000" w:sz="4"/>
+              <w:right w:val="none" w:color="FFFFFF" w:sz="0"/>
+            </w:tcBorders>
+            <w:tcMar>
+              <w:top w:type="dxa" w:w="35"/>
+              <w:left w:type="dxa" w:w="70"/>
+              <w:bottom w:type="dxa" w:w="35"/>
+              <w:right w:type="dxa" w:w="70"/>
+            </w:tcMar>
+          </w:tcPr>
+          <w:p>
+            <w:pPr>
+              <w:keepNext/>
+              <w:jc w:val="center"/>
+            </w:pPr>
+            <w:r>
+              <w:rPr>
+                <w:rFonts w:ascii="Times New Roman" w:cs="Times New Roman" w:eastAsia="Times New Roman" w:hAnsi="Times New Roman"/>
+                <w:b/>
+                <w:bCs/>
+                <w:sz w:val="18"/>
+                <w:szCs w:val="18"/>
+              </w:rPr>
+              <w:t xml:space="preserve">Sin</w:t>
+            </w:r>
+          </w:p>
+        </w:tc>
+      </w:tr>
+      <w:tr>
+        <w:trPr>
+          <w:cantSplit/>
+        </w:trPr>
+        <w:tc>
+          <w:tcPr>
+            <w:tcW w:type="dxa" w:w="2700"/>
+            <w:tcBorders>
+              <w:top w:val="none" w:color="FFFFFF" w:sz="0"/>
+              <w:left w:val="none" w:color="FFFFFF" w:sz="0"/>
+              <w:bottom w:val="none" w:color="FFFFFF" w:sz="0"/>
+              <w:right w:val="none" w:color="FFFFFF" w:sz="0"/>
+            </w:tcBorders>
+            <w:tcMar>
+              <w:top w:type="dxa" w:w="35"/>
+              <w:left w:type="dxa" w:w="70"/>
+              <w:bottom w:type="dxa" w:w="35"/>
+              <w:right w:type="dxa" w:w="70"/>
+            </w:tcMar>
+          </w:tcPr>
+          <w:p>
+            <w:pPr>
+              <w:keepNext/>
+              <w:jc w:val="left"/>
+            </w:pPr>
+            <w:r>
+              <w:rPr>
+                <w:rFonts w:ascii="Times New Roman" w:cs="Times New Roman" w:eastAsia="Times New Roman" w:hAnsi="Times New Roman"/>
+                <w:b w:val="false"/>
+                <w:bCs w:val="false"/>
+                <w:sz w:val="18"/>
+                <w:szCs w:val="18"/>
+              </w:rPr>
+              <w:t xml:space="preserve">CBAM (semilla 42)</w:t>
+            </w:r>
+          </w:p>
+        </w:tc>
+        <w:tc>
+          <w:tcPr>
+            <w:tcW w:type="dxa" w:w="3330"/>
+            <w:tcBorders>
+              <w:top w:val="none" w:color="FFFFFF" w:sz="0"/>
+              <w:left w:val="none" w:color="FFFFFF" w:sz="0"/>
+              <w:bottom w:val="none" w:color="FFFFFF" w:sz="0"/>
+              <w:right w:val="none" w:color="FFFFFF" w:sz="0"/>
+            </w:tcBorders>
+            <w:tcMar>
+              <w:top w:type="dxa" w:w="35"/>
+              <w:left w:type="dxa" w:w="70"/>
+              <w:bottom w:type="dxa" w:w="35"/>
+              <w:right w:type="dxa" w:w="70"/>
+            </w:tcMar>
+          </w:tcPr>
+          <w:p>
+            <w:pPr>
+              <w:keepNext/>
+              <w:jc w:val="center"/>
+            </w:pPr>
+            <w:r>
+              <w:rPr>
+                <w:rFonts w:ascii="Times New Roman" w:cs="Times New Roman" w:eastAsia="Times New Roman" w:hAnsi="Times New Roman"/>
+                <w:b w:val="false"/>
+                <w:bCs w:val="false"/>
+                <w:sz w:val="18"/>
+                <w:szCs w:val="18"/>
+              </w:rPr>
+              <w:t xml:space="preserve">F1 0.988 · mAP50:95 0.883 · Dice por fragmento 0.851</w:t>
+            </w:r>
+          </w:p>
+        </w:tc>
+        <w:tc>
+          <w:tcPr>
+            <w:tcW w:type="dxa" w:w="3330"/>
+            <w:tcBorders>
+              <w:top w:val="none" w:color="FFFFFF" w:sz="0"/>
+              <w:left w:val="none" w:color="FFFFFF" w:sz="0"/>
+              <w:bottom w:val="none" w:color="FFFFFF" w:sz="0"/>
+              <w:right w:val="none" w:color="FFFFFF" w:sz="0"/>
+            </w:tcBorders>
+            <w:tcMar>
+              <w:top w:type="dxa" w:w="35"/>
+              <w:left w:type="dxa" w:w="70"/>
+              <w:bottom w:type="dxa" w:w="35"/>
+              <w:right w:type="dxa" w:w="70"/>
+            </w:tcMar>
+          </w:tcPr>
+          <w:p>
+            <w:pPr>
+              <w:keepNext/>
+              <w:jc w:val="center"/>
+            </w:pPr>
+            <w:r>
+              <w:rPr>
+                <w:rFonts w:ascii="Times New Roman" w:cs="Times New Roman" w:eastAsia="Times New Roman" w:hAnsi="Times New Roman"/>
+                <w:b w:val="false"/>
+                <w:bCs w:val="false"/>
+                <w:sz w:val="18"/>
+                <w:szCs w:val="18"/>
+              </w:rPr>
+              <w:t xml:space="preserve">F1 0.975 · mAP50:95 0.872 · Dice por fragmento 0.851</w:t>
+            </w:r>
+          </w:p>
+        </w:tc>
+      </w:tr>
+      <w:tr>
+        <w:trPr>
+          <w:cantSplit/>
+        </w:trPr>
+        <w:tc>
+          <w:tcPr>
+            <w:tcW w:type="dxa" w:w="2700"/>
+            <w:tcBorders>
+              <w:top w:val="none" w:color="FFFFFF" w:sz="0"/>
+              <w:left w:val="none" w:color="FFFFFF" w:sz="0"/>
+              <w:bottom w:val="single" w:color="000000" w:sz="10"/>
+              <w:right w:val="none" w:color="FFFFFF" w:sz="0"/>
+            </w:tcBorders>
+            <w:tcMar>
+              <w:top w:type="dxa" w:w="35"/>
+              <w:left w:type="dxa" w:w="70"/>
+              <w:bottom w:type="dxa" w:w="35"/>
+              <w:right w:type="dxa" w:w="70"/>
+            </w:tcMar>
+          </w:tcPr>
+          <w:p>
+            <w:pPr>
+              <w:keepNext w:val="false"/>
+              <w:jc w:val="left"/>
+            </w:pPr>
+            <w:r>
+              <w:rPr>
+                <w:rFonts w:ascii="Times New Roman" w:cs="Times New Roman" w:eastAsia="Times New Roman" w:hAnsi="Times New Roman"/>
+                <w:b w:val="false"/>
+                <w:bCs w:val="false"/>
+                <w:sz w:val="18"/>
+                <w:szCs w:val="18"/>
+              </w:rPr>
+              <w:t xml:space="preserve">Transfer learning en el backbone (semillas 42 y 43)</w:t>
+            </w:r>
+          </w:p>
+        </w:tc>
+        <w:tc>
+          <w:tcPr>
+            <w:tcW w:type="dxa" w:w="3330"/>
+            <w:tcBorders>
+              <w:top w:val="none" w:color="FFFFFF" w:sz="0"/>
+              <w:left w:val="none" w:color="FFFFFF" w:sz="0"/>
+              <w:bottom w:val="single" w:color="000000" w:sz="10"/>
+              <w:right w:val="none" w:color="FFFFFF" w:sz="0"/>
+            </w:tcBorders>
+            <w:tcMar>
+              <w:top w:type="dxa" w:w="35"/>
+              <w:left w:type="dxa" w:w="70"/>
+              <w:bottom w:type="dxa" w:w="35"/>
+              <w:right w:type="dxa" w:w="70"/>
+            </w:tcMar>
+          </w:tcPr>
+          <w:p>
+            <w:pPr>
+              <w:keepNext w:val="false"/>
+              <w:jc w:val="center"/>
+            </w:pPr>
+            <w:r>
+              <w:rPr>
+                <w:rFonts w:ascii="Times New Roman" w:cs="Times New Roman" w:eastAsia="Times New Roman" w:hAnsi="Times New Roman"/>
+                <w:b w:val="false"/>
+                <w:bCs w:val="false"/>
+                <w:sz w:val="18"/>
+                <w:szCs w:val="18"/>
+              </w:rPr>
+              <w:t xml:space="preserve">Dice por fragmento 0.851 y 0.856 · secundarios 0.714 y 0.717</w:t>
+            </w:r>
+          </w:p>
+        </w:tc>
+        <w:tc>
+          <w:tcPr>
+            <w:tcW w:type="dxa" w:w="3330"/>
+            <w:tcBorders>
+              <w:top w:val="none" w:color="FFFFFF" w:sz="0"/>
+              <w:left w:val="none" w:color="FFFFFF" w:sz="0"/>
+              <w:bottom w:val="single" w:color="000000" w:sz="10"/>
+              <w:right w:val="none" w:color="FFFFFF" w:sz="0"/>
+            </w:tcBorders>
+            <w:tcMar>
+              <w:top w:type="dxa" w:w="35"/>
+              <w:left w:type="dxa" w:w="70"/>
+              <w:bottom w:type="dxa" w:w="35"/>
+              <w:right w:type="dxa" w:w="70"/>
+            </w:tcMar>
+          </w:tcPr>
+          <w:p>
+            <w:pPr>
+              <w:keepNext w:val="false"/>
+              <w:jc w:val="center"/>
+            </w:pPr>
+            <w:r>
+              <w:rPr>
+                <w:rFonts w:ascii="Times New Roman" w:cs="Times New Roman" w:eastAsia="Times New Roman" w:hAnsi="Times New Roman"/>
+                <w:b w:val="false"/>
+                <w:bCs w:val="false"/>
+                <w:sz w:val="18"/>
+                <w:szCs w:val="18"/>
+              </w:rPr>
+              <w:t xml:space="preserve">Dice por fragmento 0.851 y 0.855 · secundarios 0.703 y 0.724</w:t>
+            </w:r>
+          </w:p>
+        </w:tc>
+      </w:tr>
+    </w:tbl>
+    <w:p>
+      <w:pPr>
+        <w:spacing w:after="90"/>
+      </w:pPr>
     </w:p>
     <w:p>
       <w:pPr>
@@ -4209,7 +6127,7 @@
           <w:sz w:val="21"/>
           <w:szCs w:val="21"/>
         </w:rPr>
-        <w:t xml:space="preserve">5.4 Comparación con SAM, distancia y latencia</w:t>
+        <w:t xml:space="preserve">5.4 Comparación con SAM</w:t>
       </w:r>
     </w:p>
     <w:p>
@@ -4223,7 +6141,917 @@
           <w:sz w:val="21"/>
           <w:szCs w:val="21"/>
         </w:rPr>
-        <w:t xml:space="preserve">SAM ViT-B en modo zero-shot, con la caja de nuestro detector como indicación, obtiene en test un Dice por región de 0.89 frente a 0.93 de nuestra máscara semántica dentro de la misma caja (1 181 cortes, uno de cada tres; 3 002 pares corte-región). La mayor diferencia está en el sacro, 0.79 frente a 0.88. SAM no separa ni clasifica fragmentos.</w:t>
+        <w:t xml:space="preserve">SAM ViT-B [6] se ejecutó en modo zero-shot sobre test, con la caja de nuestro detector como indicación, y se comparó con nuestra máscara semántica dentro de la misma caja (1 181 cortes, uno de cada tres; 3 002 pares corte-región). El modelo propio gana en las tres regiones y la mayor diferencia está en el sacro (Tabla 6). SAM, además, no separa ni clasifica fragmentos y no forma parte del sistema.</w:t>
+      </w:r>
+    </w:p>
+    <w:p>
+      <w:pPr>
+        <w:keepNext/>
+        <w:spacing w:after="60" w:before="120"/>
+        <w:jc w:val="left"/>
+      </w:pPr>
+      <w:r>
+        <w:rPr>
+          <w:rFonts w:ascii="Times New Roman" w:cs="Times New Roman" w:eastAsia="Times New Roman" w:hAnsi="Times New Roman"/>
+          <w:sz w:val="18"/>
+          <w:szCs w:val="18"/>
+        </w:rPr>
+        <w:t xml:space="preserve">Tabla 6. SAM zero-shot frente al modelo propio en test.</w:t>
+      </w:r>
+    </w:p>
+    <w:tbl>
+      <w:tblPr>
+        <w:tblW w:type="dxa" w:w="9360"/>
+        <w:jc w:val="center"/>
+        <w:tblBorders>
+          <w:top w:val="single" w:color="auto" w:sz="4"/>
+          <w:left w:val="single" w:color="auto" w:sz="4"/>
+          <w:bottom w:val="single" w:color="auto" w:sz="4"/>
+          <w:right w:val="single" w:color="auto" w:sz="4"/>
+          <w:insideH w:val="single" w:color="auto" w:sz="4"/>
+          <w:insideV w:val="single" w:color="auto" w:sz="4"/>
+        </w:tblBorders>
+      </w:tblPr>
+      <w:tblGrid>
+        <w:gridCol w:w="2760"/>
+        <w:gridCol w:w="1650"/>
+        <w:gridCol w:w="1650"/>
+        <w:gridCol w:w="1650"/>
+        <w:gridCol w:w="1650"/>
+      </w:tblGrid>
+      <w:tr>
+        <w:trPr>
+          <w:cantSplit/>
+          <w:tblHeader/>
+        </w:trPr>
+        <w:tc>
+          <w:tcPr>
+            <w:tcW w:type="dxa" w:w="2760"/>
+            <w:tcBorders>
+              <w:top w:val="single" w:color="000000" w:sz="10"/>
+              <w:left w:val="none" w:color="FFFFFF" w:sz="0"/>
+              <w:bottom w:val="single" w:color="000000" w:sz="4"/>
+              <w:right w:val="none" w:color="FFFFFF" w:sz="0"/>
+            </w:tcBorders>
+            <w:tcMar>
+              <w:top w:type="dxa" w:w="35"/>
+              <w:left w:type="dxa" w:w="70"/>
+              <w:bottom w:type="dxa" w:w="35"/>
+              <w:right w:type="dxa" w:w="70"/>
+            </w:tcMar>
+          </w:tcPr>
+          <w:p>
+            <w:pPr>
+              <w:keepNext/>
+              <w:jc w:val="left"/>
+            </w:pPr>
+            <w:r>
+              <w:rPr>
+                <w:rFonts w:ascii="Times New Roman" w:cs="Times New Roman" w:eastAsia="Times New Roman" w:hAnsi="Times New Roman"/>
+                <w:b/>
+                <w:bCs/>
+                <w:sz w:val="18"/>
+                <w:szCs w:val="18"/>
+              </w:rPr>
+              <w:t xml:space="preserve">Región</w:t>
+            </w:r>
+          </w:p>
+        </w:tc>
+        <w:tc>
+          <w:tcPr>
+            <w:tcW w:type="dxa" w:w="1650"/>
+            <w:tcBorders>
+              <w:top w:val="single" w:color="000000" w:sz="10"/>
+              <w:left w:val="none" w:color="FFFFFF" w:sz="0"/>
+              <w:bottom w:val="single" w:color="000000" w:sz="4"/>
+              <w:right w:val="none" w:color="FFFFFF" w:sz="0"/>
+            </w:tcBorders>
+            <w:tcMar>
+              <w:top w:type="dxa" w:w="35"/>
+              <w:left w:type="dxa" w:w="70"/>
+              <w:bottom w:type="dxa" w:w="35"/>
+              <w:right w:type="dxa" w:w="70"/>
+            </w:tcMar>
+          </w:tcPr>
+          <w:p>
+            <w:pPr>
+              <w:keepNext/>
+              <w:jc w:val="center"/>
+            </w:pPr>
+            <w:r>
+              <w:rPr>
+                <w:rFonts w:ascii="Times New Roman" w:cs="Times New Roman" w:eastAsia="Times New Roman" w:hAnsi="Times New Roman"/>
+                <w:b/>
+                <w:bCs/>
+                <w:sz w:val="18"/>
+                <w:szCs w:val="18"/>
+              </w:rPr>
+              <w:t xml:space="preserve">Dice SAM</w:t>
+            </w:r>
+          </w:p>
+        </w:tc>
+        <w:tc>
+          <w:tcPr>
+            <w:tcW w:type="dxa" w:w="1650"/>
+            <w:tcBorders>
+              <w:top w:val="single" w:color="000000" w:sz="10"/>
+              <w:left w:val="none" w:color="FFFFFF" w:sz="0"/>
+              <w:bottom w:val="single" w:color="000000" w:sz="4"/>
+              <w:right w:val="none" w:color="FFFFFF" w:sz="0"/>
+            </w:tcBorders>
+            <w:tcMar>
+              <w:top w:type="dxa" w:w="35"/>
+              <w:left w:type="dxa" w:w="70"/>
+              <w:bottom w:type="dxa" w:w="35"/>
+              <w:right w:type="dxa" w:w="70"/>
+            </w:tcMar>
+          </w:tcPr>
+          <w:p>
+            <w:pPr>
+              <w:keepNext/>
+              <w:jc w:val="center"/>
+            </w:pPr>
+            <w:r>
+              <w:rPr>
+                <w:rFonts w:ascii="Times New Roman" w:cs="Times New Roman" w:eastAsia="Times New Roman" w:hAnsi="Times New Roman"/>
+                <w:b/>
+                <w:bCs/>
+                <w:sz w:val="18"/>
+                <w:szCs w:val="18"/>
+              </w:rPr>
+              <w:t xml:space="preserve">Dice propio</w:t>
+            </w:r>
+          </w:p>
+        </w:tc>
+        <w:tc>
+          <w:tcPr>
+            <w:tcW w:type="dxa" w:w="1650"/>
+            <w:tcBorders>
+              <w:top w:val="single" w:color="000000" w:sz="10"/>
+              <w:left w:val="none" w:color="FFFFFF" w:sz="0"/>
+              <w:bottom w:val="single" w:color="000000" w:sz="4"/>
+              <w:right w:val="none" w:color="FFFFFF" w:sz="0"/>
+            </w:tcBorders>
+            <w:tcMar>
+              <w:top w:type="dxa" w:w="35"/>
+              <w:left w:type="dxa" w:w="70"/>
+              <w:bottom w:type="dxa" w:w="35"/>
+              <w:right w:type="dxa" w:w="70"/>
+            </w:tcMar>
+          </w:tcPr>
+          <w:p>
+            <w:pPr>
+              <w:keepNext/>
+              <w:jc w:val="center"/>
+            </w:pPr>
+            <w:r>
+              <w:rPr>
+                <w:rFonts w:ascii="Times New Roman" w:cs="Times New Roman" w:eastAsia="Times New Roman" w:hAnsi="Times New Roman"/>
+                <w:b/>
+                <w:bCs/>
+                <w:sz w:val="18"/>
+                <w:szCs w:val="18"/>
+              </w:rPr>
+              <w:t xml:space="preserve">IoU SAM</w:t>
+            </w:r>
+          </w:p>
+        </w:tc>
+        <w:tc>
+          <w:tcPr>
+            <w:tcW w:type="dxa" w:w="1650"/>
+            <w:tcBorders>
+              <w:top w:val="single" w:color="000000" w:sz="10"/>
+              <w:left w:val="none" w:color="FFFFFF" w:sz="0"/>
+              <w:bottom w:val="single" w:color="000000" w:sz="4"/>
+              <w:right w:val="none" w:color="FFFFFF" w:sz="0"/>
+            </w:tcBorders>
+            <w:tcMar>
+              <w:top w:type="dxa" w:w="35"/>
+              <w:left w:type="dxa" w:w="70"/>
+              <w:bottom w:type="dxa" w:w="35"/>
+              <w:right w:type="dxa" w:w="70"/>
+            </w:tcMar>
+          </w:tcPr>
+          <w:p>
+            <w:pPr>
+              <w:keepNext/>
+              <w:jc w:val="center"/>
+            </w:pPr>
+            <w:r>
+              <w:rPr>
+                <w:rFonts w:ascii="Times New Roman" w:cs="Times New Roman" w:eastAsia="Times New Roman" w:hAnsi="Times New Roman"/>
+                <w:b/>
+                <w:bCs/>
+                <w:sz w:val="18"/>
+                <w:szCs w:val="18"/>
+              </w:rPr>
+              <w:t xml:space="preserve">IoU propio</w:t>
+            </w:r>
+          </w:p>
+        </w:tc>
+      </w:tr>
+      <w:tr>
+        <w:trPr>
+          <w:cantSplit/>
+        </w:trPr>
+        <w:tc>
+          <w:tcPr>
+            <w:tcW w:type="dxa" w:w="2760"/>
+            <w:tcBorders>
+              <w:top w:val="none" w:color="FFFFFF" w:sz="0"/>
+              <w:left w:val="none" w:color="FFFFFF" w:sz="0"/>
+              <w:bottom w:val="none" w:color="FFFFFF" w:sz="0"/>
+              <w:right w:val="none" w:color="FFFFFF" w:sz="0"/>
+            </w:tcBorders>
+            <w:tcMar>
+              <w:top w:type="dxa" w:w="35"/>
+              <w:left w:type="dxa" w:w="70"/>
+              <w:bottom w:type="dxa" w:w="35"/>
+              <w:right w:type="dxa" w:w="70"/>
+            </w:tcMar>
+          </w:tcPr>
+          <w:p>
+            <w:pPr>
+              <w:keepNext/>
+              <w:jc w:val="left"/>
+            </w:pPr>
+            <w:r>
+              <w:rPr>
+                <w:rFonts w:ascii="Times New Roman" w:cs="Times New Roman" w:eastAsia="Times New Roman" w:hAnsi="Times New Roman"/>
+                <w:b w:val="false"/>
+                <w:bCs w:val="false"/>
+                <w:sz w:val="18"/>
+                <w:szCs w:val="18"/>
+              </w:rPr>
+              <w:t xml:space="preserve">Sacro</w:t>
+            </w:r>
+          </w:p>
+        </w:tc>
+        <w:tc>
+          <w:tcPr>
+            <w:tcW w:type="dxa" w:w="1650"/>
+            <w:tcBorders>
+              <w:top w:val="none" w:color="FFFFFF" w:sz="0"/>
+              <w:left w:val="none" w:color="FFFFFF" w:sz="0"/>
+              <w:bottom w:val="none" w:color="FFFFFF" w:sz="0"/>
+              <w:right w:val="none" w:color="FFFFFF" w:sz="0"/>
+            </w:tcBorders>
+            <w:tcMar>
+              <w:top w:type="dxa" w:w="35"/>
+              <w:left w:type="dxa" w:w="70"/>
+              <w:bottom w:type="dxa" w:w="35"/>
+              <w:right w:type="dxa" w:w="70"/>
+            </w:tcMar>
+          </w:tcPr>
+          <w:p>
+            <w:pPr>
+              <w:keepNext/>
+              <w:jc w:val="center"/>
+            </w:pPr>
+            <w:r>
+              <w:rPr>
+                <w:rFonts w:ascii="Times New Roman" w:cs="Times New Roman" w:eastAsia="Times New Roman" w:hAnsi="Times New Roman"/>
+                <w:b w:val="false"/>
+                <w:bCs w:val="false"/>
+                <w:sz w:val="18"/>
+                <w:szCs w:val="18"/>
+              </w:rPr>
+              <w:t xml:space="preserve">0.792</w:t>
+            </w:r>
+          </w:p>
+        </w:tc>
+        <w:tc>
+          <w:tcPr>
+            <w:tcW w:type="dxa" w:w="1650"/>
+            <w:tcBorders>
+              <w:top w:val="none" w:color="FFFFFF" w:sz="0"/>
+              <w:left w:val="none" w:color="FFFFFF" w:sz="0"/>
+              <w:bottom w:val="none" w:color="FFFFFF" w:sz="0"/>
+              <w:right w:val="none" w:color="FFFFFF" w:sz="0"/>
+            </w:tcBorders>
+            <w:tcMar>
+              <w:top w:type="dxa" w:w="35"/>
+              <w:left w:type="dxa" w:w="70"/>
+              <w:bottom w:type="dxa" w:w="35"/>
+              <w:right w:type="dxa" w:w="70"/>
+            </w:tcMar>
+          </w:tcPr>
+          <w:p>
+            <w:pPr>
+              <w:keepNext/>
+              <w:jc w:val="center"/>
+            </w:pPr>
+            <w:r>
+              <w:rPr>
+                <w:rFonts w:ascii="Times New Roman" w:cs="Times New Roman" w:eastAsia="Times New Roman" w:hAnsi="Times New Roman"/>
+                <w:b w:val="false"/>
+                <w:bCs w:val="false"/>
+                <w:sz w:val="18"/>
+                <w:szCs w:val="18"/>
+              </w:rPr>
+              <w:t xml:space="preserve">0.884</w:t>
+            </w:r>
+          </w:p>
+        </w:tc>
+        <w:tc>
+          <w:tcPr>
+            <w:tcW w:type="dxa" w:w="1650"/>
+            <w:tcBorders>
+              <w:top w:val="none" w:color="FFFFFF" w:sz="0"/>
+              <w:left w:val="none" w:color="FFFFFF" w:sz="0"/>
+              <w:bottom w:val="none" w:color="FFFFFF" w:sz="0"/>
+              <w:right w:val="none" w:color="FFFFFF" w:sz="0"/>
+            </w:tcBorders>
+            <w:tcMar>
+              <w:top w:type="dxa" w:w="35"/>
+              <w:left w:type="dxa" w:w="70"/>
+              <w:bottom w:type="dxa" w:w="35"/>
+              <w:right w:type="dxa" w:w="70"/>
+            </w:tcMar>
+          </w:tcPr>
+          <w:p>
+            <w:pPr>
+              <w:keepNext/>
+              <w:jc w:val="center"/>
+            </w:pPr>
+            <w:r>
+              <w:rPr>
+                <w:rFonts w:ascii="Times New Roman" w:cs="Times New Roman" w:eastAsia="Times New Roman" w:hAnsi="Times New Roman"/>
+                <w:b w:val="false"/>
+                <w:bCs w:val="false"/>
+                <w:sz w:val="18"/>
+                <w:szCs w:val="18"/>
+              </w:rPr>
+              <w:t xml:space="preserve">0.690</w:t>
+            </w:r>
+          </w:p>
+        </w:tc>
+        <w:tc>
+          <w:tcPr>
+            <w:tcW w:type="dxa" w:w="1650"/>
+            <w:tcBorders>
+              <w:top w:val="none" w:color="FFFFFF" w:sz="0"/>
+              <w:left w:val="none" w:color="FFFFFF" w:sz="0"/>
+              <w:bottom w:val="none" w:color="FFFFFF" w:sz="0"/>
+              <w:right w:val="none" w:color="FFFFFF" w:sz="0"/>
+            </w:tcBorders>
+            <w:tcMar>
+              <w:top w:type="dxa" w:w="35"/>
+              <w:left w:type="dxa" w:w="70"/>
+              <w:bottom w:type="dxa" w:w="35"/>
+              <w:right w:type="dxa" w:w="70"/>
+            </w:tcMar>
+          </w:tcPr>
+          <w:p>
+            <w:pPr>
+              <w:keepNext/>
+              <w:jc w:val="center"/>
+            </w:pPr>
+            <w:r>
+              <w:rPr>
+                <w:rFonts w:ascii="Times New Roman" w:cs="Times New Roman" w:eastAsia="Times New Roman" w:hAnsi="Times New Roman"/>
+                <w:b w:val="false"/>
+                <w:bCs w:val="false"/>
+                <w:sz w:val="18"/>
+                <w:szCs w:val="18"/>
+              </w:rPr>
+              <w:t xml:space="preserve">0.820</w:t>
+            </w:r>
+          </w:p>
+        </w:tc>
+      </w:tr>
+      <w:tr>
+        <w:trPr>
+          <w:cantSplit/>
+        </w:trPr>
+        <w:tc>
+          <w:tcPr>
+            <w:tcW w:type="dxa" w:w="2760"/>
+            <w:tcBorders>
+              <w:top w:val="none" w:color="FFFFFF" w:sz="0"/>
+              <w:left w:val="none" w:color="FFFFFF" w:sz="0"/>
+              <w:bottom w:val="none" w:color="FFFFFF" w:sz="0"/>
+              <w:right w:val="none" w:color="FFFFFF" w:sz="0"/>
+            </w:tcBorders>
+            <w:tcMar>
+              <w:top w:type="dxa" w:w="35"/>
+              <w:left w:type="dxa" w:w="70"/>
+              <w:bottom w:type="dxa" w:w="35"/>
+              <w:right w:type="dxa" w:w="70"/>
+            </w:tcMar>
+          </w:tcPr>
+          <w:p>
+            <w:pPr>
+              <w:keepNext/>
+              <w:jc w:val="left"/>
+            </w:pPr>
+            <w:r>
+              <w:rPr>
+                <w:rFonts w:ascii="Times New Roman" w:cs="Times New Roman" w:eastAsia="Times New Roman" w:hAnsi="Times New Roman"/>
+                <w:b w:val="false"/>
+                <w:bCs w:val="false"/>
+                <w:sz w:val="18"/>
+                <w:szCs w:val="18"/>
+              </w:rPr>
+              <w:t xml:space="preserve">Coxal izquierdo</w:t>
+            </w:r>
+          </w:p>
+        </w:tc>
+        <w:tc>
+          <w:tcPr>
+            <w:tcW w:type="dxa" w:w="1650"/>
+            <w:tcBorders>
+              <w:top w:val="none" w:color="FFFFFF" w:sz="0"/>
+              <w:left w:val="none" w:color="FFFFFF" w:sz="0"/>
+              <w:bottom w:val="none" w:color="FFFFFF" w:sz="0"/>
+              <w:right w:val="none" w:color="FFFFFF" w:sz="0"/>
+            </w:tcBorders>
+            <w:tcMar>
+              <w:top w:type="dxa" w:w="35"/>
+              <w:left w:type="dxa" w:w="70"/>
+              <w:bottom w:type="dxa" w:w="35"/>
+              <w:right w:type="dxa" w:w="70"/>
+            </w:tcMar>
+          </w:tcPr>
+          <w:p>
+            <w:pPr>
+              <w:keepNext/>
+              <w:jc w:val="center"/>
+            </w:pPr>
+            <w:r>
+              <w:rPr>
+                <w:rFonts w:ascii="Times New Roman" w:cs="Times New Roman" w:eastAsia="Times New Roman" w:hAnsi="Times New Roman"/>
+                <w:b w:val="false"/>
+                <w:bCs w:val="false"/>
+                <w:sz w:val="18"/>
+                <w:szCs w:val="18"/>
+              </w:rPr>
+              <w:t xml:space="preserve">0.915</w:t>
+            </w:r>
+          </w:p>
+        </w:tc>
+        <w:tc>
+          <w:tcPr>
+            <w:tcW w:type="dxa" w:w="1650"/>
+            <w:tcBorders>
+              <w:top w:val="none" w:color="FFFFFF" w:sz="0"/>
+              <w:left w:val="none" w:color="FFFFFF" w:sz="0"/>
+              <w:bottom w:val="none" w:color="FFFFFF" w:sz="0"/>
+              <w:right w:val="none" w:color="FFFFFF" w:sz="0"/>
+            </w:tcBorders>
+            <w:tcMar>
+              <w:top w:type="dxa" w:w="35"/>
+              <w:left w:type="dxa" w:w="70"/>
+              <w:bottom w:type="dxa" w:w="35"/>
+              <w:right w:type="dxa" w:w="70"/>
+            </w:tcMar>
+          </w:tcPr>
+          <w:p>
+            <w:pPr>
+              <w:keepNext/>
+              <w:jc w:val="center"/>
+            </w:pPr>
+            <w:r>
+              <w:rPr>
+                <w:rFonts w:ascii="Times New Roman" w:cs="Times New Roman" w:eastAsia="Times New Roman" w:hAnsi="Times New Roman"/>
+                <w:b w:val="false"/>
+                <w:bCs w:val="false"/>
+                <w:sz w:val="18"/>
+                <w:szCs w:val="18"/>
+              </w:rPr>
+              <w:t xml:space="preserve">0.947</w:t>
+            </w:r>
+          </w:p>
+        </w:tc>
+        <w:tc>
+          <w:tcPr>
+            <w:tcW w:type="dxa" w:w="1650"/>
+            <w:tcBorders>
+              <w:top w:val="none" w:color="FFFFFF" w:sz="0"/>
+              <w:left w:val="none" w:color="FFFFFF" w:sz="0"/>
+              <w:bottom w:val="none" w:color="FFFFFF" w:sz="0"/>
+              <w:right w:val="none" w:color="FFFFFF" w:sz="0"/>
+            </w:tcBorders>
+            <w:tcMar>
+              <w:top w:type="dxa" w:w="35"/>
+              <w:left w:type="dxa" w:w="70"/>
+              <w:bottom w:type="dxa" w:w="35"/>
+              <w:right w:type="dxa" w:w="70"/>
+            </w:tcMar>
+          </w:tcPr>
+          <w:p>
+            <w:pPr>
+              <w:keepNext/>
+              <w:jc w:val="center"/>
+            </w:pPr>
+            <w:r>
+              <w:rPr>
+                <w:rFonts w:ascii="Times New Roman" w:cs="Times New Roman" w:eastAsia="Times New Roman" w:hAnsi="Times New Roman"/>
+                <w:b w:val="false"/>
+                <w:bCs w:val="false"/>
+                <w:sz w:val="18"/>
+                <w:szCs w:val="18"/>
+              </w:rPr>
+              <w:t xml:space="preserve">0.859</w:t>
+            </w:r>
+          </w:p>
+        </w:tc>
+        <w:tc>
+          <w:tcPr>
+            <w:tcW w:type="dxa" w:w="1650"/>
+            <w:tcBorders>
+              <w:top w:val="none" w:color="FFFFFF" w:sz="0"/>
+              <w:left w:val="none" w:color="FFFFFF" w:sz="0"/>
+              <w:bottom w:val="none" w:color="FFFFFF" w:sz="0"/>
+              <w:right w:val="none" w:color="FFFFFF" w:sz="0"/>
+            </w:tcBorders>
+            <w:tcMar>
+              <w:top w:type="dxa" w:w="35"/>
+              <w:left w:type="dxa" w:w="70"/>
+              <w:bottom w:type="dxa" w:w="35"/>
+              <w:right w:type="dxa" w:w="70"/>
+            </w:tcMar>
+          </w:tcPr>
+          <w:p>
+            <w:pPr>
+              <w:keepNext/>
+              <w:jc w:val="center"/>
+            </w:pPr>
+            <w:r>
+              <w:rPr>
+                <w:rFonts w:ascii="Times New Roman" w:cs="Times New Roman" w:eastAsia="Times New Roman" w:hAnsi="Times New Roman"/>
+                <w:b w:val="false"/>
+                <w:bCs w:val="false"/>
+                <w:sz w:val="18"/>
+                <w:szCs w:val="18"/>
+              </w:rPr>
+              <w:t xml:space="preserve">0.905</w:t>
+            </w:r>
+          </w:p>
+        </w:tc>
+      </w:tr>
+      <w:tr>
+        <w:trPr>
+          <w:cantSplit/>
+        </w:trPr>
+        <w:tc>
+          <w:tcPr>
+            <w:tcW w:type="dxa" w:w="2760"/>
+            <w:tcBorders>
+              <w:top w:val="none" w:color="FFFFFF" w:sz="0"/>
+              <w:left w:val="none" w:color="FFFFFF" w:sz="0"/>
+              <w:bottom w:val="none" w:color="FFFFFF" w:sz="0"/>
+              <w:right w:val="none" w:color="FFFFFF" w:sz="0"/>
+            </w:tcBorders>
+            <w:tcMar>
+              <w:top w:type="dxa" w:w="35"/>
+              <w:left w:type="dxa" w:w="70"/>
+              <w:bottom w:type="dxa" w:w="35"/>
+              <w:right w:type="dxa" w:w="70"/>
+            </w:tcMar>
+          </w:tcPr>
+          <w:p>
+            <w:pPr>
+              <w:keepNext/>
+              <w:jc w:val="left"/>
+            </w:pPr>
+            <w:r>
+              <w:rPr>
+                <w:rFonts w:ascii="Times New Roman" w:cs="Times New Roman" w:eastAsia="Times New Roman" w:hAnsi="Times New Roman"/>
+                <w:b w:val="false"/>
+                <w:bCs w:val="false"/>
+                <w:sz w:val="18"/>
+                <w:szCs w:val="18"/>
+              </w:rPr>
+              <w:t xml:space="preserve">Coxal derecho</w:t>
+            </w:r>
+          </w:p>
+        </w:tc>
+        <w:tc>
+          <w:tcPr>
+            <w:tcW w:type="dxa" w:w="1650"/>
+            <w:tcBorders>
+              <w:top w:val="none" w:color="FFFFFF" w:sz="0"/>
+              <w:left w:val="none" w:color="FFFFFF" w:sz="0"/>
+              <w:bottom w:val="none" w:color="FFFFFF" w:sz="0"/>
+              <w:right w:val="none" w:color="FFFFFF" w:sz="0"/>
+            </w:tcBorders>
+            <w:tcMar>
+              <w:top w:type="dxa" w:w="35"/>
+              <w:left w:type="dxa" w:w="70"/>
+              <w:bottom w:type="dxa" w:w="35"/>
+              <w:right w:type="dxa" w:w="70"/>
+            </w:tcMar>
+          </w:tcPr>
+          <w:p>
+            <w:pPr>
+              <w:keepNext/>
+              <w:jc w:val="center"/>
+            </w:pPr>
+            <w:r>
+              <w:rPr>
+                <w:rFonts w:ascii="Times New Roman" w:cs="Times New Roman" w:eastAsia="Times New Roman" w:hAnsi="Times New Roman"/>
+                <w:b w:val="false"/>
+                <w:bCs w:val="false"/>
+                <w:sz w:val="18"/>
+                <w:szCs w:val="18"/>
+              </w:rPr>
+              <w:t xml:space="preserve">0.930</w:t>
+            </w:r>
+          </w:p>
+        </w:tc>
+        <w:tc>
+          <w:tcPr>
+            <w:tcW w:type="dxa" w:w="1650"/>
+            <w:tcBorders>
+              <w:top w:val="none" w:color="FFFFFF" w:sz="0"/>
+              <w:left w:val="none" w:color="FFFFFF" w:sz="0"/>
+              <w:bottom w:val="none" w:color="FFFFFF" w:sz="0"/>
+              <w:right w:val="none" w:color="FFFFFF" w:sz="0"/>
+            </w:tcBorders>
+            <w:tcMar>
+              <w:top w:type="dxa" w:w="35"/>
+              <w:left w:type="dxa" w:w="70"/>
+              <w:bottom w:type="dxa" w:w="35"/>
+              <w:right w:type="dxa" w:w="70"/>
+            </w:tcMar>
+          </w:tcPr>
+          <w:p>
+            <w:pPr>
+              <w:keepNext/>
+              <w:jc w:val="center"/>
+            </w:pPr>
+            <w:r>
+              <w:rPr>
+                <w:rFonts w:ascii="Times New Roman" w:cs="Times New Roman" w:eastAsia="Times New Roman" w:hAnsi="Times New Roman"/>
+                <w:b w:val="false"/>
+                <w:bCs w:val="false"/>
+                <w:sz w:val="18"/>
+                <w:szCs w:val="18"/>
+              </w:rPr>
+              <w:t xml:space="preserve">0.957</w:t>
+            </w:r>
+          </w:p>
+        </w:tc>
+        <w:tc>
+          <w:tcPr>
+            <w:tcW w:type="dxa" w:w="1650"/>
+            <w:tcBorders>
+              <w:top w:val="none" w:color="FFFFFF" w:sz="0"/>
+              <w:left w:val="none" w:color="FFFFFF" w:sz="0"/>
+              <w:bottom w:val="none" w:color="FFFFFF" w:sz="0"/>
+              <w:right w:val="none" w:color="FFFFFF" w:sz="0"/>
+            </w:tcBorders>
+            <w:tcMar>
+              <w:top w:type="dxa" w:w="35"/>
+              <w:left w:type="dxa" w:w="70"/>
+              <w:bottom w:type="dxa" w:w="35"/>
+              <w:right w:type="dxa" w:w="70"/>
+            </w:tcMar>
+          </w:tcPr>
+          <w:p>
+            <w:pPr>
+              <w:keepNext/>
+              <w:jc w:val="center"/>
+            </w:pPr>
+            <w:r>
+              <w:rPr>
+                <w:rFonts w:ascii="Times New Roman" w:cs="Times New Roman" w:eastAsia="Times New Roman" w:hAnsi="Times New Roman"/>
+                <w:b w:val="false"/>
+                <w:bCs w:val="false"/>
+                <w:sz w:val="18"/>
+                <w:szCs w:val="18"/>
+              </w:rPr>
+              <w:t xml:space="preserve">0.879</w:t>
+            </w:r>
+          </w:p>
+        </w:tc>
+        <w:tc>
+          <w:tcPr>
+            <w:tcW w:type="dxa" w:w="1650"/>
+            <w:tcBorders>
+              <w:top w:val="none" w:color="FFFFFF" w:sz="0"/>
+              <w:left w:val="none" w:color="FFFFFF" w:sz="0"/>
+              <w:bottom w:val="none" w:color="FFFFFF" w:sz="0"/>
+              <w:right w:val="none" w:color="FFFFFF" w:sz="0"/>
+            </w:tcBorders>
+            <w:tcMar>
+              <w:top w:type="dxa" w:w="35"/>
+              <w:left w:type="dxa" w:w="70"/>
+              <w:bottom w:type="dxa" w:w="35"/>
+              <w:right w:type="dxa" w:w="70"/>
+            </w:tcMar>
+          </w:tcPr>
+          <w:p>
+            <w:pPr>
+              <w:keepNext/>
+              <w:jc w:val="center"/>
+            </w:pPr>
+            <w:r>
+              <w:rPr>
+                <w:rFonts w:ascii="Times New Roman" w:cs="Times New Roman" w:eastAsia="Times New Roman" w:hAnsi="Times New Roman"/>
+                <w:b w:val="false"/>
+                <w:bCs w:val="false"/>
+                <w:sz w:val="18"/>
+                <w:szCs w:val="18"/>
+              </w:rPr>
+              <w:t xml:space="preserve">0.921</w:t>
+            </w:r>
+          </w:p>
+        </w:tc>
+      </w:tr>
+      <w:tr>
+        <w:trPr>
+          <w:cantSplit/>
+        </w:trPr>
+        <w:tc>
+          <w:tcPr>
+            <w:tcW w:type="dxa" w:w="2760"/>
+            <w:tcBorders>
+              <w:top w:val="none" w:color="FFFFFF" w:sz="0"/>
+              <w:left w:val="none" w:color="FFFFFF" w:sz="0"/>
+              <w:bottom w:val="single" w:color="000000" w:sz="10"/>
+              <w:right w:val="none" w:color="FFFFFF" w:sz="0"/>
+            </w:tcBorders>
+            <w:tcMar>
+              <w:top w:type="dxa" w:w="35"/>
+              <w:left w:type="dxa" w:w="70"/>
+              <w:bottom w:type="dxa" w:w="35"/>
+              <w:right w:type="dxa" w:w="70"/>
+            </w:tcMar>
+          </w:tcPr>
+          <w:p>
+            <w:pPr>
+              <w:keepNext w:val="false"/>
+              <w:jc w:val="left"/>
+            </w:pPr>
+            <w:r>
+              <w:rPr>
+                <w:rFonts w:ascii="Times New Roman" w:cs="Times New Roman" w:eastAsia="Times New Roman" w:hAnsi="Times New Roman"/>
+                <w:b/>
+                <w:bCs/>
+                <w:sz w:val="18"/>
+                <w:szCs w:val="18"/>
+              </w:rPr>
+              <w:t xml:space="preserve">Las tres regiones</w:t>
+            </w:r>
+          </w:p>
+        </w:tc>
+        <w:tc>
+          <w:tcPr>
+            <w:tcW w:type="dxa" w:w="1650"/>
+            <w:tcBorders>
+              <w:top w:val="none" w:color="FFFFFF" w:sz="0"/>
+              <w:left w:val="none" w:color="FFFFFF" w:sz="0"/>
+              <w:bottom w:val="single" w:color="000000" w:sz="10"/>
+              <w:right w:val="none" w:color="FFFFFF" w:sz="0"/>
+            </w:tcBorders>
+            <w:tcMar>
+              <w:top w:type="dxa" w:w="35"/>
+              <w:left w:type="dxa" w:w="70"/>
+              <w:bottom w:type="dxa" w:w="35"/>
+              <w:right w:type="dxa" w:w="70"/>
+            </w:tcMar>
+          </w:tcPr>
+          <w:p>
+            <w:pPr>
+              <w:keepNext w:val="false"/>
+              <w:jc w:val="center"/>
+            </w:pPr>
+            <w:r>
+              <w:rPr>
+                <w:rFonts w:ascii="Times New Roman" w:cs="Times New Roman" w:eastAsia="Times New Roman" w:hAnsi="Times New Roman"/>
+                <w:b/>
+                <w:bCs/>
+                <w:sz w:val="18"/>
+                <w:szCs w:val="18"/>
+              </w:rPr>
+              <w:t xml:space="preserve">0.889</w:t>
+            </w:r>
+          </w:p>
+        </w:tc>
+        <w:tc>
+          <w:tcPr>
+            <w:tcW w:type="dxa" w:w="1650"/>
+            <w:tcBorders>
+              <w:top w:val="none" w:color="FFFFFF" w:sz="0"/>
+              <w:left w:val="none" w:color="FFFFFF" w:sz="0"/>
+              <w:bottom w:val="single" w:color="000000" w:sz="10"/>
+              <w:right w:val="none" w:color="FFFFFF" w:sz="0"/>
+            </w:tcBorders>
+            <w:tcMar>
+              <w:top w:type="dxa" w:w="35"/>
+              <w:left w:type="dxa" w:w="70"/>
+              <w:bottom w:type="dxa" w:w="35"/>
+              <w:right w:type="dxa" w:w="70"/>
+            </w:tcMar>
+          </w:tcPr>
+          <w:p>
+            <w:pPr>
+              <w:keepNext w:val="false"/>
+              <w:jc w:val="center"/>
+            </w:pPr>
+            <w:r>
+              <w:rPr>
+                <w:rFonts w:ascii="Times New Roman" w:cs="Times New Roman" w:eastAsia="Times New Roman" w:hAnsi="Times New Roman"/>
+                <w:b/>
+                <w:bCs/>
+                <w:sz w:val="18"/>
+                <w:szCs w:val="18"/>
+              </w:rPr>
+              <w:t xml:space="preserve">0.935</w:t>
+            </w:r>
+          </w:p>
+        </w:tc>
+        <w:tc>
+          <w:tcPr>
+            <w:tcW w:type="dxa" w:w="1650"/>
+            <w:tcBorders>
+              <w:top w:val="none" w:color="FFFFFF" w:sz="0"/>
+              <w:left w:val="none" w:color="FFFFFF" w:sz="0"/>
+              <w:bottom w:val="single" w:color="000000" w:sz="10"/>
+              <w:right w:val="none" w:color="FFFFFF" w:sz="0"/>
+            </w:tcBorders>
+            <w:tcMar>
+              <w:top w:type="dxa" w:w="35"/>
+              <w:left w:type="dxa" w:w="70"/>
+              <w:bottom w:type="dxa" w:w="35"/>
+              <w:right w:type="dxa" w:w="70"/>
+            </w:tcMar>
+          </w:tcPr>
+          <w:p>
+            <w:pPr>
+              <w:keepNext w:val="false"/>
+              <w:jc w:val="center"/>
+            </w:pPr>
+            <w:r>
+              <w:rPr>
+                <w:rFonts w:ascii="Times New Roman" w:cs="Times New Roman" w:eastAsia="Times New Roman" w:hAnsi="Times New Roman"/>
+                <w:b/>
+                <w:bCs/>
+                <w:sz w:val="18"/>
+                <w:szCs w:val="18"/>
+              </w:rPr>
+              <w:t xml:space="preserve">0.823</w:t>
+            </w:r>
+          </w:p>
+        </w:tc>
+        <w:tc>
+          <w:tcPr>
+            <w:tcW w:type="dxa" w:w="1650"/>
+            <w:tcBorders>
+              <w:top w:val="none" w:color="FFFFFF" w:sz="0"/>
+              <w:left w:val="none" w:color="FFFFFF" w:sz="0"/>
+              <w:bottom w:val="single" w:color="000000" w:sz="10"/>
+              <w:right w:val="none" w:color="FFFFFF" w:sz="0"/>
+            </w:tcBorders>
+            <w:tcMar>
+              <w:top w:type="dxa" w:w="35"/>
+              <w:left w:type="dxa" w:w="70"/>
+              <w:bottom w:type="dxa" w:w="35"/>
+              <w:right w:type="dxa" w:w="70"/>
+            </w:tcMar>
+          </w:tcPr>
+          <w:p>
+            <w:pPr>
+              <w:keepNext w:val="false"/>
+              <w:jc w:val="center"/>
+            </w:pPr>
+            <w:r>
+              <w:rPr>
+                <w:rFonts w:ascii="Times New Roman" w:cs="Times New Roman" w:eastAsia="Times New Roman" w:hAnsi="Times New Roman"/>
+                <w:b/>
+                <w:bCs/>
+                <w:sz w:val="18"/>
+                <w:szCs w:val="18"/>
+              </w:rPr>
+              <w:t xml:space="preserve">0.889</w:t>
+            </w:r>
+          </w:p>
+        </w:tc>
+      </w:tr>
+    </w:tbl>
+    <w:p>
+      <w:pPr>
+        <w:spacing w:after="90"/>
+      </w:pPr>
+    </w:p>
+    <w:p>
+      <w:pPr>
+        <w:keepNext/>
+        <w:spacing w:after="60" w:before="120"/>
+      </w:pPr>
+      <w:r>
+        <w:rPr>
+          <w:rFonts w:ascii="Times New Roman" w:cs="Times New Roman" w:eastAsia="Times New Roman" w:hAnsi="Times New Roman"/>
+          <w:b/>
+          <w:bCs/>
+          <w:i/>
+          <w:iCs/>
+          <w:sz w:val="21"/>
+          <w:szCs w:val="21"/>
+        </w:rPr>
+        <w:t xml:space="preserve">5.5 Distancia de separación: predicción frente a ground truth</w:t>
       </w:r>
     </w:p>
     <w:p>
@@ -4237,7 +7065,1162 @@
           <w:sz w:val="21"/>
           <w:szCs w:val="21"/>
         </w:rPr>
-        <w:t xml:space="preserve">En test hay 41 fragmentos secundarios reales y el modelo entrega distancia para 36. El error medio es 1.28 mm, la mediana 0.0 mm y la correlación con la distancia real 0.82. Un solo fragmento del caso 007, que está a 9.4 mm y el modelo sitúa a 45.8 mm, concentra el 79 % del error; sin él la media es 0.28 mm. En el volumen, el Dice 3D es 0.931 para el fragmento principal y 0.756 para los secundarios.</w:t>
+        <w:t xml:space="preserve">La distancia de cada fragmento secundario a su principal se calcula igual sobre la máscara predicha y sobre el ground truth del mismo caso, y se comparan (Tabla 7). En test hay 41 fragmentos secundarios y el modelo entrega distancia para 36. Con H6 el error medio es 1.28 mm y la correlación con la distancia real 0.82. Un solo fragmento del caso 007, que está a 9.4 mm y el modelo sitúa a 45.8 mm, concentra el 79 % del error; sin él la media es 0.28 mm. En validación solo 5 de los 41 secundarios están separados en el ground truth, así que esa columna es indicativa.</w:t>
+      </w:r>
+    </w:p>
+    <w:p>
+      <w:pPr>
+        <w:keepNext/>
+        <w:spacing w:after="60" w:before="120"/>
+        <w:jc w:val="left"/>
+      </w:pPr>
+      <w:r>
+        <w:rPr>
+          <w:rFonts w:ascii="Times New Roman" w:cs="Times New Roman" w:eastAsia="Times New Roman" w:hAnsi="Times New Roman"/>
+          <w:sz w:val="18"/>
+          <w:szCs w:val="18"/>
+        </w:rPr>
+        <w:t xml:space="preserve">Tabla 7. Distancia predicha frente a la real y métricas de superficie por fragmento (41 secundarios en cada conjunto).</w:t>
+      </w:r>
+    </w:p>
+    <w:tbl>
+      <w:tblPr>
+        <w:tblW w:type="dxa" w:w="9360"/>
+        <w:jc w:val="center"/>
+        <w:tblBorders>
+          <w:top w:val="single" w:color="auto" w:sz="4"/>
+          <w:left w:val="single" w:color="auto" w:sz="4"/>
+          <w:bottom w:val="single" w:color="auto" w:sz="4"/>
+          <w:right w:val="single" w:color="auto" w:sz="4"/>
+          <w:insideH w:val="single" w:color="auto" w:sz="4"/>
+          <w:insideV w:val="single" w:color="auto" w:sz="4"/>
+        </w:tblBorders>
+      </w:tblPr>
+      <w:tblGrid>
+        <w:gridCol w:w="3900"/>
+        <w:gridCol w:w="1820"/>
+        <w:gridCol w:w="1820"/>
+        <w:gridCol w:w="1820"/>
+      </w:tblGrid>
+      <w:tr>
+        <w:trPr>
+          <w:cantSplit/>
+          <w:tblHeader/>
+        </w:trPr>
+        <w:tc>
+          <w:tcPr>
+            <w:tcW w:type="dxa" w:w="3900"/>
+            <w:tcBorders>
+              <w:top w:val="single" w:color="000000" w:sz="10"/>
+              <w:left w:val="none" w:color="FFFFFF" w:sz="0"/>
+              <w:bottom w:val="single" w:color="000000" w:sz="4"/>
+              <w:right w:val="none" w:color="FFFFFF" w:sz="0"/>
+            </w:tcBorders>
+            <w:tcMar>
+              <w:top w:type="dxa" w:w="35"/>
+              <w:left w:type="dxa" w:w="70"/>
+              <w:bottom w:type="dxa" w:w="35"/>
+              <w:right w:type="dxa" w:w="70"/>
+            </w:tcMar>
+          </w:tcPr>
+          <w:p>
+            <w:pPr>
+              <w:keepNext/>
+              <w:jc w:val="left"/>
+            </w:pPr>
+            <w:r>
+              <w:rPr>
+                <w:rFonts w:ascii="Times New Roman" w:cs="Times New Roman" w:eastAsia="Times New Roman" w:hAnsi="Times New Roman"/>
+                <w:b/>
+                <w:bCs/>
+                <w:sz w:val="18"/>
+                <w:szCs w:val="18"/>
+              </w:rPr>
+              <w:t xml:space="preserve">Medida</w:t>
+            </w:r>
+          </w:p>
+        </w:tc>
+        <w:tc>
+          <w:tcPr>
+            <w:tcW w:type="dxa" w:w="1820"/>
+            <w:tcBorders>
+              <w:top w:val="single" w:color="000000" w:sz="10"/>
+              <w:left w:val="none" w:color="FFFFFF" w:sz="0"/>
+              <w:bottom w:val="single" w:color="000000" w:sz="4"/>
+              <w:right w:val="none" w:color="FFFFFF" w:sz="0"/>
+            </w:tcBorders>
+            <w:tcMar>
+              <w:top w:type="dxa" w:w="35"/>
+              <w:left w:type="dxa" w:w="70"/>
+              <w:bottom w:type="dxa" w:w="35"/>
+              <w:right w:type="dxa" w:w="70"/>
+            </w:tcMar>
+          </w:tcPr>
+          <w:p>
+            <w:pPr>
+              <w:keepNext/>
+              <w:jc w:val="center"/>
+            </w:pPr>
+            <w:r>
+              <w:rPr>
+                <w:rFonts w:ascii="Times New Roman" w:cs="Times New Roman" w:eastAsia="Times New Roman" w:hAnsi="Times New Roman"/>
+                <w:b/>
+                <w:bCs/>
+                <w:sz w:val="18"/>
+                <w:szCs w:val="18"/>
+              </w:rPr>
+              <w:t xml:space="preserve">Validación, H6</w:t>
+            </w:r>
+          </w:p>
+        </w:tc>
+        <w:tc>
+          <w:tcPr>
+            <w:tcW w:type="dxa" w:w="1820"/>
+            <w:tcBorders>
+              <w:top w:val="single" w:color="000000" w:sz="10"/>
+              <w:left w:val="none" w:color="FFFFFF" w:sz="0"/>
+              <w:bottom w:val="single" w:color="000000" w:sz="4"/>
+              <w:right w:val="none" w:color="FFFFFF" w:sz="0"/>
+            </w:tcBorders>
+            <w:tcMar>
+              <w:top w:type="dxa" w:w="35"/>
+              <w:left w:type="dxa" w:w="70"/>
+              <w:bottom w:type="dxa" w:w="35"/>
+              <w:right w:type="dxa" w:w="70"/>
+            </w:tcMar>
+          </w:tcPr>
+          <w:p>
+            <w:pPr>
+              <w:keepNext/>
+              <w:jc w:val="center"/>
+            </w:pPr>
+            <w:r>
+              <w:rPr>
+                <w:rFonts w:ascii="Times New Roman" w:cs="Times New Roman" w:eastAsia="Times New Roman" w:hAnsi="Times New Roman"/>
+                <w:b/>
+                <w:bCs/>
+                <w:sz w:val="18"/>
+                <w:szCs w:val="18"/>
+              </w:rPr>
+              <w:t xml:space="preserve">Test, D5</w:t>
+            </w:r>
+          </w:p>
+        </w:tc>
+        <w:tc>
+          <w:tcPr>
+            <w:tcW w:type="dxa" w:w="1820"/>
+            <w:tcBorders>
+              <w:top w:val="single" w:color="000000" w:sz="10"/>
+              <w:left w:val="none" w:color="FFFFFF" w:sz="0"/>
+              <w:bottom w:val="single" w:color="000000" w:sz="4"/>
+              <w:right w:val="none" w:color="FFFFFF" w:sz="0"/>
+            </w:tcBorders>
+            <w:tcMar>
+              <w:top w:type="dxa" w:w="35"/>
+              <w:left w:type="dxa" w:w="70"/>
+              <w:bottom w:type="dxa" w:w="35"/>
+              <w:right w:type="dxa" w:w="70"/>
+            </w:tcMar>
+          </w:tcPr>
+          <w:p>
+            <w:pPr>
+              <w:keepNext/>
+              <w:jc w:val="center"/>
+            </w:pPr>
+            <w:r>
+              <w:rPr>
+                <w:rFonts w:ascii="Times New Roman" w:cs="Times New Roman" w:eastAsia="Times New Roman" w:hAnsi="Times New Roman"/>
+                <w:b/>
+                <w:bCs/>
+                <w:sz w:val="18"/>
+                <w:szCs w:val="18"/>
+              </w:rPr>
+              <w:t xml:space="preserve">Test, H6</w:t>
+            </w:r>
+          </w:p>
+        </w:tc>
+      </w:tr>
+      <w:tr>
+        <w:trPr>
+          <w:cantSplit/>
+        </w:trPr>
+        <w:tc>
+          <w:tcPr>
+            <w:tcW w:type="dxa" w:w="3900"/>
+            <w:tcBorders>
+              <w:top w:val="none" w:color="FFFFFF" w:sz="0"/>
+              <w:left w:val="none" w:color="FFFFFF" w:sz="0"/>
+              <w:bottom w:val="none" w:color="FFFFFF" w:sz="0"/>
+              <w:right w:val="none" w:color="FFFFFF" w:sz="0"/>
+            </w:tcBorders>
+            <w:tcMar>
+              <w:top w:type="dxa" w:w="35"/>
+              <w:left w:type="dxa" w:w="70"/>
+              <w:bottom w:type="dxa" w:w="35"/>
+              <w:right w:type="dxa" w:w="70"/>
+            </w:tcMar>
+          </w:tcPr>
+          <w:p>
+            <w:pPr>
+              <w:keepNext/>
+              <w:jc w:val="left"/>
+            </w:pPr>
+            <w:r>
+              <w:rPr>
+                <w:rFonts w:ascii="Times New Roman" w:cs="Times New Roman" w:eastAsia="Times New Roman" w:hAnsi="Times New Roman"/>
+                <w:b w:val="false"/>
+                <w:bCs w:val="false"/>
+                <w:sz w:val="18"/>
+                <w:szCs w:val="18"/>
+              </w:rPr>
+              <w:t xml:space="preserve">Error medio de la distancia (mm)</w:t>
+            </w:r>
+          </w:p>
+        </w:tc>
+        <w:tc>
+          <w:tcPr>
+            <w:tcW w:type="dxa" w:w="1820"/>
+            <w:tcBorders>
+              <w:top w:val="none" w:color="FFFFFF" w:sz="0"/>
+              <w:left w:val="none" w:color="FFFFFF" w:sz="0"/>
+              <w:bottom w:val="none" w:color="FFFFFF" w:sz="0"/>
+              <w:right w:val="none" w:color="FFFFFF" w:sz="0"/>
+            </w:tcBorders>
+            <w:tcMar>
+              <w:top w:type="dxa" w:w="35"/>
+              <w:left w:type="dxa" w:w="70"/>
+              <w:bottom w:type="dxa" w:w="35"/>
+              <w:right w:type="dxa" w:w="70"/>
+            </w:tcMar>
+          </w:tcPr>
+          <w:p>
+            <w:pPr>
+              <w:keepNext/>
+              <w:jc w:val="center"/>
+            </w:pPr>
+            <w:r>
+              <w:rPr>
+                <w:rFonts w:ascii="Times New Roman" w:cs="Times New Roman" w:eastAsia="Times New Roman" w:hAnsi="Times New Roman"/>
+                <w:b w:val="false"/>
+                <w:bCs w:val="false"/>
+                <w:sz w:val="18"/>
+                <w:szCs w:val="18"/>
+              </w:rPr>
+              <w:t xml:space="preserve">0.185</w:t>
+            </w:r>
+          </w:p>
+        </w:tc>
+        <w:tc>
+          <w:tcPr>
+            <w:tcW w:type="dxa" w:w="1820"/>
+            <w:tcBorders>
+              <w:top w:val="none" w:color="FFFFFF" w:sz="0"/>
+              <w:left w:val="none" w:color="FFFFFF" w:sz="0"/>
+              <w:bottom w:val="none" w:color="FFFFFF" w:sz="0"/>
+              <w:right w:val="none" w:color="FFFFFF" w:sz="0"/>
+            </w:tcBorders>
+            <w:tcMar>
+              <w:top w:type="dxa" w:w="35"/>
+              <w:left w:type="dxa" w:w="70"/>
+              <w:bottom w:type="dxa" w:w="35"/>
+              <w:right w:type="dxa" w:w="70"/>
+            </w:tcMar>
+          </w:tcPr>
+          <w:p>
+            <w:pPr>
+              <w:keepNext/>
+              <w:jc w:val="center"/>
+            </w:pPr>
+            <w:r>
+              <w:rPr>
+                <w:rFonts w:ascii="Times New Roman" w:cs="Times New Roman" w:eastAsia="Times New Roman" w:hAnsi="Times New Roman"/>
+                <w:b w:val="false"/>
+                <w:bCs w:val="false"/>
+                <w:sz w:val="18"/>
+                <w:szCs w:val="18"/>
+              </w:rPr>
+              <w:t xml:space="preserve">2.956</w:t>
+            </w:r>
+          </w:p>
+        </w:tc>
+        <w:tc>
+          <w:tcPr>
+            <w:tcW w:type="dxa" w:w="1820"/>
+            <w:tcBorders>
+              <w:top w:val="none" w:color="FFFFFF" w:sz="0"/>
+              <w:left w:val="none" w:color="FFFFFF" w:sz="0"/>
+              <w:bottom w:val="none" w:color="FFFFFF" w:sz="0"/>
+              <w:right w:val="none" w:color="FFFFFF" w:sz="0"/>
+            </w:tcBorders>
+            <w:tcMar>
+              <w:top w:type="dxa" w:w="35"/>
+              <w:left w:type="dxa" w:w="70"/>
+              <w:bottom w:type="dxa" w:w="35"/>
+              <w:right w:type="dxa" w:w="70"/>
+            </w:tcMar>
+          </w:tcPr>
+          <w:p>
+            <w:pPr>
+              <w:keepNext/>
+              <w:jc w:val="center"/>
+            </w:pPr>
+            <w:r>
+              <w:rPr>
+                <w:rFonts w:ascii="Times New Roman" w:cs="Times New Roman" w:eastAsia="Times New Roman" w:hAnsi="Times New Roman"/>
+                <w:b w:val="false"/>
+                <w:bCs w:val="false"/>
+                <w:sz w:val="18"/>
+                <w:szCs w:val="18"/>
+              </w:rPr>
+              <w:t xml:space="preserve">1.277</w:t>
+            </w:r>
+          </w:p>
+        </w:tc>
+      </w:tr>
+      <w:tr>
+        <w:trPr>
+          <w:cantSplit/>
+        </w:trPr>
+        <w:tc>
+          <w:tcPr>
+            <w:tcW w:type="dxa" w:w="3900"/>
+            <w:tcBorders>
+              <w:top w:val="none" w:color="FFFFFF" w:sz="0"/>
+              <w:left w:val="none" w:color="FFFFFF" w:sz="0"/>
+              <w:bottom w:val="none" w:color="FFFFFF" w:sz="0"/>
+              <w:right w:val="none" w:color="FFFFFF" w:sz="0"/>
+            </w:tcBorders>
+            <w:tcMar>
+              <w:top w:type="dxa" w:w="35"/>
+              <w:left w:type="dxa" w:w="70"/>
+              <w:bottom w:type="dxa" w:w="35"/>
+              <w:right w:type="dxa" w:w="70"/>
+            </w:tcMar>
+          </w:tcPr>
+          <w:p>
+            <w:pPr>
+              <w:keepNext/>
+              <w:jc w:val="left"/>
+            </w:pPr>
+            <w:r>
+              <w:rPr>
+                <w:rFonts w:ascii="Times New Roman" w:cs="Times New Roman" w:eastAsia="Times New Roman" w:hAnsi="Times New Roman"/>
+                <w:b w:val="false"/>
+                <w:bCs w:val="false"/>
+                <w:sz w:val="18"/>
+                <w:szCs w:val="18"/>
+              </w:rPr>
+              <w:t xml:space="preserve">Error del percentil 90 (mm)</w:t>
+            </w:r>
+          </w:p>
+        </w:tc>
+        <w:tc>
+          <w:tcPr>
+            <w:tcW w:type="dxa" w:w="1820"/>
+            <w:tcBorders>
+              <w:top w:val="none" w:color="FFFFFF" w:sz="0"/>
+              <w:left w:val="none" w:color="FFFFFF" w:sz="0"/>
+              <w:bottom w:val="none" w:color="FFFFFF" w:sz="0"/>
+              <w:right w:val="none" w:color="FFFFFF" w:sz="0"/>
+            </w:tcBorders>
+            <w:tcMar>
+              <w:top w:type="dxa" w:w="35"/>
+              <w:left w:type="dxa" w:w="70"/>
+              <w:bottom w:type="dxa" w:w="35"/>
+              <w:right w:type="dxa" w:w="70"/>
+            </w:tcMar>
+          </w:tcPr>
+          <w:p>
+            <w:pPr>
+              <w:keepNext/>
+              <w:jc w:val="center"/>
+            </w:pPr>
+            <w:r>
+              <w:rPr>
+                <w:rFonts w:ascii="Times New Roman" w:cs="Times New Roman" w:eastAsia="Times New Roman" w:hAnsi="Times New Roman"/>
+                <w:b w:val="false"/>
+                <w:bCs w:val="false"/>
+                <w:sz w:val="18"/>
+                <w:szCs w:val="18"/>
+              </w:rPr>
+              <w:t xml:space="preserve">0.000</w:t>
+            </w:r>
+          </w:p>
+        </w:tc>
+        <w:tc>
+          <w:tcPr>
+            <w:tcW w:type="dxa" w:w="1820"/>
+            <w:tcBorders>
+              <w:top w:val="none" w:color="FFFFFF" w:sz="0"/>
+              <w:left w:val="none" w:color="FFFFFF" w:sz="0"/>
+              <w:bottom w:val="none" w:color="FFFFFF" w:sz="0"/>
+              <w:right w:val="none" w:color="FFFFFF" w:sz="0"/>
+            </w:tcBorders>
+            <w:tcMar>
+              <w:top w:type="dxa" w:w="35"/>
+              <w:left w:type="dxa" w:w="70"/>
+              <w:bottom w:type="dxa" w:w="35"/>
+              <w:right w:type="dxa" w:w="70"/>
+            </w:tcMar>
+          </w:tcPr>
+          <w:p>
+            <w:pPr>
+              <w:keepNext/>
+              <w:jc w:val="center"/>
+            </w:pPr>
+            <w:r>
+              <w:rPr>
+                <w:rFonts w:ascii="Times New Roman" w:cs="Times New Roman" w:eastAsia="Times New Roman" w:hAnsi="Times New Roman"/>
+                <w:b w:val="false"/>
+                <w:bCs w:val="false"/>
+                <w:sz w:val="18"/>
+                <w:szCs w:val="18"/>
+              </w:rPr>
+              <w:t xml:space="preserve">3.453</w:t>
+            </w:r>
+          </w:p>
+        </w:tc>
+        <w:tc>
+          <w:tcPr>
+            <w:tcW w:type="dxa" w:w="1820"/>
+            <w:tcBorders>
+              <w:top w:val="none" w:color="FFFFFF" w:sz="0"/>
+              <w:left w:val="none" w:color="FFFFFF" w:sz="0"/>
+              <w:bottom w:val="none" w:color="FFFFFF" w:sz="0"/>
+              <w:right w:val="none" w:color="FFFFFF" w:sz="0"/>
+            </w:tcBorders>
+            <w:tcMar>
+              <w:top w:type="dxa" w:w="35"/>
+              <w:left w:type="dxa" w:w="70"/>
+              <w:bottom w:type="dxa" w:w="35"/>
+              <w:right w:type="dxa" w:w="70"/>
+            </w:tcMar>
+          </w:tcPr>
+          <w:p>
+            <w:pPr>
+              <w:keepNext/>
+              <w:jc w:val="center"/>
+            </w:pPr>
+            <w:r>
+              <w:rPr>
+                <w:rFonts w:ascii="Times New Roman" w:cs="Times New Roman" w:eastAsia="Times New Roman" w:hAnsi="Times New Roman"/>
+                <w:b w:val="false"/>
+                <w:bCs w:val="false"/>
+                <w:sz w:val="18"/>
+                <w:szCs w:val="18"/>
+              </w:rPr>
+              <w:t xml:space="preserve">0.556</w:t>
+            </w:r>
+          </w:p>
+        </w:tc>
+      </w:tr>
+      <w:tr>
+        <w:trPr>
+          <w:cantSplit/>
+        </w:trPr>
+        <w:tc>
+          <w:tcPr>
+            <w:tcW w:type="dxa" w:w="3900"/>
+            <w:tcBorders>
+              <w:top w:val="none" w:color="FFFFFF" w:sz="0"/>
+              <w:left w:val="none" w:color="FFFFFF" w:sz="0"/>
+              <w:bottom w:val="none" w:color="FFFFFF" w:sz="0"/>
+              <w:right w:val="none" w:color="FFFFFF" w:sz="0"/>
+            </w:tcBorders>
+            <w:tcMar>
+              <w:top w:type="dxa" w:w="35"/>
+              <w:left w:type="dxa" w:w="70"/>
+              <w:bottom w:type="dxa" w:w="35"/>
+              <w:right w:type="dxa" w:w="70"/>
+            </w:tcMar>
+          </w:tcPr>
+          <w:p>
+            <w:pPr>
+              <w:keepNext/>
+              <w:jc w:val="left"/>
+            </w:pPr>
+            <w:r>
+              <w:rPr>
+                <w:rFonts w:ascii="Times New Roman" w:cs="Times New Roman" w:eastAsia="Times New Roman" w:hAnsi="Times New Roman"/>
+                <w:b w:val="false"/>
+                <w:bCs w:val="false"/>
+                <w:sz w:val="18"/>
+                <w:szCs w:val="18"/>
+              </w:rPr>
+              <w:t xml:space="preserve">Correlación con la distancia real</w:t>
+            </w:r>
+          </w:p>
+        </w:tc>
+        <w:tc>
+          <w:tcPr>
+            <w:tcW w:type="dxa" w:w="1820"/>
+            <w:tcBorders>
+              <w:top w:val="none" w:color="FFFFFF" w:sz="0"/>
+              <w:left w:val="none" w:color="FFFFFF" w:sz="0"/>
+              <w:bottom w:val="none" w:color="FFFFFF" w:sz="0"/>
+              <w:right w:val="none" w:color="FFFFFF" w:sz="0"/>
+            </w:tcBorders>
+            <w:tcMar>
+              <w:top w:type="dxa" w:w="35"/>
+              <w:left w:type="dxa" w:w="70"/>
+              <w:bottom w:type="dxa" w:w="35"/>
+              <w:right w:type="dxa" w:w="70"/>
+            </w:tcMar>
+          </w:tcPr>
+          <w:p>
+            <w:pPr>
+              <w:keepNext/>
+              <w:jc w:val="center"/>
+            </w:pPr>
+            <w:r>
+              <w:rPr>
+                <w:rFonts w:ascii="Times New Roman" w:cs="Times New Roman" w:eastAsia="Times New Roman" w:hAnsi="Times New Roman"/>
+                <w:b w:val="false"/>
+                <w:bCs w:val="false"/>
+                <w:sz w:val="18"/>
+                <w:szCs w:val="18"/>
+              </w:rPr>
+              <w:t xml:space="preserve">0.972</w:t>
+            </w:r>
+          </w:p>
+        </w:tc>
+        <w:tc>
+          <w:tcPr>
+            <w:tcW w:type="dxa" w:w="1820"/>
+            <w:tcBorders>
+              <w:top w:val="none" w:color="FFFFFF" w:sz="0"/>
+              <w:left w:val="none" w:color="FFFFFF" w:sz="0"/>
+              <w:bottom w:val="none" w:color="FFFFFF" w:sz="0"/>
+              <w:right w:val="none" w:color="FFFFFF" w:sz="0"/>
+            </w:tcBorders>
+            <w:tcMar>
+              <w:top w:type="dxa" w:w="35"/>
+              <w:left w:type="dxa" w:w="70"/>
+              <w:bottom w:type="dxa" w:w="35"/>
+              <w:right w:type="dxa" w:w="70"/>
+            </w:tcMar>
+          </w:tcPr>
+          <w:p>
+            <w:pPr>
+              <w:keepNext/>
+              <w:jc w:val="center"/>
+            </w:pPr>
+            <w:r>
+              <w:rPr>
+                <w:rFonts w:ascii="Times New Roman" w:cs="Times New Roman" w:eastAsia="Times New Roman" w:hAnsi="Times New Roman"/>
+                <w:b w:val="false"/>
+                <w:bCs w:val="false"/>
+                <w:sz w:val="18"/>
+                <w:szCs w:val="18"/>
+              </w:rPr>
+              <w:t xml:space="preserve">0.543</w:t>
+            </w:r>
+          </w:p>
+        </w:tc>
+        <w:tc>
+          <w:tcPr>
+            <w:tcW w:type="dxa" w:w="1820"/>
+            <w:tcBorders>
+              <w:top w:val="none" w:color="FFFFFF" w:sz="0"/>
+              <w:left w:val="none" w:color="FFFFFF" w:sz="0"/>
+              <w:bottom w:val="none" w:color="FFFFFF" w:sz="0"/>
+              <w:right w:val="none" w:color="FFFFFF" w:sz="0"/>
+            </w:tcBorders>
+            <w:tcMar>
+              <w:top w:type="dxa" w:w="35"/>
+              <w:left w:type="dxa" w:w="70"/>
+              <w:bottom w:type="dxa" w:w="35"/>
+              <w:right w:type="dxa" w:w="70"/>
+            </w:tcMar>
+          </w:tcPr>
+          <w:p>
+            <w:pPr>
+              <w:keepNext/>
+              <w:jc w:val="center"/>
+            </w:pPr>
+            <w:r>
+              <w:rPr>
+                <w:rFonts w:ascii="Times New Roman" w:cs="Times New Roman" w:eastAsia="Times New Roman" w:hAnsi="Times New Roman"/>
+                <w:b w:val="false"/>
+                <w:bCs w:val="false"/>
+                <w:sz w:val="18"/>
+                <w:szCs w:val="18"/>
+              </w:rPr>
+              <w:t xml:space="preserve">0.818</w:t>
+            </w:r>
+          </w:p>
+        </w:tc>
+      </w:tr>
+      <w:tr>
+        <w:trPr>
+          <w:cantSplit/>
+        </w:trPr>
+        <w:tc>
+          <w:tcPr>
+            <w:tcW w:type="dxa" w:w="3900"/>
+            <w:tcBorders>
+              <w:top w:val="none" w:color="FFFFFF" w:sz="0"/>
+              <w:left w:val="none" w:color="FFFFFF" w:sz="0"/>
+              <w:bottom w:val="none" w:color="FFFFFF" w:sz="0"/>
+              <w:right w:val="none" w:color="FFFFFF" w:sz="0"/>
+            </w:tcBorders>
+            <w:tcMar>
+              <w:top w:type="dxa" w:w="35"/>
+              <w:left w:type="dxa" w:w="70"/>
+              <w:bottom w:type="dxa" w:w="35"/>
+              <w:right w:type="dxa" w:w="70"/>
+            </w:tcMar>
+          </w:tcPr>
+          <w:p>
+            <w:pPr>
+              <w:keepNext/>
+              <w:jc w:val="left"/>
+            </w:pPr>
+            <w:r>
+              <w:rPr>
+                <w:rFonts w:ascii="Times New Roman" w:cs="Times New Roman" w:eastAsia="Times New Roman" w:hAnsi="Times New Roman"/>
+                <w:b w:val="false"/>
+                <w:bCs w:val="false"/>
+                <w:sz w:val="18"/>
+                <w:szCs w:val="18"/>
+              </w:rPr>
+              <w:t xml:space="preserve">Secundarios con distancia predicha</w:t>
+            </w:r>
+          </w:p>
+        </w:tc>
+        <w:tc>
+          <w:tcPr>
+            <w:tcW w:type="dxa" w:w="1820"/>
+            <w:tcBorders>
+              <w:top w:val="none" w:color="FFFFFF" w:sz="0"/>
+              <w:left w:val="none" w:color="FFFFFF" w:sz="0"/>
+              <w:bottom w:val="none" w:color="FFFFFF" w:sz="0"/>
+              <w:right w:val="none" w:color="FFFFFF" w:sz="0"/>
+            </w:tcBorders>
+            <w:tcMar>
+              <w:top w:type="dxa" w:w="35"/>
+              <w:left w:type="dxa" w:w="70"/>
+              <w:bottom w:type="dxa" w:w="35"/>
+              <w:right w:type="dxa" w:w="70"/>
+            </w:tcMar>
+          </w:tcPr>
+          <w:p>
+            <w:pPr>
+              <w:keepNext/>
+              <w:jc w:val="center"/>
+            </w:pPr>
+            <w:r>
+              <w:rPr>
+                <w:rFonts w:ascii="Times New Roman" w:cs="Times New Roman" w:eastAsia="Times New Roman" w:hAnsi="Times New Roman"/>
+                <w:b w:val="false"/>
+                <w:bCs w:val="false"/>
+                <w:sz w:val="18"/>
+                <w:szCs w:val="18"/>
+              </w:rPr>
+              <w:t xml:space="preserve">38</w:t>
+            </w:r>
+          </w:p>
+        </w:tc>
+        <w:tc>
+          <w:tcPr>
+            <w:tcW w:type="dxa" w:w="1820"/>
+            <w:tcBorders>
+              <w:top w:val="none" w:color="FFFFFF" w:sz="0"/>
+              <w:left w:val="none" w:color="FFFFFF" w:sz="0"/>
+              <w:bottom w:val="none" w:color="FFFFFF" w:sz="0"/>
+              <w:right w:val="none" w:color="FFFFFF" w:sz="0"/>
+            </w:tcBorders>
+            <w:tcMar>
+              <w:top w:type="dxa" w:w="35"/>
+              <w:left w:type="dxa" w:w="70"/>
+              <w:bottom w:type="dxa" w:w="35"/>
+              <w:right w:type="dxa" w:w="70"/>
+            </w:tcMar>
+          </w:tcPr>
+          <w:p>
+            <w:pPr>
+              <w:keepNext/>
+              <w:jc w:val="center"/>
+            </w:pPr>
+            <w:r>
+              <w:rPr>
+                <w:rFonts w:ascii="Times New Roman" w:cs="Times New Roman" w:eastAsia="Times New Roman" w:hAnsi="Times New Roman"/>
+                <w:b w:val="false"/>
+                <w:bCs w:val="false"/>
+                <w:sz w:val="18"/>
+                <w:szCs w:val="18"/>
+              </w:rPr>
+              <w:t xml:space="preserve">36</w:t>
+            </w:r>
+          </w:p>
+        </w:tc>
+        <w:tc>
+          <w:tcPr>
+            <w:tcW w:type="dxa" w:w="1820"/>
+            <w:tcBorders>
+              <w:top w:val="none" w:color="FFFFFF" w:sz="0"/>
+              <w:left w:val="none" w:color="FFFFFF" w:sz="0"/>
+              <w:bottom w:val="none" w:color="FFFFFF" w:sz="0"/>
+              <w:right w:val="none" w:color="FFFFFF" w:sz="0"/>
+            </w:tcBorders>
+            <w:tcMar>
+              <w:top w:type="dxa" w:w="35"/>
+              <w:left w:type="dxa" w:w="70"/>
+              <w:bottom w:type="dxa" w:w="35"/>
+              <w:right w:type="dxa" w:w="70"/>
+            </w:tcMar>
+          </w:tcPr>
+          <w:p>
+            <w:pPr>
+              <w:keepNext/>
+              <w:jc w:val="center"/>
+            </w:pPr>
+            <w:r>
+              <w:rPr>
+                <w:rFonts w:ascii="Times New Roman" w:cs="Times New Roman" w:eastAsia="Times New Roman" w:hAnsi="Times New Roman"/>
+                <w:b w:val="false"/>
+                <w:bCs w:val="false"/>
+                <w:sz w:val="18"/>
+                <w:szCs w:val="18"/>
+              </w:rPr>
+              <w:t xml:space="preserve">36</w:t>
+            </w:r>
+          </w:p>
+        </w:tc>
+      </w:tr>
+      <w:tr>
+        <w:trPr>
+          <w:cantSplit/>
+        </w:trPr>
+        <w:tc>
+          <w:tcPr>
+            <w:tcW w:type="dxa" w:w="3900"/>
+            <w:tcBorders>
+              <w:top w:val="none" w:color="FFFFFF" w:sz="0"/>
+              <w:left w:val="none" w:color="FFFFFF" w:sz="0"/>
+              <w:bottom w:val="none" w:color="FFFFFF" w:sz="0"/>
+              <w:right w:val="none" w:color="FFFFFF" w:sz="0"/>
+            </w:tcBorders>
+            <w:tcMar>
+              <w:top w:type="dxa" w:w="35"/>
+              <w:left w:type="dxa" w:w="70"/>
+              <w:bottom w:type="dxa" w:w="35"/>
+              <w:right w:type="dxa" w:w="70"/>
+            </w:tcMar>
+          </w:tcPr>
+          <w:p>
+            <w:pPr>
+              <w:keepNext/>
+              <w:jc w:val="left"/>
+            </w:pPr>
+            <w:r>
+              <w:rPr>
+                <w:rFonts w:ascii="Times New Roman" w:cs="Times New Roman" w:eastAsia="Times New Roman" w:hAnsi="Times New Roman"/>
+                <w:b w:val="false"/>
+                <w:bCs w:val="false"/>
+                <w:sz w:val="18"/>
+                <w:szCs w:val="18"/>
+              </w:rPr>
+              <w:t xml:space="preserve">Dice 3D, principal y secundarios</w:t>
+            </w:r>
+          </w:p>
+        </w:tc>
+        <w:tc>
+          <w:tcPr>
+            <w:tcW w:type="dxa" w:w="1820"/>
+            <w:tcBorders>
+              <w:top w:val="none" w:color="FFFFFF" w:sz="0"/>
+              <w:left w:val="none" w:color="FFFFFF" w:sz="0"/>
+              <w:bottom w:val="none" w:color="FFFFFF" w:sz="0"/>
+              <w:right w:val="none" w:color="FFFFFF" w:sz="0"/>
+            </w:tcBorders>
+            <w:tcMar>
+              <w:top w:type="dxa" w:w="35"/>
+              <w:left w:type="dxa" w:w="70"/>
+              <w:bottom w:type="dxa" w:w="35"/>
+              <w:right w:type="dxa" w:w="70"/>
+            </w:tcMar>
+          </w:tcPr>
+          <w:p>
+            <w:pPr>
+              <w:keepNext/>
+              <w:jc w:val="center"/>
+            </w:pPr>
+            <w:r>
+              <w:rPr>
+                <w:rFonts w:ascii="Times New Roman" w:cs="Times New Roman" w:eastAsia="Times New Roman" w:hAnsi="Times New Roman"/>
+                <w:b w:val="false"/>
+                <w:bCs w:val="false"/>
+                <w:sz w:val="18"/>
+                <w:szCs w:val="18"/>
+              </w:rPr>
+              <w:t xml:space="preserve">0.921 y 0.701</w:t>
+            </w:r>
+          </w:p>
+        </w:tc>
+        <w:tc>
+          <w:tcPr>
+            <w:tcW w:type="dxa" w:w="1820"/>
+            <w:tcBorders>
+              <w:top w:val="none" w:color="FFFFFF" w:sz="0"/>
+              <w:left w:val="none" w:color="FFFFFF" w:sz="0"/>
+              <w:bottom w:val="none" w:color="FFFFFF" w:sz="0"/>
+              <w:right w:val="none" w:color="FFFFFF" w:sz="0"/>
+            </w:tcBorders>
+            <w:tcMar>
+              <w:top w:type="dxa" w:w="35"/>
+              <w:left w:type="dxa" w:w="70"/>
+              <w:bottom w:type="dxa" w:w="35"/>
+              <w:right w:type="dxa" w:w="70"/>
+            </w:tcMar>
+          </w:tcPr>
+          <w:p>
+            <w:pPr>
+              <w:keepNext/>
+              <w:jc w:val="center"/>
+            </w:pPr>
+            <w:r>
+              <w:rPr>
+                <w:rFonts w:ascii="Times New Roman" w:cs="Times New Roman" w:eastAsia="Times New Roman" w:hAnsi="Times New Roman"/>
+                <w:b w:val="false"/>
+                <w:bCs w:val="false"/>
+                <w:sz w:val="18"/>
+                <w:szCs w:val="18"/>
+              </w:rPr>
+              <w:t xml:space="preserve">0.909 y 0.682</w:t>
+            </w:r>
+          </w:p>
+        </w:tc>
+        <w:tc>
+          <w:tcPr>
+            <w:tcW w:type="dxa" w:w="1820"/>
+            <w:tcBorders>
+              <w:top w:val="none" w:color="FFFFFF" w:sz="0"/>
+              <w:left w:val="none" w:color="FFFFFF" w:sz="0"/>
+              <w:bottom w:val="none" w:color="FFFFFF" w:sz="0"/>
+              <w:right w:val="none" w:color="FFFFFF" w:sz="0"/>
+            </w:tcBorders>
+            <w:tcMar>
+              <w:top w:type="dxa" w:w="35"/>
+              <w:left w:type="dxa" w:w="70"/>
+              <w:bottom w:type="dxa" w:w="35"/>
+              <w:right w:type="dxa" w:w="70"/>
+            </w:tcMar>
+          </w:tcPr>
+          <w:p>
+            <w:pPr>
+              <w:keepNext/>
+              <w:jc w:val="center"/>
+            </w:pPr>
+            <w:r>
+              <w:rPr>
+                <w:rFonts w:ascii="Times New Roman" w:cs="Times New Roman" w:eastAsia="Times New Roman" w:hAnsi="Times New Roman"/>
+                <w:b w:val="false"/>
+                <w:bCs w:val="false"/>
+                <w:sz w:val="18"/>
+                <w:szCs w:val="18"/>
+              </w:rPr>
+              <w:t xml:space="preserve">0.931 y 0.756</w:t>
+            </w:r>
+          </w:p>
+        </w:tc>
+      </w:tr>
+      <w:tr>
+        <w:trPr>
+          <w:cantSplit/>
+        </w:trPr>
+        <w:tc>
+          <w:tcPr>
+            <w:tcW w:type="dxa" w:w="3900"/>
+            <w:tcBorders>
+              <w:top w:val="none" w:color="FFFFFF" w:sz="0"/>
+              <w:left w:val="none" w:color="FFFFFF" w:sz="0"/>
+              <w:bottom w:val="none" w:color="FFFFFF" w:sz="0"/>
+              <w:right w:val="none" w:color="FFFFFF" w:sz="0"/>
+            </w:tcBorders>
+            <w:tcMar>
+              <w:top w:type="dxa" w:w="35"/>
+              <w:left w:type="dxa" w:w="70"/>
+              <w:bottom w:type="dxa" w:w="35"/>
+              <w:right w:type="dxa" w:w="70"/>
+            </w:tcMar>
+          </w:tcPr>
+          <w:p>
+            <w:pPr>
+              <w:keepNext/>
+              <w:jc w:val="left"/>
+            </w:pPr>
+            <w:r>
+              <w:rPr>
+                <w:rFonts w:ascii="Times New Roman" w:cs="Times New Roman" w:eastAsia="Times New Roman" w:hAnsi="Times New Roman"/>
+                <w:b w:val="false"/>
+                <w:bCs w:val="false"/>
+                <w:sz w:val="18"/>
+                <w:szCs w:val="18"/>
+              </w:rPr>
+              <w:t xml:space="preserve">ASSD medio (mm)</w:t>
+            </w:r>
+          </w:p>
+        </w:tc>
+        <w:tc>
+          <w:tcPr>
+            <w:tcW w:type="dxa" w:w="1820"/>
+            <w:tcBorders>
+              <w:top w:val="none" w:color="FFFFFF" w:sz="0"/>
+              <w:left w:val="none" w:color="FFFFFF" w:sz="0"/>
+              <w:bottom w:val="none" w:color="FFFFFF" w:sz="0"/>
+              <w:right w:val="none" w:color="FFFFFF" w:sz="0"/>
+            </w:tcBorders>
+            <w:tcMar>
+              <w:top w:type="dxa" w:w="35"/>
+              <w:left w:type="dxa" w:w="70"/>
+              <w:bottom w:type="dxa" w:w="35"/>
+              <w:right w:type="dxa" w:w="70"/>
+            </w:tcMar>
+          </w:tcPr>
+          <w:p>
+            <w:pPr>
+              <w:keepNext/>
+              <w:jc w:val="center"/>
+            </w:pPr>
+            <w:r>
+              <w:rPr>
+                <w:rFonts w:ascii="Times New Roman" w:cs="Times New Roman" w:eastAsia="Times New Roman" w:hAnsi="Times New Roman"/>
+                <w:b w:val="false"/>
+                <w:bCs w:val="false"/>
+                <w:sz w:val="18"/>
+                <w:szCs w:val="18"/>
+              </w:rPr>
+              <w:t xml:space="preserve">4.08</w:t>
+            </w:r>
+          </w:p>
+        </w:tc>
+        <w:tc>
+          <w:tcPr>
+            <w:tcW w:type="dxa" w:w="1820"/>
+            <w:tcBorders>
+              <w:top w:val="none" w:color="FFFFFF" w:sz="0"/>
+              <w:left w:val="none" w:color="FFFFFF" w:sz="0"/>
+              <w:bottom w:val="none" w:color="FFFFFF" w:sz="0"/>
+              <w:right w:val="none" w:color="FFFFFF" w:sz="0"/>
+            </w:tcBorders>
+            <w:tcMar>
+              <w:top w:type="dxa" w:w="35"/>
+              <w:left w:type="dxa" w:w="70"/>
+              <w:bottom w:type="dxa" w:w="35"/>
+              <w:right w:type="dxa" w:w="70"/>
+            </w:tcMar>
+          </w:tcPr>
+          <w:p>
+            <w:pPr>
+              <w:keepNext/>
+              <w:jc w:val="center"/>
+            </w:pPr>
+            <w:r>
+              <w:rPr>
+                <w:rFonts w:ascii="Times New Roman" w:cs="Times New Roman" w:eastAsia="Times New Roman" w:hAnsi="Times New Roman"/>
+                <w:b w:val="false"/>
+                <w:bCs w:val="false"/>
+                <w:sz w:val="18"/>
+                <w:szCs w:val="18"/>
+              </w:rPr>
+              <w:t xml:space="preserve">3.02</w:t>
+            </w:r>
+          </w:p>
+        </w:tc>
+        <w:tc>
+          <w:tcPr>
+            <w:tcW w:type="dxa" w:w="1820"/>
+            <w:tcBorders>
+              <w:top w:val="none" w:color="FFFFFF" w:sz="0"/>
+              <w:left w:val="none" w:color="FFFFFF" w:sz="0"/>
+              <w:bottom w:val="none" w:color="FFFFFF" w:sz="0"/>
+              <w:right w:val="none" w:color="FFFFFF" w:sz="0"/>
+            </w:tcBorders>
+            <w:tcMar>
+              <w:top w:type="dxa" w:w="35"/>
+              <w:left w:type="dxa" w:w="70"/>
+              <w:bottom w:type="dxa" w:w="35"/>
+              <w:right w:type="dxa" w:w="70"/>
+            </w:tcMar>
+          </w:tcPr>
+          <w:p>
+            <w:pPr>
+              <w:keepNext/>
+              <w:jc w:val="center"/>
+            </w:pPr>
+            <w:r>
+              <w:rPr>
+                <w:rFonts w:ascii="Times New Roman" w:cs="Times New Roman" w:eastAsia="Times New Roman" w:hAnsi="Times New Roman"/>
+                <w:b w:val="false"/>
+                <w:bCs w:val="false"/>
+                <w:sz w:val="18"/>
+                <w:szCs w:val="18"/>
+              </w:rPr>
+              <w:t xml:space="preserve">2.06</w:t>
+            </w:r>
+          </w:p>
+        </w:tc>
+      </w:tr>
+      <w:tr>
+        <w:trPr>
+          <w:cantSplit/>
+        </w:trPr>
+        <w:tc>
+          <w:tcPr>
+            <w:tcW w:type="dxa" w:w="3900"/>
+            <w:tcBorders>
+              <w:top w:val="none" w:color="FFFFFF" w:sz="0"/>
+              <w:left w:val="none" w:color="FFFFFF" w:sz="0"/>
+              <w:bottom w:val="single" w:color="000000" w:sz="10"/>
+              <w:right w:val="none" w:color="FFFFFF" w:sz="0"/>
+            </w:tcBorders>
+            <w:tcMar>
+              <w:top w:type="dxa" w:w="35"/>
+              <w:left w:type="dxa" w:w="70"/>
+              <w:bottom w:type="dxa" w:w="35"/>
+              <w:right w:type="dxa" w:w="70"/>
+            </w:tcMar>
+          </w:tcPr>
+          <w:p>
+            <w:pPr>
+              <w:keepNext w:val="false"/>
+              <w:jc w:val="left"/>
+            </w:pPr>
+            <w:r>
+              <w:rPr>
+                <w:rFonts w:ascii="Times New Roman" w:cs="Times New Roman" w:eastAsia="Times New Roman" w:hAnsi="Times New Roman"/>
+                <w:b w:val="false"/>
+                <w:bCs w:val="false"/>
+                <w:sz w:val="18"/>
+                <w:szCs w:val="18"/>
+              </w:rPr>
+              <w:t xml:space="preserve">HD95 medio (mm)</w:t>
+            </w:r>
+          </w:p>
+        </w:tc>
+        <w:tc>
+          <w:tcPr>
+            <w:tcW w:type="dxa" w:w="1820"/>
+            <w:tcBorders>
+              <w:top w:val="none" w:color="FFFFFF" w:sz="0"/>
+              <w:left w:val="none" w:color="FFFFFF" w:sz="0"/>
+              <w:bottom w:val="single" w:color="000000" w:sz="10"/>
+              <w:right w:val="none" w:color="FFFFFF" w:sz="0"/>
+            </w:tcBorders>
+            <w:tcMar>
+              <w:top w:type="dxa" w:w="35"/>
+              <w:left w:type="dxa" w:w="70"/>
+              <w:bottom w:type="dxa" w:w="35"/>
+              <w:right w:type="dxa" w:w="70"/>
+            </w:tcMar>
+          </w:tcPr>
+          <w:p>
+            <w:pPr>
+              <w:keepNext w:val="false"/>
+              <w:jc w:val="center"/>
+            </w:pPr>
+            <w:r>
+              <w:rPr>
+                <w:rFonts w:ascii="Times New Roman" w:cs="Times New Roman" w:eastAsia="Times New Roman" w:hAnsi="Times New Roman"/>
+                <w:b w:val="false"/>
+                <w:bCs w:val="false"/>
+                <w:sz w:val="18"/>
+                <w:szCs w:val="18"/>
+              </w:rPr>
+              <w:t xml:space="preserve">17.99</w:t>
+            </w:r>
+          </w:p>
+        </w:tc>
+        <w:tc>
+          <w:tcPr>
+            <w:tcW w:type="dxa" w:w="1820"/>
+            <w:tcBorders>
+              <w:top w:val="none" w:color="FFFFFF" w:sz="0"/>
+              <w:left w:val="none" w:color="FFFFFF" w:sz="0"/>
+              <w:bottom w:val="single" w:color="000000" w:sz="10"/>
+              <w:right w:val="none" w:color="FFFFFF" w:sz="0"/>
+            </w:tcBorders>
+            <w:tcMar>
+              <w:top w:type="dxa" w:w="35"/>
+              <w:left w:type="dxa" w:w="70"/>
+              <w:bottom w:type="dxa" w:w="35"/>
+              <w:right w:type="dxa" w:w="70"/>
+            </w:tcMar>
+          </w:tcPr>
+          <w:p>
+            <w:pPr>
+              <w:keepNext w:val="false"/>
+              <w:jc w:val="center"/>
+            </w:pPr>
+            <w:r>
+              <w:rPr>
+                <w:rFonts w:ascii="Times New Roman" w:cs="Times New Roman" w:eastAsia="Times New Roman" w:hAnsi="Times New Roman"/>
+                <w:b w:val="false"/>
+                <w:bCs w:val="false"/>
+                <w:sz w:val="18"/>
+                <w:szCs w:val="18"/>
+              </w:rPr>
+              <w:t xml:space="preserve">16.33</w:t>
+            </w:r>
+          </w:p>
+        </w:tc>
+        <w:tc>
+          <w:tcPr>
+            <w:tcW w:type="dxa" w:w="1820"/>
+            <w:tcBorders>
+              <w:top w:val="none" w:color="FFFFFF" w:sz="0"/>
+              <w:left w:val="none" w:color="FFFFFF" w:sz="0"/>
+              <w:bottom w:val="single" w:color="000000" w:sz="10"/>
+              <w:right w:val="none" w:color="FFFFFF" w:sz="0"/>
+            </w:tcBorders>
+            <w:tcMar>
+              <w:top w:type="dxa" w:w="35"/>
+              <w:left w:type="dxa" w:w="70"/>
+              <w:bottom w:type="dxa" w:w="35"/>
+              <w:right w:type="dxa" w:w="70"/>
+            </w:tcMar>
+          </w:tcPr>
+          <w:p>
+            <w:pPr>
+              <w:keepNext w:val="false"/>
+              <w:jc w:val="center"/>
+            </w:pPr>
+            <w:r>
+              <w:rPr>
+                <w:rFonts w:ascii="Times New Roman" w:cs="Times New Roman" w:eastAsia="Times New Roman" w:hAnsi="Times New Roman"/>
+                <w:b w:val="false"/>
+                <w:bCs w:val="false"/>
+                <w:sz w:val="18"/>
+                <w:szCs w:val="18"/>
+              </w:rPr>
+              <w:t xml:space="preserve">11.55</w:t>
+            </w:r>
+          </w:p>
+        </w:tc>
+      </w:tr>
+    </w:tbl>
+    <w:p>
+      <w:pPr>
+        <w:spacing w:after="90"/>
+      </w:pPr>
+    </w:p>
+    <w:p>
+      <w:pPr>
+        <w:keepNext/>
+        <w:spacing w:after="60" w:before="120"/>
+      </w:pPr>
+      <w:r>
+        <w:rPr>
+          <w:rFonts w:ascii="Times New Roman" w:cs="Times New Roman" w:eastAsia="Times New Roman" w:hAnsi="Times New Roman"/>
+          <w:b/>
+          <w:bCs/>
+          <w:i/>
+          <w:iCs/>
+          <w:sz w:val="21"/>
+          <w:szCs w:val="21"/>
+        </w:rPr>
+        <w:t xml:space="preserve">5.6 Latencia por imagen</w:t>
       </w:r>
     </w:p>
     <w:p>
@@ -4251,8 +8234,597 @@
           <w:sz w:val="21"/>
           <w:szCs w:val="21"/>
         </w:rPr>
-        <w:t xml:space="preserve">Un corte de 384 × 384 tarda 64 ms en una GPU L4 y 162 ms en una CPU de 12 hilos con un modelo, y 72 y 250 ms con TTA. En un portátil con Intel i9-9980HK y 8 hilos tarda 336 ms, y 696 ms con TTA.</w:t>
+        <w:t xml:space="preserve">La Tabla 8 da el tiempo de la red por corte de 384 × 384, con lote de 1. La configuración entregada es un modelo con TTA.</w:t>
       </w:r>
+    </w:p>
+    <w:p>
+      <w:pPr>
+        <w:keepNext/>
+        <w:spacing w:after="60" w:before="120"/>
+        <w:jc w:val="left"/>
+      </w:pPr>
+      <w:r>
+        <w:rPr>
+          <w:rFonts w:ascii="Times New Roman" w:cs="Times New Roman" w:eastAsia="Times New Roman" w:hAnsi="Times New Roman"/>
+          <w:sz w:val="18"/>
+          <w:szCs w:val="18"/>
+        </w:rPr>
+        <w:t xml:space="preserve">Tabla 8. Latencia por corte (mediana, en ms).</w:t>
+      </w:r>
+    </w:p>
+    <w:tbl>
+      <w:tblPr>
+        <w:tblW w:type="dxa" w:w="9360"/>
+        <w:jc w:val="center"/>
+        <w:tblBorders>
+          <w:top w:val="single" w:color="auto" w:sz="4"/>
+          <w:left w:val="single" w:color="auto" w:sz="4"/>
+          <w:bottom w:val="single" w:color="auto" w:sz="4"/>
+          <w:right w:val="single" w:color="auto" w:sz="4"/>
+          <w:insideH w:val="single" w:color="auto" w:sz="4"/>
+          <w:insideV w:val="single" w:color="auto" w:sz="4"/>
+        </w:tblBorders>
+      </w:tblPr>
+      <w:tblGrid>
+        <w:gridCol w:w="3300"/>
+        <w:gridCol w:w="2020"/>
+        <w:gridCol w:w="2020"/>
+        <w:gridCol w:w="2020"/>
+      </w:tblGrid>
+      <w:tr>
+        <w:trPr>
+          <w:cantSplit/>
+          <w:tblHeader/>
+        </w:trPr>
+        <w:tc>
+          <w:tcPr>
+            <w:tcW w:type="dxa" w:w="3300"/>
+            <w:tcBorders>
+              <w:top w:val="single" w:color="000000" w:sz="10"/>
+              <w:left w:val="none" w:color="FFFFFF" w:sz="0"/>
+              <w:bottom w:val="single" w:color="000000" w:sz="4"/>
+              <w:right w:val="none" w:color="FFFFFF" w:sz="0"/>
+            </w:tcBorders>
+            <w:tcMar>
+              <w:top w:type="dxa" w:w="35"/>
+              <w:left w:type="dxa" w:w="70"/>
+              <w:bottom w:type="dxa" w:w="35"/>
+              <w:right w:type="dxa" w:w="70"/>
+            </w:tcMar>
+          </w:tcPr>
+          <w:p>
+            <w:pPr>
+              <w:keepNext/>
+              <w:jc w:val="left"/>
+            </w:pPr>
+            <w:r>
+              <w:rPr>
+                <w:rFonts w:ascii="Times New Roman" w:cs="Times New Roman" w:eastAsia="Times New Roman" w:hAnsi="Times New Roman"/>
+                <w:b/>
+                <w:bCs/>
+                <w:sz w:val="18"/>
+                <w:szCs w:val="18"/>
+              </w:rPr>
+              <w:t xml:space="preserve">Configuración</w:t>
+            </w:r>
+          </w:p>
+        </w:tc>
+        <w:tc>
+          <w:tcPr>
+            <w:tcW w:type="dxa" w:w="2020"/>
+            <w:tcBorders>
+              <w:top w:val="single" w:color="000000" w:sz="10"/>
+              <w:left w:val="none" w:color="FFFFFF" w:sz="0"/>
+              <w:bottom w:val="single" w:color="000000" w:sz="4"/>
+              <w:right w:val="none" w:color="FFFFFF" w:sz="0"/>
+            </w:tcBorders>
+            <w:tcMar>
+              <w:top w:type="dxa" w:w="35"/>
+              <w:left w:type="dxa" w:w="70"/>
+              <w:bottom w:type="dxa" w:w="35"/>
+              <w:right w:type="dxa" w:w="70"/>
+            </w:tcMar>
+          </w:tcPr>
+          <w:p>
+            <w:pPr>
+              <w:keepNext/>
+              <w:jc w:val="center"/>
+            </w:pPr>
+            <w:r>
+              <w:rPr>
+                <w:rFonts w:ascii="Times New Roman" w:cs="Times New Roman" w:eastAsia="Times New Roman" w:hAnsi="Times New Roman"/>
+                <w:b/>
+                <w:bCs/>
+                <w:sz w:val="18"/>
+                <w:szCs w:val="18"/>
+              </w:rPr>
+              <w:t xml:space="preserve">GPU L4</w:t>
+            </w:r>
+          </w:p>
+        </w:tc>
+        <w:tc>
+          <w:tcPr>
+            <w:tcW w:type="dxa" w:w="2020"/>
+            <w:tcBorders>
+              <w:top w:val="single" w:color="000000" w:sz="10"/>
+              <w:left w:val="none" w:color="FFFFFF" w:sz="0"/>
+              <w:bottom w:val="single" w:color="000000" w:sz="4"/>
+              <w:right w:val="none" w:color="FFFFFF" w:sz="0"/>
+            </w:tcBorders>
+            <w:tcMar>
+              <w:top w:type="dxa" w:w="35"/>
+              <w:left w:type="dxa" w:w="70"/>
+              <w:bottom w:type="dxa" w:w="35"/>
+              <w:right w:type="dxa" w:w="70"/>
+            </w:tcMar>
+          </w:tcPr>
+          <w:p>
+            <w:pPr>
+              <w:keepNext/>
+              <w:jc w:val="center"/>
+            </w:pPr>
+            <w:r>
+              <w:rPr>
+                <w:rFonts w:ascii="Times New Roman" w:cs="Times New Roman" w:eastAsia="Times New Roman" w:hAnsi="Times New Roman"/>
+                <w:b/>
+                <w:bCs/>
+                <w:sz w:val="18"/>
+                <w:szCs w:val="18"/>
+              </w:rPr>
+              <w:t xml:space="preserve">CPU, 12 hilos</w:t>
+            </w:r>
+          </w:p>
+        </w:tc>
+        <w:tc>
+          <w:tcPr>
+            <w:tcW w:type="dxa" w:w="2020"/>
+            <w:tcBorders>
+              <w:top w:val="single" w:color="000000" w:sz="10"/>
+              <w:left w:val="none" w:color="FFFFFF" w:sz="0"/>
+              <w:bottom w:val="single" w:color="000000" w:sz="4"/>
+              <w:right w:val="none" w:color="FFFFFF" w:sz="0"/>
+            </w:tcBorders>
+            <w:tcMar>
+              <w:top w:type="dxa" w:w="35"/>
+              <w:left w:type="dxa" w:w="70"/>
+              <w:bottom w:type="dxa" w:w="35"/>
+              <w:right w:type="dxa" w:w="70"/>
+            </w:tcMar>
+          </w:tcPr>
+          <w:p>
+            <w:pPr>
+              <w:keepNext/>
+              <w:jc w:val="center"/>
+            </w:pPr>
+            <w:r>
+              <w:rPr>
+                <w:rFonts w:ascii="Times New Roman" w:cs="Times New Roman" w:eastAsia="Times New Roman" w:hAnsi="Times New Roman"/>
+                <w:b/>
+                <w:bCs/>
+                <w:sz w:val="18"/>
+                <w:szCs w:val="18"/>
+              </w:rPr>
+              <w:t xml:space="preserve">CPU portátil, 8 hilos</w:t>
+            </w:r>
+          </w:p>
+        </w:tc>
+      </w:tr>
+      <w:tr>
+        <w:trPr>
+          <w:cantSplit/>
+        </w:trPr>
+        <w:tc>
+          <w:tcPr>
+            <w:tcW w:type="dxa" w:w="3300"/>
+            <w:tcBorders>
+              <w:top w:val="none" w:color="FFFFFF" w:sz="0"/>
+              <w:left w:val="none" w:color="FFFFFF" w:sz="0"/>
+              <w:bottom w:val="none" w:color="FFFFFF" w:sz="0"/>
+              <w:right w:val="none" w:color="FFFFFF" w:sz="0"/>
+            </w:tcBorders>
+            <w:tcMar>
+              <w:top w:type="dxa" w:w="35"/>
+              <w:left w:type="dxa" w:w="70"/>
+              <w:bottom w:type="dxa" w:w="35"/>
+              <w:right w:type="dxa" w:w="70"/>
+            </w:tcMar>
+          </w:tcPr>
+          <w:p>
+            <w:pPr>
+              <w:keepNext/>
+              <w:jc w:val="left"/>
+            </w:pPr>
+            <w:r>
+              <w:rPr>
+                <w:rFonts w:ascii="Times New Roman" w:cs="Times New Roman" w:eastAsia="Times New Roman" w:hAnsi="Times New Roman"/>
+                <w:b w:val="false"/>
+                <w:bCs w:val="false"/>
+                <w:sz w:val="18"/>
+                <w:szCs w:val="18"/>
+              </w:rPr>
+              <w:t xml:space="preserve">Un modelo</w:t>
+            </w:r>
+          </w:p>
+        </w:tc>
+        <w:tc>
+          <w:tcPr>
+            <w:tcW w:type="dxa" w:w="2020"/>
+            <w:tcBorders>
+              <w:top w:val="none" w:color="FFFFFF" w:sz="0"/>
+              <w:left w:val="none" w:color="FFFFFF" w:sz="0"/>
+              <w:bottom w:val="none" w:color="FFFFFF" w:sz="0"/>
+              <w:right w:val="none" w:color="FFFFFF" w:sz="0"/>
+            </w:tcBorders>
+            <w:tcMar>
+              <w:top w:type="dxa" w:w="35"/>
+              <w:left w:type="dxa" w:w="70"/>
+              <w:bottom w:type="dxa" w:w="35"/>
+              <w:right w:type="dxa" w:w="70"/>
+            </w:tcMar>
+          </w:tcPr>
+          <w:p>
+            <w:pPr>
+              <w:keepNext/>
+              <w:jc w:val="center"/>
+            </w:pPr>
+            <w:r>
+              <w:rPr>
+                <w:rFonts w:ascii="Times New Roman" w:cs="Times New Roman" w:eastAsia="Times New Roman" w:hAnsi="Times New Roman"/>
+                <w:b w:val="false"/>
+                <w:bCs w:val="false"/>
+                <w:sz w:val="18"/>
+                <w:szCs w:val="18"/>
+              </w:rPr>
+              <w:t xml:space="preserve">63.7</w:t>
+            </w:r>
+          </w:p>
+        </w:tc>
+        <w:tc>
+          <w:tcPr>
+            <w:tcW w:type="dxa" w:w="2020"/>
+            <w:tcBorders>
+              <w:top w:val="none" w:color="FFFFFF" w:sz="0"/>
+              <w:left w:val="none" w:color="FFFFFF" w:sz="0"/>
+              <w:bottom w:val="none" w:color="FFFFFF" w:sz="0"/>
+              <w:right w:val="none" w:color="FFFFFF" w:sz="0"/>
+            </w:tcBorders>
+            <w:tcMar>
+              <w:top w:type="dxa" w:w="35"/>
+              <w:left w:type="dxa" w:w="70"/>
+              <w:bottom w:type="dxa" w:w="35"/>
+              <w:right w:type="dxa" w:w="70"/>
+            </w:tcMar>
+          </w:tcPr>
+          <w:p>
+            <w:pPr>
+              <w:keepNext/>
+              <w:jc w:val="center"/>
+            </w:pPr>
+            <w:r>
+              <w:rPr>
+                <w:rFonts w:ascii="Times New Roman" w:cs="Times New Roman" w:eastAsia="Times New Roman" w:hAnsi="Times New Roman"/>
+                <w:b w:val="false"/>
+                <w:bCs w:val="false"/>
+                <w:sz w:val="18"/>
+                <w:szCs w:val="18"/>
+              </w:rPr>
+              <w:t xml:space="preserve">161.7</w:t>
+            </w:r>
+          </w:p>
+        </w:tc>
+        <w:tc>
+          <w:tcPr>
+            <w:tcW w:type="dxa" w:w="2020"/>
+            <w:tcBorders>
+              <w:top w:val="none" w:color="FFFFFF" w:sz="0"/>
+              <w:left w:val="none" w:color="FFFFFF" w:sz="0"/>
+              <w:bottom w:val="none" w:color="FFFFFF" w:sz="0"/>
+              <w:right w:val="none" w:color="FFFFFF" w:sz="0"/>
+            </w:tcBorders>
+            <w:tcMar>
+              <w:top w:type="dxa" w:w="35"/>
+              <w:left w:type="dxa" w:w="70"/>
+              <w:bottom w:type="dxa" w:w="35"/>
+              <w:right w:type="dxa" w:w="70"/>
+            </w:tcMar>
+          </w:tcPr>
+          <w:p>
+            <w:pPr>
+              <w:keepNext/>
+              <w:jc w:val="center"/>
+            </w:pPr>
+            <w:r>
+              <w:rPr>
+                <w:rFonts w:ascii="Times New Roman" w:cs="Times New Roman" w:eastAsia="Times New Roman" w:hAnsi="Times New Roman"/>
+                <w:b w:val="false"/>
+                <w:bCs w:val="false"/>
+                <w:sz w:val="18"/>
+                <w:szCs w:val="18"/>
+              </w:rPr>
+              <w:t xml:space="preserve">336.1</w:t>
+            </w:r>
+          </w:p>
+        </w:tc>
+      </w:tr>
+      <w:tr>
+        <w:trPr>
+          <w:cantSplit/>
+        </w:trPr>
+        <w:tc>
+          <w:tcPr>
+            <w:tcW w:type="dxa" w:w="3300"/>
+            <w:tcBorders>
+              <w:top w:val="none" w:color="FFFFFF" w:sz="0"/>
+              <w:left w:val="none" w:color="FFFFFF" w:sz="0"/>
+              <w:bottom w:val="none" w:color="FFFFFF" w:sz="0"/>
+              <w:right w:val="none" w:color="FFFFFF" w:sz="0"/>
+            </w:tcBorders>
+            <w:tcMar>
+              <w:top w:type="dxa" w:w="35"/>
+              <w:left w:type="dxa" w:w="70"/>
+              <w:bottom w:type="dxa" w:w="35"/>
+              <w:right w:type="dxa" w:w="70"/>
+            </w:tcMar>
+          </w:tcPr>
+          <w:p>
+            <w:pPr>
+              <w:keepNext/>
+              <w:jc w:val="left"/>
+            </w:pPr>
+            <w:r>
+              <w:rPr>
+                <w:rFonts w:ascii="Times New Roman" w:cs="Times New Roman" w:eastAsia="Times New Roman" w:hAnsi="Times New Roman"/>
+                <w:b w:val="false"/>
+                <w:bCs w:val="false"/>
+                <w:sz w:val="18"/>
+                <w:szCs w:val="18"/>
+              </w:rPr>
+              <w:t xml:space="preserve">Un modelo con TTA (entregado)</w:t>
+            </w:r>
+          </w:p>
+        </w:tc>
+        <w:tc>
+          <w:tcPr>
+            <w:tcW w:type="dxa" w:w="2020"/>
+            <w:tcBorders>
+              <w:top w:val="none" w:color="FFFFFF" w:sz="0"/>
+              <w:left w:val="none" w:color="FFFFFF" w:sz="0"/>
+              <w:bottom w:val="none" w:color="FFFFFF" w:sz="0"/>
+              <w:right w:val="none" w:color="FFFFFF" w:sz="0"/>
+            </w:tcBorders>
+            <w:tcMar>
+              <w:top w:type="dxa" w:w="35"/>
+              <w:left w:type="dxa" w:w="70"/>
+              <w:bottom w:type="dxa" w:w="35"/>
+              <w:right w:type="dxa" w:w="70"/>
+            </w:tcMar>
+          </w:tcPr>
+          <w:p>
+            <w:pPr>
+              <w:keepNext/>
+              <w:jc w:val="center"/>
+            </w:pPr>
+            <w:r>
+              <w:rPr>
+                <w:rFonts w:ascii="Times New Roman" w:cs="Times New Roman" w:eastAsia="Times New Roman" w:hAnsi="Times New Roman"/>
+                <w:b w:val="false"/>
+                <w:bCs w:val="false"/>
+                <w:sz w:val="18"/>
+                <w:szCs w:val="18"/>
+              </w:rPr>
+              <w:t xml:space="preserve">71.6</w:t>
+            </w:r>
+          </w:p>
+        </w:tc>
+        <w:tc>
+          <w:tcPr>
+            <w:tcW w:type="dxa" w:w="2020"/>
+            <w:tcBorders>
+              <w:top w:val="none" w:color="FFFFFF" w:sz="0"/>
+              <w:left w:val="none" w:color="FFFFFF" w:sz="0"/>
+              <w:bottom w:val="none" w:color="FFFFFF" w:sz="0"/>
+              <w:right w:val="none" w:color="FFFFFF" w:sz="0"/>
+            </w:tcBorders>
+            <w:tcMar>
+              <w:top w:type="dxa" w:w="35"/>
+              <w:left w:type="dxa" w:w="70"/>
+              <w:bottom w:type="dxa" w:w="35"/>
+              <w:right w:type="dxa" w:w="70"/>
+            </w:tcMar>
+          </w:tcPr>
+          <w:p>
+            <w:pPr>
+              <w:keepNext/>
+              <w:jc w:val="center"/>
+            </w:pPr>
+            <w:r>
+              <w:rPr>
+                <w:rFonts w:ascii="Times New Roman" w:cs="Times New Roman" w:eastAsia="Times New Roman" w:hAnsi="Times New Roman"/>
+                <w:b w:val="false"/>
+                <w:bCs w:val="false"/>
+                <w:sz w:val="18"/>
+                <w:szCs w:val="18"/>
+              </w:rPr>
+              <w:t xml:space="preserve">249.6</w:t>
+            </w:r>
+          </w:p>
+        </w:tc>
+        <w:tc>
+          <w:tcPr>
+            <w:tcW w:type="dxa" w:w="2020"/>
+            <w:tcBorders>
+              <w:top w:val="none" w:color="FFFFFF" w:sz="0"/>
+              <w:left w:val="none" w:color="FFFFFF" w:sz="0"/>
+              <w:bottom w:val="none" w:color="FFFFFF" w:sz="0"/>
+              <w:right w:val="none" w:color="FFFFFF" w:sz="0"/>
+            </w:tcBorders>
+            <w:tcMar>
+              <w:top w:type="dxa" w:w="35"/>
+              <w:left w:type="dxa" w:w="70"/>
+              <w:bottom w:type="dxa" w:w="35"/>
+              <w:right w:type="dxa" w:w="70"/>
+            </w:tcMar>
+          </w:tcPr>
+          <w:p>
+            <w:pPr>
+              <w:keepNext/>
+              <w:jc w:val="center"/>
+            </w:pPr>
+            <w:r>
+              <w:rPr>
+                <w:rFonts w:ascii="Times New Roman" w:cs="Times New Roman" w:eastAsia="Times New Roman" w:hAnsi="Times New Roman"/>
+                <w:b w:val="false"/>
+                <w:bCs w:val="false"/>
+                <w:sz w:val="18"/>
+                <w:szCs w:val="18"/>
+              </w:rPr>
+              <w:t xml:space="preserve">695.5</w:t>
+            </w:r>
+          </w:p>
+        </w:tc>
+      </w:tr>
+      <w:tr>
+        <w:trPr>
+          <w:cantSplit/>
+        </w:trPr>
+        <w:tc>
+          <w:tcPr>
+            <w:tcW w:type="dxa" w:w="3300"/>
+            <w:tcBorders>
+              <w:top w:val="none" w:color="FFFFFF" w:sz="0"/>
+              <w:left w:val="none" w:color="FFFFFF" w:sz="0"/>
+              <w:bottom w:val="single" w:color="000000" w:sz="10"/>
+              <w:right w:val="none" w:color="FFFFFF" w:sz="0"/>
+            </w:tcBorders>
+            <w:tcMar>
+              <w:top w:type="dxa" w:w="35"/>
+              <w:left w:type="dxa" w:w="70"/>
+              <w:bottom w:type="dxa" w:w="35"/>
+              <w:right w:type="dxa" w:w="70"/>
+            </w:tcMar>
+          </w:tcPr>
+          <w:p>
+            <w:pPr>
+              <w:keepNext w:val="false"/>
+              <w:jc w:val="left"/>
+            </w:pPr>
+            <w:r>
+              <w:rPr>
+                <w:rFonts w:ascii="Times New Roman" w:cs="Times New Roman" w:eastAsia="Times New Roman" w:hAnsi="Times New Roman"/>
+                <w:b w:val="false"/>
+                <w:bCs w:val="false"/>
+                <w:sz w:val="18"/>
+                <w:szCs w:val="18"/>
+              </w:rPr>
+              <w:t xml:space="preserve">Ensamble de tres semillas con TTA</w:t>
+            </w:r>
+          </w:p>
+        </w:tc>
+        <w:tc>
+          <w:tcPr>
+            <w:tcW w:type="dxa" w:w="2020"/>
+            <w:tcBorders>
+              <w:top w:val="none" w:color="FFFFFF" w:sz="0"/>
+              <w:left w:val="none" w:color="FFFFFF" w:sz="0"/>
+              <w:bottom w:val="single" w:color="000000" w:sz="10"/>
+              <w:right w:val="none" w:color="FFFFFF" w:sz="0"/>
+            </w:tcBorders>
+            <w:tcMar>
+              <w:top w:type="dxa" w:w="35"/>
+              <w:left w:type="dxa" w:w="70"/>
+              <w:bottom w:type="dxa" w:w="35"/>
+              <w:right w:type="dxa" w:w="70"/>
+            </w:tcMar>
+          </w:tcPr>
+          <w:p>
+            <w:pPr>
+              <w:keepNext w:val="false"/>
+              <w:jc w:val="center"/>
+            </w:pPr>
+            <w:r>
+              <w:rPr>
+                <w:rFonts w:ascii="Times New Roman" w:cs="Times New Roman" w:eastAsia="Times New Roman" w:hAnsi="Times New Roman"/>
+                <w:b w:val="false"/>
+                <w:bCs w:val="false"/>
+                <w:sz w:val="18"/>
+                <w:szCs w:val="18"/>
+              </w:rPr>
+              <w:t xml:space="preserve">87.4</w:t>
+            </w:r>
+          </w:p>
+        </w:tc>
+        <w:tc>
+          <w:tcPr>
+            <w:tcW w:type="dxa" w:w="2020"/>
+            <w:tcBorders>
+              <w:top w:val="none" w:color="FFFFFF" w:sz="0"/>
+              <w:left w:val="none" w:color="FFFFFF" w:sz="0"/>
+              <w:bottom w:val="single" w:color="000000" w:sz="10"/>
+              <w:right w:val="none" w:color="FFFFFF" w:sz="0"/>
+            </w:tcBorders>
+            <w:tcMar>
+              <w:top w:type="dxa" w:w="35"/>
+              <w:left w:type="dxa" w:w="70"/>
+              <w:bottom w:type="dxa" w:w="35"/>
+              <w:right w:type="dxa" w:w="70"/>
+            </w:tcMar>
+          </w:tcPr>
+          <w:p>
+            <w:pPr>
+              <w:keepNext w:val="false"/>
+              <w:jc w:val="center"/>
+            </w:pPr>
+            <w:r>
+              <w:rPr>
+                <w:rFonts w:ascii="Times New Roman" w:cs="Times New Roman" w:eastAsia="Times New Roman" w:hAnsi="Times New Roman"/>
+                <w:b w:val="false"/>
+                <w:bCs w:val="false"/>
+                <w:sz w:val="18"/>
+                <w:szCs w:val="18"/>
+              </w:rPr>
+              <w:t xml:space="preserve">518.0</w:t>
+            </w:r>
+          </w:p>
+        </w:tc>
+        <w:tc>
+          <w:tcPr>
+            <w:tcW w:type="dxa" w:w="2020"/>
+            <w:tcBorders>
+              <w:top w:val="none" w:color="FFFFFF" w:sz="0"/>
+              <w:left w:val="none" w:color="FFFFFF" w:sz="0"/>
+              <w:bottom w:val="single" w:color="000000" w:sz="10"/>
+              <w:right w:val="none" w:color="FFFFFF" w:sz="0"/>
+            </w:tcBorders>
+            <w:tcMar>
+              <w:top w:type="dxa" w:w="35"/>
+              <w:left w:type="dxa" w:w="70"/>
+              <w:bottom w:type="dxa" w:w="35"/>
+              <w:right w:type="dxa" w:w="70"/>
+            </w:tcMar>
+          </w:tcPr>
+          <w:p>
+            <w:pPr>
+              <w:keepNext w:val="false"/>
+              <w:jc w:val="center"/>
+            </w:pPr>
+            <w:r>
+              <w:rPr>
+                <w:rFonts w:ascii="Times New Roman" w:cs="Times New Roman" w:eastAsia="Times New Roman" w:hAnsi="Times New Roman"/>
+                <w:b w:val="false"/>
+                <w:bCs w:val="false"/>
+                <w:sz w:val="18"/>
+                <w:szCs w:val="18"/>
+              </w:rPr>
+              <w:t xml:space="preserve">—</w:t>
+            </w:r>
+          </w:p>
+        </w:tc>
+      </w:tr>
+    </w:tbl>
+    <w:p>
+      <w:pPr>
+        <w:spacing w:after="90"/>
+      </w:pPr>
     </w:p>
     <w:p>
       <w:pPr>
@@ -4272,16 +8844,20 @@
     </w:p>
     <w:p>
       <w:pPr>
-        <w:spacing w:after="95" w:line="250"/>
-        <w:jc w:val="both"/>
+        <w:keepNext/>
+        <w:spacing w:after="60" w:before="120"/>
       </w:pPr>
       <w:r>
         <w:rPr>
           <w:rFonts w:ascii="Times New Roman" w:cs="Times New Roman" w:eastAsia="Times New Roman" w:hAnsi="Times New Roman"/>
+          <w:b/>
+          <w:bCs/>
+          <w:i/>
+          <w:iCs/>
           <w:sz w:val="21"/>
           <w:szCs w:val="21"/>
         </w:rPr>
-        <w:t xml:space="preserve">La clasificación casi no confunde regiones: el F1 es 0.980 en el sacro, 0.997 en el coxal izquierdo y 0.995 en el derecho. En la máscara semántica, el 1.9 % del hueso se predice como fondo (3.3 % en el sacro) y la confusión entre coxal izquierdo y derecho queda por debajo del 0.1 %.</w:t>
+        <w:t xml:space="preserve">6.1 Matriz de confusión de la clasificación</w:t>
       </w:r>
     </w:p>
     <w:p>
@@ -4295,60 +8871,14 @@
           <w:sz w:val="21"/>
           <w:szCs w:val="21"/>
         </w:rPr>
-        <w:t xml:space="preserve">Los cinco peores casos de test son 039 (0.784), 061 (0.822), 007 (0.831), 054 (0.834) y 047 (0.854). En todos el fragmento principal se segmenta bien y el error está en los secundarios. El caso 039 (Figura 4) es un volumen de baja resolución cuyo sacro sale dividido en más fragmentos de los reales; en 061 y 054 el modelo intercambia principal y secundario entre dos fragmentos de tamaño parecido.</w:t>
+        <w:t xml:space="preserve">La cabeza de clasificación decide en cada corte si cada región está presente, así que hay una matriz de dos por dos por región (Tabla 9, sobre los 4 664 cortes de test). El error más frecuente es no detectar el sacro: pasa en 56 de los 2 294 cortes en que está.</w:t>
       </w:r>
     </w:p>
     <w:p>
       <w:pPr>
         <w:keepNext/>
-        <w:spacing w:after="0" w:before="120"/>
-        <w:jc w:val="center"/>
-      </w:pPr>
-      <w:r>
-        <w:drawing>
-          <wp:inline distT="0" distB="0" distL="0" distR="0">
-            <wp:extent cx="3429000" cy="2324100"/>
-            <wp:effectExtent t="0" r="0" b="0" l="0"/>
-            <wp:docPr id="1" name="../../outputs/s10/informe_h6_test/peor_039.png" descr="../../outputs/s10/informe_h6_test/peor_039.png" title="../../outputs/s10/informe_h6_test/peor_039.png"/>
-            <wp:cNvGraphicFramePr>
-              <a:graphicFrameLocks xmlns:a="http://schemas.openxmlformats.org/drawingml/2006/main" noChangeAspect="1"/>
-            </wp:cNvGraphicFramePr>
-            <a:graphic xmlns:a="http://schemas.openxmlformats.org/drawingml/2006/main">
-              <a:graphicData uri="http://schemas.openxmlformats.org/drawingml/2006/picture">
-                <pic:pic xmlns:pic="http://schemas.openxmlformats.org/drawingml/2006/picture">
-                  <pic:nvPicPr>
-                    <pic:cNvPr id="0" name="" descr=""/>
-                    <pic:cNvPicPr>
-                      <a:picLocks noChangeAspect="1" noChangeArrowheads="1"/>
-                    </pic:cNvPicPr>
-                  </pic:nvPicPr>
-                  <pic:blipFill>
-                    <a:blip r:embed="rId11" cstate="none"/>
-                    <a:srcRect/>
-                    <a:stretch>
-                      <a:fillRect/>
-                    </a:stretch>
-                  </pic:blipFill>
-                  <pic:spPr bwMode="auto">
-                    <a:xfrm>
-                      <a:off x="0" y="0"/>
-                      <a:ext cx="3429000" cy="2324100"/>
-                    </a:xfrm>
-                    <a:prstGeom prst="rect">
-                      <a:avLst/>
-                    </a:prstGeom>
-                  </pic:spPr>
-                </pic:pic>
-              </a:graphicData>
-            </a:graphic>
-          </wp:inline>
-        </w:drawing>
-      </w:r>
-    </w:p>
-    <w:p>
-      <w:pPr>
-        <w:spacing w:after="170" w:before="40"/>
-        <w:jc w:val="center"/>
+        <w:spacing w:after="60" w:before="120"/>
+        <w:jc w:val="left"/>
       </w:pPr>
       <w:r>
         <w:rPr>
@@ -4356,7 +8886,2037 @@
           <w:sz w:val="18"/>
           <w:szCs w:val="18"/>
         </w:rPr>
-        <w:t xml:space="preserve">Figura 4. Caso 039, el peor de test: imagen, fragmentos reales y fragmentos predichos en dos cortes.</w:t>
+        <w:t xml:space="preserve">Tabla 9. Matriz de confusión de la clasificación por región en test (H6, semilla 42).</w:t>
+      </w:r>
+    </w:p>
+    <w:tbl>
+      <w:tblPr>
+        <w:tblW w:type="dxa" w:w="9360"/>
+        <w:jc w:val="center"/>
+        <w:tblBorders>
+          <w:top w:val="single" w:color="auto" w:sz="4"/>
+          <w:left w:val="single" w:color="auto" w:sz="4"/>
+          <w:bottom w:val="single" w:color="auto" w:sz="4"/>
+          <w:right w:val="single" w:color="auto" w:sz="4"/>
+          <w:insideH w:val="single" w:color="auto" w:sz="4"/>
+          <w:insideV w:val="single" w:color="auto" w:sz="4"/>
+        </w:tblBorders>
+      </w:tblPr>
+      <w:tblGrid>
+        <w:gridCol w:w="1700"/>
+        <w:gridCol w:w="1200"/>
+        <w:gridCol w:w="1200"/>
+        <w:gridCol w:w="1300"/>
+        <w:gridCol w:w="1250"/>
+        <w:gridCol w:w="900"/>
+        <w:gridCol w:w="900"/>
+        <w:gridCol w:w="910"/>
+      </w:tblGrid>
+      <w:tr>
+        <w:trPr>
+          <w:cantSplit/>
+          <w:tblHeader/>
+        </w:trPr>
+        <w:tc>
+          <w:tcPr>
+            <w:tcW w:type="dxa" w:w="1700"/>
+            <w:tcBorders>
+              <w:top w:val="single" w:color="000000" w:sz="10"/>
+              <w:left w:val="none" w:color="FFFFFF" w:sz="0"/>
+              <w:bottom w:val="single" w:color="000000" w:sz="4"/>
+              <w:right w:val="none" w:color="FFFFFF" w:sz="0"/>
+            </w:tcBorders>
+            <w:tcMar>
+              <w:top w:type="dxa" w:w="35"/>
+              <w:left w:type="dxa" w:w="70"/>
+              <w:bottom w:type="dxa" w:w="35"/>
+              <w:right w:type="dxa" w:w="70"/>
+            </w:tcMar>
+          </w:tcPr>
+          <w:p>
+            <w:pPr>
+              <w:keepNext/>
+              <w:jc w:val="left"/>
+            </w:pPr>
+            <w:r>
+              <w:rPr>
+                <w:rFonts w:ascii="Times New Roman" w:cs="Times New Roman" w:eastAsia="Times New Roman" w:hAnsi="Times New Roman"/>
+                <w:b/>
+                <w:bCs/>
+                <w:sz w:val="18"/>
+                <w:szCs w:val="18"/>
+              </w:rPr>
+              <w:t xml:space="preserve">Región</w:t>
+            </w:r>
+          </w:p>
+        </w:tc>
+        <w:tc>
+          <w:tcPr>
+            <w:tcW w:type="dxa" w:w="1200"/>
+            <w:tcBorders>
+              <w:top w:val="single" w:color="000000" w:sz="10"/>
+              <w:left w:val="none" w:color="FFFFFF" w:sz="0"/>
+              <w:bottom w:val="single" w:color="000000" w:sz="4"/>
+              <w:right w:val="none" w:color="FFFFFF" w:sz="0"/>
+            </w:tcBorders>
+            <w:tcMar>
+              <w:top w:type="dxa" w:w="35"/>
+              <w:left w:type="dxa" w:w="70"/>
+              <w:bottom w:type="dxa" w:w="35"/>
+              <w:right w:type="dxa" w:w="70"/>
+            </w:tcMar>
+          </w:tcPr>
+          <w:p>
+            <w:pPr>
+              <w:keepNext/>
+              <w:jc w:val="center"/>
+            </w:pPr>
+            <w:r>
+              <w:rPr>
+                <w:rFonts w:ascii="Times New Roman" w:cs="Times New Roman" w:eastAsia="Times New Roman" w:hAnsi="Times New Roman"/>
+                <w:b/>
+                <w:bCs/>
+                <w:sz w:val="18"/>
+                <w:szCs w:val="18"/>
+              </w:rPr>
+              <w:t xml:space="preserve">Presente y predicha</w:t>
+            </w:r>
+          </w:p>
+        </w:tc>
+        <w:tc>
+          <w:tcPr>
+            <w:tcW w:type="dxa" w:w="1200"/>
+            <w:tcBorders>
+              <w:top w:val="single" w:color="000000" w:sz="10"/>
+              <w:left w:val="none" w:color="FFFFFF" w:sz="0"/>
+              <w:bottom w:val="single" w:color="000000" w:sz="4"/>
+              <w:right w:val="none" w:color="FFFFFF" w:sz="0"/>
+            </w:tcBorders>
+            <w:tcMar>
+              <w:top w:type="dxa" w:w="35"/>
+              <w:left w:type="dxa" w:w="70"/>
+              <w:bottom w:type="dxa" w:w="35"/>
+              <w:right w:type="dxa" w:w="70"/>
+            </w:tcMar>
+          </w:tcPr>
+          <w:p>
+            <w:pPr>
+              <w:keepNext/>
+              <w:jc w:val="center"/>
+            </w:pPr>
+            <w:r>
+              <w:rPr>
+                <w:rFonts w:ascii="Times New Roman" w:cs="Times New Roman" w:eastAsia="Times New Roman" w:hAnsi="Times New Roman"/>
+                <w:b/>
+                <w:bCs/>
+                <w:sz w:val="18"/>
+                <w:szCs w:val="18"/>
+              </w:rPr>
+              <w:t xml:space="preserve">Ausente y predicha</w:t>
+            </w:r>
+          </w:p>
+        </w:tc>
+        <w:tc>
+          <w:tcPr>
+            <w:tcW w:type="dxa" w:w="1300"/>
+            <w:tcBorders>
+              <w:top w:val="single" w:color="000000" w:sz="10"/>
+              <w:left w:val="none" w:color="FFFFFF" w:sz="0"/>
+              <w:bottom w:val="single" w:color="000000" w:sz="4"/>
+              <w:right w:val="none" w:color="FFFFFF" w:sz="0"/>
+            </w:tcBorders>
+            <w:tcMar>
+              <w:top w:type="dxa" w:w="35"/>
+              <w:left w:type="dxa" w:w="70"/>
+              <w:bottom w:type="dxa" w:w="35"/>
+              <w:right w:type="dxa" w:w="70"/>
+            </w:tcMar>
+          </w:tcPr>
+          <w:p>
+            <w:pPr>
+              <w:keepNext/>
+              <w:jc w:val="center"/>
+            </w:pPr>
+            <w:r>
+              <w:rPr>
+                <w:rFonts w:ascii="Times New Roman" w:cs="Times New Roman" w:eastAsia="Times New Roman" w:hAnsi="Times New Roman"/>
+                <w:b/>
+                <w:bCs/>
+                <w:sz w:val="18"/>
+                <w:szCs w:val="18"/>
+              </w:rPr>
+              <w:t xml:space="preserve">Presente y no predicha</w:t>
+            </w:r>
+          </w:p>
+        </w:tc>
+        <w:tc>
+          <w:tcPr>
+            <w:tcW w:type="dxa" w:w="1250"/>
+            <w:tcBorders>
+              <w:top w:val="single" w:color="000000" w:sz="10"/>
+              <w:left w:val="none" w:color="FFFFFF" w:sz="0"/>
+              <w:bottom w:val="single" w:color="000000" w:sz="4"/>
+              <w:right w:val="none" w:color="FFFFFF" w:sz="0"/>
+            </w:tcBorders>
+            <w:tcMar>
+              <w:top w:type="dxa" w:w="35"/>
+              <w:left w:type="dxa" w:w="70"/>
+              <w:bottom w:type="dxa" w:w="35"/>
+              <w:right w:type="dxa" w:w="70"/>
+            </w:tcMar>
+          </w:tcPr>
+          <w:p>
+            <w:pPr>
+              <w:keepNext/>
+              <w:jc w:val="center"/>
+            </w:pPr>
+            <w:r>
+              <w:rPr>
+                <w:rFonts w:ascii="Times New Roman" w:cs="Times New Roman" w:eastAsia="Times New Roman" w:hAnsi="Times New Roman"/>
+                <w:b/>
+                <w:bCs/>
+                <w:sz w:val="18"/>
+                <w:szCs w:val="18"/>
+              </w:rPr>
+              <w:t xml:space="preserve">Ausente y no predicha</w:t>
+            </w:r>
+          </w:p>
+        </w:tc>
+        <w:tc>
+          <w:tcPr>
+            <w:tcW w:type="dxa" w:w="900"/>
+            <w:tcBorders>
+              <w:top w:val="single" w:color="000000" w:sz="10"/>
+              <w:left w:val="none" w:color="FFFFFF" w:sz="0"/>
+              <w:bottom w:val="single" w:color="000000" w:sz="4"/>
+              <w:right w:val="none" w:color="FFFFFF" w:sz="0"/>
+            </w:tcBorders>
+            <w:tcMar>
+              <w:top w:type="dxa" w:w="35"/>
+              <w:left w:type="dxa" w:w="70"/>
+              <w:bottom w:type="dxa" w:w="35"/>
+              <w:right w:type="dxa" w:w="70"/>
+            </w:tcMar>
+          </w:tcPr>
+          <w:p>
+            <w:pPr>
+              <w:keepNext/>
+              <w:jc w:val="center"/>
+            </w:pPr>
+            <w:r>
+              <w:rPr>
+                <w:rFonts w:ascii="Times New Roman" w:cs="Times New Roman" w:eastAsia="Times New Roman" w:hAnsi="Times New Roman"/>
+                <w:b/>
+                <w:bCs/>
+                <w:sz w:val="18"/>
+                <w:szCs w:val="18"/>
+              </w:rPr>
+              <w:t xml:space="preserve">Precisión</w:t>
+            </w:r>
+          </w:p>
+        </w:tc>
+        <w:tc>
+          <w:tcPr>
+            <w:tcW w:type="dxa" w:w="900"/>
+            <w:tcBorders>
+              <w:top w:val="single" w:color="000000" w:sz="10"/>
+              <w:left w:val="none" w:color="FFFFFF" w:sz="0"/>
+              <w:bottom w:val="single" w:color="000000" w:sz="4"/>
+              <w:right w:val="none" w:color="FFFFFF" w:sz="0"/>
+            </w:tcBorders>
+            <w:tcMar>
+              <w:top w:type="dxa" w:w="35"/>
+              <w:left w:type="dxa" w:w="70"/>
+              <w:bottom w:type="dxa" w:w="35"/>
+              <w:right w:type="dxa" w:w="70"/>
+            </w:tcMar>
+          </w:tcPr>
+          <w:p>
+            <w:pPr>
+              <w:keepNext/>
+              <w:jc w:val="center"/>
+            </w:pPr>
+            <w:r>
+              <w:rPr>
+                <w:rFonts w:ascii="Times New Roman" w:cs="Times New Roman" w:eastAsia="Times New Roman" w:hAnsi="Times New Roman"/>
+                <w:b/>
+                <w:bCs/>
+                <w:sz w:val="18"/>
+                <w:szCs w:val="18"/>
+              </w:rPr>
+              <w:t xml:space="preserve">Recall</w:t>
+            </w:r>
+          </w:p>
+        </w:tc>
+        <w:tc>
+          <w:tcPr>
+            <w:tcW w:type="dxa" w:w="910"/>
+            <w:tcBorders>
+              <w:top w:val="single" w:color="000000" w:sz="10"/>
+              <w:left w:val="none" w:color="FFFFFF" w:sz="0"/>
+              <w:bottom w:val="single" w:color="000000" w:sz="4"/>
+              <w:right w:val="none" w:color="FFFFFF" w:sz="0"/>
+            </w:tcBorders>
+            <w:tcMar>
+              <w:top w:type="dxa" w:w="35"/>
+              <w:left w:type="dxa" w:w="70"/>
+              <w:bottom w:type="dxa" w:w="35"/>
+              <w:right w:type="dxa" w:w="70"/>
+            </w:tcMar>
+          </w:tcPr>
+          <w:p>
+            <w:pPr>
+              <w:keepNext/>
+              <w:jc w:val="center"/>
+            </w:pPr>
+            <w:r>
+              <w:rPr>
+                <w:rFonts w:ascii="Times New Roman" w:cs="Times New Roman" w:eastAsia="Times New Roman" w:hAnsi="Times New Roman"/>
+                <w:b/>
+                <w:bCs/>
+                <w:sz w:val="18"/>
+                <w:szCs w:val="18"/>
+              </w:rPr>
+              <w:t xml:space="preserve">F1</w:t>
+            </w:r>
+          </w:p>
+        </w:tc>
+      </w:tr>
+      <w:tr>
+        <w:trPr>
+          <w:cantSplit/>
+        </w:trPr>
+        <w:tc>
+          <w:tcPr>
+            <w:tcW w:type="dxa" w:w="1700"/>
+            <w:tcBorders>
+              <w:top w:val="none" w:color="FFFFFF" w:sz="0"/>
+              <w:left w:val="none" w:color="FFFFFF" w:sz="0"/>
+              <w:bottom w:val="none" w:color="FFFFFF" w:sz="0"/>
+              <w:right w:val="none" w:color="FFFFFF" w:sz="0"/>
+            </w:tcBorders>
+            <w:tcMar>
+              <w:top w:type="dxa" w:w="35"/>
+              <w:left w:type="dxa" w:w="70"/>
+              <w:bottom w:type="dxa" w:w="35"/>
+              <w:right w:type="dxa" w:w="70"/>
+            </w:tcMar>
+          </w:tcPr>
+          <w:p>
+            <w:pPr>
+              <w:keepNext/>
+              <w:jc w:val="left"/>
+            </w:pPr>
+            <w:r>
+              <w:rPr>
+                <w:rFonts w:ascii="Times New Roman" w:cs="Times New Roman" w:eastAsia="Times New Roman" w:hAnsi="Times New Roman"/>
+                <w:b w:val="false"/>
+                <w:bCs w:val="false"/>
+                <w:sz w:val="18"/>
+                <w:szCs w:val="18"/>
+              </w:rPr>
+              <w:t xml:space="preserve">Sacro</w:t>
+            </w:r>
+          </w:p>
+        </w:tc>
+        <w:tc>
+          <w:tcPr>
+            <w:tcW w:type="dxa" w:w="1200"/>
+            <w:tcBorders>
+              <w:top w:val="none" w:color="FFFFFF" w:sz="0"/>
+              <w:left w:val="none" w:color="FFFFFF" w:sz="0"/>
+              <w:bottom w:val="none" w:color="FFFFFF" w:sz="0"/>
+              <w:right w:val="none" w:color="FFFFFF" w:sz="0"/>
+            </w:tcBorders>
+            <w:tcMar>
+              <w:top w:type="dxa" w:w="35"/>
+              <w:left w:type="dxa" w:w="70"/>
+              <w:bottom w:type="dxa" w:w="35"/>
+              <w:right w:type="dxa" w:w="70"/>
+            </w:tcMar>
+          </w:tcPr>
+          <w:p>
+            <w:pPr>
+              <w:keepNext/>
+              <w:jc w:val="center"/>
+            </w:pPr>
+            <w:r>
+              <w:rPr>
+                <w:rFonts w:ascii="Times New Roman" w:cs="Times New Roman" w:eastAsia="Times New Roman" w:hAnsi="Times New Roman"/>
+                <w:b w:val="false"/>
+                <w:bCs w:val="false"/>
+                <w:sz w:val="18"/>
+                <w:szCs w:val="18"/>
+              </w:rPr>
+              <w:t xml:space="preserve">2 238</w:t>
+            </w:r>
+          </w:p>
+        </w:tc>
+        <w:tc>
+          <w:tcPr>
+            <w:tcW w:type="dxa" w:w="1200"/>
+            <w:tcBorders>
+              <w:top w:val="none" w:color="FFFFFF" w:sz="0"/>
+              <w:left w:val="none" w:color="FFFFFF" w:sz="0"/>
+              <w:bottom w:val="none" w:color="FFFFFF" w:sz="0"/>
+              <w:right w:val="none" w:color="FFFFFF" w:sz="0"/>
+            </w:tcBorders>
+            <w:tcMar>
+              <w:top w:type="dxa" w:w="35"/>
+              <w:left w:type="dxa" w:w="70"/>
+              <w:bottom w:type="dxa" w:w="35"/>
+              <w:right w:type="dxa" w:w="70"/>
+            </w:tcMar>
+          </w:tcPr>
+          <w:p>
+            <w:pPr>
+              <w:keepNext/>
+              <w:jc w:val="center"/>
+            </w:pPr>
+            <w:r>
+              <w:rPr>
+                <w:rFonts w:ascii="Times New Roman" w:cs="Times New Roman" w:eastAsia="Times New Roman" w:hAnsi="Times New Roman"/>
+                <w:b w:val="false"/>
+                <w:bCs w:val="false"/>
+                <w:sz w:val="18"/>
+                <w:szCs w:val="18"/>
+              </w:rPr>
+              <w:t xml:space="preserve">37</w:t>
+            </w:r>
+          </w:p>
+        </w:tc>
+        <w:tc>
+          <w:tcPr>
+            <w:tcW w:type="dxa" w:w="1300"/>
+            <w:tcBorders>
+              <w:top w:val="none" w:color="FFFFFF" w:sz="0"/>
+              <w:left w:val="none" w:color="FFFFFF" w:sz="0"/>
+              <w:bottom w:val="none" w:color="FFFFFF" w:sz="0"/>
+              <w:right w:val="none" w:color="FFFFFF" w:sz="0"/>
+            </w:tcBorders>
+            <w:tcMar>
+              <w:top w:type="dxa" w:w="35"/>
+              <w:left w:type="dxa" w:w="70"/>
+              <w:bottom w:type="dxa" w:w="35"/>
+              <w:right w:type="dxa" w:w="70"/>
+            </w:tcMar>
+          </w:tcPr>
+          <w:p>
+            <w:pPr>
+              <w:keepNext/>
+              <w:jc w:val="center"/>
+            </w:pPr>
+            <w:r>
+              <w:rPr>
+                <w:rFonts w:ascii="Times New Roman" w:cs="Times New Roman" w:eastAsia="Times New Roman" w:hAnsi="Times New Roman"/>
+                <w:b w:val="false"/>
+                <w:bCs w:val="false"/>
+                <w:sz w:val="18"/>
+                <w:szCs w:val="18"/>
+              </w:rPr>
+              <w:t xml:space="preserve">56</w:t>
+            </w:r>
+          </w:p>
+        </w:tc>
+        <w:tc>
+          <w:tcPr>
+            <w:tcW w:type="dxa" w:w="1250"/>
+            <w:tcBorders>
+              <w:top w:val="none" w:color="FFFFFF" w:sz="0"/>
+              <w:left w:val="none" w:color="FFFFFF" w:sz="0"/>
+              <w:bottom w:val="none" w:color="FFFFFF" w:sz="0"/>
+              <w:right w:val="none" w:color="FFFFFF" w:sz="0"/>
+            </w:tcBorders>
+            <w:tcMar>
+              <w:top w:type="dxa" w:w="35"/>
+              <w:left w:type="dxa" w:w="70"/>
+              <w:bottom w:type="dxa" w:w="35"/>
+              <w:right w:type="dxa" w:w="70"/>
+            </w:tcMar>
+          </w:tcPr>
+          <w:p>
+            <w:pPr>
+              <w:keepNext/>
+              <w:jc w:val="center"/>
+            </w:pPr>
+            <w:r>
+              <w:rPr>
+                <w:rFonts w:ascii="Times New Roman" w:cs="Times New Roman" w:eastAsia="Times New Roman" w:hAnsi="Times New Roman"/>
+                <w:b w:val="false"/>
+                <w:bCs w:val="false"/>
+                <w:sz w:val="18"/>
+                <w:szCs w:val="18"/>
+              </w:rPr>
+              <w:t xml:space="preserve">2 333</w:t>
+            </w:r>
+          </w:p>
+        </w:tc>
+        <w:tc>
+          <w:tcPr>
+            <w:tcW w:type="dxa" w:w="900"/>
+            <w:tcBorders>
+              <w:top w:val="none" w:color="FFFFFF" w:sz="0"/>
+              <w:left w:val="none" w:color="FFFFFF" w:sz="0"/>
+              <w:bottom w:val="none" w:color="FFFFFF" w:sz="0"/>
+              <w:right w:val="none" w:color="FFFFFF" w:sz="0"/>
+            </w:tcBorders>
+            <w:tcMar>
+              <w:top w:type="dxa" w:w="35"/>
+              <w:left w:type="dxa" w:w="70"/>
+              <w:bottom w:type="dxa" w:w="35"/>
+              <w:right w:type="dxa" w:w="70"/>
+            </w:tcMar>
+          </w:tcPr>
+          <w:p>
+            <w:pPr>
+              <w:keepNext/>
+              <w:jc w:val="center"/>
+            </w:pPr>
+            <w:r>
+              <w:rPr>
+                <w:rFonts w:ascii="Times New Roman" w:cs="Times New Roman" w:eastAsia="Times New Roman" w:hAnsi="Times New Roman"/>
+                <w:b w:val="false"/>
+                <w:bCs w:val="false"/>
+                <w:sz w:val="18"/>
+                <w:szCs w:val="18"/>
+              </w:rPr>
+              <w:t xml:space="preserve">0.984</w:t>
+            </w:r>
+          </w:p>
+        </w:tc>
+        <w:tc>
+          <w:tcPr>
+            <w:tcW w:type="dxa" w:w="900"/>
+            <w:tcBorders>
+              <w:top w:val="none" w:color="FFFFFF" w:sz="0"/>
+              <w:left w:val="none" w:color="FFFFFF" w:sz="0"/>
+              <w:bottom w:val="none" w:color="FFFFFF" w:sz="0"/>
+              <w:right w:val="none" w:color="FFFFFF" w:sz="0"/>
+            </w:tcBorders>
+            <w:tcMar>
+              <w:top w:type="dxa" w:w="35"/>
+              <w:left w:type="dxa" w:w="70"/>
+              <w:bottom w:type="dxa" w:w="35"/>
+              <w:right w:type="dxa" w:w="70"/>
+            </w:tcMar>
+          </w:tcPr>
+          <w:p>
+            <w:pPr>
+              <w:keepNext/>
+              <w:jc w:val="center"/>
+            </w:pPr>
+            <w:r>
+              <w:rPr>
+                <w:rFonts w:ascii="Times New Roman" w:cs="Times New Roman" w:eastAsia="Times New Roman" w:hAnsi="Times New Roman"/>
+                <w:b w:val="false"/>
+                <w:bCs w:val="false"/>
+                <w:sz w:val="18"/>
+                <w:szCs w:val="18"/>
+              </w:rPr>
+              <w:t xml:space="preserve">0.976</w:t>
+            </w:r>
+          </w:p>
+        </w:tc>
+        <w:tc>
+          <w:tcPr>
+            <w:tcW w:type="dxa" w:w="910"/>
+            <w:tcBorders>
+              <w:top w:val="none" w:color="FFFFFF" w:sz="0"/>
+              <w:left w:val="none" w:color="FFFFFF" w:sz="0"/>
+              <w:bottom w:val="none" w:color="FFFFFF" w:sz="0"/>
+              <w:right w:val="none" w:color="FFFFFF" w:sz="0"/>
+            </w:tcBorders>
+            <w:tcMar>
+              <w:top w:type="dxa" w:w="35"/>
+              <w:left w:type="dxa" w:w="70"/>
+              <w:bottom w:type="dxa" w:w="35"/>
+              <w:right w:type="dxa" w:w="70"/>
+            </w:tcMar>
+          </w:tcPr>
+          <w:p>
+            <w:pPr>
+              <w:keepNext/>
+              <w:jc w:val="center"/>
+            </w:pPr>
+            <w:r>
+              <w:rPr>
+                <w:rFonts w:ascii="Times New Roman" w:cs="Times New Roman" w:eastAsia="Times New Roman" w:hAnsi="Times New Roman"/>
+                <w:b w:val="false"/>
+                <w:bCs w:val="false"/>
+                <w:sz w:val="18"/>
+                <w:szCs w:val="18"/>
+              </w:rPr>
+              <w:t xml:space="preserve">0.980</w:t>
+            </w:r>
+          </w:p>
+        </w:tc>
+      </w:tr>
+      <w:tr>
+        <w:trPr>
+          <w:cantSplit/>
+        </w:trPr>
+        <w:tc>
+          <w:tcPr>
+            <w:tcW w:type="dxa" w:w="1700"/>
+            <w:tcBorders>
+              <w:top w:val="none" w:color="FFFFFF" w:sz="0"/>
+              <w:left w:val="none" w:color="FFFFFF" w:sz="0"/>
+              <w:bottom w:val="none" w:color="FFFFFF" w:sz="0"/>
+              <w:right w:val="none" w:color="FFFFFF" w:sz="0"/>
+            </w:tcBorders>
+            <w:tcMar>
+              <w:top w:type="dxa" w:w="35"/>
+              <w:left w:type="dxa" w:w="70"/>
+              <w:bottom w:type="dxa" w:w="35"/>
+              <w:right w:type="dxa" w:w="70"/>
+            </w:tcMar>
+          </w:tcPr>
+          <w:p>
+            <w:pPr>
+              <w:keepNext/>
+              <w:jc w:val="left"/>
+            </w:pPr>
+            <w:r>
+              <w:rPr>
+                <w:rFonts w:ascii="Times New Roman" w:cs="Times New Roman" w:eastAsia="Times New Roman" w:hAnsi="Times New Roman"/>
+                <w:b w:val="false"/>
+                <w:bCs w:val="false"/>
+                <w:sz w:val="18"/>
+                <w:szCs w:val="18"/>
+              </w:rPr>
+              <w:t xml:space="preserve">Coxal izquierdo</w:t>
+            </w:r>
+          </w:p>
+        </w:tc>
+        <w:tc>
+          <w:tcPr>
+            <w:tcW w:type="dxa" w:w="1200"/>
+            <w:tcBorders>
+              <w:top w:val="none" w:color="FFFFFF" w:sz="0"/>
+              <w:left w:val="none" w:color="FFFFFF" w:sz="0"/>
+              <w:bottom w:val="none" w:color="FFFFFF" w:sz="0"/>
+              <w:right w:val="none" w:color="FFFFFF" w:sz="0"/>
+            </w:tcBorders>
+            <w:tcMar>
+              <w:top w:type="dxa" w:w="35"/>
+              <w:left w:type="dxa" w:w="70"/>
+              <w:bottom w:type="dxa" w:w="35"/>
+              <w:right w:type="dxa" w:w="70"/>
+            </w:tcMar>
+          </w:tcPr>
+          <w:p>
+            <w:pPr>
+              <w:keepNext/>
+              <w:jc w:val="center"/>
+            </w:pPr>
+            <w:r>
+              <w:rPr>
+                <w:rFonts w:ascii="Times New Roman" w:cs="Times New Roman" w:eastAsia="Times New Roman" w:hAnsi="Times New Roman"/>
+                <w:b w:val="false"/>
+                <w:bCs w:val="false"/>
+                <w:sz w:val="18"/>
+                <w:szCs w:val="18"/>
+              </w:rPr>
+              <w:t xml:space="preserve">3 372</w:t>
+            </w:r>
+          </w:p>
+        </w:tc>
+        <w:tc>
+          <w:tcPr>
+            <w:tcW w:type="dxa" w:w="1200"/>
+            <w:tcBorders>
+              <w:top w:val="none" w:color="FFFFFF" w:sz="0"/>
+              <w:left w:val="none" w:color="FFFFFF" w:sz="0"/>
+              <w:bottom w:val="none" w:color="FFFFFF" w:sz="0"/>
+              <w:right w:val="none" w:color="FFFFFF" w:sz="0"/>
+            </w:tcBorders>
+            <w:tcMar>
+              <w:top w:type="dxa" w:w="35"/>
+              <w:left w:type="dxa" w:w="70"/>
+              <w:bottom w:type="dxa" w:w="35"/>
+              <w:right w:type="dxa" w:w="70"/>
+            </w:tcMar>
+          </w:tcPr>
+          <w:p>
+            <w:pPr>
+              <w:keepNext/>
+              <w:jc w:val="center"/>
+            </w:pPr>
+            <w:r>
+              <w:rPr>
+                <w:rFonts w:ascii="Times New Roman" w:cs="Times New Roman" w:eastAsia="Times New Roman" w:hAnsi="Times New Roman"/>
+                <w:b w:val="false"/>
+                <w:bCs w:val="false"/>
+                <w:sz w:val="18"/>
+                <w:szCs w:val="18"/>
+              </w:rPr>
+              <w:t xml:space="preserve">11</w:t>
+            </w:r>
+          </w:p>
+        </w:tc>
+        <w:tc>
+          <w:tcPr>
+            <w:tcW w:type="dxa" w:w="1300"/>
+            <w:tcBorders>
+              <w:top w:val="none" w:color="FFFFFF" w:sz="0"/>
+              <w:left w:val="none" w:color="FFFFFF" w:sz="0"/>
+              <w:bottom w:val="none" w:color="FFFFFF" w:sz="0"/>
+              <w:right w:val="none" w:color="FFFFFF" w:sz="0"/>
+            </w:tcBorders>
+            <w:tcMar>
+              <w:top w:type="dxa" w:w="35"/>
+              <w:left w:type="dxa" w:w="70"/>
+              <w:bottom w:type="dxa" w:w="35"/>
+              <w:right w:type="dxa" w:w="70"/>
+            </w:tcMar>
+          </w:tcPr>
+          <w:p>
+            <w:pPr>
+              <w:keepNext/>
+              <w:jc w:val="center"/>
+            </w:pPr>
+            <w:r>
+              <w:rPr>
+                <w:rFonts w:ascii="Times New Roman" w:cs="Times New Roman" w:eastAsia="Times New Roman" w:hAnsi="Times New Roman"/>
+                <w:b w:val="false"/>
+                <w:bCs w:val="false"/>
+                <w:sz w:val="18"/>
+                <w:szCs w:val="18"/>
+              </w:rPr>
+              <w:t xml:space="preserve">12</w:t>
+            </w:r>
+          </w:p>
+        </w:tc>
+        <w:tc>
+          <w:tcPr>
+            <w:tcW w:type="dxa" w:w="1250"/>
+            <w:tcBorders>
+              <w:top w:val="none" w:color="FFFFFF" w:sz="0"/>
+              <w:left w:val="none" w:color="FFFFFF" w:sz="0"/>
+              <w:bottom w:val="none" w:color="FFFFFF" w:sz="0"/>
+              <w:right w:val="none" w:color="FFFFFF" w:sz="0"/>
+            </w:tcBorders>
+            <w:tcMar>
+              <w:top w:type="dxa" w:w="35"/>
+              <w:left w:type="dxa" w:w="70"/>
+              <w:bottom w:type="dxa" w:w="35"/>
+              <w:right w:type="dxa" w:w="70"/>
+            </w:tcMar>
+          </w:tcPr>
+          <w:p>
+            <w:pPr>
+              <w:keepNext/>
+              <w:jc w:val="center"/>
+            </w:pPr>
+            <w:r>
+              <w:rPr>
+                <w:rFonts w:ascii="Times New Roman" w:cs="Times New Roman" w:eastAsia="Times New Roman" w:hAnsi="Times New Roman"/>
+                <w:b w:val="false"/>
+                <w:bCs w:val="false"/>
+                <w:sz w:val="18"/>
+                <w:szCs w:val="18"/>
+              </w:rPr>
+              <w:t xml:space="preserve">1 269</w:t>
+            </w:r>
+          </w:p>
+        </w:tc>
+        <w:tc>
+          <w:tcPr>
+            <w:tcW w:type="dxa" w:w="900"/>
+            <w:tcBorders>
+              <w:top w:val="none" w:color="FFFFFF" w:sz="0"/>
+              <w:left w:val="none" w:color="FFFFFF" w:sz="0"/>
+              <w:bottom w:val="none" w:color="FFFFFF" w:sz="0"/>
+              <w:right w:val="none" w:color="FFFFFF" w:sz="0"/>
+            </w:tcBorders>
+            <w:tcMar>
+              <w:top w:type="dxa" w:w="35"/>
+              <w:left w:type="dxa" w:w="70"/>
+              <w:bottom w:type="dxa" w:w="35"/>
+              <w:right w:type="dxa" w:w="70"/>
+            </w:tcMar>
+          </w:tcPr>
+          <w:p>
+            <w:pPr>
+              <w:keepNext/>
+              <w:jc w:val="center"/>
+            </w:pPr>
+            <w:r>
+              <w:rPr>
+                <w:rFonts w:ascii="Times New Roman" w:cs="Times New Roman" w:eastAsia="Times New Roman" w:hAnsi="Times New Roman"/>
+                <w:b w:val="false"/>
+                <w:bCs w:val="false"/>
+                <w:sz w:val="18"/>
+                <w:szCs w:val="18"/>
+              </w:rPr>
+              <w:t xml:space="preserve">0.997</w:t>
+            </w:r>
+          </w:p>
+        </w:tc>
+        <w:tc>
+          <w:tcPr>
+            <w:tcW w:type="dxa" w:w="900"/>
+            <w:tcBorders>
+              <w:top w:val="none" w:color="FFFFFF" w:sz="0"/>
+              <w:left w:val="none" w:color="FFFFFF" w:sz="0"/>
+              <w:bottom w:val="none" w:color="FFFFFF" w:sz="0"/>
+              <w:right w:val="none" w:color="FFFFFF" w:sz="0"/>
+            </w:tcBorders>
+            <w:tcMar>
+              <w:top w:type="dxa" w:w="35"/>
+              <w:left w:type="dxa" w:w="70"/>
+              <w:bottom w:type="dxa" w:w="35"/>
+              <w:right w:type="dxa" w:w="70"/>
+            </w:tcMar>
+          </w:tcPr>
+          <w:p>
+            <w:pPr>
+              <w:keepNext/>
+              <w:jc w:val="center"/>
+            </w:pPr>
+            <w:r>
+              <w:rPr>
+                <w:rFonts w:ascii="Times New Roman" w:cs="Times New Roman" w:eastAsia="Times New Roman" w:hAnsi="Times New Roman"/>
+                <w:b w:val="false"/>
+                <w:bCs w:val="false"/>
+                <w:sz w:val="18"/>
+                <w:szCs w:val="18"/>
+              </w:rPr>
+              <w:t xml:space="preserve">0.996</w:t>
+            </w:r>
+          </w:p>
+        </w:tc>
+        <w:tc>
+          <w:tcPr>
+            <w:tcW w:type="dxa" w:w="910"/>
+            <w:tcBorders>
+              <w:top w:val="none" w:color="FFFFFF" w:sz="0"/>
+              <w:left w:val="none" w:color="FFFFFF" w:sz="0"/>
+              <w:bottom w:val="none" w:color="FFFFFF" w:sz="0"/>
+              <w:right w:val="none" w:color="FFFFFF" w:sz="0"/>
+            </w:tcBorders>
+            <w:tcMar>
+              <w:top w:type="dxa" w:w="35"/>
+              <w:left w:type="dxa" w:w="70"/>
+              <w:bottom w:type="dxa" w:w="35"/>
+              <w:right w:type="dxa" w:w="70"/>
+            </w:tcMar>
+          </w:tcPr>
+          <w:p>
+            <w:pPr>
+              <w:keepNext/>
+              <w:jc w:val="center"/>
+            </w:pPr>
+            <w:r>
+              <w:rPr>
+                <w:rFonts w:ascii="Times New Roman" w:cs="Times New Roman" w:eastAsia="Times New Roman" w:hAnsi="Times New Roman"/>
+                <w:b w:val="false"/>
+                <w:bCs w:val="false"/>
+                <w:sz w:val="18"/>
+                <w:szCs w:val="18"/>
+              </w:rPr>
+              <w:t xml:space="preserve">0.997</w:t>
+            </w:r>
+          </w:p>
+        </w:tc>
+      </w:tr>
+      <w:tr>
+        <w:trPr>
+          <w:cantSplit/>
+        </w:trPr>
+        <w:tc>
+          <w:tcPr>
+            <w:tcW w:type="dxa" w:w="1700"/>
+            <w:tcBorders>
+              <w:top w:val="none" w:color="FFFFFF" w:sz="0"/>
+              <w:left w:val="none" w:color="FFFFFF" w:sz="0"/>
+              <w:bottom w:val="single" w:color="000000" w:sz="10"/>
+              <w:right w:val="none" w:color="FFFFFF" w:sz="0"/>
+            </w:tcBorders>
+            <w:tcMar>
+              <w:top w:type="dxa" w:w="35"/>
+              <w:left w:type="dxa" w:w="70"/>
+              <w:bottom w:type="dxa" w:w="35"/>
+              <w:right w:type="dxa" w:w="70"/>
+            </w:tcMar>
+          </w:tcPr>
+          <w:p>
+            <w:pPr>
+              <w:keepNext w:val="false"/>
+              <w:jc w:val="left"/>
+            </w:pPr>
+            <w:r>
+              <w:rPr>
+                <w:rFonts w:ascii="Times New Roman" w:cs="Times New Roman" w:eastAsia="Times New Roman" w:hAnsi="Times New Roman"/>
+                <w:b w:val="false"/>
+                <w:bCs w:val="false"/>
+                <w:sz w:val="18"/>
+                <w:szCs w:val="18"/>
+              </w:rPr>
+              <w:t xml:space="preserve">Coxal derecho</w:t>
+            </w:r>
+          </w:p>
+        </w:tc>
+        <w:tc>
+          <w:tcPr>
+            <w:tcW w:type="dxa" w:w="1200"/>
+            <w:tcBorders>
+              <w:top w:val="none" w:color="FFFFFF" w:sz="0"/>
+              <w:left w:val="none" w:color="FFFFFF" w:sz="0"/>
+              <w:bottom w:val="single" w:color="000000" w:sz="10"/>
+              <w:right w:val="none" w:color="FFFFFF" w:sz="0"/>
+            </w:tcBorders>
+            <w:tcMar>
+              <w:top w:type="dxa" w:w="35"/>
+              <w:left w:type="dxa" w:w="70"/>
+              <w:bottom w:type="dxa" w:w="35"/>
+              <w:right w:type="dxa" w:w="70"/>
+            </w:tcMar>
+          </w:tcPr>
+          <w:p>
+            <w:pPr>
+              <w:keepNext w:val="false"/>
+              <w:jc w:val="center"/>
+            </w:pPr>
+            <w:r>
+              <w:rPr>
+                <w:rFonts w:ascii="Times New Roman" w:cs="Times New Roman" w:eastAsia="Times New Roman" w:hAnsi="Times New Roman"/>
+                <w:b w:val="false"/>
+                <w:bCs w:val="false"/>
+                <w:sz w:val="18"/>
+                <w:szCs w:val="18"/>
+              </w:rPr>
+              <w:t xml:space="preserve">3 316</w:t>
+            </w:r>
+          </w:p>
+        </w:tc>
+        <w:tc>
+          <w:tcPr>
+            <w:tcW w:type="dxa" w:w="1200"/>
+            <w:tcBorders>
+              <w:top w:val="none" w:color="FFFFFF" w:sz="0"/>
+              <w:left w:val="none" w:color="FFFFFF" w:sz="0"/>
+              <w:bottom w:val="single" w:color="000000" w:sz="10"/>
+              <w:right w:val="none" w:color="FFFFFF" w:sz="0"/>
+            </w:tcBorders>
+            <w:tcMar>
+              <w:top w:type="dxa" w:w="35"/>
+              <w:left w:type="dxa" w:w="70"/>
+              <w:bottom w:type="dxa" w:w="35"/>
+              <w:right w:type="dxa" w:w="70"/>
+            </w:tcMar>
+          </w:tcPr>
+          <w:p>
+            <w:pPr>
+              <w:keepNext w:val="false"/>
+              <w:jc w:val="center"/>
+            </w:pPr>
+            <w:r>
+              <w:rPr>
+                <w:rFonts w:ascii="Times New Roman" w:cs="Times New Roman" w:eastAsia="Times New Roman" w:hAnsi="Times New Roman"/>
+                <w:b w:val="false"/>
+                <w:bCs w:val="false"/>
+                <w:sz w:val="18"/>
+                <w:szCs w:val="18"/>
+              </w:rPr>
+              <w:t xml:space="preserve">28</w:t>
+            </w:r>
+          </w:p>
+        </w:tc>
+        <w:tc>
+          <w:tcPr>
+            <w:tcW w:type="dxa" w:w="1300"/>
+            <w:tcBorders>
+              <w:top w:val="none" w:color="FFFFFF" w:sz="0"/>
+              <w:left w:val="none" w:color="FFFFFF" w:sz="0"/>
+              <w:bottom w:val="single" w:color="000000" w:sz="10"/>
+              <w:right w:val="none" w:color="FFFFFF" w:sz="0"/>
+            </w:tcBorders>
+            <w:tcMar>
+              <w:top w:type="dxa" w:w="35"/>
+              <w:left w:type="dxa" w:w="70"/>
+              <w:bottom w:type="dxa" w:w="35"/>
+              <w:right w:type="dxa" w:w="70"/>
+            </w:tcMar>
+          </w:tcPr>
+          <w:p>
+            <w:pPr>
+              <w:keepNext w:val="false"/>
+              <w:jc w:val="center"/>
+            </w:pPr>
+            <w:r>
+              <w:rPr>
+                <w:rFonts w:ascii="Times New Roman" w:cs="Times New Roman" w:eastAsia="Times New Roman" w:hAnsi="Times New Roman"/>
+                <w:b w:val="false"/>
+                <w:bCs w:val="false"/>
+                <w:sz w:val="18"/>
+                <w:szCs w:val="18"/>
+              </w:rPr>
+              <w:t xml:space="preserve">4</w:t>
+            </w:r>
+          </w:p>
+        </w:tc>
+        <w:tc>
+          <w:tcPr>
+            <w:tcW w:type="dxa" w:w="1250"/>
+            <w:tcBorders>
+              <w:top w:val="none" w:color="FFFFFF" w:sz="0"/>
+              <w:left w:val="none" w:color="FFFFFF" w:sz="0"/>
+              <w:bottom w:val="single" w:color="000000" w:sz="10"/>
+              <w:right w:val="none" w:color="FFFFFF" w:sz="0"/>
+            </w:tcBorders>
+            <w:tcMar>
+              <w:top w:type="dxa" w:w="35"/>
+              <w:left w:type="dxa" w:w="70"/>
+              <w:bottom w:type="dxa" w:w="35"/>
+              <w:right w:type="dxa" w:w="70"/>
+            </w:tcMar>
+          </w:tcPr>
+          <w:p>
+            <w:pPr>
+              <w:keepNext w:val="false"/>
+              <w:jc w:val="center"/>
+            </w:pPr>
+            <w:r>
+              <w:rPr>
+                <w:rFonts w:ascii="Times New Roman" w:cs="Times New Roman" w:eastAsia="Times New Roman" w:hAnsi="Times New Roman"/>
+                <w:b w:val="false"/>
+                <w:bCs w:val="false"/>
+                <w:sz w:val="18"/>
+                <w:szCs w:val="18"/>
+              </w:rPr>
+              <w:t xml:space="preserve">1 316</w:t>
+            </w:r>
+          </w:p>
+        </w:tc>
+        <w:tc>
+          <w:tcPr>
+            <w:tcW w:type="dxa" w:w="900"/>
+            <w:tcBorders>
+              <w:top w:val="none" w:color="FFFFFF" w:sz="0"/>
+              <w:left w:val="none" w:color="FFFFFF" w:sz="0"/>
+              <w:bottom w:val="single" w:color="000000" w:sz="10"/>
+              <w:right w:val="none" w:color="FFFFFF" w:sz="0"/>
+            </w:tcBorders>
+            <w:tcMar>
+              <w:top w:type="dxa" w:w="35"/>
+              <w:left w:type="dxa" w:w="70"/>
+              <w:bottom w:type="dxa" w:w="35"/>
+              <w:right w:type="dxa" w:w="70"/>
+            </w:tcMar>
+          </w:tcPr>
+          <w:p>
+            <w:pPr>
+              <w:keepNext w:val="false"/>
+              <w:jc w:val="center"/>
+            </w:pPr>
+            <w:r>
+              <w:rPr>
+                <w:rFonts w:ascii="Times New Roman" w:cs="Times New Roman" w:eastAsia="Times New Roman" w:hAnsi="Times New Roman"/>
+                <w:b w:val="false"/>
+                <w:bCs w:val="false"/>
+                <w:sz w:val="18"/>
+                <w:szCs w:val="18"/>
+              </w:rPr>
+              <w:t xml:space="preserve">0.992</w:t>
+            </w:r>
+          </w:p>
+        </w:tc>
+        <w:tc>
+          <w:tcPr>
+            <w:tcW w:type="dxa" w:w="900"/>
+            <w:tcBorders>
+              <w:top w:val="none" w:color="FFFFFF" w:sz="0"/>
+              <w:left w:val="none" w:color="FFFFFF" w:sz="0"/>
+              <w:bottom w:val="single" w:color="000000" w:sz="10"/>
+              <w:right w:val="none" w:color="FFFFFF" w:sz="0"/>
+            </w:tcBorders>
+            <w:tcMar>
+              <w:top w:type="dxa" w:w="35"/>
+              <w:left w:type="dxa" w:w="70"/>
+              <w:bottom w:type="dxa" w:w="35"/>
+              <w:right w:type="dxa" w:w="70"/>
+            </w:tcMar>
+          </w:tcPr>
+          <w:p>
+            <w:pPr>
+              <w:keepNext w:val="false"/>
+              <w:jc w:val="center"/>
+            </w:pPr>
+            <w:r>
+              <w:rPr>
+                <w:rFonts w:ascii="Times New Roman" w:cs="Times New Roman" w:eastAsia="Times New Roman" w:hAnsi="Times New Roman"/>
+                <w:b w:val="false"/>
+                <w:bCs w:val="false"/>
+                <w:sz w:val="18"/>
+                <w:szCs w:val="18"/>
+              </w:rPr>
+              <w:t xml:space="preserve">0.999</w:t>
+            </w:r>
+          </w:p>
+        </w:tc>
+        <w:tc>
+          <w:tcPr>
+            <w:tcW w:type="dxa" w:w="910"/>
+            <w:tcBorders>
+              <w:top w:val="none" w:color="FFFFFF" w:sz="0"/>
+              <w:left w:val="none" w:color="FFFFFF" w:sz="0"/>
+              <w:bottom w:val="single" w:color="000000" w:sz="10"/>
+              <w:right w:val="none" w:color="FFFFFF" w:sz="0"/>
+            </w:tcBorders>
+            <w:tcMar>
+              <w:top w:type="dxa" w:w="35"/>
+              <w:left w:type="dxa" w:w="70"/>
+              <w:bottom w:type="dxa" w:w="35"/>
+              <w:right w:type="dxa" w:w="70"/>
+            </w:tcMar>
+          </w:tcPr>
+          <w:p>
+            <w:pPr>
+              <w:keepNext w:val="false"/>
+              <w:jc w:val="center"/>
+            </w:pPr>
+            <w:r>
+              <w:rPr>
+                <w:rFonts w:ascii="Times New Roman" w:cs="Times New Roman" w:eastAsia="Times New Roman" w:hAnsi="Times New Roman"/>
+                <w:b w:val="false"/>
+                <w:bCs w:val="false"/>
+                <w:sz w:val="18"/>
+                <w:szCs w:val="18"/>
+              </w:rPr>
+              <w:t xml:space="preserve">0.995</w:t>
+            </w:r>
+          </w:p>
+        </w:tc>
+      </w:tr>
+    </w:tbl>
+    <w:p>
+      <w:pPr>
+        <w:spacing w:after="90"/>
+      </w:pPr>
+    </w:p>
+    <w:p>
+      <w:pPr>
+        <w:spacing w:after="95" w:line="250"/>
+        <w:jc w:val="both"/>
+      </w:pPr>
+      <w:r>
+        <w:rPr>
+          <w:rFonts w:ascii="Times New Roman" w:cs="Times New Roman" w:eastAsia="Times New Roman" w:hAnsi="Times New Roman"/>
+          <w:sz w:val="21"/>
+          <w:szCs w:val="21"/>
+        </w:rPr>
+        <w:t xml:space="preserve">A nivel de píxel (Tabla 10), casi todo el error de la máscara semántica es hueso que se predice como fondo, sobre todo en el sacro. La confusión entre coxal izquierdo y derecho, que con D5 llegaba al 13.7 % del hueso en el caso 012, queda por debajo del 0.1 %.</w:t>
+      </w:r>
+    </w:p>
+    <w:p>
+      <w:pPr>
+        <w:keepNext/>
+        <w:spacing w:after="60" w:before="120"/>
+        <w:jc w:val="left"/>
+      </w:pPr>
+      <w:r>
+        <w:rPr>
+          <w:rFonts w:ascii="Times New Roman" w:cs="Times New Roman" w:eastAsia="Times New Roman" w:hAnsi="Times New Roman"/>
+          <w:sz w:val="18"/>
+          <w:szCs w:val="18"/>
+        </w:rPr>
+        <w:t xml:space="preserve">Tabla 10. Matriz de confusión de la segmentación semántica en test, en porcentaje de cada clase real (filas).</w:t>
+      </w:r>
+    </w:p>
+    <w:tbl>
+      <w:tblPr>
+        <w:tblW w:type="dxa" w:w="9360"/>
+        <w:jc w:val="center"/>
+        <w:tblBorders>
+          <w:top w:val="single" w:color="auto" w:sz="4"/>
+          <w:left w:val="single" w:color="auto" w:sz="4"/>
+          <w:bottom w:val="single" w:color="auto" w:sz="4"/>
+          <w:right w:val="single" w:color="auto" w:sz="4"/>
+          <w:insideH w:val="single" w:color="auto" w:sz="4"/>
+          <w:insideV w:val="single" w:color="auto" w:sz="4"/>
+        </w:tblBorders>
+      </w:tblPr>
+      <w:tblGrid>
+        <w:gridCol w:w="2760"/>
+        <w:gridCol w:w="1650"/>
+        <w:gridCol w:w="1650"/>
+        <w:gridCol w:w="1650"/>
+        <w:gridCol w:w="1650"/>
+      </w:tblGrid>
+      <w:tr>
+        <w:trPr>
+          <w:cantSplit/>
+          <w:tblHeader/>
+        </w:trPr>
+        <w:tc>
+          <w:tcPr>
+            <w:tcW w:type="dxa" w:w="2760"/>
+            <w:tcBorders>
+              <w:top w:val="single" w:color="000000" w:sz="10"/>
+              <w:left w:val="none" w:color="FFFFFF" w:sz="0"/>
+              <w:bottom w:val="single" w:color="000000" w:sz="4"/>
+              <w:right w:val="none" w:color="FFFFFF" w:sz="0"/>
+            </w:tcBorders>
+            <w:tcMar>
+              <w:top w:type="dxa" w:w="35"/>
+              <w:left w:type="dxa" w:w="70"/>
+              <w:bottom w:type="dxa" w:w="35"/>
+              <w:right w:type="dxa" w:w="70"/>
+            </w:tcMar>
+          </w:tcPr>
+          <w:p>
+            <w:pPr>
+              <w:keepNext/>
+              <w:jc w:val="left"/>
+            </w:pPr>
+            <w:r>
+              <w:rPr>
+                <w:rFonts w:ascii="Times New Roman" w:cs="Times New Roman" w:eastAsia="Times New Roman" w:hAnsi="Times New Roman"/>
+                <w:b/>
+                <w:bCs/>
+                <w:sz w:val="18"/>
+                <w:szCs w:val="18"/>
+              </w:rPr>
+              <w:t xml:space="preserve">Real \ predicho</w:t>
+            </w:r>
+          </w:p>
+        </w:tc>
+        <w:tc>
+          <w:tcPr>
+            <w:tcW w:type="dxa" w:w="1650"/>
+            <w:tcBorders>
+              <w:top w:val="single" w:color="000000" w:sz="10"/>
+              <w:left w:val="none" w:color="FFFFFF" w:sz="0"/>
+              <w:bottom w:val="single" w:color="000000" w:sz="4"/>
+              <w:right w:val="none" w:color="FFFFFF" w:sz="0"/>
+            </w:tcBorders>
+            <w:tcMar>
+              <w:top w:type="dxa" w:w="35"/>
+              <w:left w:type="dxa" w:w="70"/>
+              <w:bottom w:type="dxa" w:w="35"/>
+              <w:right w:type="dxa" w:w="70"/>
+            </w:tcMar>
+          </w:tcPr>
+          <w:p>
+            <w:pPr>
+              <w:keepNext/>
+              <w:jc w:val="center"/>
+            </w:pPr>
+            <w:r>
+              <w:rPr>
+                <w:rFonts w:ascii="Times New Roman" w:cs="Times New Roman" w:eastAsia="Times New Roman" w:hAnsi="Times New Roman"/>
+                <w:b/>
+                <w:bCs/>
+                <w:sz w:val="18"/>
+                <w:szCs w:val="18"/>
+              </w:rPr>
+              <w:t xml:space="preserve">Fondo</w:t>
+            </w:r>
+          </w:p>
+        </w:tc>
+        <w:tc>
+          <w:tcPr>
+            <w:tcW w:type="dxa" w:w="1650"/>
+            <w:tcBorders>
+              <w:top w:val="single" w:color="000000" w:sz="10"/>
+              <w:left w:val="none" w:color="FFFFFF" w:sz="0"/>
+              <w:bottom w:val="single" w:color="000000" w:sz="4"/>
+              <w:right w:val="none" w:color="FFFFFF" w:sz="0"/>
+            </w:tcBorders>
+            <w:tcMar>
+              <w:top w:type="dxa" w:w="35"/>
+              <w:left w:type="dxa" w:w="70"/>
+              <w:bottom w:type="dxa" w:w="35"/>
+              <w:right w:type="dxa" w:w="70"/>
+            </w:tcMar>
+          </w:tcPr>
+          <w:p>
+            <w:pPr>
+              <w:keepNext/>
+              <w:jc w:val="center"/>
+            </w:pPr>
+            <w:r>
+              <w:rPr>
+                <w:rFonts w:ascii="Times New Roman" w:cs="Times New Roman" w:eastAsia="Times New Roman" w:hAnsi="Times New Roman"/>
+                <w:b/>
+                <w:bCs/>
+                <w:sz w:val="18"/>
+                <w:szCs w:val="18"/>
+              </w:rPr>
+              <w:t xml:space="preserve">Sacro</w:t>
+            </w:r>
+          </w:p>
+        </w:tc>
+        <w:tc>
+          <w:tcPr>
+            <w:tcW w:type="dxa" w:w="1650"/>
+            <w:tcBorders>
+              <w:top w:val="single" w:color="000000" w:sz="10"/>
+              <w:left w:val="none" w:color="FFFFFF" w:sz="0"/>
+              <w:bottom w:val="single" w:color="000000" w:sz="4"/>
+              <w:right w:val="none" w:color="FFFFFF" w:sz="0"/>
+            </w:tcBorders>
+            <w:tcMar>
+              <w:top w:type="dxa" w:w="35"/>
+              <w:left w:type="dxa" w:w="70"/>
+              <w:bottom w:type="dxa" w:w="35"/>
+              <w:right w:type="dxa" w:w="70"/>
+            </w:tcMar>
+          </w:tcPr>
+          <w:p>
+            <w:pPr>
+              <w:keepNext/>
+              <w:jc w:val="center"/>
+            </w:pPr>
+            <w:r>
+              <w:rPr>
+                <w:rFonts w:ascii="Times New Roman" w:cs="Times New Roman" w:eastAsia="Times New Roman" w:hAnsi="Times New Roman"/>
+                <w:b/>
+                <w:bCs/>
+                <w:sz w:val="18"/>
+                <w:szCs w:val="18"/>
+              </w:rPr>
+              <w:t xml:space="preserve">Coxal izquierdo</w:t>
+            </w:r>
+          </w:p>
+        </w:tc>
+        <w:tc>
+          <w:tcPr>
+            <w:tcW w:type="dxa" w:w="1650"/>
+            <w:tcBorders>
+              <w:top w:val="single" w:color="000000" w:sz="10"/>
+              <w:left w:val="none" w:color="FFFFFF" w:sz="0"/>
+              <w:bottom w:val="single" w:color="000000" w:sz="4"/>
+              <w:right w:val="none" w:color="FFFFFF" w:sz="0"/>
+            </w:tcBorders>
+            <w:tcMar>
+              <w:top w:type="dxa" w:w="35"/>
+              <w:left w:type="dxa" w:w="70"/>
+              <w:bottom w:type="dxa" w:w="35"/>
+              <w:right w:type="dxa" w:w="70"/>
+            </w:tcMar>
+          </w:tcPr>
+          <w:p>
+            <w:pPr>
+              <w:keepNext/>
+              <w:jc w:val="center"/>
+            </w:pPr>
+            <w:r>
+              <w:rPr>
+                <w:rFonts w:ascii="Times New Roman" w:cs="Times New Roman" w:eastAsia="Times New Roman" w:hAnsi="Times New Roman"/>
+                <w:b/>
+                <w:bCs/>
+                <w:sz w:val="18"/>
+                <w:szCs w:val="18"/>
+              </w:rPr>
+              <w:t xml:space="preserve">Coxal derecho</w:t>
+            </w:r>
+          </w:p>
+        </w:tc>
+      </w:tr>
+      <w:tr>
+        <w:trPr>
+          <w:cantSplit/>
+        </w:trPr>
+        <w:tc>
+          <w:tcPr>
+            <w:tcW w:type="dxa" w:w="2760"/>
+            <w:tcBorders>
+              <w:top w:val="none" w:color="FFFFFF" w:sz="0"/>
+              <w:left w:val="none" w:color="FFFFFF" w:sz="0"/>
+              <w:bottom w:val="none" w:color="FFFFFF" w:sz="0"/>
+              <w:right w:val="none" w:color="FFFFFF" w:sz="0"/>
+            </w:tcBorders>
+            <w:tcMar>
+              <w:top w:type="dxa" w:w="35"/>
+              <w:left w:type="dxa" w:w="70"/>
+              <w:bottom w:type="dxa" w:w="35"/>
+              <w:right w:type="dxa" w:w="70"/>
+            </w:tcMar>
+          </w:tcPr>
+          <w:p>
+            <w:pPr>
+              <w:keepNext/>
+              <w:jc w:val="left"/>
+            </w:pPr>
+            <w:r>
+              <w:rPr>
+                <w:rFonts w:ascii="Times New Roman" w:cs="Times New Roman" w:eastAsia="Times New Roman" w:hAnsi="Times New Roman"/>
+                <w:b w:val="false"/>
+                <w:bCs w:val="false"/>
+                <w:sz w:val="18"/>
+                <w:szCs w:val="18"/>
+              </w:rPr>
+              <w:t xml:space="preserve">Fondo</w:t>
+            </w:r>
+          </w:p>
+        </w:tc>
+        <w:tc>
+          <w:tcPr>
+            <w:tcW w:type="dxa" w:w="1650"/>
+            <w:tcBorders>
+              <w:top w:val="none" w:color="FFFFFF" w:sz="0"/>
+              <w:left w:val="none" w:color="FFFFFF" w:sz="0"/>
+              <w:bottom w:val="none" w:color="FFFFFF" w:sz="0"/>
+              <w:right w:val="none" w:color="FFFFFF" w:sz="0"/>
+            </w:tcBorders>
+            <w:tcMar>
+              <w:top w:type="dxa" w:w="35"/>
+              <w:left w:type="dxa" w:w="70"/>
+              <w:bottom w:type="dxa" w:w="35"/>
+              <w:right w:type="dxa" w:w="70"/>
+            </w:tcMar>
+          </w:tcPr>
+          <w:p>
+            <w:pPr>
+              <w:keepNext/>
+              <w:jc w:val="center"/>
+            </w:pPr>
+            <w:r>
+              <w:rPr>
+                <w:rFonts w:ascii="Times New Roman" w:cs="Times New Roman" w:eastAsia="Times New Roman" w:hAnsi="Times New Roman"/>
+                <w:b w:val="false"/>
+                <w:bCs w:val="false"/>
+                <w:sz w:val="18"/>
+                <w:szCs w:val="18"/>
+              </w:rPr>
+              <w:t xml:space="preserve">99.93</w:t>
+            </w:r>
+          </w:p>
+        </w:tc>
+        <w:tc>
+          <w:tcPr>
+            <w:tcW w:type="dxa" w:w="1650"/>
+            <w:tcBorders>
+              <w:top w:val="none" w:color="FFFFFF" w:sz="0"/>
+              <w:left w:val="none" w:color="FFFFFF" w:sz="0"/>
+              <w:bottom w:val="none" w:color="FFFFFF" w:sz="0"/>
+              <w:right w:val="none" w:color="FFFFFF" w:sz="0"/>
+            </w:tcBorders>
+            <w:tcMar>
+              <w:top w:type="dxa" w:w="35"/>
+              <w:left w:type="dxa" w:w="70"/>
+              <w:bottom w:type="dxa" w:w="35"/>
+              <w:right w:type="dxa" w:w="70"/>
+            </w:tcMar>
+          </w:tcPr>
+          <w:p>
+            <w:pPr>
+              <w:keepNext/>
+              <w:jc w:val="center"/>
+            </w:pPr>
+            <w:r>
+              <w:rPr>
+                <w:rFonts w:ascii="Times New Roman" w:cs="Times New Roman" w:eastAsia="Times New Roman" w:hAnsi="Times New Roman"/>
+                <w:b w:val="false"/>
+                <w:bCs w:val="false"/>
+                <w:sz w:val="18"/>
+                <w:szCs w:val="18"/>
+              </w:rPr>
+              <w:t xml:space="preserve">0.02</w:t>
+            </w:r>
+          </w:p>
+        </w:tc>
+        <w:tc>
+          <w:tcPr>
+            <w:tcW w:type="dxa" w:w="1650"/>
+            <w:tcBorders>
+              <w:top w:val="none" w:color="FFFFFF" w:sz="0"/>
+              <w:left w:val="none" w:color="FFFFFF" w:sz="0"/>
+              <w:bottom w:val="none" w:color="FFFFFF" w:sz="0"/>
+              <w:right w:val="none" w:color="FFFFFF" w:sz="0"/>
+            </w:tcBorders>
+            <w:tcMar>
+              <w:top w:type="dxa" w:w="35"/>
+              <w:left w:type="dxa" w:w="70"/>
+              <w:bottom w:type="dxa" w:w="35"/>
+              <w:right w:type="dxa" w:w="70"/>
+            </w:tcMar>
+          </w:tcPr>
+          <w:p>
+            <w:pPr>
+              <w:keepNext/>
+              <w:jc w:val="center"/>
+            </w:pPr>
+            <w:r>
+              <w:rPr>
+                <w:rFonts w:ascii="Times New Roman" w:cs="Times New Roman" w:eastAsia="Times New Roman" w:hAnsi="Times New Roman"/>
+                <w:b w:val="false"/>
+                <w:bCs w:val="false"/>
+                <w:sz w:val="18"/>
+                <w:szCs w:val="18"/>
+              </w:rPr>
+              <w:t xml:space="preserve">0.02</w:t>
+            </w:r>
+          </w:p>
+        </w:tc>
+        <w:tc>
+          <w:tcPr>
+            <w:tcW w:type="dxa" w:w="1650"/>
+            <w:tcBorders>
+              <w:top w:val="none" w:color="FFFFFF" w:sz="0"/>
+              <w:left w:val="none" w:color="FFFFFF" w:sz="0"/>
+              <w:bottom w:val="none" w:color="FFFFFF" w:sz="0"/>
+              <w:right w:val="none" w:color="FFFFFF" w:sz="0"/>
+            </w:tcBorders>
+            <w:tcMar>
+              <w:top w:type="dxa" w:w="35"/>
+              <w:left w:type="dxa" w:w="70"/>
+              <w:bottom w:type="dxa" w:w="35"/>
+              <w:right w:type="dxa" w:w="70"/>
+            </w:tcMar>
+          </w:tcPr>
+          <w:p>
+            <w:pPr>
+              <w:keepNext/>
+              <w:jc w:val="center"/>
+            </w:pPr>
+            <w:r>
+              <w:rPr>
+                <w:rFonts w:ascii="Times New Roman" w:cs="Times New Roman" w:eastAsia="Times New Roman" w:hAnsi="Times New Roman"/>
+                <w:b w:val="false"/>
+                <w:bCs w:val="false"/>
+                <w:sz w:val="18"/>
+                <w:szCs w:val="18"/>
+              </w:rPr>
+              <w:t xml:space="preserve">0.02</w:t>
+            </w:r>
+          </w:p>
+        </w:tc>
+      </w:tr>
+      <w:tr>
+        <w:trPr>
+          <w:cantSplit/>
+        </w:trPr>
+        <w:tc>
+          <w:tcPr>
+            <w:tcW w:type="dxa" w:w="2760"/>
+            <w:tcBorders>
+              <w:top w:val="none" w:color="FFFFFF" w:sz="0"/>
+              <w:left w:val="none" w:color="FFFFFF" w:sz="0"/>
+              <w:bottom w:val="none" w:color="FFFFFF" w:sz="0"/>
+              <w:right w:val="none" w:color="FFFFFF" w:sz="0"/>
+            </w:tcBorders>
+            <w:tcMar>
+              <w:top w:type="dxa" w:w="35"/>
+              <w:left w:type="dxa" w:w="70"/>
+              <w:bottom w:type="dxa" w:w="35"/>
+              <w:right w:type="dxa" w:w="70"/>
+            </w:tcMar>
+          </w:tcPr>
+          <w:p>
+            <w:pPr>
+              <w:keepNext/>
+              <w:jc w:val="left"/>
+            </w:pPr>
+            <w:r>
+              <w:rPr>
+                <w:rFonts w:ascii="Times New Roman" w:cs="Times New Roman" w:eastAsia="Times New Roman" w:hAnsi="Times New Roman"/>
+                <w:b w:val="false"/>
+                <w:bCs w:val="false"/>
+                <w:sz w:val="18"/>
+                <w:szCs w:val="18"/>
+              </w:rPr>
+              <w:t xml:space="preserve">Sacro</w:t>
+            </w:r>
+          </w:p>
+        </w:tc>
+        <w:tc>
+          <w:tcPr>
+            <w:tcW w:type="dxa" w:w="1650"/>
+            <w:tcBorders>
+              <w:top w:val="none" w:color="FFFFFF" w:sz="0"/>
+              <w:left w:val="none" w:color="FFFFFF" w:sz="0"/>
+              <w:bottom w:val="none" w:color="FFFFFF" w:sz="0"/>
+              <w:right w:val="none" w:color="FFFFFF" w:sz="0"/>
+            </w:tcBorders>
+            <w:tcMar>
+              <w:top w:type="dxa" w:w="35"/>
+              <w:left w:type="dxa" w:w="70"/>
+              <w:bottom w:type="dxa" w:w="35"/>
+              <w:right w:type="dxa" w:w="70"/>
+            </w:tcMar>
+          </w:tcPr>
+          <w:p>
+            <w:pPr>
+              <w:keepNext/>
+              <w:jc w:val="center"/>
+            </w:pPr>
+            <w:r>
+              <w:rPr>
+                <w:rFonts w:ascii="Times New Roman" w:cs="Times New Roman" w:eastAsia="Times New Roman" w:hAnsi="Times New Roman"/>
+                <w:b w:val="false"/>
+                <w:bCs w:val="false"/>
+                <w:sz w:val="18"/>
+                <w:szCs w:val="18"/>
+              </w:rPr>
+              <w:t xml:space="preserve">3.28</w:t>
+            </w:r>
+          </w:p>
+        </w:tc>
+        <w:tc>
+          <w:tcPr>
+            <w:tcW w:type="dxa" w:w="1650"/>
+            <w:tcBorders>
+              <w:top w:val="none" w:color="FFFFFF" w:sz="0"/>
+              <w:left w:val="none" w:color="FFFFFF" w:sz="0"/>
+              <w:bottom w:val="none" w:color="FFFFFF" w:sz="0"/>
+              <w:right w:val="none" w:color="FFFFFF" w:sz="0"/>
+            </w:tcBorders>
+            <w:tcMar>
+              <w:top w:type="dxa" w:w="35"/>
+              <w:left w:type="dxa" w:w="70"/>
+              <w:bottom w:type="dxa" w:w="35"/>
+              <w:right w:type="dxa" w:w="70"/>
+            </w:tcMar>
+          </w:tcPr>
+          <w:p>
+            <w:pPr>
+              <w:keepNext/>
+              <w:jc w:val="center"/>
+            </w:pPr>
+            <w:r>
+              <w:rPr>
+                <w:rFonts w:ascii="Times New Roman" w:cs="Times New Roman" w:eastAsia="Times New Roman" w:hAnsi="Times New Roman"/>
+                <w:b w:val="false"/>
+                <w:bCs w:val="false"/>
+                <w:sz w:val="18"/>
+                <w:szCs w:val="18"/>
+              </w:rPr>
+              <w:t xml:space="preserve">96.65</w:t>
+            </w:r>
+          </w:p>
+        </w:tc>
+        <w:tc>
+          <w:tcPr>
+            <w:tcW w:type="dxa" w:w="1650"/>
+            <w:tcBorders>
+              <w:top w:val="none" w:color="FFFFFF" w:sz="0"/>
+              <w:left w:val="none" w:color="FFFFFF" w:sz="0"/>
+              <w:bottom w:val="none" w:color="FFFFFF" w:sz="0"/>
+              <w:right w:val="none" w:color="FFFFFF" w:sz="0"/>
+            </w:tcBorders>
+            <w:tcMar>
+              <w:top w:type="dxa" w:w="35"/>
+              <w:left w:type="dxa" w:w="70"/>
+              <w:bottom w:type="dxa" w:w="35"/>
+              <w:right w:type="dxa" w:w="70"/>
+            </w:tcMar>
+          </w:tcPr>
+          <w:p>
+            <w:pPr>
+              <w:keepNext/>
+              <w:jc w:val="center"/>
+            </w:pPr>
+            <w:r>
+              <w:rPr>
+                <w:rFonts w:ascii="Times New Roman" w:cs="Times New Roman" w:eastAsia="Times New Roman" w:hAnsi="Times New Roman"/>
+                <w:b w:val="false"/>
+                <w:bCs w:val="false"/>
+                <w:sz w:val="18"/>
+                <w:szCs w:val="18"/>
+              </w:rPr>
+              <w:t xml:space="preserve">0.04</w:t>
+            </w:r>
+          </w:p>
+        </w:tc>
+        <w:tc>
+          <w:tcPr>
+            <w:tcW w:type="dxa" w:w="1650"/>
+            <w:tcBorders>
+              <w:top w:val="none" w:color="FFFFFF" w:sz="0"/>
+              <w:left w:val="none" w:color="FFFFFF" w:sz="0"/>
+              <w:bottom w:val="none" w:color="FFFFFF" w:sz="0"/>
+              <w:right w:val="none" w:color="FFFFFF" w:sz="0"/>
+            </w:tcBorders>
+            <w:tcMar>
+              <w:top w:type="dxa" w:w="35"/>
+              <w:left w:type="dxa" w:w="70"/>
+              <w:bottom w:type="dxa" w:w="35"/>
+              <w:right w:type="dxa" w:w="70"/>
+            </w:tcMar>
+          </w:tcPr>
+          <w:p>
+            <w:pPr>
+              <w:keepNext/>
+              <w:jc w:val="center"/>
+            </w:pPr>
+            <w:r>
+              <w:rPr>
+                <w:rFonts w:ascii="Times New Roman" w:cs="Times New Roman" w:eastAsia="Times New Roman" w:hAnsi="Times New Roman"/>
+                <w:b w:val="false"/>
+                <w:bCs w:val="false"/>
+                <w:sz w:val="18"/>
+                <w:szCs w:val="18"/>
+              </w:rPr>
+              <w:t xml:space="preserve">0.04</w:t>
+            </w:r>
+          </w:p>
+        </w:tc>
+      </w:tr>
+      <w:tr>
+        <w:trPr>
+          <w:cantSplit/>
+        </w:trPr>
+        <w:tc>
+          <w:tcPr>
+            <w:tcW w:type="dxa" w:w="2760"/>
+            <w:tcBorders>
+              <w:top w:val="none" w:color="FFFFFF" w:sz="0"/>
+              <w:left w:val="none" w:color="FFFFFF" w:sz="0"/>
+              <w:bottom w:val="none" w:color="FFFFFF" w:sz="0"/>
+              <w:right w:val="none" w:color="FFFFFF" w:sz="0"/>
+            </w:tcBorders>
+            <w:tcMar>
+              <w:top w:type="dxa" w:w="35"/>
+              <w:left w:type="dxa" w:w="70"/>
+              <w:bottom w:type="dxa" w:w="35"/>
+              <w:right w:type="dxa" w:w="70"/>
+            </w:tcMar>
+          </w:tcPr>
+          <w:p>
+            <w:pPr>
+              <w:keepNext/>
+              <w:jc w:val="left"/>
+            </w:pPr>
+            <w:r>
+              <w:rPr>
+                <w:rFonts w:ascii="Times New Roman" w:cs="Times New Roman" w:eastAsia="Times New Roman" w:hAnsi="Times New Roman"/>
+                <w:b w:val="false"/>
+                <w:bCs w:val="false"/>
+                <w:sz w:val="18"/>
+                <w:szCs w:val="18"/>
+              </w:rPr>
+              <w:t xml:space="preserve">Coxal izquierdo</w:t>
+            </w:r>
+          </w:p>
+        </w:tc>
+        <w:tc>
+          <w:tcPr>
+            <w:tcW w:type="dxa" w:w="1650"/>
+            <w:tcBorders>
+              <w:top w:val="none" w:color="FFFFFF" w:sz="0"/>
+              <w:left w:val="none" w:color="FFFFFF" w:sz="0"/>
+              <w:bottom w:val="none" w:color="FFFFFF" w:sz="0"/>
+              <w:right w:val="none" w:color="FFFFFF" w:sz="0"/>
+            </w:tcBorders>
+            <w:tcMar>
+              <w:top w:type="dxa" w:w="35"/>
+              <w:left w:type="dxa" w:w="70"/>
+              <w:bottom w:type="dxa" w:w="35"/>
+              <w:right w:type="dxa" w:w="70"/>
+            </w:tcMar>
+          </w:tcPr>
+          <w:p>
+            <w:pPr>
+              <w:keepNext/>
+              <w:jc w:val="center"/>
+            </w:pPr>
+            <w:r>
+              <w:rPr>
+                <w:rFonts w:ascii="Times New Roman" w:cs="Times New Roman" w:eastAsia="Times New Roman" w:hAnsi="Times New Roman"/>
+                <w:b w:val="false"/>
+                <w:bCs w:val="false"/>
+                <w:sz w:val="18"/>
+                <w:szCs w:val="18"/>
+              </w:rPr>
+              <w:t xml:space="preserve">1.52</w:t>
+            </w:r>
+          </w:p>
+        </w:tc>
+        <w:tc>
+          <w:tcPr>
+            <w:tcW w:type="dxa" w:w="1650"/>
+            <w:tcBorders>
+              <w:top w:val="none" w:color="FFFFFF" w:sz="0"/>
+              <w:left w:val="none" w:color="FFFFFF" w:sz="0"/>
+              <w:bottom w:val="none" w:color="FFFFFF" w:sz="0"/>
+              <w:right w:val="none" w:color="FFFFFF" w:sz="0"/>
+            </w:tcBorders>
+            <w:tcMar>
+              <w:top w:type="dxa" w:w="35"/>
+              <w:left w:type="dxa" w:w="70"/>
+              <w:bottom w:type="dxa" w:w="35"/>
+              <w:right w:type="dxa" w:w="70"/>
+            </w:tcMar>
+          </w:tcPr>
+          <w:p>
+            <w:pPr>
+              <w:keepNext/>
+              <w:jc w:val="center"/>
+            </w:pPr>
+            <w:r>
+              <w:rPr>
+                <w:rFonts w:ascii="Times New Roman" w:cs="Times New Roman" w:eastAsia="Times New Roman" w:hAnsi="Times New Roman"/>
+                <w:b w:val="false"/>
+                <w:bCs w:val="false"/>
+                <w:sz w:val="18"/>
+                <w:szCs w:val="18"/>
+              </w:rPr>
+              <w:t xml:space="preserve">0.01</w:t>
+            </w:r>
+          </w:p>
+        </w:tc>
+        <w:tc>
+          <w:tcPr>
+            <w:tcW w:type="dxa" w:w="1650"/>
+            <w:tcBorders>
+              <w:top w:val="none" w:color="FFFFFF" w:sz="0"/>
+              <w:left w:val="none" w:color="FFFFFF" w:sz="0"/>
+              <w:bottom w:val="none" w:color="FFFFFF" w:sz="0"/>
+              <w:right w:val="none" w:color="FFFFFF" w:sz="0"/>
+            </w:tcBorders>
+            <w:tcMar>
+              <w:top w:type="dxa" w:w="35"/>
+              <w:left w:type="dxa" w:w="70"/>
+              <w:bottom w:type="dxa" w:w="35"/>
+              <w:right w:type="dxa" w:w="70"/>
+            </w:tcMar>
+          </w:tcPr>
+          <w:p>
+            <w:pPr>
+              <w:keepNext/>
+              <w:jc w:val="center"/>
+            </w:pPr>
+            <w:r>
+              <w:rPr>
+                <w:rFonts w:ascii="Times New Roman" w:cs="Times New Roman" w:eastAsia="Times New Roman" w:hAnsi="Times New Roman"/>
+                <w:b w:val="false"/>
+                <w:bCs w:val="false"/>
+                <w:sz w:val="18"/>
+                <w:szCs w:val="18"/>
+              </w:rPr>
+              <w:t xml:space="preserve">98.47</w:t>
+            </w:r>
+          </w:p>
+        </w:tc>
+        <w:tc>
+          <w:tcPr>
+            <w:tcW w:type="dxa" w:w="1650"/>
+            <w:tcBorders>
+              <w:top w:val="none" w:color="FFFFFF" w:sz="0"/>
+              <w:left w:val="none" w:color="FFFFFF" w:sz="0"/>
+              <w:bottom w:val="none" w:color="FFFFFF" w:sz="0"/>
+              <w:right w:val="none" w:color="FFFFFF" w:sz="0"/>
+            </w:tcBorders>
+            <w:tcMar>
+              <w:top w:type="dxa" w:w="35"/>
+              <w:left w:type="dxa" w:w="70"/>
+              <w:bottom w:type="dxa" w:w="35"/>
+              <w:right w:type="dxa" w:w="70"/>
+            </w:tcMar>
+          </w:tcPr>
+          <w:p>
+            <w:pPr>
+              <w:keepNext/>
+              <w:jc w:val="center"/>
+            </w:pPr>
+            <w:r>
+              <w:rPr>
+                <w:rFonts w:ascii="Times New Roman" w:cs="Times New Roman" w:eastAsia="Times New Roman" w:hAnsi="Times New Roman"/>
+                <w:b w:val="false"/>
+                <w:bCs w:val="false"/>
+                <w:sz w:val="18"/>
+                <w:szCs w:val="18"/>
+              </w:rPr>
+              <w:t xml:space="preserve">0.00</w:t>
+            </w:r>
+          </w:p>
+        </w:tc>
+      </w:tr>
+      <w:tr>
+        <w:trPr>
+          <w:cantSplit/>
+        </w:trPr>
+        <w:tc>
+          <w:tcPr>
+            <w:tcW w:type="dxa" w:w="2760"/>
+            <w:tcBorders>
+              <w:top w:val="none" w:color="FFFFFF" w:sz="0"/>
+              <w:left w:val="none" w:color="FFFFFF" w:sz="0"/>
+              <w:bottom w:val="single" w:color="000000" w:sz="10"/>
+              <w:right w:val="none" w:color="FFFFFF" w:sz="0"/>
+            </w:tcBorders>
+            <w:tcMar>
+              <w:top w:type="dxa" w:w="35"/>
+              <w:left w:type="dxa" w:w="70"/>
+              <w:bottom w:type="dxa" w:w="35"/>
+              <w:right w:type="dxa" w:w="70"/>
+            </w:tcMar>
+          </w:tcPr>
+          <w:p>
+            <w:pPr>
+              <w:keepNext w:val="false"/>
+              <w:jc w:val="left"/>
+            </w:pPr>
+            <w:r>
+              <w:rPr>
+                <w:rFonts w:ascii="Times New Roman" w:cs="Times New Roman" w:eastAsia="Times New Roman" w:hAnsi="Times New Roman"/>
+                <w:b w:val="false"/>
+                <w:bCs w:val="false"/>
+                <w:sz w:val="18"/>
+                <w:szCs w:val="18"/>
+              </w:rPr>
+              <w:t xml:space="preserve">Coxal derecho</w:t>
+            </w:r>
+          </w:p>
+        </w:tc>
+        <w:tc>
+          <w:tcPr>
+            <w:tcW w:type="dxa" w:w="1650"/>
+            <w:tcBorders>
+              <w:top w:val="none" w:color="FFFFFF" w:sz="0"/>
+              <w:left w:val="none" w:color="FFFFFF" w:sz="0"/>
+              <w:bottom w:val="single" w:color="000000" w:sz="10"/>
+              <w:right w:val="none" w:color="FFFFFF" w:sz="0"/>
+            </w:tcBorders>
+            <w:tcMar>
+              <w:top w:type="dxa" w:w="35"/>
+              <w:left w:type="dxa" w:w="70"/>
+              <w:bottom w:type="dxa" w:w="35"/>
+              <w:right w:type="dxa" w:w="70"/>
+            </w:tcMar>
+          </w:tcPr>
+          <w:p>
+            <w:pPr>
+              <w:keepNext w:val="false"/>
+              <w:jc w:val="center"/>
+            </w:pPr>
+            <w:r>
+              <w:rPr>
+                <w:rFonts w:ascii="Times New Roman" w:cs="Times New Roman" w:eastAsia="Times New Roman" w:hAnsi="Times New Roman"/>
+                <w:b w:val="false"/>
+                <w:bCs w:val="false"/>
+                <w:sz w:val="18"/>
+                <w:szCs w:val="18"/>
+              </w:rPr>
+              <w:t xml:space="preserve">1.45</w:t>
+            </w:r>
+          </w:p>
+        </w:tc>
+        <w:tc>
+          <w:tcPr>
+            <w:tcW w:type="dxa" w:w="1650"/>
+            <w:tcBorders>
+              <w:top w:val="none" w:color="FFFFFF" w:sz="0"/>
+              <w:left w:val="none" w:color="FFFFFF" w:sz="0"/>
+              <w:bottom w:val="single" w:color="000000" w:sz="10"/>
+              <w:right w:val="none" w:color="FFFFFF" w:sz="0"/>
+            </w:tcBorders>
+            <w:tcMar>
+              <w:top w:type="dxa" w:w="35"/>
+              <w:left w:type="dxa" w:w="70"/>
+              <w:bottom w:type="dxa" w:w="35"/>
+              <w:right w:type="dxa" w:w="70"/>
+            </w:tcMar>
+          </w:tcPr>
+          <w:p>
+            <w:pPr>
+              <w:keepNext w:val="false"/>
+              <w:jc w:val="center"/>
+            </w:pPr>
+            <w:r>
+              <w:rPr>
+                <w:rFonts w:ascii="Times New Roman" w:cs="Times New Roman" w:eastAsia="Times New Roman" w:hAnsi="Times New Roman"/>
+                <w:b w:val="false"/>
+                <w:bCs w:val="false"/>
+                <w:sz w:val="18"/>
+                <w:szCs w:val="18"/>
+              </w:rPr>
+              <w:t xml:space="preserve">0.02</w:t>
+            </w:r>
+          </w:p>
+        </w:tc>
+        <w:tc>
+          <w:tcPr>
+            <w:tcW w:type="dxa" w:w="1650"/>
+            <w:tcBorders>
+              <w:top w:val="none" w:color="FFFFFF" w:sz="0"/>
+              <w:left w:val="none" w:color="FFFFFF" w:sz="0"/>
+              <w:bottom w:val="single" w:color="000000" w:sz="10"/>
+              <w:right w:val="none" w:color="FFFFFF" w:sz="0"/>
+            </w:tcBorders>
+            <w:tcMar>
+              <w:top w:type="dxa" w:w="35"/>
+              <w:left w:type="dxa" w:w="70"/>
+              <w:bottom w:type="dxa" w:w="35"/>
+              <w:right w:type="dxa" w:w="70"/>
+            </w:tcMar>
+          </w:tcPr>
+          <w:p>
+            <w:pPr>
+              <w:keepNext w:val="false"/>
+              <w:jc w:val="center"/>
+            </w:pPr>
+            <w:r>
+              <w:rPr>
+                <w:rFonts w:ascii="Times New Roman" w:cs="Times New Roman" w:eastAsia="Times New Roman" w:hAnsi="Times New Roman"/>
+                <w:b w:val="false"/>
+                <w:bCs w:val="false"/>
+                <w:sz w:val="18"/>
+                <w:szCs w:val="18"/>
+              </w:rPr>
+              <w:t xml:space="preserve">0.06</w:t>
+            </w:r>
+          </w:p>
+        </w:tc>
+        <w:tc>
+          <w:tcPr>
+            <w:tcW w:type="dxa" w:w="1650"/>
+            <w:tcBorders>
+              <w:top w:val="none" w:color="FFFFFF" w:sz="0"/>
+              <w:left w:val="none" w:color="FFFFFF" w:sz="0"/>
+              <w:bottom w:val="single" w:color="000000" w:sz="10"/>
+              <w:right w:val="none" w:color="FFFFFF" w:sz="0"/>
+            </w:tcBorders>
+            <w:tcMar>
+              <w:top w:type="dxa" w:w="35"/>
+              <w:left w:type="dxa" w:w="70"/>
+              <w:bottom w:type="dxa" w:w="35"/>
+              <w:right w:type="dxa" w:w="70"/>
+            </w:tcMar>
+          </w:tcPr>
+          <w:p>
+            <w:pPr>
+              <w:keepNext w:val="false"/>
+              <w:jc w:val="center"/>
+            </w:pPr>
+            <w:r>
+              <w:rPr>
+                <w:rFonts w:ascii="Times New Roman" w:cs="Times New Roman" w:eastAsia="Times New Roman" w:hAnsi="Times New Roman"/>
+                <w:b w:val="false"/>
+                <w:bCs w:val="false"/>
+                <w:sz w:val="18"/>
+                <w:szCs w:val="18"/>
+              </w:rPr>
+              <w:t xml:space="preserve">98.47</w:t>
+            </w:r>
+          </w:p>
+        </w:tc>
+      </w:tr>
+    </w:tbl>
+    <w:p>
+      <w:pPr>
+        <w:spacing w:after="90"/>
+      </w:pPr>
+    </w:p>
+    <w:p>
+      <w:pPr>
+        <w:keepNext/>
+        <w:spacing w:after="60" w:before="120"/>
+      </w:pPr>
+      <w:r>
+        <w:rPr>
+          <w:rFonts w:ascii="Times New Roman" w:cs="Times New Roman" w:eastAsia="Times New Roman" w:hAnsi="Times New Roman"/>
+          <w:b/>
+          <w:bCs/>
+          <w:i/>
+          <w:iCs/>
+          <w:sz w:val="21"/>
+          <w:szCs w:val="21"/>
+        </w:rPr>
+        <w:t xml:space="preserve">6.2 Los cinco peores casos</w:t>
       </w:r>
     </w:p>
     <w:p>
@@ -4370,7 +10930,1718 @@
           <w:sz w:val="21"/>
           <w:szCs w:val="21"/>
         </w:rPr>
-        <w:t xml:space="preserve">Limitaciones que hay que declarar:</w:t>
+        <w:t xml:space="preserve">La Tabla 11 y la Figura 4 muestran los cinco casos de test con menor Dice por fragmento. En los cinco el fragmento principal se segmenta bien (entre 0.87 y 0.91) y el error está en los secundarios: lo que falta resolver ya no es a qué hueso pertenece cada píxel, sino dónde se parte el hueso en fragmentos.</w:t>
+      </w:r>
+    </w:p>
+    <w:p>
+      <w:pPr>
+        <w:keepNext/>
+        <w:spacing w:after="60" w:before="120"/>
+        <w:jc w:val="left"/>
+      </w:pPr>
+      <w:r>
+        <w:rPr>
+          <w:rFonts w:ascii="Times New Roman" w:cs="Times New Roman" w:eastAsia="Times New Roman" w:hAnsi="Times New Roman"/>
+          <w:sz w:val="18"/>
+          <w:szCs w:val="18"/>
+        </w:rPr>
+        <w:t xml:space="preserve">Tabla 11. Los cinco peores casos de test con H6 y la causa más probable de cada uno.</w:t>
+      </w:r>
+    </w:p>
+    <w:tbl>
+      <w:tblPr>
+        <w:tblW w:type="dxa" w:w="9360"/>
+        <w:jc w:val="center"/>
+        <w:tblBorders>
+          <w:top w:val="single" w:color="auto" w:sz="4"/>
+          <w:left w:val="single" w:color="auto" w:sz="4"/>
+          <w:bottom w:val="single" w:color="auto" w:sz="4"/>
+          <w:right w:val="single" w:color="auto" w:sz="4"/>
+          <w:insideH w:val="single" w:color="auto" w:sz="4"/>
+          <w:insideV w:val="single" w:color="auto" w:sz="4"/>
+        </w:tblBorders>
+      </w:tblPr>
+      <w:tblGrid>
+        <w:gridCol w:w="650"/>
+        <w:gridCol w:w="750"/>
+        <w:gridCol w:w="900"/>
+        <w:gridCol w:w="1150"/>
+        <w:gridCol w:w="1000"/>
+        <w:gridCol w:w="4910"/>
+      </w:tblGrid>
+      <w:tr>
+        <w:trPr>
+          <w:cantSplit/>
+          <w:tblHeader/>
+        </w:trPr>
+        <w:tc>
+          <w:tcPr>
+            <w:tcW w:type="dxa" w:w="650"/>
+            <w:tcBorders>
+              <w:top w:val="single" w:color="000000" w:sz="10"/>
+              <w:left w:val="none" w:color="FFFFFF" w:sz="0"/>
+              <w:bottom w:val="single" w:color="000000" w:sz="4"/>
+              <w:right w:val="none" w:color="FFFFFF" w:sz="0"/>
+            </w:tcBorders>
+            <w:tcMar>
+              <w:top w:type="dxa" w:w="35"/>
+              <w:left w:type="dxa" w:w="70"/>
+              <w:bottom w:type="dxa" w:w="35"/>
+              <w:right w:type="dxa" w:w="70"/>
+            </w:tcMar>
+          </w:tcPr>
+          <w:p>
+            <w:pPr>
+              <w:keepNext w:val="false"/>
+              <w:jc w:val="left"/>
+            </w:pPr>
+            <w:r>
+              <w:rPr>
+                <w:rFonts w:ascii="Times New Roman" w:cs="Times New Roman" w:eastAsia="Times New Roman" w:hAnsi="Times New Roman"/>
+                <w:b/>
+                <w:bCs/>
+                <w:sz w:val="18"/>
+                <w:szCs w:val="18"/>
+              </w:rPr>
+              <w:t xml:space="preserve">Caso</w:t>
+            </w:r>
+          </w:p>
+        </w:tc>
+        <w:tc>
+          <w:tcPr>
+            <w:tcW w:type="dxa" w:w="750"/>
+            <w:tcBorders>
+              <w:top w:val="single" w:color="000000" w:sz="10"/>
+              <w:left w:val="none" w:color="FFFFFF" w:sz="0"/>
+              <w:bottom w:val="single" w:color="000000" w:sz="4"/>
+              <w:right w:val="none" w:color="FFFFFF" w:sz="0"/>
+            </w:tcBorders>
+            <w:tcMar>
+              <w:top w:type="dxa" w:w="35"/>
+              <w:left w:type="dxa" w:w="70"/>
+              <w:bottom w:type="dxa" w:w="35"/>
+              <w:right w:type="dxa" w:w="70"/>
+            </w:tcMar>
+          </w:tcPr>
+          <w:p>
+            <w:pPr>
+              <w:keepNext w:val="false"/>
+              <w:jc w:val="center"/>
+            </w:pPr>
+            <w:r>
+              <w:rPr>
+                <w:rFonts w:ascii="Times New Roman" w:cs="Times New Roman" w:eastAsia="Times New Roman" w:hAnsi="Times New Roman"/>
+                <w:b/>
+                <w:bCs/>
+                <w:sz w:val="18"/>
+                <w:szCs w:val="18"/>
+              </w:rPr>
+              <w:t xml:space="preserve">Dice</w:t>
+            </w:r>
+          </w:p>
+        </w:tc>
+        <w:tc>
+          <w:tcPr>
+            <w:tcW w:type="dxa" w:w="900"/>
+            <w:tcBorders>
+              <w:top w:val="single" w:color="000000" w:sz="10"/>
+              <w:left w:val="none" w:color="FFFFFF" w:sz="0"/>
+              <w:bottom w:val="single" w:color="000000" w:sz="4"/>
+              <w:right w:val="none" w:color="FFFFFF" w:sz="0"/>
+            </w:tcBorders>
+            <w:tcMar>
+              <w:top w:type="dxa" w:w="35"/>
+              <w:left w:type="dxa" w:w="70"/>
+              <w:bottom w:type="dxa" w:w="35"/>
+              <w:right w:type="dxa" w:w="70"/>
+            </w:tcMar>
+          </w:tcPr>
+          <w:p>
+            <w:pPr>
+              <w:keepNext w:val="false"/>
+              <w:jc w:val="center"/>
+            </w:pPr>
+            <w:r>
+              <w:rPr>
+                <w:rFonts w:ascii="Times New Roman" w:cs="Times New Roman" w:eastAsia="Times New Roman" w:hAnsi="Times New Roman"/>
+                <w:b/>
+                <w:bCs/>
+                <w:sz w:val="18"/>
+                <w:szCs w:val="18"/>
+              </w:rPr>
+              <w:t xml:space="preserve">Principal</w:t>
+            </w:r>
+          </w:p>
+        </w:tc>
+        <w:tc>
+          <w:tcPr>
+            <w:tcW w:type="dxa" w:w="1150"/>
+            <w:tcBorders>
+              <w:top w:val="single" w:color="000000" w:sz="10"/>
+              <w:left w:val="none" w:color="FFFFFF" w:sz="0"/>
+              <w:bottom w:val="single" w:color="000000" w:sz="4"/>
+              <w:right w:val="none" w:color="FFFFFF" w:sz="0"/>
+            </w:tcBorders>
+            <w:tcMar>
+              <w:top w:type="dxa" w:w="35"/>
+              <w:left w:type="dxa" w:w="70"/>
+              <w:bottom w:type="dxa" w:w="35"/>
+              <w:right w:type="dxa" w:w="70"/>
+            </w:tcMar>
+          </w:tcPr>
+          <w:p>
+            <w:pPr>
+              <w:keepNext w:val="false"/>
+              <w:jc w:val="center"/>
+            </w:pPr>
+            <w:r>
+              <w:rPr>
+                <w:rFonts w:ascii="Times New Roman" w:cs="Times New Roman" w:eastAsia="Times New Roman" w:hAnsi="Times New Roman"/>
+                <w:b/>
+                <w:bCs/>
+                <w:sz w:val="18"/>
+                <w:szCs w:val="18"/>
+              </w:rPr>
+              <w:t xml:space="preserve">Secundarios</w:t>
+            </w:r>
+          </w:p>
+        </w:tc>
+        <w:tc>
+          <w:tcPr>
+            <w:tcW w:type="dxa" w:w="1000"/>
+            <w:tcBorders>
+              <w:top w:val="single" w:color="000000" w:sz="10"/>
+              <w:left w:val="none" w:color="FFFFFF" w:sz="0"/>
+              <w:bottom w:val="single" w:color="000000" w:sz="4"/>
+              <w:right w:val="none" w:color="FFFFFF" w:sz="0"/>
+            </w:tcBorders>
+            <w:tcMar>
+              <w:top w:type="dxa" w:w="35"/>
+              <w:left w:type="dxa" w:w="70"/>
+              <w:bottom w:type="dxa" w:w="35"/>
+              <w:right w:type="dxa" w:w="70"/>
+            </w:tcMar>
+          </w:tcPr>
+          <w:p>
+            <w:pPr>
+              <w:keepNext w:val="false"/>
+              <w:jc w:val="center"/>
+            </w:pPr>
+            <w:r>
+              <w:rPr>
+                <w:rFonts w:ascii="Times New Roman" w:cs="Times New Roman" w:eastAsia="Times New Roman" w:hAnsi="Times New Roman"/>
+                <w:b/>
+                <w:bCs/>
+                <w:sz w:val="18"/>
+                <w:szCs w:val="18"/>
+              </w:rPr>
+              <w:t xml:space="preserve">Sin pareja</w:t>
+            </w:r>
+          </w:p>
+        </w:tc>
+        <w:tc>
+          <w:tcPr>
+            <w:tcW w:type="dxa" w:w="4910"/>
+            <w:tcBorders>
+              <w:top w:val="single" w:color="000000" w:sz="10"/>
+              <w:left w:val="none" w:color="FFFFFF" w:sz="0"/>
+              <w:bottom w:val="single" w:color="000000" w:sz="4"/>
+              <w:right w:val="none" w:color="FFFFFF" w:sz="0"/>
+            </w:tcBorders>
+            <w:tcMar>
+              <w:top w:type="dxa" w:w="35"/>
+              <w:left w:type="dxa" w:w="70"/>
+              <w:bottom w:type="dxa" w:w="35"/>
+              <w:right w:type="dxa" w:w="70"/>
+            </w:tcMar>
+          </w:tcPr>
+          <w:p>
+            <w:pPr>
+              <w:keepNext w:val="false"/>
+              <w:jc w:val="left"/>
+            </w:pPr>
+            <w:r>
+              <w:rPr>
+                <w:rFonts w:ascii="Times New Roman" w:cs="Times New Roman" w:eastAsia="Times New Roman" w:hAnsi="Times New Roman"/>
+                <w:b/>
+                <w:bCs/>
+                <w:sz w:val="18"/>
+                <w:szCs w:val="18"/>
+              </w:rPr>
+              <w:t xml:space="preserve">Hipótesis</w:t>
+            </w:r>
+          </w:p>
+        </w:tc>
+      </w:tr>
+      <w:tr>
+        <w:trPr>
+          <w:cantSplit/>
+        </w:trPr>
+        <w:tc>
+          <w:tcPr>
+            <w:tcW w:type="dxa" w:w="650"/>
+            <w:tcBorders>
+              <w:top w:val="none" w:color="FFFFFF" w:sz="0"/>
+              <w:left w:val="none" w:color="FFFFFF" w:sz="0"/>
+              <w:bottom w:val="none" w:color="FFFFFF" w:sz="0"/>
+              <w:right w:val="none" w:color="FFFFFF" w:sz="0"/>
+            </w:tcBorders>
+            <w:tcMar>
+              <w:top w:type="dxa" w:w="35"/>
+              <w:left w:type="dxa" w:w="70"/>
+              <w:bottom w:type="dxa" w:w="35"/>
+              <w:right w:type="dxa" w:w="70"/>
+            </w:tcMar>
+          </w:tcPr>
+          <w:p>
+            <w:pPr>
+              <w:keepNext w:val="false"/>
+              <w:jc w:val="left"/>
+            </w:pPr>
+            <w:r>
+              <w:rPr>
+                <w:rFonts w:ascii="Times New Roman" w:cs="Times New Roman" w:eastAsia="Times New Roman" w:hAnsi="Times New Roman"/>
+                <w:b w:val="false"/>
+                <w:bCs w:val="false"/>
+                <w:sz w:val="18"/>
+                <w:szCs w:val="18"/>
+              </w:rPr>
+              <w:t xml:space="preserve">039</w:t>
+            </w:r>
+          </w:p>
+        </w:tc>
+        <w:tc>
+          <w:tcPr>
+            <w:tcW w:type="dxa" w:w="750"/>
+            <w:tcBorders>
+              <w:top w:val="none" w:color="FFFFFF" w:sz="0"/>
+              <w:left w:val="none" w:color="FFFFFF" w:sz="0"/>
+              <w:bottom w:val="none" w:color="FFFFFF" w:sz="0"/>
+              <w:right w:val="none" w:color="FFFFFF" w:sz="0"/>
+            </w:tcBorders>
+            <w:tcMar>
+              <w:top w:type="dxa" w:w="35"/>
+              <w:left w:type="dxa" w:w="70"/>
+              <w:bottom w:type="dxa" w:w="35"/>
+              <w:right w:type="dxa" w:w="70"/>
+            </w:tcMar>
+          </w:tcPr>
+          <w:p>
+            <w:pPr>
+              <w:keepNext w:val="false"/>
+              <w:jc w:val="center"/>
+            </w:pPr>
+            <w:r>
+              <w:rPr>
+                <w:rFonts w:ascii="Times New Roman" w:cs="Times New Roman" w:eastAsia="Times New Roman" w:hAnsi="Times New Roman"/>
+                <w:b w:val="false"/>
+                <w:bCs w:val="false"/>
+                <w:sz w:val="18"/>
+                <w:szCs w:val="18"/>
+              </w:rPr>
+              <w:t xml:space="preserve">0.784</w:t>
+            </w:r>
+          </w:p>
+        </w:tc>
+        <w:tc>
+          <w:tcPr>
+            <w:tcW w:type="dxa" w:w="900"/>
+            <w:tcBorders>
+              <w:top w:val="none" w:color="FFFFFF" w:sz="0"/>
+              <w:left w:val="none" w:color="FFFFFF" w:sz="0"/>
+              <w:bottom w:val="none" w:color="FFFFFF" w:sz="0"/>
+              <w:right w:val="none" w:color="FFFFFF" w:sz="0"/>
+            </w:tcBorders>
+            <w:tcMar>
+              <w:top w:type="dxa" w:w="35"/>
+              <w:left w:type="dxa" w:w="70"/>
+              <w:bottom w:type="dxa" w:w="35"/>
+              <w:right w:type="dxa" w:w="70"/>
+            </w:tcMar>
+          </w:tcPr>
+          <w:p>
+            <w:pPr>
+              <w:keepNext w:val="false"/>
+              <w:jc w:val="center"/>
+            </w:pPr>
+            <w:r>
+              <w:rPr>
+                <w:rFonts w:ascii="Times New Roman" w:cs="Times New Roman" w:eastAsia="Times New Roman" w:hAnsi="Times New Roman"/>
+                <w:b w:val="false"/>
+                <w:bCs w:val="false"/>
+                <w:sz w:val="18"/>
+                <w:szCs w:val="18"/>
+              </w:rPr>
+              <w:t xml:space="preserve">0.890</w:t>
+            </w:r>
+          </w:p>
+        </w:tc>
+        <w:tc>
+          <w:tcPr>
+            <w:tcW w:type="dxa" w:w="1150"/>
+            <w:tcBorders>
+              <w:top w:val="none" w:color="FFFFFF" w:sz="0"/>
+              <w:left w:val="none" w:color="FFFFFF" w:sz="0"/>
+              <w:bottom w:val="none" w:color="FFFFFF" w:sz="0"/>
+              <w:right w:val="none" w:color="FFFFFF" w:sz="0"/>
+            </w:tcBorders>
+            <w:tcMar>
+              <w:top w:type="dxa" w:w="35"/>
+              <w:left w:type="dxa" w:w="70"/>
+              <w:bottom w:type="dxa" w:w="35"/>
+              <w:right w:type="dxa" w:w="70"/>
+            </w:tcMar>
+          </w:tcPr>
+          <w:p>
+            <w:pPr>
+              <w:keepNext w:val="false"/>
+              <w:jc w:val="center"/>
+            </w:pPr>
+            <w:r>
+              <w:rPr>
+                <w:rFonts w:ascii="Times New Roman" w:cs="Times New Roman" w:eastAsia="Times New Roman" w:hAnsi="Times New Roman"/>
+                <w:b w:val="false"/>
+                <w:bCs w:val="false"/>
+                <w:sz w:val="18"/>
+                <w:szCs w:val="18"/>
+              </w:rPr>
+              <w:t xml:space="preserve">0.635</w:t>
+            </w:r>
+          </w:p>
+        </w:tc>
+        <w:tc>
+          <w:tcPr>
+            <w:tcW w:type="dxa" w:w="1000"/>
+            <w:tcBorders>
+              <w:top w:val="none" w:color="FFFFFF" w:sz="0"/>
+              <w:left w:val="none" w:color="FFFFFF" w:sz="0"/>
+              <w:bottom w:val="none" w:color="FFFFFF" w:sz="0"/>
+              <w:right w:val="none" w:color="FFFFFF" w:sz="0"/>
+            </w:tcBorders>
+            <w:tcMar>
+              <w:top w:type="dxa" w:w="35"/>
+              <w:left w:type="dxa" w:w="70"/>
+              <w:bottom w:type="dxa" w:w="35"/>
+              <w:right w:type="dxa" w:w="70"/>
+            </w:tcMar>
+          </w:tcPr>
+          <w:p>
+            <w:pPr>
+              <w:keepNext w:val="false"/>
+              <w:jc w:val="center"/>
+            </w:pPr>
+            <w:r>
+              <w:rPr>
+                <w:rFonts w:ascii="Times New Roman" w:cs="Times New Roman" w:eastAsia="Times New Roman" w:hAnsi="Times New Roman"/>
+                <w:b w:val="false"/>
+                <w:bCs w:val="false"/>
+                <w:sz w:val="18"/>
+                <w:szCs w:val="18"/>
+              </w:rPr>
+              <w:t xml:space="preserve">7.7 %</w:t>
+            </w:r>
+          </w:p>
+        </w:tc>
+        <w:tc>
+          <w:tcPr>
+            <w:tcW w:type="dxa" w:w="4910"/>
+            <w:tcBorders>
+              <w:top w:val="none" w:color="FFFFFF" w:sz="0"/>
+              <w:left w:val="none" w:color="FFFFFF" w:sz="0"/>
+              <w:bottom w:val="none" w:color="FFFFFF" w:sz="0"/>
+              <w:right w:val="none" w:color="FFFFFF" w:sz="0"/>
+            </w:tcBorders>
+            <w:tcMar>
+              <w:top w:type="dxa" w:w="35"/>
+              <w:left w:type="dxa" w:w="70"/>
+              <w:bottom w:type="dxa" w:w="35"/>
+              <w:right w:type="dxa" w:w="70"/>
+            </w:tcMar>
+          </w:tcPr>
+          <w:p>
+            <w:pPr>
+              <w:keepNext w:val="false"/>
+              <w:jc w:val="left"/>
+            </w:pPr>
+            <w:r>
+              <w:rPr>
+                <w:rFonts w:ascii="Times New Roman" w:cs="Times New Roman" w:eastAsia="Times New Roman" w:hAnsi="Times New Roman"/>
+                <w:b w:val="false"/>
+                <w:bCs w:val="false"/>
+                <w:sz w:val="18"/>
+                <w:szCs w:val="18"/>
+              </w:rPr>
+              <w:t xml:space="preserve">Es el volumen de menor resolución en el plano (154 × 322 px, 1.22 mm). Al llevarlo a 384 px el sacro sale dividido en más fragmentos de los reales</w:t>
+            </w:r>
+          </w:p>
+        </w:tc>
+      </w:tr>
+      <w:tr>
+        <w:trPr>
+          <w:cantSplit/>
+        </w:trPr>
+        <w:tc>
+          <w:tcPr>
+            <w:tcW w:type="dxa" w:w="650"/>
+            <w:tcBorders>
+              <w:top w:val="none" w:color="FFFFFF" w:sz="0"/>
+              <w:left w:val="none" w:color="FFFFFF" w:sz="0"/>
+              <w:bottom w:val="none" w:color="FFFFFF" w:sz="0"/>
+              <w:right w:val="none" w:color="FFFFFF" w:sz="0"/>
+            </w:tcBorders>
+            <w:tcMar>
+              <w:top w:type="dxa" w:w="35"/>
+              <w:left w:type="dxa" w:w="70"/>
+              <w:bottom w:type="dxa" w:w="35"/>
+              <w:right w:type="dxa" w:w="70"/>
+            </w:tcMar>
+          </w:tcPr>
+          <w:p>
+            <w:pPr>
+              <w:keepNext w:val="false"/>
+              <w:jc w:val="left"/>
+            </w:pPr>
+            <w:r>
+              <w:rPr>
+                <w:rFonts w:ascii="Times New Roman" w:cs="Times New Roman" w:eastAsia="Times New Roman" w:hAnsi="Times New Roman"/>
+                <w:b w:val="false"/>
+                <w:bCs w:val="false"/>
+                <w:sz w:val="18"/>
+                <w:szCs w:val="18"/>
+              </w:rPr>
+              <w:t xml:space="preserve">061</w:t>
+            </w:r>
+          </w:p>
+        </w:tc>
+        <w:tc>
+          <w:tcPr>
+            <w:tcW w:type="dxa" w:w="750"/>
+            <w:tcBorders>
+              <w:top w:val="none" w:color="FFFFFF" w:sz="0"/>
+              <w:left w:val="none" w:color="FFFFFF" w:sz="0"/>
+              <w:bottom w:val="none" w:color="FFFFFF" w:sz="0"/>
+              <w:right w:val="none" w:color="FFFFFF" w:sz="0"/>
+            </w:tcBorders>
+            <w:tcMar>
+              <w:top w:type="dxa" w:w="35"/>
+              <w:left w:type="dxa" w:w="70"/>
+              <w:bottom w:type="dxa" w:w="35"/>
+              <w:right w:type="dxa" w:w="70"/>
+            </w:tcMar>
+          </w:tcPr>
+          <w:p>
+            <w:pPr>
+              <w:keepNext w:val="false"/>
+              <w:jc w:val="center"/>
+            </w:pPr>
+            <w:r>
+              <w:rPr>
+                <w:rFonts w:ascii="Times New Roman" w:cs="Times New Roman" w:eastAsia="Times New Roman" w:hAnsi="Times New Roman"/>
+                <w:b w:val="false"/>
+                <w:bCs w:val="false"/>
+                <w:sz w:val="18"/>
+                <w:szCs w:val="18"/>
+              </w:rPr>
+              <w:t xml:space="preserve">0.822</w:t>
+            </w:r>
+          </w:p>
+        </w:tc>
+        <w:tc>
+          <w:tcPr>
+            <w:tcW w:type="dxa" w:w="900"/>
+            <w:tcBorders>
+              <w:top w:val="none" w:color="FFFFFF" w:sz="0"/>
+              <w:left w:val="none" w:color="FFFFFF" w:sz="0"/>
+              <w:bottom w:val="none" w:color="FFFFFF" w:sz="0"/>
+              <w:right w:val="none" w:color="FFFFFF" w:sz="0"/>
+            </w:tcBorders>
+            <w:tcMar>
+              <w:top w:type="dxa" w:w="35"/>
+              <w:left w:type="dxa" w:w="70"/>
+              <w:bottom w:type="dxa" w:w="35"/>
+              <w:right w:type="dxa" w:w="70"/>
+            </w:tcMar>
+          </w:tcPr>
+          <w:p>
+            <w:pPr>
+              <w:keepNext w:val="false"/>
+              <w:jc w:val="center"/>
+            </w:pPr>
+            <w:r>
+              <w:rPr>
+                <w:rFonts w:ascii="Times New Roman" w:cs="Times New Roman" w:eastAsia="Times New Roman" w:hAnsi="Times New Roman"/>
+                <w:b w:val="false"/>
+                <w:bCs w:val="false"/>
+                <w:sz w:val="18"/>
+                <w:szCs w:val="18"/>
+              </w:rPr>
+              <w:t xml:space="preserve">0.891</w:t>
+            </w:r>
+          </w:p>
+        </w:tc>
+        <w:tc>
+          <w:tcPr>
+            <w:tcW w:type="dxa" w:w="1150"/>
+            <w:tcBorders>
+              <w:top w:val="none" w:color="FFFFFF" w:sz="0"/>
+              <w:left w:val="none" w:color="FFFFFF" w:sz="0"/>
+              <w:bottom w:val="none" w:color="FFFFFF" w:sz="0"/>
+              <w:right w:val="none" w:color="FFFFFF" w:sz="0"/>
+            </w:tcBorders>
+            <w:tcMar>
+              <w:top w:type="dxa" w:w="35"/>
+              <w:left w:type="dxa" w:w="70"/>
+              <w:bottom w:type="dxa" w:w="35"/>
+              <w:right w:type="dxa" w:w="70"/>
+            </w:tcMar>
+          </w:tcPr>
+          <w:p>
+            <w:pPr>
+              <w:keepNext w:val="false"/>
+              <w:jc w:val="center"/>
+            </w:pPr>
+            <w:r>
+              <w:rPr>
+                <w:rFonts w:ascii="Times New Roman" w:cs="Times New Roman" w:eastAsia="Times New Roman" w:hAnsi="Times New Roman"/>
+                <w:b w:val="false"/>
+                <w:bCs w:val="false"/>
+                <w:sz w:val="18"/>
+                <w:szCs w:val="18"/>
+              </w:rPr>
+              <w:t xml:space="preserve">0.635</w:t>
+            </w:r>
+          </w:p>
+        </w:tc>
+        <w:tc>
+          <w:tcPr>
+            <w:tcW w:type="dxa" w:w="1000"/>
+            <w:tcBorders>
+              <w:top w:val="none" w:color="FFFFFF" w:sz="0"/>
+              <w:left w:val="none" w:color="FFFFFF" w:sz="0"/>
+              <w:bottom w:val="none" w:color="FFFFFF" w:sz="0"/>
+              <w:right w:val="none" w:color="FFFFFF" w:sz="0"/>
+            </w:tcBorders>
+            <w:tcMar>
+              <w:top w:type="dxa" w:w="35"/>
+              <w:left w:type="dxa" w:w="70"/>
+              <w:bottom w:type="dxa" w:w="35"/>
+              <w:right w:type="dxa" w:w="70"/>
+            </w:tcMar>
+          </w:tcPr>
+          <w:p>
+            <w:pPr>
+              <w:keepNext w:val="false"/>
+              <w:jc w:val="center"/>
+            </w:pPr>
+            <w:r>
+              <w:rPr>
+                <w:rFonts w:ascii="Times New Roman" w:cs="Times New Roman" w:eastAsia="Times New Roman" w:hAnsi="Times New Roman"/>
+                <w:b w:val="false"/>
+                <w:bCs w:val="false"/>
+                <w:sz w:val="18"/>
+                <w:szCs w:val="18"/>
+              </w:rPr>
+              <w:t xml:space="preserve">17.4 %</w:t>
+            </w:r>
+          </w:p>
+        </w:tc>
+        <w:tc>
+          <w:tcPr>
+            <w:tcW w:type="dxa" w:w="4910"/>
+            <w:tcBorders>
+              <w:top w:val="none" w:color="FFFFFF" w:sz="0"/>
+              <w:left w:val="none" w:color="FFFFFF" w:sz="0"/>
+              <w:bottom w:val="none" w:color="FFFFFF" w:sz="0"/>
+              <w:right w:val="none" w:color="FFFFFF" w:sz="0"/>
+            </w:tcBorders>
+            <w:tcMar>
+              <w:top w:type="dxa" w:w="35"/>
+              <w:left w:type="dxa" w:w="70"/>
+              <w:bottom w:type="dxa" w:w="35"/>
+              <w:right w:type="dxa" w:w="70"/>
+            </w:tcMar>
+          </w:tcPr>
+          <w:p>
+            <w:pPr>
+              <w:keepNext w:val="false"/>
+              <w:jc w:val="left"/>
+            </w:pPr>
+            <w:r>
+              <w:rPr>
+                <w:rFonts w:ascii="Times New Roman" w:cs="Times New Roman" w:eastAsia="Times New Roman" w:hAnsi="Times New Roman"/>
+                <w:b w:val="false"/>
+                <w:bCs w:val="false"/>
+                <w:sz w:val="18"/>
+                <w:szCs w:val="18"/>
+              </w:rPr>
+              <w:t xml:space="preserve">El coxal derecho tiene dos fragmentos grandes. El modelo ve un corte a la vez y en parte de los cortes intercambia cuál es el principal</w:t>
+            </w:r>
+          </w:p>
+        </w:tc>
+      </w:tr>
+      <w:tr>
+        <w:trPr>
+          <w:cantSplit/>
+        </w:trPr>
+        <w:tc>
+          <w:tcPr>
+            <w:tcW w:type="dxa" w:w="650"/>
+            <w:tcBorders>
+              <w:top w:val="none" w:color="FFFFFF" w:sz="0"/>
+              <w:left w:val="none" w:color="FFFFFF" w:sz="0"/>
+              <w:bottom w:val="none" w:color="FFFFFF" w:sz="0"/>
+              <w:right w:val="none" w:color="FFFFFF" w:sz="0"/>
+            </w:tcBorders>
+            <w:tcMar>
+              <w:top w:type="dxa" w:w="35"/>
+              <w:left w:type="dxa" w:w="70"/>
+              <w:bottom w:type="dxa" w:w="35"/>
+              <w:right w:type="dxa" w:w="70"/>
+            </w:tcMar>
+          </w:tcPr>
+          <w:p>
+            <w:pPr>
+              <w:keepNext w:val="false"/>
+              <w:jc w:val="left"/>
+            </w:pPr>
+            <w:r>
+              <w:rPr>
+                <w:rFonts w:ascii="Times New Roman" w:cs="Times New Roman" w:eastAsia="Times New Roman" w:hAnsi="Times New Roman"/>
+                <w:b w:val="false"/>
+                <w:bCs w:val="false"/>
+                <w:sz w:val="18"/>
+                <w:szCs w:val="18"/>
+              </w:rPr>
+              <w:t xml:space="preserve">007</w:t>
+            </w:r>
+          </w:p>
+        </w:tc>
+        <w:tc>
+          <w:tcPr>
+            <w:tcW w:type="dxa" w:w="750"/>
+            <w:tcBorders>
+              <w:top w:val="none" w:color="FFFFFF" w:sz="0"/>
+              <w:left w:val="none" w:color="FFFFFF" w:sz="0"/>
+              <w:bottom w:val="none" w:color="FFFFFF" w:sz="0"/>
+              <w:right w:val="none" w:color="FFFFFF" w:sz="0"/>
+            </w:tcBorders>
+            <w:tcMar>
+              <w:top w:type="dxa" w:w="35"/>
+              <w:left w:type="dxa" w:w="70"/>
+              <w:bottom w:type="dxa" w:w="35"/>
+              <w:right w:type="dxa" w:w="70"/>
+            </w:tcMar>
+          </w:tcPr>
+          <w:p>
+            <w:pPr>
+              <w:keepNext w:val="false"/>
+              <w:jc w:val="center"/>
+            </w:pPr>
+            <w:r>
+              <w:rPr>
+                <w:rFonts w:ascii="Times New Roman" w:cs="Times New Roman" w:eastAsia="Times New Roman" w:hAnsi="Times New Roman"/>
+                <w:b w:val="false"/>
+                <w:bCs w:val="false"/>
+                <w:sz w:val="18"/>
+                <w:szCs w:val="18"/>
+              </w:rPr>
+              <w:t xml:space="preserve">0.831</w:t>
+            </w:r>
+          </w:p>
+        </w:tc>
+        <w:tc>
+          <w:tcPr>
+            <w:tcW w:type="dxa" w:w="900"/>
+            <w:tcBorders>
+              <w:top w:val="none" w:color="FFFFFF" w:sz="0"/>
+              <w:left w:val="none" w:color="FFFFFF" w:sz="0"/>
+              <w:bottom w:val="none" w:color="FFFFFF" w:sz="0"/>
+              <w:right w:val="none" w:color="FFFFFF" w:sz="0"/>
+            </w:tcBorders>
+            <w:tcMar>
+              <w:top w:type="dxa" w:w="35"/>
+              <w:left w:type="dxa" w:w="70"/>
+              <w:bottom w:type="dxa" w:w="35"/>
+              <w:right w:type="dxa" w:w="70"/>
+            </w:tcMar>
+          </w:tcPr>
+          <w:p>
+            <w:pPr>
+              <w:keepNext w:val="false"/>
+              <w:jc w:val="center"/>
+            </w:pPr>
+            <w:r>
+              <w:rPr>
+                <w:rFonts w:ascii="Times New Roman" w:cs="Times New Roman" w:eastAsia="Times New Roman" w:hAnsi="Times New Roman"/>
+                <w:b w:val="false"/>
+                <w:bCs w:val="false"/>
+                <w:sz w:val="18"/>
+                <w:szCs w:val="18"/>
+              </w:rPr>
+              <w:t xml:space="preserve">0.913</w:t>
+            </w:r>
+          </w:p>
+        </w:tc>
+        <w:tc>
+          <w:tcPr>
+            <w:tcW w:type="dxa" w:w="1150"/>
+            <w:tcBorders>
+              <w:top w:val="none" w:color="FFFFFF" w:sz="0"/>
+              <w:left w:val="none" w:color="FFFFFF" w:sz="0"/>
+              <w:bottom w:val="none" w:color="FFFFFF" w:sz="0"/>
+              <w:right w:val="none" w:color="FFFFFF" w:sz="0"/>
+            </w:tcBorders>
+            <w:tcMar>
+              <w:top w:type="dxa" w:w="35"/>
+              <w:left w:type="dxa" w:w="70"/>
+              <w:bottom w:type="dxa" w:w="35"/>
+              <w:right w:type="dxa" w:w="70"/>
+            </w:tcMar>
+          </w:tcPr>
+          <w:p>
+            <w:pPr>
+              <w:keepNext w:val="false"/>
+              <w:jc w:val="center"/>
+            </w:pPr>
+            <w:r>
+              <w:rPr>
+                <w:rFonts w:ascii="Times New Roman" w:cs="Times New Roman" w:eastAsia="Times New Roman" w:hAnsi="Times New Roman"/>
+                <w:b w:val="false"/>
+                <w:bCs w:val="false"/>
+                <w:sz w:val="18"/>
+                <w:szCs w:val="18"/>
+              </w:rPr>
+              <w:t xml:space="preserve">0.545</w:t>
+            </w:r>
+          </w:p>
+        </w:tc>
+        <w:tc>
+          <w:tcPr>
+            <w:tcW w:type="dxa" w:w="1000"/>
+            <w:tcBorders>
+              <w:top w:val="none" w:color="FFFFFF" w:sz="0"/>
+              <w:left w:val="none" w:color="FFFFFF" w:sz="0"/>
+              <w:bottom w:val="none" w:color="FFFFFF" w:sz="0"/>
+              <w:right w:val="none" w:color="FFFFFF" w:sz="0"/>
+            </w:tcBorders>
+            <w:tcMar>
+              <w:top w:type="dxa" w:w="35"/>
+              <w:left w:type="dxa" w:w="70"/>
+              <w:bottom w:type="dxa" w:w="35"/>
+              <w:right w:type="dxa" w:w="70"/>
+            </w:tcMar>
+          </w:tcPr>
+          <w:p>
+            <w:pPr>
+              <w:keepNext w:val="false"/>
+              <w:jc w:val="center"/>
+            </w:pPr>
+            <w:r>
+              <w:rPr>
+                <w:rFonts w:ascii="Times New Roman" w:cs="Times New Roman" w:eastAsia="Times New Roman" w:hAnsi="Times New Roman"/>
+                <w:b w:val="false"/>
+                <w:bCs w:val="false"/>
+                <w:sz w:val="18"/>
+                <w:szCs w:val="18"/>
+              </w:rPr>
+              <w:t xml:space="preserve">24.5 %</w:t>
+            </w:r>
+          </w:p>
+        </w:tc>
+        <w:tc>
+          <w:tcPr>
+            <w:tcW w:type="dxa" w:w="4910"/>
+            <w:tcBorders>
+              <w:top w:val="none" w:color="FFFFFF" w:sz="0"/>
+              <w:left w:val="none" w:color="FFFFFF" w:sz="0"/>
+              <w:bottom w:val="none" w:color="FFFFFF" w:sz="0"/>
+              <w:right w:val="none" w:color="FFFFFF" w:sz="0"/>
+            </w:tcBorders>
+            <w:tcMar>
+              <w:top w:type="dxa" w:w="35"/>
+              <w:left w:type="dxa" w:w="70"/>
+              <w:bottom w:type="dxa" w:w="35"/>
+              <w:right w:type="dxa" w:w="70"/>
+            </w:tcMar>
+          </w:tcPr>
+          <w:p>
+            <w:pPr>
+              <w:keepNext w:val="false"/>
+              <w:jc w:val="left"/>
+            </w:pPr>
+            <w:r>
+              <w:rPr>
+                <w:rFonts w:ascii="Times New Roman" w:cs="Times New Roman" w:eastAsia="Times New Roman" w:hAnsi="Times New Roman"/>
+                <w:b w:val="false"/>
+                <w:bCs w:val="false"/>
+                <w:sz w:val="18"/>
+                <w:szCs w:val="18"/>
+              </w:rPr>
+              <w:t xml:space="preserve">Fragmentos secundarios pequeños en las ramas púbicas, y un coxal que el modelo parte donde el hueso se adelgaza. Uno de cada cuatro secundarios queda sin pareja</w:t>
+            </w:r>
+          </w:p>
+        </w:tc>
+      </w:tr>
+      <w:tr>
+        <w:trPr>
+          <w:cantSplit/>
+        </w:trPr>
+        <w:tc>
+          <w:tcPr>
+            <w:tcW w:type="dxa" w:w="650"/>
+            <w:tcBorders>
+              <w:top w:val="none" w:color="FFFFFF" w:sz="0"/>
+              <w:left w:val="none" w:color="FFFFFF" w:sz="0"/>
+              <w:bottom w:val="none" w:color="FFFFFF" w:sz="0"/>
+              <w:right w:val="none" w:color="FFFFFF" w:sz="0"/>
+            </w:tcBorders>
+            <w:tcMar>
+              <w:top w:type="dxa" w:w="35"/>
+              <w:left w:type="dxa" w:w="70"/>
+              <w:bottom w:type="dxa" w:w="35"/>
+              <w:right w:type="dxa" w:w="70"/>
+            </w:tcMar>
+          </w:tcPr>
+          <w:p>
+            <w:pPr>
+              <w:keepNext w:val="false"/>
+              <w:jc w:val="left"/>
+            </w:pPr>
+            <w:r>
+              <w:rPr>
+                <w:rFonts w:ascii="Times New Roman" w:cs="Times New Roman" w:eastAsia="Times New Roman" w:hAnsi="Times New Roman"/>
+                <w:b w:val="false"/>
+                <w:bCs w:val="false"/>
+                <w:sz w:val="18"/>
+                <w:szCs w:val="18"/>
+              </w:rPr>
+              <w:t xml:space="preserve">054</w:t>
+            </w:r>
+          </w:p>
+        </w:tc>
+        <w:tc>
+          <w:tcPr>
+            <w:tcW w:type="dxa" w:w="750"/>
+            <w:tcBorders>
+              <w:top w:val="none" w:color="FFFFFF" w:sz="0"/>
+              <w:left w:val="none" w:color="FFFFFF" w:sz="0"/>
+              <w:bottom w:val="none" w:color="FFFFFF" w:sz="0"/>
+              <w:right w:val="none" w:color="FFFFFF" w:sz="0"/>
+            </w:tcBorders>
+            <w:tcMar>
+              <w:top w:type="dxa" w:w="35"/>
+              <w:left w:type="dxa" w:w="70"/>
+              <w:bottom w:type="dxa" w:w="35"/>
+              <w:right w:type="dxa" w:w="70"/>
+            </w:tcMar>
+          </w:tcPr>
+          <w:p>
+            <w:pPr>
+              <w:keepNext w:val="false"/>
+              <w:jc w:val="center"/>
+            </w:pPr>
+            <w:r>
+              <w:rPr>
+                <w:rFonts w:ascii="Times New Roman" w:cs="Times New Roman" w:eastAsia="Times New Roman" w:hAnsi="Times New Roman"/>
+                <w:b w:val="false"/>
+                <w:bCs w:val="false"/>
+                <w:sz w:val="18"/>
+                <w:szCs w:val="18"/>
+              </w:rPr>
+              <w:t xml:space="preserve">0.834</w:t>
+            </w:r>
+          </w:p>
+        </w:tc>
+        <w:tc>
+          <w:tcPr>
+            <w:tcW w:type="dxa" w:w="900"/>
+            <w:tcBorders>
+              <w:top w:val="none" w:color="FFFFFF" w:sz="0"/>
+              <w:left w:val="none" w:color="FFFFFF" w:sz="0"/>
+              <w:bottom w:val="none" w:color="FFFFFF" w:sz="0"/>
+              <w:right w:val="none" w:color="FFFFFF" w:sz="0"/>
+            </w:tcBorders>
+            <w:tcMar>
+              <w:top w:type="dxa" w:w="35"/>
+              <w:left w:type="dxa" w:w="70"/>
+              <w:bottom w:type="dxa" w:w="35"/>
+              <w:right w:type="dxa" w:w="70"/>
+            </w:tcMar>
+          </w:tcPr>
+          <w:p>
+            <w:pPr>
+              <w:keepNext w:val="false"/>
+              <w:jc w:val="center"/>
+            </w:pPr>
+            <w:r>
+              <w:rPr>
+                <w:rFonts w:ascii="Times New Roman" w:cs="Times New Roman" w:eastAsia="Times New Roman" w:hAnsi="Times New Roman"/>
+                <w:b w:val="false"/>
+                <w:bCs w:val="false"/>
+                <w:sz w:val="18"/>
+                <w:szCs w:val="18"/>
+              </w:rPr>
+              <w:t xml:space="preserve">0.899</w:t>
+            </w:r>
+          </w:p>
+        </w:tc>
+        <w:tc>
+          <w:tcPr>
+            <w:tcW w:type="dxa" w:w="1150"/>
+            <w:tcBorders>
+              <w:top w:val="none" w:color="FFFFFF" w:sz="0"/>
+              <w:left w:val="none" w:color="FFFFFF" w:sz="0"/>
+              <w:bottom w:val="none" w:color="FFFFFF" w:sz="0"/>
+              <w:right w:val="none" w:color="FFFFFF" w:sz="0"/>
+            </w:tcBorders>
+            <w:tcMar>
+              <w:top w:type="dxa" w:w="35"/>
+              <w:left w:type="dxa" w:w="70"/>
+              <w:bottom w:type="dxa" w:w="35"/>
+              <w:right w:type="dxa" w:w="70"/>
+            </w:tcMar>
+          </w:tcPr>
+          <w:p>
+            <w:pPr>
+              <w:keepNext w:val="false"/>
+              <w:jc w:val="center"/>
+            </w:pPr>
+            <w:r>
+              <w:rPr>
+                <w:rFonts w:ascii="Times New Roman" w:cs="Times New Roman" w:eastAsia="Times New Roman" w:hAnsi="Times New Roman"/>
+                <w:b w:val="false"/>
+                <w:bCs w:val="false"/>
+                <w:sz w:val="18"/>
+                <w:szCs w:val="18"/>
+              </w:rPr>
+              <w:t xml:space="preserve">0.663</w:t>
+            </w:r>
+          </w:p>
+        </w:tc>
+        <w:tc>
+          <w:tcPr>
+            <w:tcW w:type="dxa" w:w="1000"/>
+            <w:tcBorders>
+              <w:top w:val="none" w:color="FFFFFF" w:sz="0"/>
+              <w:left w:val="none" w:color="FFFFFF" w:sz="0"/>
+              <w:bottom w:val="none" w:color="FFFFFF" w:sz="0"/>
+              <w:right w:val="none" w:color="FFFFFF" w:sz="0"/>
+            </w:tcBorders>
+            <w:tcMar>
+              <w:top w:type="dxa" w:w="35"/>
+              <w:left w:type="dxa" w:w="70"/>
+              <w:bottom w:type="dxa" w:w="35"/>
+              <w:right w:type="dxa" w:w="70"/>
+            </w:tcMar>
+          </w:tcPr>
+          <w:p>
+            <w:pPr>
+              <w:keepNext w:val="false"/>
+              <w:jc w:val="center"/>
+            </w:pPr>
+            <w:r>
+              <w:rPr>
+                <w:rFonts w:ascii="Times New Roman" w:cs="Times New Roman" w:eastAsia="Times New Roman" w:hAnsi="Times New Roman"/>
+                <w:b w:val="false"/>
+                <w:bCs w:val="false"/>
+                <w:sz w:val="18"/>
+                <w:szCs w:val="18"/>
+              </w:rPr>
+              <w:t xml:space="preserve">16.2 %</w:t>
+            </w:r>
+          </w:p>
+        </w:tc>
+        <w:tc>
+          <w:tcPr>
+            <w:tcW w:type="dxa" w:w="4910"/>
+            <w:tcBorders>
+              <w:top w:val="none" w:color="FFFFFF" w:sz="0"/>
+              <w:left w:val="none" w:color="FFFFFF" w:sz="0"/>
+              <w:bottom w:val="none" w:color="FFFFFF" w:sz="0"/>
+              <w:right w:val="none" w:color="FFFFFF" w:sz="0"/>
+            </w:tcBorders>
+            <w:tcMar>
+              <w:top w:type="dxa" w:w="35"/>
+              <w:left w:type="dxa" w:w="70"/>
+              <w:bottom w:type="dxa" w:w="35"/>
+              <w:right w:type="dxa" w:w="70"/>
+            </w:tcMar>
+          </w:tcPr>
+          <w:p>
+            <w:pPr>
+              <w:keepNext w:val="false"/>
+              <w:jc w:val="left"/>
+            </w:pPr>
+            <w:r>
+              <w:rPr>
+                <w:rFonts w:ascii="Times New Roman" w:cs="Times New Roman" w:eastAsia="Times New Roman" w:hAnsi="Times New Roman"/>
+                <w:b w:val="false"/>
+                <w:bCs w:val="false"/>
+                <w:sz w:val="18"/>
+                <w:szCs w:val="18"/>
+              </w:rPr>
+              <w:t xml:space="preserve">Fragmentos en contacto: el modelo predice fragmentos de más y confunde principal y secundario donde se tocan</w:t>
+            </w:r>
+          </w:p>
+        </w:tc>
+      </w:tr>
+      <w:tr>
+        <w:trPr>
+          <w:cantSplit/>
+        </w:trPr>
+        <w:tc>
+          <w:tcPr>
+            <w:tcW w:type="dxa" w:w="650"/>
+            <w:tcBorders>
+              <w:top w:val="none" w:color="FFFFFF" w:sz="0"/>
+              <w:left w:val="none" w:color="FFFFFF" w:sz="0"/>
+              <w:bottom w:val="single" w:color="000000" w:sz="10"/>
+              <w:right w:val="none" w:color="FFFFFF" w:sz="0"/>
+            </w:tcBorders>
+            <w:tcMar>
+              <w:top w:type="dxa" w:w="35"/>
+              <w:left w:type="dxa" w:w="70"/>
+              <w:bottom w:type="dxa" w:w="35"/>
+              <w:right w:type="dxa" w:w="70"/>
+            </w:tcMar>
+          </w:tcPr>
+          <w:p>
+            <w:pPr>
+              <w:keepNext w:val="false"/>
+              <w:jc w:val="left"/>
+            </w:pPr>
+            <w:r>
+              <w:rPr>
+                <w:rFonts w:ascii="Times New Roman" w:cs="Times New Roman" w:eastAsia="Times New Roman" w:hAnsi="Times New Roman"/>
+                <w:b w:val="false"/>
+                <w:bCs w:val="false"/>
+                <w:sz w:val="18"/>
+                <w:szCs w:val="18"/>
+              </w:rPr>
+              <w:t xml:space="preserve">047</w:t>
+            </w:r>
+          </w:p>
+        </w:tc>
+        <w:tc>
+          <w:tcPr>
+            <w:tcW w:type="dxa" w:w="750"/>
+            <w:tcBorders>
+              <w:top w:val="none" w:color="FFFFFF" w:sz="0"/>
+              <w:left w:val="none" w:color="FFFFFF" w:sz="0"/>
+              <w:bottom w:val="single" w:color="000000" w:sz="10"/>
+              <w:right w:val="none" w:color="FFFFFF" w:sz="0"/>
+            </w:tcBorders>
+            <w:tcMar>
+              <w:top w:type="dxa" w:w="35"/>
+              <w:left w:type="dxa" w:w="70"/>
+              <w:bottom w:type="dxa" w:w="35"/>
+              <w:right w:type="dxa" w:w="70"/>
+            </w:tcMar>
+          </w:tcPr>
+          <w:p>
+            <w:pPr>
+              <w:keepNext w:val="false"/>
+              <w:jc w:val="center"/>
+            </w:pPr>
+            <w:r>
+              <w:rPr>
+                <w:rFonts w:ascii="Times New Roman" w:cs="Times New Roman" w:eastAsia="Times New Roman" w:hAnsi="Times New Roman"/>
+                <w:b w:val="false"/>
+                <w:bCs w:val="false"/>
+                <w:sz w:val="18"/>
+                <w:szCs w:val="18"/>
+              </w:rPr>
+              <w:t xml:space="preserve">0.854</w:t>
+            </w:r>
+          </w:p>
+        </w:tc>
+        <w:tc>
+          <w:tcPr>
+            <w:tcW w:type="dxa" w:w="900"/>
+            <w:tcBorders>
+              <w:top w:val="none" w:color="FFFFFF" w:sz="0"/>
+              <w:left w:val="none" w:color="FFFFFF" w:sz="0"/>
+              <w:bottom w:val="single" w:color="000000" w:sz="10"/>
+              <w:right w:val="none" w:color="FFFFFF" w:sz="0"/>
+            </w:tcBorders>
+            <w:tcMar>
+              <w:top w:type="dxa" w:w="35"/>
+              <w:left w:type="dxa" w:w="70"/>
+              <w:bottom w:type="dxa" w:w="35"/>
+              <w:right w:type="dxa" w:w="70"/>
+            </w:tcMar>
+          </w:tcPr>
+          <w:p>
+            <w:pPr>
+              <w:keepNext w:val="false"/>
+              <w:jc w:val="center"/>
+            </w:pPr>
+            <w:r>
+              <w:rPr>
+                <w:rFonts w:ascii="Times New Roman" w:cs="Times New Roman" w:eastAsia="Times New Roman" w:hAnsi="Times New Roman"/>
+                <w:b w:val="false"/>
+                <w:bCs w:val="false"/>
+                <w:sz w:val="18"/>
+                <w:szCs w:val="18"/>
+              </w:rPr>
+              <w:t xml:space="preserve">0.870</w:t>
+            </w:r>
+          </w:p>
+        </w:tc>
+        <w:tc>
+          <w:tcPr>
+            <w:tcW w:type="dxa" w:w="1150"/>
+            <w:tcBorders>
+              <w:top w:val="none" w:color="FFFFFF" w:sz="0"/>
+              <w:left w:val="none" w:color="FFFFFF" w:sz="0"/>
+              <w:bottom w:val="single" w:color="000000" w:sz="10"/>
+              <w:right w:val="none" w:color="FFFFFF" w:sz="0"/>
+            </w:tcBorders>
+            <w:tcMar>
+              <w:top w:type="dxa" w:w="35"/>
+              <w:left w:type="dxa" w:w="70"/>
+              <w:bottom w:type="dxa" w:w="35"/>
+              <w:right w:type="dxa" w:w="70"/>
+            </w:tcMar>
+          </w:tcPr>
+          <w:p>
+            <w:pPr>
+              <w:keepNext w:val="false"/>
+              <w:jc w:val="center"/>
+            </w:pPr>
+            <w:r>
+              <w:rPr>
+                <w:rFonts w:ascii="Times New Roman" w:cs="Times New Roman" w:eastAsia="Times New Roman" w:hAnsi="Times New Roman"/>
+                <w:b w:val="false"/>
+                <w:bCs w:val="false"/>
+                <w:sz w:val="18"/>
+                <w:szCs w:val="18"/>
+              </w:rPr>
+              <w:t xml:space="preserve">0.753</w:t>
+            </w:r>
+          </w:p>
+        </w:tc>
+        <w:tc>
+          <w:tcPr>
+            <w:tcW w:type="dxa" w:w="1000"/>
+            <w:tcBorders>
+              <w:top w:val="none" w:color="FFFFFF" w:sz="0"/>
+              <w:left w:val="none" w:color="FFFFFF" w:sz="0"/>
+              <w:bottom w:val="single" w:color="000000" w:sz="10"/>
+              <w:right w:val="none" w:color="FFFFFF" w:sz="0"/>
+            </w:tcBorders>
+            <w:tcMar>
+              <w:top w:type="dxa" w:w="35"/>
+              <w:left w:type="dxa" w:w="70"/>
+              <w:bottom w:type="dxa" w:w="35"/>
+              <w:right w:type="dxa" w:w="70"/>
+            </w:tcMar>
+          </w:tcPr>
+          <w:p>
+            <w:pPr>
+              <w:keepNext w:val="false"/>
+              <w:jc w:val="center"/>
+            </w:pPr>
+            <w:r>
+              <w:rPr>
+                <w:rFonts w:ascii="Times New Roman" w:cs="Times New Roman" w:eastAsia="Times New Roman" w:hAnsi="Times New Roman"/>
+                <w:b w:val="false"/>
+                <w:bCs w:val="false"/>
+                <w:sz w:val="18"/>
+                <w:szCs w:val="18"/>
+              </w:rPr>
+              <w:t xml:space="preserve">17.1 %</w:t>
+            </w:r>
+          </w:p>
+        </w:tc>
+        <w:tc>
+          <w:tcPr>
+            <w:tcW w:type="dxa" w:w="4910"/>
+            <w:tcBorders>
+              <w:top w:val="none" w:color="FFFFFF" w:sz="0"/>
+              <w:left w:val="none" w:color="FFFFFF" w:sz="0"/>
+              <w:bottom w:val="single" w:color="000000" w:sz="10"/>
+              <w:right w:val="none" w:color="FFFFFF" w:sz="0"/>
+            </w:tcBorders>
+            <w:tcMar>
+              <w:top w:type="dxa" w:w="35"/>
+              <w:left w:type="dxa" w:w="70"/>
+              <w:bottom w:type="dxa" w:w="35"/>
+              <w:right w:type="dxa" w:w="70"/>
+            </w:tcMar>
+          </w:tcPr>
+          <w:p>
+            <w:pPr>
+              <w:keepNext w:val="false"/>
+              <w:jc w:val="left"/>
+            </w:pPr>
+            <w:r>
+              <w:rPr>
+                <w:rFonts w:ascii="Times New Roman" w:cs="Times New Roman" w:eastAsia="Times New Roman" w:hAnsi="Times New Roman"/>
+                <w:b w:val="false"/>
+                <w:bCs w:val="false"/>
+                <w:sz w:val="18"/>
+                <w:szCs w:val="18"/>
+              </w:rPr>
+              <w:t xml:space="preserve">Hueso fino y poco denso en los extremos del volumen (0.745 en los extremos y 0.888 en el centro). El 5.4 % del hueso se predice como fondo</w:t>
+            </w:r>
+          </w:p>
+        </w:tc>
+      </w:tr>
+    </w:tbl>
+    <w:p>
+      <w:pPr>
+        <w:spacing w:after="90"/>
+      </w:pPr>
+    </w:p>
+    <w:tbl>
+      <w:tblPr>
+        <w:tblW w:type="dxa" w:w="9360"/>
+        <w:tblBorders>
+          <w:top w:val="single" w:color="auto" w:sz="4"/>
+          <w:left w:val="single" w:color="auto" w:sz="4"/>
+          <w:bottom w:val="single" w:color="auto" w:sz="4"/>
+          <w:right w:val="single" w:color="auto" w:sz="4"/>
+          <w:insideH w:val="single" w:color="auto" w:sz="4"/>
+          <w:insideV w:val="single" w:color="auto" w:sz="4"/>
+        </w:tblBorders>
+      </w:tblPr>
+      <w:tblGrid>
+        <w:gridCol w:w="4680"/>
+        <w:gridCol w:w="4680"/>
+      </w:tblGrid>
+      <w:tr>
+        <w:trPr>
+          <w:cantSplit/>
+        </w:trPr>
+        <w:tc>
+          <w:tcPr>
+            <w:tcW w:type="dxa" w:w="4680"/>
+            <w:tcBorders>
+              <w:top w:val="none" w:color="FFFFFF" w:sz="0"/>
+              <w:left w:val="none" w:color="FFFFFF" w:sz="0"/>
+              <w:bottom w:val="none" w:color="FFFFFF" w:sz="0"/>
+              <w:right w:val="none" w:color="FFFFFF" w:sz="0"/>
+            </w:tcBorders>
+            <w:tcMar>
+              <w:left w:type="dxa" w:w="60"/>
+              <w:right w:type="dxa" w:w="60"/>
+            </w:tcMar>
+          </w:tcPr>
+          <w:p>
+            <w:pPr>
+              <w:jc w:val="center"/>
+            </w:pPr>
+            <w:r>
+              <w:drawing>
+                <wp:inline distT="0" distB="0" distL="0" distR="0">
+                  <wp:extent cx="2819400" cy="1914525"/>
+                  <wp:effectExtent t="0" r="0" b="0" l="0"/>
+                  <wp:docPr id="1" name="../../outputs/s10/informe_h6_test/peor_039.png" descr="a) Caso 039" title="../../outputs/s10/informe_h6_test/peor_039.png"/>
+                  <wp:cNvGraphicFramePr>
+                    <a:graphicFrameLocks xmlns:a="http://schemas.openxmlformats.org/drawingml/2006/main" noChangeAspect="1"/>
+                  </wp:cNvGraphicFramePr>
+                  <a:graphic xmlns:a="http://schemas.openxmlformats.org/drawingml/2006/main">
+                    <a:graphicData uri="http://schemas.openxmlformats.org/drawingml/2006/picture">
+                      <pic:pic xmlns:pic="http://schemas.openxmlformats.org/drawingml/2006/picture">
+                        <pic:nvPicPr>
+                          <pic:cNvPr id="0" name="" descr=""/>
+                          <pic:cNvPicPr>
+                            <a:picLocks noChangeAspect="1" noChangeArrowheads="1"/>
+                          </pic:cNvPicPr>
+                        </pic:nvPicPr>
+                        <pic:blipFill>
+                          <a:blip r:embed="rId11" cstate="none"/>
+                          <a:srcRect/>
+                          <a:stretch>
+                            <a:fillRect/>
+                          </a:stretch>
+                        </pic:blipFill>
+                        <pic:spPr bwMode="auto">
+                          <a:xfrm>
+                            <a:off x="0" y="0"/>
+                            <a:ext cx="2819400" cy="1914525"/>
+                          </a:xfrm>
+                          <a:prstGeom prst="rect">
+                            <a:avLst/>
+                          </a:prstGeom>
+                        </pic:spPr>
+                      </pic:pic>
+                    </a:graphicData>
+                  </a:graphic>
+                </wp:inline>
+              </w:drawing>
+            </w:r>
+          </w:p>
+          <w:p>
+            <w:pPr>
+              <w:spacing w:after="90" w:before="30"/>
+              <w:jc w:val="center"/>
+            </w:pPr>
+            <w:r>
+              <w:rPr>
+                <w:rFonts w:ascii="Times New Roman" w:cs="Times New Roman" w:eastAsia="Times New Roman" w:hAnsi="Times New Roman"/>
+                <w:sz w:val="17"/>
+                <w:szCs w:val="17"/>
+              </w:rPr>
+              <w:t xml:space="preserve">a) Caso 039</w:t>
+            </w:r>
+          </w:p>
+        </w:tc>
+        <w:tc>
+          <w:tcPr>
+            <w:tcW w:type="dxa" w:w="4680"/>
+            <w:tcBorders>
+              <w:top w:val="none" w:color="FFFFFF" w:sz="0"/>
+              <w:left w:val="none" w:color="FFFFFF" w:sz="0"/>
+              <w:bottom w:val="none" w:color="FFFFFF" w:sz="0"/>
+              <w:right w:val="none" w:color="FFFFFF" w:sz="0"/>
+            </w:tcBorders>
+            <w:tcMar>
+              <w:left w:type="dxa" w:w="60"/>
+              <w:right w:type="dxa" w:w="60"/>
+            </w:tcMar>
+          </w:tcPr>
+          <w:p>
+            <w:pPr>
+              <w:jc w:val="center"/>
+            </w:pPr>
+            <w:r>
+              <w:drawing>
+                <wp:inline distT="0" distB="0" distL="0" distR="0">
+                  <wp:extent cx="2819400" cy="1914525"/>
+                  <wp:effectExtent t="0" r="0" b="0" l="0"/>
+                  <wp:docPr id="1" name="../../outputs/s10/informe_h6_test/peor_061.png" descr="b) Caso 061" title="../../outputs/s10/informe_h6_test/peor_061.png"/>
+                  <wp:cNvGraphicFramePr>
+                    <a:graphicFrameLocks xmlns:a="http://schemas.openxmlformats.org/drawingml/2006/main" noChangeAspect="1"/>
+                  </wp:cNvGraphicFramePr>
+                  <a:graphic xmlns:a="http://schemas.openxmlformats.org/drawingml/2006/main">
+                    <a:graphicData uri="http://schemas.openxmlformats.org/drawingml/2006/picture">
+                      <pic:pic xmlns:pic="http://schemas.openxmlformats.org/drawingml/2006/picture">
+                        <pic:nvPicPr>
+                          <pic:cNvPr id="0" name="" descr=""/>
+                          <pic:cNvPicPr>
+                            <a:picLocks noChangeAspect="1" noChangeArrowheads="1"/>
+                          </pic:cNvPicPr>
+                        </pic:nvPicPr>
+                        <pic:blipFill>
+                          <a:blip r:embed="rId12" cstate="none"/>
+                          <a:srcRect/>
+                          <a:stretch>
+                            <a:fillRect/>
+                          </a:stretch>
+                        </pic:blipFill>
+                        <pic:spPr bwMode="auto">
+                          <a:xfrm>
+                            <a:off x="0" y="0"/>
+                            <a:ext cx="2819400" cy="1914525"/>
+                          </a:xfrm>
+                          <a:prstGeom prst="rect">
+                            <a:avLst/>
+                          </a:prstGeom>
+                        </pic:spPr>
+                      </pic:pic>
+                    </a:graphicData>
+                  </a:graphic>
+                </wp:inline>
+              </w:drawing>
+            </w:r>
+          </w:p>
+          <w:p>
+            <w:pPr>
+              <w:spacing w:after="90" w:before="30"/>
+              <w:jc w:val="center"/>
+            </w:pPr>
+            <w:r>
+              <w:rPr>
+                <w:rFonts w:ascii="Times New Roman" w:cs="Times New Roman" w:eastAsia="Times New Roman" w:hAnsi="Times New Roman"/>
+                <w:sz w:val="17"/>
+                <w:szCs w:val="17"/>
+              </w:rPr>
+              <w:t xml:space="preserve">b) Caso 061</w:t>
+            </w:r>
+          </w:p>
+        </w:tc>
+      </w:tr>
+      <w:tr>
+        <w:trPr>
+          <w:cantSplit/>
+        </w:trPr>
+        <w:tc>
+          <w:tcPr>
+            <w:tcW w:type="dxa" w:w="4680"/>
+            <w:tcBorders>
+              <w:top w:val="none" w:color="FFFFFF" w:sz="0"/>
+              <w:left w:val="none" w:color="FFFFFF" w:sz="0"/>
+              <w:bottom w:val="none" w:color="FFFFFF" w:sz="0"/>
+              <w:right w:val="none" w:color="FFFFFF" w:sz="0"/>
+            </w:tcBorders>
+            <w:tcMar>
+              <w:left w:type="dxa" w:w="60"/>
+              <w:right w:type="dxa" w:w="60"/>
+            </w:tcMar>
+          </w:tcPr>
+          <w:p>
+            <w:pPr>
+              <w:jc w:val="center"/>
+            </w:pPr>
+            <w:r>
+              <w:drawing>
+                <wp:inline distT="0" distB="0" distL="0" distR="0">
+                  <wp:extent cx="2819400" cy="1914525"/>
+                  <wp:effectExtent t="0" r="0" b="0" l="0"/>
+                  <wp:docPr id="1" name="../../outputs/s10/informe_h6_test/peor_007.png" descr="c) Caso 007" title="../../outputs/s10/informe_h6_test/peor_007.png"/>
+                  <wp:cNvGraphicFramePr>
+                    <a:graphicFrameLocks xmlns:a="http://schemas.openxmlformats.org/drawingml/2006/main" noChangeAspect="1"/>
+                  </wp:cNvGraphicFramePr>
+                  <a:graphic xmlns:a="http://schemas.openxmlformats.org/drawingml/2006/main">
+                    <a:graphicData uri="http://schemas.openxmlformats.org/drawingml/2006/picture">
+                      <pic:pic xmlns:pic="http://schemas.openxmlformats.org/drawingml/2006/picture">
+                        <pic:nvPicPr>
+                          <pic:cNvPr id="0" name="" descr=""/>
+                          <pic:cNvPicPr>
+                            <a:picLocks noChangeAspect="1" noChangeArrowheads="1"/>
+                          </pic:cNvPicPr>
+                        </pic:nvPicPr>
+                        <pic:blipFill>
+                          <a:blip r:embed="rId13" cstate="none"/>
+                          <a:srcRect/>
+                          <a:stretch>
+                            <a:fillRect/>
+                          </a:stretch>
+                        </pic:blipFill>
+                        <pic:spPr bwMode="auto">
+                          <a:xfrm>
+                            <a:off x="0" y="0"/>
+                            <a:ext cx="2819400" cy="1914525"/>
+                          </a:xfrm>
+                          <a:prstGeom prst="rect">
+                            <a:avLst/>
+                          </a:prstGeom>
+                        </pic:spPr>
+                      </pic:pic>
+                    </a:graphicData>
+                  </a:graphic>
+                </wp:inline>
+              </w:drawing>
+            </w:r>
+          </w:p>
+          <w:p>
+            <w:pPr>
+              <w:spacing w:after="90" w:before="30"/>
+              <w:jc w:val="center"/>
+            </w:pPr>
+            <w:r>
+              <w:rPr>
+                <w:rFonts w:ascii="Times New Roman" w:cs="Times New Roman" w:eastAsia="Times New Roman" w:hAnsi="Times New Roman"/>
+                <w:sz w:val="17"/>
+                <w:szCs w:val="17"/>
+              </w:rPr>
+              <w:t xml:space="preserve">c) Caso 007</w:t>
+            </w:r>
+          </w:p>
+        </w:tc>
+        <w:tc>
+          <w:tcPr>
+            <w:tcW w:type="dxa" w:w="4680"/>
+            <w:tcBorders>
+              <w:top w:val="none" w:color="FFFFFF" w:sz="0"/>
+              <w:left w:val="none" w:color="FFFFFF" w:sz="0"/>
+              <w:bottom w:val="none" w:color="FFFFFF" w:sz="0"/>
+              <w:right w:val="none" w:color="FFFFFF" w:sz="0"/>
+            </w:tcBorders>
+            <w:tcMar>
+              <w:left w:type="dxa" w:w="60"/>
+              <w:right w:type="dxa" w:w="60"/>
+            </w:tcMar>
+          </w:tcPr>
+          <w:p>
+            <w:pPr>
+              <w:jc w:val="center"/>
+            </w:pPr>
+            <w:r>
+              <w:drawing>
+                <wp:inline distT="0" distB="0" distL="0" distR="0">
+                  <wp:extent cx="2819400" cy="1914525"/>
+                  <wp:effectExtent t="0" r="0" b="0" l="0"/>
+                  <wp:docPr id="1" name="../../outputs/s10/informe_h6_test/peor_054.png" descr="d) Caso 054" title="../../outputs/s10/informe_h6_test/peor_054.png"/>
+                  <wp:cNvGraphicFramePr>
+                    <a:graphicFrameLocks xmlns:a="http://schemas.openxmlformats.org/drawingml/2006/main" noChangeAspect="1"/>
+                  </wp:cNvGraphicFramePr>
+                  <a:graphic xmlns:a="http://schemas.openxmlformats.org/drawingml/2006/main">
+                    <a:graphicData uri="http://schemas.openxmlformats.org/drawingml/2006/picture">
+                      <pic:pic xmlns:pic="http://schemas.openxmlformats.org/drawingml/2006/picture">
+                        <pic:nvPicPr>
+                          <pic:cNvPr id="0" name="" descr=""/>
+                          <pic:cNvPicPr>
+                            <a:picLocks noChangeAspect="1" noChangeArrowheads="1"/>
+                          </pic:cNvPicPr>
+                        </pic:nvPicPr>
+                        <pic:blipFill>
+                          <a:blip r:embed="rId14" cstate="none"/>
+                          <a:srcRect/>
+                          <a:stretch>
+                            <a:fillRect/>
+                          </a:stretch>
+                        </pic:blipFill>
+                        <pic:spPr bwMode="auto">
+                          <a:xfrm>
+                            <a:off x="0" y="0"/>
+                            <a:ext cx="2819400" cy="1914525"/>
+                          </a:xfrm>
+                          <a:prstGeom prst="rect">
+                            <a:avLst/>
+                          </a:prstGeom>
+                        </pic:spPr>
+                      </pic:pic>
+                    </a:graphicData>
+                  </a:graphic>
+                </wp:inline>
+              </w:drawing>
+            </w:r>
+          </w:p>
+          <w:p>
+            <w:pPr>
+              <w:spacing w:after="90" w:before="30"/>
+              <w:jc w:val="center"/>
+            </w:pPr>
+            <w:r>
+              <w:rPr>
+                <w:rFonts w:ascii="Times New Roman" w:cs="Times New Roman" w:eastAsia="Times New Roman" w:hAnsi="Times New Roman"/>
+                <w:sz w:val="17"/>
+                <w:szCs w:val="17"/>
+              </w:rPr>
+              <w:t xml:space="preserve">d) Caso 054</w:t>
+            </w:r>
+          </w:p>
+        </w:tc>
+      </w:tr>
+      <w:tr>
+        <w:trPr>
+          <w:cantSplit/>
+        </w:trPr>
+        <w:tc>
+          <w:tcPr>
+            <w:tcW w:type="dxa" w:w="4680"/>
+            <w:tcBorders>
+              <w:top w:val="none" w:color="FFFFFF" w:sz="0"/>
+              <w:left w:val="none" w:color="FFFFFF" w:sz="0"/>
+              <w:bottom w:val="none" w:color="FFFFFF" w:sz="0"/>
+              <w:right w:val="none" w:color="FFFFFF" w:sz="0"/>
+            </w:tcBorders>
+            <w:tcMar>
+              <w:left w:type="dxa" w:w="60"/>
+              <w:right w:type="dxa" w:w="60"/>
+            </w:tcMar>
+          </w:tcPr>
+          <w:p>
+            <w:pPr>
+              <w:jc w:val="center"/>
+            </w:pPr>
+            <w:r>
+              <w:drawing>
+                <wp:inline distT="0" distB="0" distL="0" distR="0">
+                  <wp:extent cx="2819400" cy="1914525"/>
+                  <wp:effectExtent t="0" r="0" b="0" l="0"/>
+                  <wp:docPr id="1" name="../../outputs/s10/informe_h6_test/peor_047.png" descr="e) Caso 047" title="../../outputs/s10/informe_h6_test/peor_047.png"/>
+                  <wp:cNvGraphicFramePr>
+                    <a:graphicFrameLocks xmlns:a="http://schemas.openxmlformats.org/drawingml/2006/main" noChangeAspect="1"/>
+                  </wp:cNvGraphicFramePr>
+                  <a:graphic xmlns:a="http://schemas.openxmlformats.org/drawingml/2006/main">
+                    <a:graphicData uri="http://schemas.openxmlformats.org/drawingml/2006/picture">
+                      <pic:pic xmlns:pic="http://schemas.openxmlformats.org/drawingml/2006/picture">
+                        <pic:nvPicPr>
+                          <pic:cNvPr id="0" name="" descr=""/>
+                          <pic:cNvPicPr>
+                            <a:picLocks noChangeAspect="1" noChangeArrowheads="1"/>
+                          </pic:cNvPicPr>
+                        </pic:nvPicPr>
+                        <pic:blipFill>
+                          <a:blip r:embed="rId15" cstate="none"/>
+                          <a:srcRect/>
+                          <a:stretch>
+                            <a:fillRect/>
+                          </a:stretch>
+                        </pic:blipFill>
+                        <pic:spPr bwMode="auto">
+                          <a:xfrm>
+                            <a:off x="0" y="0"/>
+                            <a:ext cx="2819400" cy="1914525"/>
+                          </a:xfrm>
+                          <a:prstGeom prst="rect">
+                            <a:avLst/>
+                          </a:prstGeom>
+                        </pic:spPr>
+                      </pic:pic>
+                    </a:graphicData>
+                  </a:graphic>
+                </wp:inline>
+              </w:drawing>
+            </w:r>
+          </w:p>
+          <w:p>
+            <w:pPr>
+              <w:spacing w:after="90" w:before="30"/>
+              <w:jc w:val="center"/>
+            </w:pPr>
+            <w:r>
+              <w:rPr>
+                <w:rFonts w:ascii="Times New Roman" w:cs="Times New Roman" w:eastAsia="Times New Roman" w:hAnsi="Times New Roman"/>
+                <w:sz w:val="17"/>
+                <w:szCs w:val="17"/>
+              </w:rPr>
+              <w:t xml:space="preserve">e) Caso 047</w:t>
+            </w:r>
+          </w:p>
+        </w:tc>
+        <w:tc>
+          <w:tcPr>
+            <w:tcW w:type="dxa" w:w="4680"/>
+            <w:tcBorders>
+              <w:top w:val="none" w:color="FFFFFF" w:sz="0"/>
+              <w:left w:val="none" w:color="FFFFFF" w:sz="0"/>
+              <w:bottom w:val="none" w:color="FFFFFF" w:sz="0"/>
+              <w:right w:val="none" w:color="FFFFFF" w:sz="0"/>
+            </w:tcBorders>
+            <w:tcMar>
+              <w:left w:type="dxa" w:w="60"/>
+              <w:right w:type="dxa" w:w="60"/>
+            </w:tcMar>
+          </w:tcPr>
+          <w:p/>
+        </w:tc>
+      </w:tr>
+    </w:tbl>
+    <w:p>
+      <w:pPr>
+        <w:spacing w:after="170" w:before="40"/>
+        <w:jc w:val="center"/>
+      </w:pPr>
+      <w:r>
+        <w:rPr>
+          <w:rFonts w:ascii="Times New Roman" w:cs="Times New Roman" w:eastAsia="Times New Roman" w:hAnsi="Times New Roman"/>
+          <w:sz w:val="18"/>
+          <w:szCs w:val="18"/>
+        </w:rPr>
+        <w:t xml:space="preserve">Figura 4. Galería de los cinco peores casos de test. En cada panel: imagen, fragmentos reales y fragmentos predichos, en el corte del décimo percentil (arriba) y en el corte mediano (abajo). Azul: sacro; naranja: coxal izquierdo; verde: coxal derecho; tono claro: fragmento secundario.</w:t>
+      </w:r>
+    </w:p>
+    <w:p>
+      <w:pPr>
+        <w:keepNext/>
+        <w:spacing w:after="60" w:before="120"/>
+      </w:pPr>
+      <w:r>
+        <w:rPr>
+          <w:rFonts w:ascii="Times New Roman" w:cs="Times New Roman" w:eastAsia="Times New Roman" w:hAnsi="Times New Roman"/>
+          <w:b/>
+          <w:bCs/>
+          <w:i/>
+          <w:iCs/>
+          <w:sz w:val="21"/>
+          <w:szCs w:val="21"/>
+        </w:rPr>
+        <w:t xml:space="preserve">6.3 Limitaciones</w:t>
       </w:r>
     </w:p>
     <w:p>
@@ -4627,7 +12898,7 @@
           <w:sz w:val="21"/>
           <w:szCs w:val="21"/>
         </w:rPr>
-        <w:t xml:space="preserve">El código, los pesos, los resultados de cada corrida y la bitácora de decisiones están en el repositorio. El uso de herramientas de IA durante el proyecto está documentado en IA_USAGE.md.</w:t>
+        <w:t xml:space="preserve">El código, los pesos, los resultados de cada corrida y la bitácora de decisiones están en el repositorio. El dashboard con los tres visualizadores está publicado en Streamlit Community Cloud y la inferencia en vivo corre en una API en AWS Lambda. El uso de herramientas de IA durante el proyecto está documentado en IA_USAGE.md.</w:t>
       </w:r>
     </w:p>
     <w:p>

--- a/docs/mini_paper/Mini_paper_PENGWIN.docx
+++ b/docs/mini_paper/Mini_paper_PENGWIN.docx
@@ -100,7 +100,7 @@
           <w:sz w:val="21"/>
           <w:szCs w:val="21"/>
         </w:rPr>
-        <w:t xml:space="preserve">Presentamos un sistema que, en cada corte axial de una tomografía de pelvis, indica qué regiones óseas aparecen (sacro, coxal izquierdo y coxal derecho), las localiza con cajas, segmenta sus fragmentos y mide en milímetros cuánto se separó cada fragmento del fragmento principal de su hueso. Es una sola red 2D de 2.74 millones de parámetros, con backbone convolucional propio, atención CBAM y tres cabezas entrenadas desde cero, sin frameworks de detección ni de segmentación. Se entrenó y se evaluó con los 100 volúmenes públicos de PENGWIN, divididos por paciente en 70, 15 y 15. Al analizar los fallos encontramos que 34 de los 100 volúmenes están guardados girados 180° en el plano. Enderezarlos a partir de la cabecera del archivo y entrenar con rotaciones de ±35° subió el Dice por fragmento en validación de 0.851 a 0.869. En test, el modelo final cumple los nueve objetivos del curso, con un Dice por fragmento de 0.875 (0.875, 0.875 y 0.876 con tres semillas). Esa cifra es una segunda evaluación en test, hecha después de analizar los fallos; la primera, con la configuración congelada antes de ver test, dio 0.845. La distancia de separación tiene un error medio de 1.28 mm. La parte más débil son los fragmentos secundarios, con Dice de 0.750.</w:t>
+        <w:t xml:space="preserve">Presentamos un sistema que, en cada corte axial de una tomografía de pelvis, indica qué regiones óseas aparecen (sacro, coxal izquierdo y coxal derecho), las localiza con cajas, segmenta sus fragmentos y mide en milímetros cuánto se separó cada fragmento del fragmento principal de su hueso. Es una sola red 2D de 2.74 millones de parámetros, con backbone convolucional propio, atención CBAM y tres cabezas entrenadas desde cero, sin frameworks de detección ni de segmentación. Se entrenó y se evaluó con los 100 volúmenes públicos de PENGWIN, divididos por paciente en 70, 15 y 15. Al analizar los fallos encontramos que 34 de los 100 volúmenes están guardados girados 180° en el plano; enderezarlos a partir de la cabecera y entrenar con rotaciones de ±35° subió el Dice por fragmento en validación de 0.851 a 0.869. Siguiendo las correcciones del profesor, la orientación se calcula con productos punto y cruz sobre los metadatos, la rotación de entrenamiento se hace en milímetros y el modelo final (H7) no usa promedio exponencial de los pesos. En test, H7 cumple los nueve objetivos del curso, con un Dice por fragmento de 0.879. Es la tercera evaluación en test: la primera, con la configuración congelada antes de ver test, dio 0.845, y la segunda (H6), hecha después de analizar los fallos, 0.875. Un enderezado del giro del paciente recupera casi todo el rendimiento con pacientes girados 60° (de 0.636 a 0.855), y suavizar la imagen recupera el ruido leve. La distancia de separación tiene un error medio de 1.28 mm. La parte más débil son los fragmentos secundarios, con Dice de 0.750.</w:t>
       </w:r>
     </w:p>
     <w:p>
@@ -183,7 +183,7 @@
           <w:sz w:val="21"/>
           <w:szCs w:val="21"/>
         </w:rPr>
-        <w:t xml:space="preserve">Los aportes son tres. Primero, una red ligera que resuelve clasificación, detección, segmentación por fragmento y medición en un solo paso. Segundo, el hallazgo de que un tercio del dataset está guardado en otra orientación, y la medida de cuánto afecta al modelo. Tercero, un protocolo de experimentos con el ruido medido entre semillas y con todas las consultas a test declaradas.</w:t>
+        <w:t xml:space="preserve">Los aportes son cuatro. Primero, una red ligera que resuelve clasificación, detección, segmentación por fragmento y medición en un solo paso. Segundo, el hallazgo de que un tercio del dataset está guardado en otra orientación, y la medida de cuánto afecta al modelo. Tercero, un protocolo de experimentos con el ruido medido entre semillas y con todas las consultas a test declaradas. Cuarto, la corrección de la orientación con los metadatos y una prueba de robustez a pacientes girados y a imágenes ruidosas.</w:t>
       </w:r>
     </w:p>
     <w:p>
@@ -251,7 +251,7 @@
           <w:sz w:val="21"/>
           <w:szCs w:val="21"/>
         </w:rPr>
-        <w:t xml:space="preserve">La cabecera de 34 de los 100 archivos indica que el volumen está guardado girado 180° en el plano axial (22 en entrenamiento, 10 en validación y 2 en test). En esos casos el sacro queda arriba y los coxales intercambian su lado en la imagen. El paso de orientación canónica lee la cabecera y endereza el volumen, igual en la imagen y en la máscara, en todos los conjuntos y sin usar las etiquetas.</w:t>
+        <w:t xml:space="preserve">La cabecera de 34 de los 100 archivos indica que el volumen está guardado girado 180° en el plano axial (22 en entrenamiento, 10 en validación y 2 en test). En esos casos el sacro queda arriba y los coxales intercambian su lado en la imagen. El paso de orientación canónica lee la cabecera y endereza el volumen, igual en la imagen y en la máscara, en todos los conjuntos y sin usar las etiquetas. La orientación se obtiene con productos punto y cruz sobre la matriz de dirección de la cabecera, como en el método de Ferro Sánchez et al. [7]: el producto punto indica con qué eje del paciente coincide cada eje de la imagen, y el producto cruz de filas y columnas, hacia dónde van los cortes y si la imagen está en espejo.</w:t>
       </w:r>
     </w:p>
     <w:p>
@@ -964,7 +964,7 @@
                 <w:sz w:val="18"/>
                 <w:szCs w:val="18"/>
               </w:rPr>
-              <w:t xml:space="preserve">Promedio exponencial de los pesos (EMA)</w:t>
+              <w:t xml:space="preserve">Promedio exponencial de los pesos (EMA), solo hasta H6</w:t>
             </w:r>
           </w:p>
         </w:tc>
@@ -997,7 +997,7 @@
                 <w:sz w:val="18"/>
                 <w:szCs w:val="18"/>
               </w:rPr>
-              <w:t xml:space="preserve">Estabiliza el final del entrenamiento</w:t>
+              <w:t xml:space="preserve">Estabiliza el final del entrenamiento. Se retiró en H7 por pedido del profesor: puede hacer al modelo frágil con imágenes de mala calidad</w:t>
             </w:r>
           </w:p>
         </w:tc>
@@ -1030,7 +1030,7 @@
                 <w:sz w:val="18"/>
                 <w:szCs w:val="18"/>
               </w:rPr>
-              <w:t xml:space="preserve">Secundarios +0.016, +0.048 y +0.009 en tres semillas</w:t>
+              <w:t xml:space="preserve">Secundarios +0.016, +0.048 y +0.009 en tres semillas (D5). Sin EMA, H7 da 0.873 frente a 0.869 de H6</w:t>
             </w:r>
           </w:p>
         </w:tc>
@@ -1956,7 +1956,7 @@
           <w:sz w:val="21"/>
           <w:szCs w:val="21"/>
         </w:rPr>
-        <w:t xml:space="preserve">El modelo se entrena desde cero con AdamW (tasa 2 × 10⁻³ con decaimiento coseno, lote de 16, precisión mixta), 60 épocas de 2 500 cortes y un promedio exponencial de los pesos (EMA, 0.999). El aumento de datos combina espejo sagital con intercambio de las etiquetas de los coxales, cambios de intensidad y, en el modelo final, rotación de hasta ±35°, escala, proporción y desplazamiento.</w:t>
+        <w:t xml:space="preserve">El modelo se entrena desde cero con AdamW (tasa 2 × 10⁻³ con decaimiento coseno, lote de 16, precisión mixta), 60 épocas de 2 500 cortes. H6 usaba un promedio exponencial de los pesos (EMA, 0.999); el modelo final, H7, no lo usa. El aumento de datos combina espejo sagital con intercambio de las etiquetas de los coxales, cambios de intensidad y, en el modelo final, rotación de hasta ±35° (en milímetros en H7), escala, proporción y desplazamiento.</w:t>
       </w:r>
     </w:p>
     <w:p>
@@ -2046,7 +2046,7 @@
           <w:sz w:val="21"/>
           <w:szCs w:val="21"/>
         </w:rPr>
-        <w:t xml:space="preserve">Test se evaluó dos veces con modelos distintos. La primera, con el modelo D5 y la configuración congelada antes de ver test, es la cifra limpia. La segunda, con el modelo final H6, se hizo después de estudiar por qué fallaban dos casos de test (012 y 039). H6 se eligió solo con validación y su configuración se fijó por escrito antes de evaluarlo, pero la decisión de investigar la orientación nació de mirar test, y por eso reportamos las dos cifras. Las demás consultas a test (otras semillas y variantes que no se adoptaron) están en la bitácora del repositorio.</w:t>
+        <w:t xml:space="preserve">Test se evaluó tres veces con modelos distintos. La primera, con el modelo D5 y la configuración congelada antes de ver test, es la cifra limpia. La segunda, con H6, se hizo después de estudiar por qué fallaban dos casos de test (012 y 039). H6 se eligió solo con validación y su configuración se fijó por escrito antes de evaluarlo, pero la decisión de investigar la orientación nació de mirar test, y por eso reportamos todas las cifras. La tercera, con H7, aplica las correcciones del profesor (sección 5.7) y también se eligió solo con validación. Contando dos variantes que no se adoptaron (receta c2 y EMA con CASR), test se consultó cinco veces; todas están en la bitácora del repositorio.</w:t>
       </w:r>
     </w:p>
     <w:p>
@@ -2094,7 +2094,7 @@
           <w:sz w:val="21"/>
           <w:szCs w:val="21"/>
         </w:rPr>
-        <w:t xml:space="preserve">El modelo final cumple los nueve objetivos en test (Tabla 3). La primera evaluación cumplía ocho: el Dice por fragmento quedaba en 0.845. Las tres semillas de H6 dan 0.875, 0.875 y 0.876; promediar los tres modelos da 0.879, pero triplica el costo y no se usa. La detección se reporta con la caja refinada con la máscara semántica; la cabeza de grid sola obtiene en test un IoU medio de 0.783, mAP50 de 0.912 y mAP50:95 de 0.556, que también cumplen.</w:t>
+        <w:t xml:space="preserve">El modelo final, H7, cumple los nueve objetivos en test (Tabla 3), igual que H6. La primera evaluación cumplía ocho: el Dice por fragmento quedaba en 0.845. Las tres semillas de H6 dan 0.875, 0.875 y 0.876; promediar los tres modelos da 0.879, pero triplica el costo y no se usa. La detección se reporta con la caja refinada con la máscara semántica; con H6, la cabeza de grid sola obtiene en test un IoU medio de 0.783, mAP50 de 0.912 y mAP50:95 de 0.556, que también cumplen. Los análisis de las secciones 5.4 a 6.2 se hicieron con H6, que comparte arquitectura con H7.</w:t>
       </w:r>
     </w:p>
     <w:p>
@@ -2109,7 +2109,7 @@
           <w:sz w:val="18"/>
           <w:szCs w:val="18"/>
         </w:rPr>
-        <w:t xml:space="preserve">Tabla 3. Las nueve métricas del curso. Test: 15 casos; un modelo con TTA.</w:t>
+        <w:t xml:space="preserve">Tabla 3. Las nueve métricas del curso. Test: 15 casos; un modelo con TTA. Validación: H7.</w:t>
       </w:r>
     </w:p>
     <w:tbl>
@@ -2126,11 +2126,12 @@
         </w:tblBorders>
       </w:tblPr>
       <w:tblGrid>
-        <w:gridCol w:w="3300"/>
-        <w:gridCol w:w="1100"/>
-        <w:gridCol w:w="1650"/>
-        <w:gridCol w:w="1650"/>
-        <w:gridCol w:w="1660"/>
+        <w:gridCol w:w="2700"/>
+        <w:gridCol w:w="900"/>
+        <w:gridCol w:w="1440"/>
+        <w:gridCol w:w="1440"/>
+        <w:gridCol w:w="1440"/>
+        <w:gridCol w:w="1440"/>
       </w:tblGrid>
       <w:tr>
         <w:trPr>
@@ -2139,7 +2140,7 @@
         </w:trPr>
         <w:tc>
           <w:tcPr>
-            <w:tcW w:type="dxa" w:w="3300"/>
+            <w:tcW w:type="dxa" w:w="2700"/>
             <w:tcBorders>
               <w:top w:val="single" w:color="000000" w:sz="10"/>
               <w:left w:val="none" w:color="FFFFFF" w:sz="0"/>
@@ -2172,7 +2173,7 @@
         </w:tc>
         <w:tc>
           <w:tcPr>
-            <w:tcW w:type="dxa" w:w="1100"/>
+            <w:tcW w:type="dxa" w:w="900"/>
             <w:tcBorders>
               <w:top w:val="single" w:color="000000" w:sz="10"/>
               <w:left w:val="none" w:color="FFFFFF" w:sz="0"/>
@@ -2205,7 +2206,7 @@
         </w:tc>
         <w:tc>
           <w:tcPr>
-            <w:tcW w:type="dxa" w:w="1650"/>
+            <w:tcW w:type="dxa" w:w="1440"/>
             <w:tcBorders>
               <w:top w:val="single" w:color="000000" w:sz="10"/>
               <w:left w:val="none" w:color="FFFFFF" w:sz="0"/>
@@ -2238,7 +2239,7 @@
         </w:tc>
         <w:tc>
           <w:tcPr>
-            <w:tcW w:type="dxa" w:w="1650"/>
+            <w:tcW w:type="dxa" w:w="1440"/>
             <w:tcBorders>
               <w:top w:val="single" w:color="000000" w:sz="10"/>
               <w:left w:val="none" w:color="FFFFFF" w:sz="0"/>
@@ -2271,7 +2272,7 @@
         </w:tc>
         <w:tc>
           <w:tcPr>
-            <w:tcW w:type="dxa" w:w="1660"/>
+            <w:tcW w:type="dxa" w:w="1440"/>
             <w:tcBorders>
               <w:top w:val="single" w:color="000000" w:sz="10"/>
               <w:left w:val="none" w:color="FFFFFF" w:sz="0"/>
@@ -2298,7 +2299,40 @@
                 <w:sz w:val="18"/>
                 <w:szCs w:val="18"/>
               </w:rPr>
-              <w:t xml:space="preserve">Validación (H6)</w:t>
+              <w:t xml:space="preserve">Test, 3.ª eval. (H7)</w:t>
+            </w:r>
+          </w:p>
+        </w:tc>
+        <w:tc>
+          <w:tcPr>
+            <w:tcW w:type="dxa" w:w="1440"/>
+            <w:tcBorders>
+              <w:top w:val="single" w:color="000000" w:sz="10"/>
+              <w:left w:val="none" w:color="FFFFFF" w:sz="0"/>
+              <w:bottom w:val="single" w:color="000000" w:sz="4"/>
+              <w:right w:val="none" w:color="FFFFFF" w:sz="0"/>
+            </w:tcBorders>
+            <w:tcMar>
+              <w:top w:type="dxa" w:w="35"/>
+              <w:left w:type="dxa" w:w="70"/>
+              <w:bottom w:type="dxa" w:w="35"/>
+              <w:right w:type="dxa" w:w="70"/>
+            </w:tcMar>
+          </w:tcPr>
+          <w:p>
+            <w:pPr>
+              <w:keepNext/>
+              <w:jc w:val="center"/>
+            </w:pPr>
+            <w:r>
+              <w:rPr>
+                <w:rFonts w:ascii="Times New Roman" w:cs="Times New Roman" w:eastAsia="Times New Roman" w:hAnsi="Times New Roman"/>
+                <w:b/>
+                <w:bCs/>
+                <w:sz w:val="18"/>
+                <w:szCs w:val="18"/>
+              </w:rPr>
+              <w:t xml:space="preserve">Validación (H7)</w:t>
             </w:r>
           </w:p>
         </w:tc>
@@ -2309,7 +2343,7 @@
         </w:trPr>
         <w:tc>
           <w:tcPr>
-            <w:tcW w:type="dxa" w:w="3300"/>
+            <w:tcW w:type="dxa" w:w="2700"/>
             <w:tcBorders>
               <w:top w:val="none" w:color="FFFFFF" w:sz="0"/>
               <w:left w:val="none" w:color="FFFFFF" w:sz="0"/>
@@ -2342,7 +2376,7 @@
         </w:tc>
         <w:tc>
           <w:tcPr>
-            <w:tcW w:type="dxa" w:w="1100"/>
+            <w:tcW w:type="dxa" w:w="900"/>
             <w:tcBorders>
               <w:top w:val="none" w:color="FFFFFF" w:sz="0"/>
               <w:left w:val="none" w:color="FFFFFF" w:sz="0"/>
@@ -2375,7 +2409,7 @@
         </w:tc>
         <w:tc>
           <w:tcPr>
-            <w:tcW w:type="dxa" w:w="1650"/>
+            <w:tcW w:type="dxa" w:w="1440"/>
             <w:tcBorders>
               <w:top w:val="none" w:color="FFFFFF" w:sz="0"/>
               <w:left w:val="none" w:color="FFFFFF" w:sz="0"/>
@@ -2408,7 +2442,7 @@
         </w:tc>
         <w:tc>
           <w:tcPr>
-            <w:tcW w:type="dxa" w:w="1650"/>
+            <w:tcW w:type="dxa" w:w="1440"/>
             <w:tcBorders>
               <w:top w:val="none" w:color="FFFFFF" w:sz="0"/>
               <w:left w:val="none" w:color="FFFFFF" w:sz="0"/>
@@ -2441,7 +2475,40 @@
         </w:tc>
         <w:tc>
           <w:tcPr>
-            <w:tcW w:type="dxa" w:w="1660"/>
+            <w:tcW w:type="dxa" w:w="1440"/>
+            <w:tcBorders>
+              <w:top w:val="none" w:color="FFFFFF" w:sz="0"/>
+              <w:left w:val="none" w:color="FFFFFF" w:sz="0"/>
+              <w:bottom w:val="none" w:color="FFFFFF" w:sz="0"/>
+              <w:right w:val="none" w:color="FFFFFF" w:sz="0"/>
+            </w:tcBorders>
+            <w:tcMar>
+              <w:top w:type="dxa" w:w="35"/>
+              <w:left w:type="dxa" w:w="70"/>
+              <w:bottom w:type="dxa" w:w="35"/>
+              <w:right w:type="dxa" w:w="70"/>
+            </w:tcMar>
+          </w:tcPr>
+          <w:p>
+            <w:pPr>
+              <w:keepNext/>
+              <w:jc w:val="center"/>
+            </w:pPr>
+            <w:r>
+              <w:rPr>
+                <w:rFonts w:ascii="Times New Roman" w:cs="Times New Roman" w:eastAsia="Times New Roman" w:hAnsi="Times New Roman"/>
+                <w:b w:val="false"/>
+                <w:bCs w:val="false"/>
+                <w:sz w:val="18"/>
+                <w:szCs w:val="18"/>
+              </w:rPr>
+              <w:t xml:space="preserve">0.989</w:t>
+            </w:r>
+          </w:p>
+        </w:tc>
+        <w:tc>
+          <w:tcPr>
+            <w:tcW w:type="dxa" w:w="1440"/>
             <w:tcBorders>
               <w:top w:val="none" w:color="FFFFFF" w:sz="0"/>
               <w:left w:val="none" w:color="FFFFFF" w:sz="0"/>
@@ -2479,7 +2546,7 @@
         </w:trPr>
         <w:tc>
           <w:tcPr>
-            <w:tcW w:type="dxa" w:w="3300"/>
+            <w:tcW w:type="dxa" w:w="2700"/>
             <w:tcBorders>
               <w:top w:val="none" w:color="FFFFFF" w:sz="0"/>
               <w:left w:val="none" w:color="FFFFFF" w:sz="0"/>
@@ -2512,7 +2579,7 @@
         </w:tc>
         <w:tc>
           <w:tcPr>
-            <w:tcW w:type="dxa" w:w="1100"/>
+            <w:tcW w:type="dxa" w:w="900"/>
             <w:tcBorders>
               <w:top w:val="none" w:color="FFFFFF" w:sz="0"/>
               <w:left w:val="none" w:color="FFFFFF" w:sz="0"/>
@@ -2545,7 +2612,7 @@
         </w:tc>
         <w:tc>
           <w:tcPr>
-            <w:tcW w:type="dxa" w:w="1650"/>
+            <w:tcW w:type="dxa" w:w="1440"/>
             <w:tcBorders>
               <w:top w:val="none" w:color="FFFFFF" w:sz="0"/>
               <w:left w:val="none" w:color="FFFFFF" w:sz="0"/>
@@ -2578,7 +2645,7 @@
         </w:tc>
         <w:tc>
           <w:tcPr>
-            <w:tcW w:type="dxa" w:w="1650"/>
+            <w:tcW w:type="dxa" w:w="1440"/>
             <w:tcBorders>
               <w:top w:val="none" w:color="FFFFFF" w:sz="0"/>
               <w:left w:val="none" w:color="FFFFFF" w:sz="0"/>
@@ -2611,7 +2678,40 @@
         </w:tc>
         <w:tc>
           <w:tcPr>
-            <w:tcW w:type="dxa" w:w="1660"/>
+            <w:tcW w:type="dxa" w:w="1440"/>
+            <w:tcBorders>
+              <w:top w:val="none" w:color="FFFFFF" w:sz="0"/>
+              <w:left w:val="none" w:color="FFFFFF" w:sz="0"/>
+              <w:bottom w:val="none" w:color="FFFFFF" w:sz="0"/>
+              <w:right w:val="none" w:color="FFFFFF" w:sz="0"/>
+            </w:tcBorders>
+            <w:tcMar>
+              <w:top w:type="dxa" w:w="35"/>
+              <w:left w:type="dxa" w:w="70"/>
+              <w:bottom w:type="dxa" w:w="35"/>
+              <w:right w:type="dxa" w:w="70"/>
+            </w:tcMar>
+          </w:tcPr>
+          <w:p>
+            <w:pPr>
+              <w:keepNext/>
+              <w:jc w:val="center"/>
+            </w:pPr>
+            <w:r>
+              <w:rPr>
+                <w:rFonts w:ascii="Times New Roman" w:cs="Times New Roman" w:eastAsia="Times New Roman" w:hAnsi="Times New Roman"/>
+                <w:b w:val="false"/>
+                <w:bCs w:val="false"/>
+                <w:sz w:val="18"/>
+                <w:szCs w:val="18"/>
+              </w:rPr>
+              <w:t xml:space="preserve">0.999</w:t>
+            </w:r>
+          </w:p>
+        </w:tc>
+        <w:tc>
+          <w:tcPr>
+            <w:tcW w:type="dxa" w:w="1440"/>
             <w:tcBorders>
               <w:top w:val="none" w:color="FFFFFF" w:sz="0"/>
               <w:left w:val="none" w:color="FFFFFF" w:sz="0"/>
@@ -2649,7 +2749,7 @@
         </w:trPr>
         <w:tc>
           <w:tcPr>
-            <w:tcW w:type="dxa" w:w="3300"/>
+            <w:tcW w:type="dxa" w:w="2700"/>
             <w:tcBorders>
               <w:top w:val="none" w:color="FFFFFF" w:sz="0"/>
               <w:left w:val="none" w:color="FFFFFF" w:sz="0"/>
@@ -2682,7 +2782,7 @@
         </w:tc>
         <w:tc>
           <w:tcPr>
-            <w:tcW w:type="dxa" w:w="1100"/>
+            <w:tcW w:type="dxa" w:w="900"/>
             <w:tcBorders>
               <w:top w:val="none" w:color="FFFFFF" w:sz="0"/>
               <w:left w:val="none" w:color="FFFFFF" w:sz="0"/>
@@ -2715,7 +2815,7 @@
         </w:tc>
         <w:tc>
           <w:tcPr>
-            <w:tcW w:type="dxa" w:w="1650"/>
+            <w:tcW w:type="dxa" w:w="1440"/>
             <w:tcBorders>
               <w:top w:val="none" w:color="FFFFFF" w:sz="0"/>
               <w:left w:val="none" w:color="FFFFFF" w:sz="0"/>
@@ -2748,7 +2848,7 @@
         </w:tc>
         <w:tc>
           <w:tcPr>
-            <w:tcW w:type="dxa" w:w="1650"/>
+            <w:tcW w:type="dxa" w:w="1440"/>
             <w:tcBorders>
               <w:top w:val="none" w:color="FFFFFF" w:sz="0"/>
               <w:left w:val="none" w:color="FFFFFF" w:sz="0"/>
@@ -2781,34 +2881,67 @@
         </w:tc>
         <w:tc>
           <w:tcPr>
-            <w:tcW w:type="dxa" w:w="1660"/>
-            <w:tcBorders>
-              <w:top w:val="none" w:color="FFFFFF" w:sz="0"/>
-              <w:left w:val="none" w:color="FFFFFF" w:sz="0"/>
-              <w:bottom w:val="none" w:color="FFFFFF" w:sz="0"/>
-              <w:right w:val="none" w:color="FFFFFF" w:sz="0"/>
-            </w:tcBorders>
-            <w:tcMar>
-              <w:top w:type="dxa" w:w="35"/>
-              <w:left w:type="dxa" w:w="70"/>
-              <w:bottom w:type="dxa" w:w="35"/>
-              <w:right w:type="dxa" w:w="70"/>
-            </w:tcMar>
-          </w:tcPr>
-          <w:p>
-            <w:pPr>
-              <w:keepNext/>
-              <w:jc w:val="center"/>
-            </w:pPr>
-            <w:r>
-              <w:rPr>
-                <w:rFonts w:ascii="Times New Roman" w:cs="Times New Roman" w:eastAsia="Times New Roman" w:hAnsi="Times New Roman"/>
-                <w:b w:val="false"/>
-                <w:bCs w:val="false"/>
-                <w:sz w:val="18"/>
-                <w:szCs w:val="18"/>
-              </w:rPr>
-              <w:t xml:space="preserve">0.949</w:t>
+            <w:tcW w:type="dxa" w:w="1440"/>
+            <w:tcBorders>
+              <w:top w:val="none" w:color="FFFFFF" w:sz="0"/>
+              <w:left w:val="none" w:color="FFFFFF" w:sz="0"/>
+              <w:bottom w:val="none" w:color="FFFFFF" w:sz="0"/>
+              <w:right w:val="none" w:color="FFFFFF" w:sz="0"/>
+            </w:tcBorders>
+            <w:tcMar>
+              <w:top w:type="dxa" w:w="35"/>
+              <w:left w:type="dxa" w:w="70"/>
+              <w:bottom w:type="dxa" w:w="35"/>
+              <w:right w:type="dxa" w:w="70"/>
+            </w:tcMar>
+          </w:tcPr>
+          <w:p>
+            <w:pPr>
+              <w:keepNext/>
+              <w:jc w:val="center"/>
+            </w:pPr>
+            <w:r>
+              <w:rPr>
+                <w:rFonts w:ascii="Times New Roman" w:cs="Times New Roman" w:eastAsia="Times New Roman" w:hAnsi="Times New Roman"/>
+                <w:b w:val="false"/>
+                <w:bCs w:val="false"/>
+                <w:sz w:val="18"/>
+                <w:szCs w:val="18"/>
+              </w:rPr>
+              <w:t xml:space="preserve">0.940</w:t>
+            </w:r>
+          </w:p>
+        </w:tc>
+        <w:tc>
+          <w:tcPr>
+            <w:tcW w:type="dxa" w:w="1440"/>
+            <w:tcBorders>
+              <w:top w:val="none" w:color="FFFFFF" w:sz="0"/>
+              <w:left w:val="none" w:color="FFFFFF" w:sz="0"/>
+              <w:bottom w:val="none" w:color="FFFFFF" w:sz="0"/>
+              <w:right w:val="none" w:color="FFFFFF" w:sz="0"/>
+            </w:tcBorders>
+            <w:tcMar>
+              <w:top w:type="dxa" w:w="35"/>
+              <w:left w:type="dxa" w:w="70"/>
+              <w:bottom w:type="dxa" w:w="35"/>
+              <w:right w:type="dxa" w:w="70"/>
+            </w:tcMar>
+          </w:tcPr>
+          <w:p>
+            <w:pPr>
+              <w:keepNext/>
+              <w:jc w:val="center"/>
+            </w:pPr>
+            <w:r>
+              <w:rPr>
+                <w:rFonts w:ascii="Times New Roman" w:cs="Times New Roman" w:eastAsia="Times New Roman" w:hAnsi="Times New Roman"/>
+                <w:b w:val="false"/>
+                <w:bCs w:val="false"/>
+                <w:sz w:val="18"/>
+                <w:szCs w:val="18"/>
+              </w:rPr>
+              <w:t xml:space="preserve">0.948</w:t>
             </w:r>
           </w:p>
         </w:tc>
@@ -2819,7 +2952,7 @@
         </w:trPr>
         <w:tc>
           <w:tcPr>
-            <w:tcW w:type="dxa" w:w="3300"/>
+            <w:tcW w:type="dxa" w:w="2700"/>
             <w:tcBorders>
               <w:top w:val="none" w:color="FFFFFF" w:sz="0"/>
               <w:left w:val="none" w:color="FFFFFF" w:sz="0"/>
@@ -2852,7 +2985,7 @@
         </w:tc>
         <w:tc>
           <w:tcPr>
-            <w:tcW w:type="dxa" w:w="1100"/>
+            <w:tcW w:type="dxa" w:w="900"/>
             <w:tcBorders>
               <w:top w:val="none" w:color="FFFFFF" w:sz="0"/>
               <w:left w:val="none" w:color="FFFFFF" w:sz="0"/>
@@ -2885,7 +3018,7 @@
         </w:tc>
         <w:tc>
           <w:tcPr>
-            <w:tcW w:type="dxa" w:w="1650"/>
+            <w:tcW w:type="dxa" w:w="1440"/>
             <w:tcBorders>
               <w:top w:val="none" w:color="FFFFFF" w:sz="0"/>
               <w:left w:val="none" w:color="FFFFFF" w:sz="0"/>
@@ -2918,7 +3051,7 @@
         </w:tc>
         <w:tc>
           <w:tcPr>
-            <w:tcW w:type="dxa" w:w="1650"/>
+            <w:tcW w:type="dxa" w:w="1440"/>
             <w:tcBorders>
               <w:top w:val="none" w:color="FFFFFF" w:sz="0"/>
               <w:left w:val="none" w:color="FFFFFF" w:sz="0"/>
@@ -2951,34 +3084,67 @@
         </w:tc>
         <w:tc>
           <w:tcPr>
-            <w:tcW w:type="dxa" w:w="1660"/>
-            <w:tcBorders>
-              <w:top w:val="none" w:color="FFFFFF" w:sz="0"/>
-              <w:left w:val="none" w:color="FFFFFF" w:sz="0"/>
-              <w:bottom w:val="none" w:color="FFFFFF" w:sz="0"/>
-              <w:right w:val="none" w:color="FFFFFF" w:sz="0"/>
-            </w:tcBorders>
-            <w:tcMar>
-              <w:top w:type="dxa" w:w="35"/>
-              <w:left w:type="dxa" w:w="70"/>
-              <w:bottom w:type="dxa" w:w="35"/>
-              <w:right w:type="dxa" w:w="70"/>
-            </w:tcMar>
-          </w:tcPr>
-          <w:p>
-            <w:pPr>
-              <w:keepNext/>
-              <w:jc w:val="center"/>
-            </w:pPr>
-            <w:r>
-              <w:rPr>
-                <w:rFonts w:ascii="Times New Roman" w:cs="Times New Roman" w:eastAsia="Times New Roman" w:hAnsi="Times New Roman"/>
-                <w:b w:val="false"/>
-                <w:bCs w:val="false"/>
-                <w:sz w:val="18"/>
-                <w:szCs w:val="18"/>
-              </w:rPr>
-              <w:t xml:space="preserve">0.971</w:t>
+            <w:tcW w:type="dxa" w:w="1440"/>
+            <w:tcBorders>
+              <w:top w:val="none" w:color="FFFFFF" w:sz="0"/>
+              <w:left w:val="none" w:color="FFFFFF" w:sz="0"/>
+              <w:bottom w:val="none" w:color="FFFFFF" w:sz="0"/>
+              <w:right w:val="none" w:color="FFFFFF" w:sz="0"/>
+            </w:tcBorders>
+            <w:tcMar>
+              <w:top w:type="dxa" w:w="35"/>
+              <w:left w:type="dxa" w:w="70"/>
+              <w:bottom w:type="dxa" w:w="35"/>
+              <w:right w:type="dxa" w:w="70"/>
+            </w:tcMar>
+          </w:tcPr>
+          <w:p>
+            <w:pPr>
+              <w:keepNext/>
+              <w:jc w:val="center"/>
+            </w:pPr>
+            <w:r>
+              <w:rPr>
+                <w:rFonts w:ascii="Times New Roman" w:cs="Times New Roman" w:eastAsia="Times New Roman" w:hAnsi="Times New Roman"/>
+                <w:b w:val="false"/>
+                <w:bCs w:val="false"/>
+                <w:sz w:val="18"/>
+                <w:szCs w:val="18"/>
+              </w:rPr>
+              <w:t xml:space="preserve">0.962</w:t>
+            </w:r>
+          </w:p>
+        </w:tc>
+        <w:tc>
+          <w:tcPr>
+            <w:tcW w:type="dxa" w:w="1440"/>
+            <w:tcBorders>
+              <w:top w:val="none" w:color="FFFFFF" w:sz="0"/>
+              <w:left w:val="none" w:color="FFFFFF" w:sz="0"/>
+              <w:bottom w:val="none" w:color="FFFFFF" w:sz="0"/>
+              <w:right w:val="none" w:color="FFFFFF" w:sz="0"/>
+            </w:tcBorders>
+            <w:tcMar>
+              <w:top w:type="dxa" w:w="35"/>
+              <w:left w:type="dxa" w:w="70"/>
+              <w:bottom w:type="dxa" w:w="35"/>
+              <w:right w:type="dxa" w:w="70"/>
+            </w:tcMar>
+          </w:tcPr>
+          <w:p>
+            <w:pPr>
+              <w:keepNext/>
+              <w:jc w:val="center"/>
+            </w:pPr>
+            <w:r>
+              <w:rPr>
+                <w:rFonts w:ascii="Times New Roman" w:cs="Times New Roman" w:eastAsia="Times New Roman" w:hAnsi="Times New Roman"/>
+                <w:b w:val="false"/>
+                <w:bCs w:val="false"/>
+                <w:sz w:val="18"/>
+                <w:szCs w:val="18"/>
+              </w:rPr>
+              <w:t xml:space="preserve">0.974</w:t>
             </w:r>
           </w:p>
         </w:tc>
@@ -2989,7 +3155,7 @@
         </w:trPr>
         <w:tc>
           <w:tcPr>
-            <w:tcW w:type="dxa" w:w="3300"/>
+            <w:tcW w:type="dxa" w:w="2700"/>
             <w:tcBorders>
               <w:top w:val="none" w:color="FFFFFF" w:sz="0"/>
               <w:left w:val="none" w:color="FFFFFF" w:sz="0"/>
@@ -3022,7 +3188,7 @@
         </w:tc>
         <w:tc>
           <w:tcPr>
-            <w:tcW w:type="dxa" w:w="1100"/>
+            <w:tcW w:type="dxa" w:w="900"/>
             <w:tcBorders>
               <w:top w:val="none" w:color="FFFFFF" w:sz="0"/>
               <w:left w:val="none" w:color="FFFFFF" w:sz="0"/>
@@ -3055,7 +3221,7 @@
         </w:tc>
         <w:tc>
           <w:tcPr>
-            <w:tcW w:type="dxa" w:w="1650"/>
+            <w:tcW w:type="dxa" w:w="1440"/>
             <w:tcBorders>
               <w:top w:val="none" w:color="FFFFFF" w:sz="0"/>
               <w:left w:val="none" w:color="FFFFFF" w:sz="0"/>
@@ -3088,7 +3254,7 @@
         </w:tc>
         <w:tc>
           <w:tcPr>
-            <w:tcW w:type="dxa" w:w="1650"/>
+            <w:tcW w:type="dxa" w:w="1440"/>
             <w:tcBorders>
               <w:top w:val="none" w:color="FFFFFF" w:sz="0"/>
               <w:left w:val="none" w:color="FFFFFF" w:sz="0"/>
@@ -3121,34 +3287,67 @@
         </w:tc>
         <w:tc>
           <w:tcPr>
-            <w:tcW w:type="dxa" w:w="1660"/>
-            <w:tcBorders>
-              <w:top w:val="none" w:color="FFFFFF" w:sz="0"/>
-              <w:left w:val="none" w:color="FFFFFF" w:sz="0"/>
-              <w:bottom w:val="none" w:color="FFFFFF" w:sz="0"/>
-              <w:right w:val="none" w:color="FFFFFF" w:sz="0"/>
-            </w:tcBorders>
-            <w:tcMar>
-              <w:top w:type="dxa" w:w="35"/>
-              <w:left w:type="dxa" w:w="70"/>
-              <w:bottom w:type="dxa" w:w="35"/>
-              <w:right w:type="dxa" w:w="70"/>
-            </w:tcMar>
-          </w:tcPr>
-          <w:p>
-            <w:pPr>
-              <w:keepNext/>
-              <w:jc w:val="center"/>
-            </w:pPr>
-            <w:r>
-              <w:rPr>
-                <w:rFonts w:ascii="Times New Roman" w:cs="Times New Roman" w:eastAsia="Times New Roman" w:hAnsi="Times New Roman"/>
-                <w:b w:val="false"/>
-                <w:bCs w:val="false"/>
-                <w:sz w:val="18"/>
-                <w:szCs w:val="18"/>
-              </w:rPr>
-              <w:t xml:space="preserve">0.904</w:t>
+            <w:tcW w:type="dxa" w:w="1440"/>
+            <w:tcBorders>
+              <w:top w:val="none" w:color="FFFFFF" w:sz="0"/>
+              <w:left w:val="none" w:color="FFFFFF" w:sz="0"/>
+              <w:bottom w:val="none" w:color="FFFFFF" w:sz="0"/>
+              <w:right w:val="none" w:color="FFFFFF" w:sz="0"/>
+            </w:tcBorders>
+            <w:tcMar>
+              <w:top w:type="dxa" w:w="35"/>
+              <w:left w:type="dxa" w:w="70"/>
+              <w:bottom w:type="dxa" w:w="35"/>
+              <w:right w:type="dxa" w:w="70"/>
+            </w:tcMar>
+          </w:tcPr>
+          <w:p>
+            <w:pPr>
+              <w:keepNext/>
+              <w:jc w:val="center"/>
+            </w:pPr>
+            <w:r>
+              <w:rPr>
+                <w:rFonts w:ascii="Times New Roman" w:cs="Times New Roman" w:eastAsia="Times New Roman" w:hAnsi="Times New Roman"/>
+                <w:b w:val="false"/>
+                <w:bCs w:val="false"/>
+                <w:sz w:val="18"/>
+                <w:szCs w:val="18"/>
+              </w:rPr>
+              <w:t xml:space="preserve">0.899</w:t>
+            </w:r>
+          </w:p>
+        </w:tc>
+        <w:tc>
+          <w:tcPr>
+            <w:tcW w:type="dxa" w:w="1440"/>
+            <w:tcBorders>
+              <w:top w:val="none" w:color="FFFFFF" w:sz="0"/>
+              <w:left w:val="none" w:color="FFFFFF" w:sz="0"/>
+              <w:bottom w:val="none" w:color="FFFFFF" w:sz="0"/>
+              <w:right w:val="none" w:color="FFFFFF" w:sz="0"/>
+            </w:tcBorders>
+            <w:tcMar>
+              <w:top w:type="dxa" w:w="35"/>
+              <w:left w:type="dxa" w:w="70"/>
+              <w:bottom w:type="dxa" w:w="35"/>
+              <w:right w:type="dxa" w:w="70"/>
+            </w:tcMar>
+          </w:tcPr>
+          <w:p>
+            <w:pPr>
+              <w:keepNext/>
+              <w:jc w:val="center"/>
+            </w:pPr>
+            <w:r>
+              <w:rPr>
+                <w:rFonts w:ascii="Times New Roman" w:cs="Times New Roman" w:eastAsia="Times New Roman" w:hAnsi="Times New Roman"/>
+                <w:b w:val="false"/>
+                <w:bCs w:val="false"/>
+                <w:sz w:val="18"/>
+                <w:szCs w:val="18"/>
+              </w:rPr>
+              <w:t xml:space="preserve">0.903</w:t>
             </w:r>
           </w:p>
         </w:tc>
@@ -3159,7 +3358,7 @@
         </w:trPr>
         <w:tc>
           <w:tcPr>
-            <w:tcW w:type="dxa" w:w="3300"/>
+            <w:tcW w:type="dxa" w:w="2700"/>
             <w:tcBorders>
               <w:top w:val="none" w:color="FFFFFF" w:sz="0"/>
               <w:left w:val="none" w:color="FFFFFF" w:sz="0"/>
@@ -3192,7 +3391,7 @@
         </w:tc>
         <w:tc>
           <w:tcPr>
-            <w:tcW w:type="dxa" w:w="1100"/>
+            <w:tcW w:type="dxa" w:w="900"/>
             <w:tcBorders>
               <w:top w:val="none" w:color="FFFFFF" w:sz="0"/>
               <w:left w:val="none" w:color="FFFFFF" w:sz="0"/>
@@ -3225,7 +3424,7 @@
         </w:tc>
         <w:tc>
           <w:tcPr>
-            <w:tcW w:type="dxa" w:w="1650"/>
+            <w:tcW w:type="dxa" w:w="1440"/>
             <w:tcBorders>
               <w:top w:val="none" w:color="FFFFFF" w:sz="0"/>
               <w:left w:val="none" w:color="FFFFFF" w:sz="0"/>
@@ -3258,7 +3457,7 @@
         </w:tc>
         <w:tc>
           <w:tcPr>
-            <w:tcW w:type="dxa" w:w="1650"/>
+            <w:tcW w:type="dxa" w:w="1440"/>
             <w:tcBorders>
               <w:top w:val="none" w:color="FFFFFF" w:sz="0"/>
               <w:left w:val="none" w:color="FFFFFF" w:sz="0"/>
@@ -3291,7 +3490,40 @@
         </w:tc>
         <w:tc>
           <w:tcPr>
-            <w:tcW w:type="dxa" w:w="1660"/>
+            <w:tcW w:type="dxa" w:w="1440"/>
+            <w:tcBorders>
+              <w:top w:val="none" w:color="FFFFFF" w:sz="0"/>
+              <w:left w:val="none" w:color="FFFFFF" w:sz="0"/>
+              <w:bottom w:val="none" w:color="FFFFFF" w:sz="0"/>
+              <w:right w:val="none" w:color="FFFFFF" w:sz="0"/>
+            </w:tcBorders>
+            <w:tcMar>
+              <w:top w:type="dxa" w:w="35"/>
+              <w:left w:type="dxa" w:w="70"/>
+              <w:bottom w:type="dxa" w:w="35"/>
+              <w:right w:type="dxa" w:w="70"/>
+            </w:tcMar>
+          </w:tcPr>
+          <w:p>
+            <w:pPr>
+              <w:keepNext/>
+              <w:jc w:val="center"/>
+            </w:pPr>
+            <w:r>
+              <w:rPr>
+                <w:rFonts w:ascii="Times New Roman" w:cs="Times New Roman" w:eastAsia="Times New Roman" w:hAnsi="Times New Roman"/>
+                <w:b w:val="false"/>
+                <w:bCs w:val="false"/>
+                <w:sz w:val="18"/>
+                <w:szCs w:val="18"/>
+              </w:rPr>
+              <w:t xml:space="preserve">0.971</w:t>
+            </w:r>
+          </w:p>
+        </w:tc>
+        <w:tc>
+          <w:tcPr>
+            <w:tcW w:type="dxa" w:w="1440"/>
             <w:tcBorders>
               <w:top w:val="none" w:color="FFFFFF" w:sz="0"/>
               <w:left w:val="none" w:color="FFFFFF" w:sz="0"/>
@@ -3329,7 +3561,7 @@
         </w:trPr>
         <w:tc>
           <w:tcPr>
-            <w:tcW w:type="dxa" w:w="3300"/>
+            <w:tcW w:type="dxa" w:w="2700"/>
             <w:tcBorders>
               <w:top w:val="none" w:color="FFFFFF" w:sz="0"/>
               <w:left w:val="none" w:color="FFFFFF" w:sz="0"/>
@@ -3362,7 +3594,7 @@
         </w:tc>
         <w:tc>
           <w:tcPr>
-            <w:tcW w:type="dxa" w:w="1100"/>
+            <w:tcW w:type="dxa" w:w="900"/>
             <w:tcBorders>
               <w:top w:val="none" w:color="FFFFFF" w:sz="0"/>
               <w:left w:val="none" w:color="FFFFFF" w:sz="0"/>
@@ -3395,7 +3627,7 @@
         </w:tc>
         <w:tc>
           <w:tcPr>
-            <w:tcW w:type="dxa" w:w="1650"/>
+            <w:tcW w:type="dxa" w:w="1440"/>
             <w:tcBorders>
               <w:top w:val="none" w:color="FFFFFF" w:sz="0"/>
               <w:left w:val="none" w:color="FFFFFF" w:sz="0"/>
@@ -3428,7 +3660,7 @@
         </w:tc>
         <w:tc>
           <w:tcPr>
-            <w:tcW w:type="dxa" w:w="1650"/>
+            <w:tcW w:type="dxa" w:w="1440"/>
             <w:tcBorders>
               <w:top w:val="none" w:color="FFFFFF" w:sz="0"/>
               <w:left w:val="none" w:color="FFFFFF" w:sz="0"/>
@@ -3461,7 +3693,40 @@
         </w:tc>
         <w:tc>
           <w:tcPr>
-            <w:tcW w:type="dxa" w:w="1660"/>
+            <w:tcW w:type="dxa" w:w="1440"/>
+            <w:tcBorders>
+              <w:top w:val="none" w:color="FFFFFF" w:sz="0"/>
+              <w:left w:val="none" w:color="FFFFFF" w:sz="0"/>
+              <w:bottom w:val="none" w:color="FFFFFF" w:sz="0"/>
+              <w:right w:val="none" w:color="FFFFFF" w:sz="0"/>
+            </w:tcBorders>
+            <w:tcMar>
+              <w:top w:type="dxa" w:w="35"/>
+              <w:left w:type="dxa" w:w="70"/>
+              <w:bottom w:type="dxa" w:w="35"/>
+              <w:right w:type="dxa" w:w="70"/>
+            </w:tcMar>
+          </w:tcPr>
+          <w:p>
+            <w:pPr>
+              <w:keepNext/>
+              <w:jc w:val="center"/>
+            </w:pPr>
+            <w:r>
+              <w:rPr>
+                <w:rFonts w:ascii="Times New Roman" w:cs="Times New Roman" w:eastAsia="Times New Roman" w:hAnsi="Times New Roman"/>
+                <w:b w:val="false"/>
+                <w:bCs w:val="false"/>
+                <w:sz w:val="18"/>
+                <w:szCs w:val="18"/>
+              </w:rPr>
+              <w:t xml:space="preserve">0.944</w:t>
+            </w:r>
+          </w:p>
+        </w:tc>
+        <w:tc>
+          <w:tcPr>
+            <w:tcW w:type="dxa" w:w="1440"/>
             <w:tcBorders>
               <w:top w:val="none" w:color="FFFFFF" w:sz="0"/>
               <w:left w:val="none" w:color="FFFFFF" w:sz="0"/>
@@ -3499,7 +3764,7 @@
         </w:trPr>
         <w:tc>
           <w:tcPr>
-            <w:tcW w:type="dxa" w:w="3300"/>
+            <w:tcW w:type="dxa" w:w="2700"/>
             <w:tcBorders>
               <w:top w:val="none" w:color="FFFFFF" w:sz="0"/>
               <w:left w:val="none" w:color="FFFFFF" w:sz="0"/>
@@ -3532,7 +3797,7 @@
         </w:tc>
         <w:tc>
           <w:tcPr>
-            <w:tcW w:type="dxa" w:w="1100"/>
+            <w:tcW w:type="dxa" w:w="900"/>
             <w:tcBorders>
               <w:top w:val="none" w:color="FFFFFF" w:sz="0"/>
               <w:left w:val="none" w:color="FFFFFF" w:sz="0"/>
@@ -3565,7 +3830,7 @@
         </w:tc>
         <w:tc>
           <w:tcPr>
-            <w:tcW w:type="dxa" w:w="1650"/>
+            <w:tcW w:type="dxa" w:w="1440"/>
             <w:tcBorders>
               <w:top w:val="none" w:color="FFFFFF" w:sz="0"/>
               <w:left w:val="none" w:color="FFFFFF" w:sz="0"/>
@@ -3598,7 +3863,7 @@
         </w:tc>
         <w:tc>
           <w:tcPr>
-            <w:tcW w:type="dxa" w:w="1650"/>
+            <w:tcW w:type="dxa" w:w="1440"/>
             <w:tcBorders>
               <w:top w:val="none" w:color="FFFFFF" w:sz="0"/>
               <w:left w:val="none" w:color="FFFFFF" w:sz="0"/>
@@ -3631,7 +3896,7 @@
         </w:tc>
         <w:tc>
           <w:tcPr>
-            <w:tcW w:type="dxa" w:w="1660"/>
+            <w:tcW w:type="dxa" w:w="1440"/>
             <w:tcBorders>
               <w:top w:val="none" w:color="FFFFFF" w:sz="0"/>
               <w:left w:val="none" w:color="FFFFFF" w:sz="0"/>
@@ -3658,7 +3923,40 @@
                 <w:sz w:val="18"/>
                 <w:szCs w:val="18"/>
               </w:rPr>
-              <w:t xml:space="preserve">0.869</w:t>
+              <w:t xml:space="preserve">0.879</w:t>
+            </w:r>
+          </w:p>
+        </w:tc>
+        <w:tc>
+          <w:tcPr>
+            <w:tcW w:type="dxa" w:w="1440"/>
+            <w:tcBorders>
+              <w:top w:val="none" w:color="FFFFFF" w:sz="0"/>
+              <w:left w:val="none" w:color="FFFFFF" w:sz="0"/>
+              <w:bottom w:val="none" w:color="FFFFFF" w:sz="0"/>
+              <w:right w:val="none" w:color="FFFFFF" w:sz="0"/>
+            </w:tcBorders>
+            <w:tcMar>
+              <w:top w:type="dxa" w:w="35"/>
+              <w:left w:type="dxa" w:w="70"/>
+              <w:bottom w:type="dxa" w:w="35"/>
+              <w:right w:type="dxa" w:w="70"/>
+            </w:tcMar>
+          </w:tcPr>
+          <w:p>
+            <w:pPr>
+              <w:keepNext/>
+              <w:jc w:val="center"/>
+            </w:pPr>
+            <w:r>
+              <w:rPr>
+                <w:rFonts w:ascii="Times New Roman" w:cs="Times New Roman" w:eastAsia="Times New Roman" w:hAnsi="Times New Roman"/>
+                <w:b/>
+                <w:bCs/>
+                <w:sz w:val="18"/>
+                <w:szCs w:val="18"/>
+              </w:rPr>
+              <w:t xml:space="preserve">0.873</w:t>
             </w:r>
           </w:p>
         </w:tc>
@@ -3669,7 +3967,7 @@
         </w:trPr>
         <w:tc>
           <w:tcPr>
-            <w:tcW w:type="dxa" w:w="3300"/>
+            <w:tcW w:type="dxa" w:w="2700"/>
             <w:tcBorders>
               <w:top w:val="none" w:color="FFFFFF" w:sz="0"/>
               <w:left w:val="none" w:color="FFFFFF" w:sz="0"/>
@@ -3702,7 +4000,7 @@
         </w:tc>
         <w:tc>
           <w:tcPr>
-            <w:tcW w:type="dxa" w:w="1100"/>
+            <w:tcW w:type="dxa" w:w="900"/>
             <w:tcBorders>
               <w:top w:val="none" w:color="FFFFFF" w:sz="0"/>
               <w:left w:val="none" w:color="FFFFFF" w:sz="0"/>
@@ -3735,7 +4033,7 @@
         </w:tc>
         <w:tc>
           <w:tcPr>
-            <w:tcW w:type="dxa" w:w="1650"/>
+            <w:tcW w:type="dxa" w:w="1440"/>
             <w:tcBorders>
               <w:top w:val="none" w:color="FFFFFF" w:sz="0"/>
               <w:left w:val="none" w:color="FFFFFF" w:sz="0"/>
@@ -3768,7 +4066,7 @@
         </w:tc>
         <w:tc>
           <w:tcPr>
-            <w:tcW w:type="dxa" w:w="1650"/>
+            <w:tcW w:type="dxa" w:w="1440"/>
             <w:tcBorders>
               <w:top w:val="none" w:color="FFFFFF" w:sz="0"/>
               <w:left w:val="none" w:color="FFFFFF" w:sz="0"/>
@@ -3801,7 +4099,7 @@
         </w:tc>
         <w:tc>
           <w:tcPr>
-            <w:tcW w:type="dxa" w:w="1660"/>
+            <w:tcW w:type="dxa" w:w="1440"/>
             <w:tcBorders>
               <w:top w:val="none" w:color="FFFFFF" w:sz="0"/>
               <w:left w:val="none" w:color="FFFFFF" w:sz="0"/>
@@ -3828,7 +4126,40 @@
                 <w:sz w:val="18"/>
                 <w:szCs w:val="18"/>
               </w:rPr>
-              <w:t xml:space="preserve">0.808</w:t>
+              <w:t xml:space="preserve">0.819</w:t>
+            </w:r>
+          </w:p>
+        </w:tc>
+        <w:tc>
+          <w:tcPr>
+            <w:tcW w:type="dxa" w:w="1440"/>
+            <w:tcBorders>
+              <w:top w:val="none" w:color="FFFFFF" w:sz="0"/>
+              <w:left w:val="none" w:color="FFFFFF" w:sz="0"/>
+              <w:bottom w:val="single" w:color="000000" w:sz="10"/>
+              <w:right w:val="none" w:color="FFFFFF" w:sz="0"/>
+            </w:tcBorders>
+            <w:tcMar>
+              <w:top w:type="dxa" w:w="35"/>
+              <w:left w:type="dxa" w:w="70"/>
+              <w:bottom w:type="dxa" w:w="35"/>
+              <w:right w:type="dxa" w:w="70"/>
+            </w:tcMar>
+          </w:tcPr>
+          <w:p>
+            <w:pPr>
+              <w:keepNext w:val="false"/>
+              <w:jc w:val="center"/>
+            </w:pPr>
+            <w:r>
+              <w:rPr>
+                <w:rFonts w:ascii="Times New Roman" w:cs="Times New Roman" w:eastAsia="Times New Roman" w:hAnsi="Times New Roman"/>
+                <w:b w:val="false"/>
+                <w:bCs w:val="false"/>
+                <w:sz w:val="18"/>
+                <w:szCs w:val="18"/>
+              </w:rPr>
+              <w:t xml:space="preserve">0.812</w:t>
             </w:r>
           </w:p>
         </w:tc>
@@ -3896,7 +4227,7 @@
           <w:sz w:val="21"/>
           <w:szCs w:val="21"/>
         </w:rPr>
-        <w:t xml:space="preserve">H5 y H6 empatan en la validación normal, dentro del ruido. Los separa la prueba de estrés (Figura 3): con la validación girada 30°, H6 conserva 0.854 y D5 cae a 0.559; con 60°, H6 baja a 0.734 y los demás quedan por debajo de 0.22. Elegimos H6 porque en el dataset hay pacientes girados dentro del escáner, como el caso 012.</w:t>
+        <w:t xml:space="preserve">H5 y H6 empatan en la validación normal, dentro del ruido. Los separa la prueba de estrés (Figura 3): con la validación girada 30°, H6 conserva 0.854 y D5 cae a 0.559; con 60°, H6 baja a 0.734 y los demás quedan por debajo de 0.22. Elegimos H6 porque en el dataset hay pacientes girados dentro del escáner, como el caso 012. Esta prueba giraba la imagen en píxeles; la sección 5.7 la repite girando al paciente en milímetros.</w:t>
       </w:r>
     </w:p>
     <w:p>
@@ -8829,6 +9160,924 @@
     <w:p>
       <w:pPr>
         <w:keepNext/>
+        <w:spacing w:after="60" w:before="120"/>
+      </w:pPr>
+      <w:r>
+        <w:rPr>
+          <w:rFonts w:ascii="Times New Roman" w:cs="Times New Roman" w:eastAsia="Times New Roman" w:hAnsi="Times New Roman"/>
+          <w:b/>
+          <w:bCs/>
+          <w:i/>
+          <w:iCs/>
+          <w:sz w:val="21"/>
+          <w:szCs w:val="21"/>
+        </w:rPr>
+        <w:t xml:space="preserve">5.7 Correcciones del profesor: orientación, EMA y robustez</w:t>
+      </w:r>
+    </w:p>
+    <w:p>
+      <w:pPr>
+        <w:spacing w:after="95" w:line="250"/>
+        <w:jc w:val="both"/>
+      </w:pPr>
+      <w:r>
+        <w:rPr>
+          <w:rFonts w:ascii="Times New Roman" w:cs="Times New Roman" w:eastAsia="Times New Roman" w:hAnsi="Times New Roman"/>
+          <w:sz w:val="21"/>
+          <w:szCs w:val="21"/>
+        </w:rPr>
+        <w:t xml:space="preserve">Tras la entrega, el profesor pidió tres correcciones: normalizar las rotaciones con los metadatos usando productos punto y cruz [7], no usar el promedio exponencial de los pesos (EMA) y hacer el sistema robusto a imágenes de mala calidad. La orientación se calcula ahora con productos punto y cruz sobre la matriz de dirección de la cabecera (en los 100 casos coincide con la regla anterior). Se agregó además un enderezado opcional del giro del paciente en la camilla, que busca el ángulo de mayor simetría izquierda-derecha del hueso visto desde arriba y lo corrige en milímetros solo si es claro. El modelo final, H7, es la receta de H6 sin EMA y con la rotación de entrenamiento en milímetros: rotar en píxeles deforma la pelvis cuando los píxeles no son cuadrados, como en 10 de los 15 casos de validación. H7 cumple los nueve objetivos en validación y da 0.879 de Dice por fragmento en test (Tabla 3). La Tabla 9 compara H6 y H7 con pacientes girados en milímetros y con imágenes dañadas.</w:t>
+      </w:r>
+    </w:p>
+    <w:p>
+      <w:pPr>
+        <w:keepNext/>
+        <w:spacing w:after="60" w:before="120"/>
+        <w:jc w:val="left"/>
+      </w:pPr>
+      <w:r>
+        <w:rPr>
+          <w:rFonts w:ascii="Times New Roman" w:cs="Times New Roman" w:eastAsia="Times New Roman" w:hAnsi="Times New Roman"/>
+          <w:sz w:val="18"/>
+          <w:szCs w:val="18"/>
+        </w:rPr>
+        <w:t xml:space="preserve">Tabla 9. H6 frente a H7 en validación, con pacientes girados (en milímetros) e imágenes dañadas. Dice por fragmento.</w:t>
+      </w:r>
+    </w:p>
+    <w:tbl>
+      <w:tblPr>
+        <w:tblW w:type="dxa" w:w="9360"/>
+        <w:jc w:val="center"/>
+        <w:tblBorders>
+          <w:top w:val="single" w:color="auto" w:sz="4"/>
+          <w:left w:val="single" w:color="auto" w:sz="4"/>
+          <w:bottom w:val="single" w:color="auto" w:sz="4"/>
+          <w:right w:val="single" w:color="auto" w:sz="4"/>
+          <w:insideH w:val="single" w:color="auto" w:sz="4"/>
+          <w:insideV w:val="single" w:color="auto" w:sz="4"/>
+        </w:tblBorders>
+      </w:tblPr>
+      <w:tblGrid>
+        <w:gridCol w:w="2700"/>
+        <w:gridCol w:w="3330"/>
+        <w:gridCol w:w="3330"/>
+      </w:tblGrid>
+      <w:tr>
+        <w:trPr>
+          <w:cantSplit/>
+          <w:tblHeader/>
+        </w:trPr>
+        <w:tc>
+          <w:tcPr>
+            <w:tcW w:type="dxa" w:w="2700"/>
+            <w:tcBorders>
+              <w:top w:val="single" w:color="000000" w:sz="10"/>
+              <w:left w:val="none" w:color="FFFFFF" w:sz="0"/>
+              <w:bottom w:val="single" w:color="000000" w:sz="4"/>
+              <w:right w:val="none" w:color="FFFFFF" w:sz="0"/>
+            </w:tcBorders>
+            <w:tcMar>
+              <w:top w:type="dxa" w:w="35"/>
+              <w:left w:type="dxa" w:w="70"/>
+              <w:bottom w:type="dxa" w:w="35"/>
+              <w:right w:type="dxa" w:w="70"/>
+            </w:tcMar>
+          </w:tcPr>
+          <w:p>
+            <w:pPr>
+              <w:keepNext/>
+              <w:jc w:val="left"/>
+            </w:pPr>
+            <w:r>
+              <w:rPr>
+                <w:rFonts w:ascii="Times New Roman" w:cs="Times New Roman" w:eastAsia="Times New Roman" w:hAnsi="Times New Roman"/>
+                <w:b/>
+                <w:bCs/>
+                <w:sz w:val="18"/>
+                <w:szCs w:val="18"/>
+              </w:rPr>
+              <w:t xml:space="preserve">Prueba</w:t>
+            </w:r>
+          </w:p>
+        </w:tc>
+        <w:tc>
+          <w:tcPr>
+            <w:tcW w:type="dxa" w:w="3330"/>
+            <w:tcBorders>
+              <w:top w:val="single" w:color="000000" w:sz="10"/>
+              <w:left w:val="none" w:color="FFFFFF" w:sz="0"/>
+              <w:bottom w:val="single" w:color="000000" w:sz="4"/>
+              <w:right w:val="none" w:color="FFFFFF" w:sz="0"/>
+            </w:tcBorders>
+            <w:tcMar>
+              <w:top w:type="dxa" w:w="35"/>
+              <w:left w:type="dxa" w:w="70"/>
+              <w:bottom w:type="dxa" w:w="35"/>
+              <w:right w:type="dxa" w:w="70"/>
+            </w:tcMar>
+          </w:tcPr>
+          <w:p>
+            <w:pPr>
+              <w:keepNext/>
+              <w:jc w:val="center"/>
+            </w:pPr>
+            <w:r>
+              <w:rPr>
+                <w:rFonts w:ascii="Times New Roman" w:cs="Times New Roman" w:eastAsia="Times New Roman" w:hAnsi="Times New Roman"/>
+                <w:b/>
+                <w:bCs/>
+                <w:sz w:val="18"/>
+                <w:szCs w:val="18"/>
+              </w:rPr>
+              <w:t xml:space="preserve">H6 (EMA, giro en píxeles)</w:t>
+            </w:r>
+          </w:p>
+        </w:tc>
+        <w:tc>
+          <w:tcPr>
+            <w:tcW w:type="dxa" w:w="3330"/>
+            <w:tcBorders>
+              <w:top w:val="single" w:color="000000" w:sz="10"/>
+              <w:left w:val="none" w:color="FFFFFF" w:sz="0"/>
+              <w:bottom w:val="single" w:color="000000" w:sz="4"/>
+              <w:right w:val="none" w:color="FFFFFF" w:sz="0"/>
+            </w:tcBorders>
+            <w:tcMar>
+              <w:top w:type="dxa" w:w="35"/>
+              <w:left w:type="dxa" w:w="70"/>
+              <w:bottom w:type="dxa" w:w="35"/>
+              <w:right w:type="dxa" w:w="70"/>
+            </w:tcMar>
+          </w:tcPr>
+          <w:p>
+            <w:pPr>
+              <w:keepNext/>
+              <w:jc w:val="center"/>
+            </w:pPr>
+            <w:r>
+              <w:rPr>
+                <w:rFonts w:ascii="Times New Roman" w:cs="Times New Roman" w:eastAsia="Times New Roman" w:hAnsi="Times New Roman"/>
+                <w:b/>
+                <w:bCs/>
+                <w:sz w:val="18"/>
+                <w:szCs w:val="18"/>
+              </w:rPr>
+              <w:t xml:space="preserve">H7 (sin EMA, giro en mm)</w:t>
+            </w:r>
+          </w:p>
+        </w:tc>
+      </w:tr>
+      <w:tr>
+        <w:trPr>
+          <w:cantSplit/>
+        </w:trPr>
+        <w:tc>
+          <w:tcPr>
+            <w:tcW w:type="dxa" w:w="2700"/>
+            <w:tcBorders>
+              <w:top w:val="none" w:color="FFFFFF" w:sz="0"/>
+              <w:left w:val="none" w:color="FFFFFF" w:sz="0"/>
+              <w:bottom w:val="none" w:color="FFFFFF" w:sz="0"/>
+              <w:right w:val="none" w:color="FFFFFF" w:sz="0"/>
+            </w:tcBorders>
+            <w:tcMar>
+              <w:top w:type="dxa" w:w="35"/>
+              <w:left w:type="dxa" w:w="70"/>
+              <w:bottom w:type="dxa" w:w="35"/>
+              <w:right w:type="dxa" w:w="70"/>
+            </w:tcMar>
+          </w:tcPr>
+          <w:p>
+            <w:pPr>
+              <w:keepNext/>
+              <w:jc w:val="left"/>
+            </w:pPr>
+            <w:r>
+              <w:rPr>
+                <w:rFonts w:ascii="Times New Roman" w:cs="Times New Roman" w:eastAsia="Times New Roman" w:hAnsi="Times New Roman"/>
+                <w:b w:val="false"/>
+                <w:bCs w:val="false"/>
+                <w:sz w:val="18"/>
+                <w:szCs w:val="18"/>
+              </w:rPr>
+              <w:t xml:space="preserve">Sin daño</w:t>
+            </w:r>
+          </w:p>
+        </w:tc>
+        <w:tc>
+          <w:tcPr>
+            <w:tcW w:type="dxa" w:w="3330"/>
+            <w:tcBorders>
+              <w:top w:val="none" w:color="FFFFFF" w:sz="0"/>
+              <w:left w:val="none" w:color="FFFFFF" w:sz="0"/>
+              <w:bottom w:val="none" w:color="FFFFFF" w:sz="0"/>
+              <w:right w:val="none" w:color="FFFFFF" w:sz="0"/>
+            </w:tcBorders>
+            <w:tcMar>
+              <w:top w:type="dxa" w:w="35"/>
+              <w:left w:type="dxa" w:w="70"/>
+              <w:bottom w:type="dxa" w:w="35"/>
+              <w:right w:type="dxa" w:w="70"/>
+            </w:tcMar>
+          </w:tcPr>
+          <w:p>
+            <w:pPr>
+              <w:keepNext/>
+              <w:jc w:val="center"/>
+            </w:pPr>
+            <w:r>
+              <w:rPr>
+                <w:rFonts w:ascii="Times New Roman" w:cs="Times New Roman" w:eastAsia="Times New Roman" w:hAnsi="Times New Roman"/>
+                <w:b w:val="false"/>
+                <w:bCs w:val="false"/>
+                <w:sz w:val="18"/>
+                <w:szCs w:val="18"/>
+              </w:rPr>
+              <w:t xml:space="preserve">0.869</w:t>
+            </w:r>
+          </w:p>
+        </w:tc>
+        <w:tc>
+          <w:tcPr>
+            <w:tcW w:type="dxa" w:w="3330"/>
+            <w:tcBorders>
+              <w:top w:val="none" w:color="FFFFFF" w:sz="0"/>
+              <w:left w:val="none" w:color="FFFFFF" w:sz="0"/>
+              <w:bottom w:val="none" w:color="FFFFFF" w:sz="0"/>
+              <w:right w:val="none" w:color="FFFFFF" w:sz="0"/>
+            </w:tcBorders>
+            <w:tcMar>
+              <w:top w:type="dxa" w:w="35"/>
+              <w:left w:type="dxa" w:w="70"/>
+              <w:bottom w:type="dxa" w:w="35"/>
+              <w:right w:type="dxa" w:w="70"/>
+            </w:tcMar>
+          </w:tcPr>
+          <w:p>
+            <w:pPr>
+              <w:keepNext/>
+              <w:jc w:val="center"/>
+            </w:pPr>
+            <w:r>
+              <w:rPr>
+                <w:rFonts w:ascii="Times New Roman" w:cs="Times New Roman" w:eastAsia="Times New Roman" w:hAnsi="Times New Roman"/>
+                <w:b w:val="false"/>
+                <w:bCs w:val="false"/>
+                <w:sz w:val="18"/>
+                <w:szCs w:val="18"/>
+              </w:rPr>
+              <w:t xml:space="preserve">0.873</w:t>
+            </w:r>
+          </w:p>
+        </w:tc>
+      </w:tr>
+      <w:tr>
+        <w:trPr>
+          <w:cantSplit/>
+        </w:trPr>
+        <w:tc>
+          <w:tcPr>
+            <w:tcW w:type="dxa" w:w="2700"/>
+            <w:tcBorders>
+              <w:top w:val="none" w:color="FFFFFF" w:sz="0"/>
+              <w:left w:val="none" w:color="FFFFFF" w:sz="0"/>
+              <w:bottom w:val="none" w:color="FFFFFF" w:sz="0"/>
+              <w:right w:val="none" w:color="FFFFFF" w:sz="0"/>
+            </w:tcBorders>
+            <w:tcMar>
+              <w:top w:type="dxa" w:w="35"/>
+              <w:left w:type="dxa" w:w="70"/>
+              <w:bottom w:type="dxa" w:w="35"/>
+              <w:right w:type="dxa" w:w="70"/>
+            </w:tcMar>
+          </w:tcPr>
+          <w:p>
+            <w:pPr>
+              <w:keepNext/>
+              <w:jc w:val="left"/>
+            </w:pPr>
+            <w:r>
+              <w:rPr>
+                <w:rFonts w:ascii="Times New Roman" w:cs="Times New Roman" w:eastAsia="Times New Roman" w:hAnsi="Times New Roman"/>
+                <w:b w:val="false"/>
+                <w:bCs w:val="false"/>
+                <w:sz w:val="18"/>
+                <w:szCs w:val="18"/>
+              </w:rPr>
+              <w:t xml:space="preserve">Girado 60°</w:t>
+            </w:r>
+          </w:p>
+        </w:tc>
+        <w:tc>
+          <w:tcPr>
+            <w:tcW w:type="dxa" w:w="3330"/>
+            <w:tcBorders>
+              <w:top w:val="none" w:color="FFFFFF" w:sz="0"/>
+              <w:left w:val="none" w:color="FFFFFF" w:sz="0"/>
+              <w:bottom w:val="none" w:color="FFFFFF" w:sz="0"/>
+              <w:right w:val="none" w:color="FFFFFF" w:sz="0"/>
+            </w:tcBorders>
+            <w:tcMar>
+              <w:top w:type="dxa" w:w="35"/>
+              <w:left w:type="dxa" w:w="70"/>
+              <w:bottom w:type="dxa" w:w="35"/>
+              <w:right w:type="dxa" w:w="70"/>
+            </w:tcMar>
+          </w:tcPr>
+          <w:p>
+            <w:pPr>
+              <w:keepNext/>
+              <w:jc w:val="center"/>
+            </w:pPr>
+            <w:r>
+              <w:rPr>
+                <w:rFonts w:ascii="Times New Roman" w:cs="Times New Roman" w:eastAsia="Times New Roman" w:hAnsi="Times New Roman"/>
+                <w:b w:val="false"/>
+                <w:bCs w:val="false"/>
+                <w:sz w:val="18"/>
+                <w:szCs w:val="18"/>
+              </w:rPr>
+              <w:t xml:space="preserve">0.608</w:t>
+            </w:r>
+          </w:p>
+        </w:tc>
+        <w:tc>
+          <w:tcPr>
+            <w:tcW w:type="dxa" w:w="3330"/>
+            <w:tcBorders>
+              <w:top w:val="none" w:color="FFFFFF" w:sz="0"/>
+              <w:left w:val="none" w:color="FFFFFF" w:sz="0"/>
+              <w:bottom w:val="none" w:color="FFFFFF" w:sz="0"/>
+              <w:right w:val="none" w:color="FFFFFF" w:sz="0"/>
+            </w:tcBorders>
+            <w:tcMar>
+              <w:top w:type="dxa" w:w="35"/>
+              <w:left w:type="dxa" w:w="70"/>
+              <w:bottom w:type="dxa" w:w="35"/>
+              <w:right w:type="dxa" w:w="70"/>
+            </w:tcMar>
+          </w:tcPr>
+          <w:p>
+            <w:pPr>
+              <w:keepNext/>
+              <w:jc w:val="center"/>
+            </w:pPr>
+            <w:r>
+              <w:rPr>
+                <w:rFonts w:ascii="Times New Roman" w:cs="Times New Roman" w:eastAsia="Times New Roman" w:hAnsi="Times New Roman"/>
+                <w:b w:val="false"/>
+                <w:bCs w:val="false"/>
+                <w:sz w:val="18"/>
+                <w:szCs w:val="18"/>
+              </w:rPr>
+              <w:t xml:space="preserve">0.636</w:t>
+            </w:r>
+          </w:p>
+        </w:tc>
+      </w:tr>
+      <w:tr>
+        <w:trPr>
+          <w:cantSplit/>
+        </w:trPr>
+        <w:tc>
+          <w:tcPr>
+            <w:tcW w:type="dxa" w:w="2700"/>
+            <w:tcBorders>
+              <w:top w:val="none" w:color="FFFFFF" w:sz="0"/>
+              <w:left w:val="none" w:color="FFFFFF" w:sz="0"/>
+              <w:bottom w:val="none" w:color="FFFFFF" w:sz="0"/>
+              <w:right w:val="none" w:color="FFFFFF" w:sz="0"/>
+            </w:tcBorders>
+            <w:tcMar>
+              <w:top w:type="dxa" w:w="35"/>
+              <w:left w:type="dxa" w:w="70"/>
+              <w:bottom w:type="dxa" w:w="35"/>
+              <w:right w:type="dxa" w:w="70"/>
+            </w:tcMar>
+          </w:tcPr>
+          <w:p>
+            <w:pPr>
+              <w:keepNext/>
+              <w:jc w:val="left"/>
+            </w:pPr>
+            <w:r>
+              <w:rPr>
+                <w:rFonts w:ascii="Times New Roman" w:cs="Times New Roman" w:eastAsia="Times New Roman" w:hAnsi="Times New Roman"/>
+                <w:b w:val="false"/>
+                <w:bCs w:val="false"/>
+                <w:sz w:val="18"/>
+                <w:szCs w:val="18"/>
+              </w:rPr>
+              <w:t xml:space="preserve">Girado 60° y enderezado</w:t>
+            </w:r>
+          </w:p>
+        </w:tc>
+        <w:tc>
+          <w:tcPr>
+            <w:tcW w:type="dxa" w:w="3330"/>
+            <w:tcBorders>
+              <w:top w:val="none" w:color="FFFFFF" w:sz="0"/>
+              <w:left w:val="none" w:color="FFFFFF" w:sz="0"/>
+              <w:bottom w:val="none" w:color="FFFFFF" w:sz="0"/>
+              <w:right w:val="none" w:color="FFFFFF" w:sz="0"/>
+            </w:tcBorders>
+            <w:tcMar>
+              <w:top w:type="dxa" w:w="35"/>
+              <w:left w:type="dxa" w:w="70"/>
+              <w:bottom w:type="dxa" w:w="35"/>
+              <w:right w:type="dxa" w:w="70"/>
+            </w:tcMar>
+          </w:tcPr>
+          <w:p>
+            <w:pPr>
+              <w:keepNext/>
+              <w:jc w:val="center"/>
+            </w:pPr>
+            <w:r>
+              <w:rPr>
+                <w:rFonts w:ascii="Times New Roman" w:cs="Times New Roman" w:eastAsia="Times New Roman" w:hAnsi="Times New Roman"/>
+                <w:b w:val="false"/>
+                <w:bCs w:val="false"/>
+                <w:sz w:val="18"/>
+                <w:szCs w:val="18"/>
+              </w:rPr>
+              <w:t xml:space="preserve">0.851</w:t>
+            </w:r>
+          </w:p>
+        </w:tc>
+        <w:tc>
+          <w:tcPr>
+            <w:tcW w:type="dxa" w:w="3330"/>
+            <w:tcBorders>
+              <w:top w:val="none" w:color="FFFFFF" w:sz="0"/>
+              <w:left w:val="none" w:color="FFFFFF" w:sz="0"/>
+              <w:bottom w:val="none" w:color="FFFFFF" w:sz="0"/>
+              <w:right w:val="none" w:color="FFFFFF" w:sz="0"/>
+            </w:tcBorders>
+            <w:tcMar>
+              <w:top w:type="dxa" w:w="35"/>
+              <w:left w:type="dxa" w:w="70"/>
+              <w:bottom w:type="dxa" w:w="35"/>
+              <w:right w:type="dxa" w:w="70"/>
+            </w:tcMar>
+          </w:tcPr>
+          <w:p>
+            <w:pPr>
+              <w:keepNext/>
+              <w:jc w:val="center"/>
+            </w:pPr>
+            <w:r>
+              <w:rPr>
+                <w:rFonts w:ascii="Times New Roman" w:cs="Times New Roman" w:eastAsia="Times New Roman" w:hAnsi="Times New Roman"/>
+                <w:b w:val="false"/>
+                <w:bCs w:val="false"/>
+                <w:sz w:val="18"/>
+                <w:szCs w:val="18"/>
+              </w:rPr>
+              <w:t xml:space="preserve">0.855</w:t>
+            </w:r>
+          </w:p>
+        </w:tc>
+      </w:tr>
+      <w:tr>
+        <w:trPr>
+          <w:cantSplit/>
+        </w:trPr>
+        <w:tc>
+          <w:tcPr>
+            <w:tcW w:type="dxa" w:w="2700"/>
+            <w:tcBorders>
+              <w:top w:val="none" w:color="FFFFFF" w:sz="0"/>
+              <w:left w:val="none" w:color="FFFFFF" w:sz="0"/>
+              <w:bottom w:val="none" w:color="FFFFFF" w:sz="0"/>
+              <w:right w:val="none" w:color="FFFFFF" w:sz="0"/>
+            </w:tcBorders>
+            <w:tcMar>
+              <w:top w:type="dxa" w:w="35"/>
+              <w:left w:type="dxa" w:w="70"/>
+              <w:bottom w:type="dxa" w:w="35"/>
+              <w:right w:type="dxa" w:w="70"/>
+            </w:tcMar>
+          </w:tcPr>
+          <w:p>
+            <w:pPr>
+              <w:keepNext/>
+              <w:jc w:val="left"/>
+            </w:pPr>
+            <w:r>
+              <w:rPr>
+                <w:rFonts w:ascii="Times New Roman" w:cs="Times New Roman" w:eastAsia="Times New Roman" w:hAnsi="Times New Roman"/>
+                <w:b w:val="false"/>
+                <w:bCs w:val="false"/>
+                <w:sz w:val="18"/>
+                <w:szCs w:val="18"/>
+              </w:rPr>
+              <w:t xml:space="preserve">Desenfoque (σ = 1.5 px)</w:t>
+            </w:r>
+          </w:p>
+        </w:tc>
+        <w:tc>
+          <w:tcPr>
+            <w:tcW w:type="dxa" w:w="3330"/>
+            <w:tcBorders>
+              <w:top w:val="none" w:color="FFFFFF" w:sz="0"/>
+              <w:left w:val="none" w:color="FFFFFF" w:sz="0"/>
+              <w:bottom w:val="none" w:color="FFFFFF" w:sz="0"/>
+              <w:right w:val="none" w:color="FFFFFF" w:sz="0"/>
+            </w:tcBorders>
+            <w:tcMar>
+              <w:top w:type="dxa" w:w="35"/>
+              <w:left w:type="dxa" w:w="70"/>
+              <w:bottom w:type="dxa" w:w="35"/>
+              <w:right w:type="dxa" w:w="70"/>
+            </w:tcMar>
+          </w:tcPr>
+          <w:p>
+            <w:pPr>
+              <w:keepNext/>
+              <w:jc w:val="center"/>
+            </w:pPr>
+            <w:r>
+              <w:rPr>
+                <w:rFonts w:ascii="Times New Roman" w:cs="Times New Roman" w:eastAsia="Times New Roman" w:hAnsi="Times New Roman"/>
+                <w:b w:val="false"/>
+                <w:bCs w:val="false"/>
+                <w:sz w:val="18"/>
+                <w:szCs w:val="18"/>
+              </w:rPr>
+              <w:t xml:space="preserve">0.818</w:t>
+            </w:r>
+          </w:p>
+        </w:tc>
+        <w:tc>
+          <w:tcPr>
+            <w:tcW w:type="dxa" w:w="3330"/>
+            <w:tcBorders>
+              <w:top w:val="none" w:color="FFFFFF" w:sz="0"/>
+              <w:left w:val="none" w:color="FFFFFF" w:sz="0"/>
+              <w:bottom w:val="none" w:color="FFFFFF" w:sz="0"/>
+              <w:right w:val="none" w:color="FFFFFF" w:sz="0"/>
+            </w:tcBorders>
+            <w:tcMar>
+              <w:top w:type="dxa" w:w="35"/>
+              <w:left w:type="dxa" w:w="70"/>
+              <w:bottom w:type="dxa" w:w="35"/>
+              <w:right w:type="dxa" w:w="70"/>
+            </w:tcMar>
+          </w:tcPr>
+          <w:p>
+            <w:pPr>
+              <w:keepNext/>
+              <w:jc w:val="center"/>
+            </w:pPr>
+            <w:r>
+              <w:rPr>
+                <w:rFonts w:ascii="Times New Roman" w:cs="Times New Roman" w:eastAsia="Times New Roman" w:hAnsi="Times New Roman"/>
+                <w:b w:val="false"/>
+                <w:bCs w:val="false"/>
+                <w:sz w:val="18"/>
+                <w:szCs w:val="18"/>
+              </w:rPr>
+              <w:t xml:space="preserve">0.819</w:t>
+            </w:r>
+          </w:p>
+        </w:tc>
+      </w:tr>
+      <w:tr>
+        <w:trPr>
+          <w:cantSplit/>
+        </w:trPr>
+        <w:tc>
+          <w:tcPr>
+            <w:tcW w:type="dxa" w:w="2700"/>
+            <w:tcBorders>
+              <w:top w:val="none" w:color="FFFFFF" w:sz="0"/>
+              <w:left w:val="none" w:color="FFFFFF" w:sz="0"/>
+              <w:bottom w:val="none" w:color="FFFFFF" w:sz="0"/>
+              <w:right w:val="none" w:color="FFFFFF" w:sz="0"/>
+            </w:tcBorders>
+            <w:tcMar>
+              <w:top w:type="dxa" w:w="35"/>
+              <w:left w:type="dxa" w:w="70"/>
+              <w:bottom w:type="dxa" w:w="35"/>
+              <w:right w:type="dxa" w:w="70"/>
+            </w:tcMar>
+          </w:tcPr>
+          <w:p>
+            <w:pPr>
+              <w:keepNext/>
+              <w:jc w:val="left"/>
+            </w:pPr>
+            <w:r>
+              <w:rPr>
+                <w:rFonts w:ascii="Times New Roman" w:cs="Times New Roman" w:eastAsia="Times New Roman" w:hAnsi="Times New Roman"/>
+                <w:b w:val="false"/>
+                <w:bCs w:val="false"/>
+                <w:sz w:val="18"/>
+                <w:szCs w:val="18"/>
+              </w:rPr>
+              <w:t xml:space="preserve">Ruido leve (σ = 10)</w:t>
+            </w:r>
+          </w:p>
+        </w:tc>
+        <w:tc>
+          <w:tcPr>
+            <w:tcW w:type="dxa" w:w="3330"/>
+            <w:tcBorders>
+              <w:top w:val="none" w:color="FFFFFF" w:sz="0"/>
+              <w:left w:val="none" w:color="FFFFFF" w:sz="0"/>
+              <w:bottom w:val="none" w:color="FFFFFF" w:sz="0"/>
+              <w:right w:val="none" w:color="FFFFFF" w:sz="0"/>
+            </w:tcBorders>
+            <w:tcMar>
+              <w:top w:type="dxa" w:w="35"/>
+              <w:left w:type="dxa" w:w="70"/>
+              <w:bottom w:type="dxa" w:w="35"/>
+              <w:right w:type="dxa" w:w="70"/>
+            </w:tcMar>
+          </w:tcPr>
+          <w:p>
+            <w:pPr>
+              <w:keepNext/>
+              <w:jc w:val="center"/>
+            </w:pPr>
+            <w:r>
+              <w:rPr>
+                <w:rFonts w:ascii="Times New Roman" w:cs="Times New Roman" w:eastAsia="Times New Roman" w:hAnsi="Times New Roman"/>
+                <w:b w:val="false"/>
+                <w:bCs w:val="false"/>
+                <w:sz w:val="18"/>
+                <w:szCs w:val="18"/>
+              </w:rPr>
+              <w:t xml:space="preserve">0.690</w:t>
+            </w:r>
+          </w:p>
+        </w:tc>
+        <w:tc>
+          <w:tcPr>
+            <w:tcW w:type="dxa" w:w="3330"/>
+            <w:tcBorders>
+              <w:top w:val="none" w:color="FFFFFF" w:sz="0"/>
+              <w:left w:val="none" w:color="FFFFFF" w:sz="0"/>
+              <w:bottom w:val="none" w:color="FFFFFF" w:sz="0"/>
+              <w:right w:val="none" w:color="FFFFFF" w:sz="0"/>
+            </w:tcBorders>
+            <w:tcMar>
+              <w:top w:type="dxa" w:w="35"/>
+              <w:left w:type="dxa" w:w="70"/>
+              <w:bottom w:type="dxa" w:w="35"/>
+              <w:right w:type="dxa" w:w="70"/>
+            </w:tcMar>
+          </w:tcPr>
+          <w:p>
+            <w:pPr>
+              <w:keepNext/>
+              <w:jc w:val="center"/>
+            </w:pPr>
+            <w:r>
+              <w:rPr>
+                <w:rFonts w:ascii="Times New Roman" w:cs="Times New Roman" w:eastAsia="Times New Roman" w:hAnsi="Times New Roman"/>
+                <w:b w:val="false"/>
+                <w:bCs w:val="false"/>
+                <w:sz w:val="18"/>
+                <w:szCs w:val="18"/>
+              </w:rPr>
+              <w:t xml:space="preserve">0.654</w:t>
+            </w:r>
+          </w:p>
+        </w:tc>
+      </w:tr>
+      <w:tr>
+        <w:trPr>
+          <w:cantSplit/>
+        </w:trPr>
+        <w:tc>
+          <w:tcPr>
+            <w:tcW w:type="dxa" w:w="2700"/>
+            <w:tcBorders>
+              <w:top w:val="none" w:color="FFFFFF" w:sz="0"/>
+              <w:left w:val="none" w:color="FFFFFF" w:sz="0"/>
+              <w:bottom w:val="none" w:color="FFFFFF" w:sz="0"/>
+              <w:right w:val="none" w:color="FFFFFF" w:sz="0"/>
+            </w:tcBorders>
+            <w:tcMar>
+              <w:top w:type="dxa" w:w="35"/>
+              <w:left w:type="dxa" w:w="70"/>
+              <w:bottom w:type="dxa" w:w="35"/>
+              <w:right w:type="dxa" w:w="70"/>
+            </w:tcMar>
+          </w:tcPr>
+          <w:p>
+            <w:pPr>
+              <w:keepNext/>
+              <w:jc w:val="left"/>
+            </w:pPr>
+            <w:r>
+              <w:rPr>
+                <w:rFonts w:ascii="Times New Roman" w:cs="Times New Roman" w:eastAsia="Times New Roman" w:hAnsi="Times New Roman"/>
+                <w:b w:val="false"/>
+                <w:bCs w:val="false"/>
+                <w:sz w:val="18"/>
+                <w:szCs w:val="18"/>
+              </w:rPr>
+              <w:t xml:space="preserve">Ruido leve y suavizado (σ = 1)</w:t>
+            </w:r>
+          </w:p>
+        </w:tc>
+        <w:tc>
+          <w:tcPr>
+            <w:tcW w:type="dxa" w:w="3330"/>
+            <w:tcBorders>
+              <w:top w:val="none" w:color="FFFFFF" w:sz="0"/>
+              <w:left w:val="none" w:color="FFFFFF" w:sz="0"/>
+              <w:bottom w:val="none" w:color="FFFFFF" w:sz="0"/>
+              <w:right w:val="none" w:color="FFFFFF" w:sz="0"/>
+            </w:tcBorders>
+            <w:tcMar>
+              <w:top w:type="dxa" w:w="35"/>
+              <w:left w:type="dxa" w:w="70"/>
+              <w:bottom w:type="dxa" w:w="35"/>
+              <w:right w:type="dxa" w:w="70"/>
+            </w:tcMar>
+          </w:tcPr>
+          <w:p>
+            <w:pPr>
+              <w:keepNext/>
+              <w:jc w:val="center"/>
+            </w:pPr>
+            <w:r>
+              <w:rPr>
+                <w:rFonts w:ascii="Times New Roman" w:cs="Times New Roman" w:eastAsia="Times New Roman" w:hAnsi="Times New Roman"/>
+                <w:b w:val="false"/>
+                <w:bCs w:val="false"/>
+                <w:sz w:val="18"/>
+                <w:szCs w:val="18"/>
+              </w:rPr>
+              <w:t xml:space="preserve">—</w:t>
+            </w:r>
+          </w:p>
+        </w:tc>
+        <w:tc>
+          <w:tcPr>
+            <w:tcW w:type="dxa" w:w="3330"/>
+            <w:tcBorders>
+              <w:top w:val="none" w:color="FFFFFF" w:sz="0"/>
+              <w:left w:val="none" w:color="FFFFFF" w:sz="0"/>
+              <w:bottom w:val="none" w:color="FFFFFF" w:sz="0"/>
+              <w:right w:val="none" w:color="FFFFFF" w:sz="0"/>
+            </w:tcBorders>
+            <w:tcMar>
+              <w:top w:type="dxa" w:w="35"/>
+              <w:left w:type="dxa" w:w="70"/>
+              <w:bottom w:type="dxa" w:w="35"/>
+              <w:right w:type="dxa" w:w="70"/>
+            </w:tcMar>
+          </w:tcPr>
+          <w:p>
+            <w:pPr>
+              <w:keepNext/>
+              <w:jc w:val="center"/>
+            </w:pPr>
+            <w:r>
+              <w:rPr>
+                <w:rFonts w:ascii="Times New Roman" w:cs="Times New Roman" w:eastAsia="Times New Roman" w:hAnsi="Times New Roman"/>
+                <w:b w:val="false"/>
+                <w:bCs w:val="false"/>
+                <w:sz w:val="18"/>
+                <w:szCs w:val="18"/>
+              </w:rPr>
+              <w:t xml:space="preserve">0.851</w:t>
+            </w:r>
+          </w:p>
+        </w:tc>
+      </w:tr>
+      <w:tr>
+        <w:trPr>
+          <w:cantSplit/>
+        </w:trPr>
+        <w:tc>
+          <w:tcPr>
+            <w:tcW w:type="dxa" w:w="2700"/>
+            <w:tcBorders>
+              <w:top w:val="none" w:color="FFFFFF" w:sz="0"/>
+              <w:left w:val="none" w:color="FFFFFF" w:sz="0"/>
+              <w:bottom w:val="none" w:color="FFFFFF" w:sz="0"/>
+              <w:right w:val="none" w:color="FFFFFF" w:sz="0"/>
+            </w:tcBorders>
+            <w:tcMar>
+              <w:top w:type="dxa" w:w="35"/>
+              <w:left w:type="dxa" w:w="70"/>
+              <w:bottom w:type="dxa" w:w="35"/>
+              <w:right w:type="dxa" w:w="70"/>
+            </w:tcMar>
+          </w:tcPr>
+          <w:p>
+            <w:pPr>
+              <w:keepNext/>
+              <w:jc w:val="left"/>
+            </w:pPr>
+            <w:r>
+              <w:rPr>
+                <w:rFonts w:ascii="Times New Roman" w:cs="Times New Roman" w:eastAsia="Times New Roman" w:hAnsi="Times New Roman"/>
+                <w:b w:val="false"/>
+                <w:bCs w:val="false"/>
+                <w:sz w:val="18"/>
+                <w:szCs w:val="18"/>
+              </w:rPr>
+              <w:t xml:space="preserve">Ruido fuerte (σ = 25)</w:t>
+            </w:r>
+          </w:p>
+        </w:tc>
+        <w:tc>
+          <w:tcPr>
+            <w:tcW w:type="dxa" w:w="3330"/>
+            <w:tcBorders>
+              <w:top w:val="none" w:color="FFFFFF" w:sz="0"/>
+              <w:left w:val="none" w:color="FFFFFF" w:sz="0"/>
+              <w:bottom w:val="none" w:color="FFFFFF" w:sz="0"/>
+              <w:right w:val="none" w:color="FFFFFF" w:sz="0"/>
+            </w:tcBorders>
+            <w:tcMar>
+              <w:top w:type="dxa" w:w="35"/>
+              <w:left w:type="dxa" w:w="70"/>
+              <w:bottom w:type="dxa" w:w="35"/>
+              <w:right w:type="dxa" w:w="70"/>
+            </w:tcMar>
+          </w:tcPr>
+          <w:p>
+            <w:pPr>
+              <w:keepNext/>
+              <w:jc w:val="center"/>
+            </w:pPr>
+            <w:r>
+              <w:rPr>
+                <w:rFonts w:ascii="Times New Roman" w:cs="Times New Roman" w:eastAsia="Times New Roman" w:hAnsi="Times New Roman"/>
+                <w:b w:val="false"/>
+                <w:bCs w:val="false"/>
+                <w:sz w:val="18"/>
+                <w:szCs w:val="18"/>
+              </w:rPr>
+              <w:t xml:space="preserve">0.135</w:t>
+            </w:r>
+          </w:p>
+        </w:tc>
+        <w:tc>
+          <w:tcPr>
+            <w:tcW w:type="dxa" w:w="3330"/>
+            <w:tcBorders>
+              <w:top w:val="none" w:color="FFFFFF" w:sz="0"/>
+              <w:left w:val="none" w:color="FFFFFF" w:sz="0"/>
+              <w:bottom w:val="none" w:color="FFFFFF" w:sz="0"/>
+              <w:right w:val="none" w:color="FFFFFF" w:sz="0"/>
+            </w:tcBorders>
+            <w:tcMar>
+              <w:top w:type="dxa" w:w="35"/>
+              <w:left w:type="dxa" w:w="70"/>
+              <w:bottom w:type="dxa" w:w="35"/>
+              <w:right w:type="dxa" w:w="70"/>
+            </w:tcMar>
+          </w:tcPr>
+          <w:p>
+            <w:pPr>
+              <w:keepNext/>
+              <w:jc w:val="center"/>
+            </w:pPr>
+            <w:r>
+              <w:rPr>
+                <w:rFonts w:ascii="Times New Roman" w:cs="Times New Roman" w:eastAsia="Times New Roman" w:hAnsi="Times New Roman"/>
+                <w:b w:val="false"/>
+                <w:bCs w:val="false"/>
+                <w:sz w:val="18"/>
+                <w:szCs w:val="18"/>
+              </w:rPr>
+              <w:t xml:space="preserve">0.228</w:t>
+            </w:r>
+          </w:p>
+        </w:tc>
+      </w:tr>
+    </w:tbl>
+    <w:p>
+      <w:pPr>
+        <w:spacing w:after="90"/>
+      </w:pPr>
+    </w:p>
+    <w:p>
+      <w:pPr>
+        <w:spacing w:after="95" w:line="250"/>
+        <w:jc w:val="both"/>
+      </w:pPr>
+      <w:r>
+        <w:rPr>
+          <w:rFonts w:ascii="Times New Roman" w:cs="Times New Roman" w:eastAsia="Times New Roman" w:hAnsi="Times New Roman"/>
+          <w:sz w:val="21"/>
+          <w:szCs w:val="21"/>
+        </w:rPr>
+        <w:t xml:space="preserve">El enderezado recupera casi todo el giro de 60° y casi no cuesta con pacientes derechos (0.872 frente a 0.873). El EMA no era la causa de la fragilidad: los dos modelos resisten el desenfoque y la baja resolución, y los dos caen con ruido. Suavizar la imagen antes del modelo recupera el ruido leve sin reentrenar, pero cuesta 0.014 en imágenes limpias, así que se aplica solo cuando la imagen viene ruidosa, con un aviso. Con H7, apagar CBAM al predecir baja el F1 de 0.992 a 0.444 y el mAP50 de 0.974 a 0.401: el modelo depende de CBAM sobre todo en clasificación y detección.</w:t>
+      </w:r>
+    </w:p>
+    <w:p>
+      <w:pPr>
+        <w:keepNext/>
         <w:spacing w:after="90" w:before="200"/>
       </w:pPr>
       <w:r>
@@ -8871,7 +10120,7 @@
           <w:sz w:val="21"/>
           <w:szCs w:val="21"/>
         </w:rPr>
-        <w:t xml:space="preserve">La cabeza de clasificación decide en cada corte si cada región está presente, así que hay una matriz de dos por dos por región (Tabla 9, sobre los 4 664 cortes de test). El error más frecuente es no detectar el sacro: pasa en 56 de los 2 294 cortes en que está.</w:t>
+        <w:t xml:space="preserve">La cabeza de clasificación decide en cada corte si cada región está presente, así que hay una matriz de dos por dos por región (Tabla 10, sobre los 4 664 cortes de test). El error más frecuente es no detectar el sacro: pasa en 56 de los 2 294 cortes en que está.</w:t>
       </w:r>
     </w:p>
     <w:p>
@@ -8886,7 +10135,7 @@
           <w:sz w:val="18"/>
           <w:szCs w:val="18"/>
         </w:rPr>
-        <w:t xml:space="preserve">Tabla 9. Matriz de confusión de la clasificación por región en test (H6, semilla 42).</w:t>
+        <w:t xml:space="preserve">Tabla 10. Matriz de confusión de la clasificación por región en test (H6, semilla 42).</w:t>
       </w:r>
     </w:p>
     <w:tbl>
@@ -10006,7 +11255,7 @@
           <w:sz w:val="21"/>
           <w:szCs w:val="21"/>
         </w:rPr>
-        <w:t xml:space="preserve">A nivel de píxel (Tabla 10), casi todo el error de la máscara semántica es hueso que se predice como fondo, sobre todo en el sacro. La confusión entre coxal izquierdo y derecho, que con D5 llegaba al 13.7 % del hueso en el caso 012, queda por debajo del 0.1 %.</w:t>
+        <w:t xml:space="preserve">A nivel de píxel (Tabla 11), casi todo el error de la máscara semántica es hueso que se predice como fondo, sobre todo en el sacro. La confusión entre coxal izquierdo y derecho, que con D5 llegaba al 13.7 % del hueso en el caso 012, queda por debajo del 0.1 %.</w:t>
       </w:r>
     </w:p>
     <w:p>
@@ -10021,7 +11270,7 @@
           <w:sz w:val="18"/>
           <w:szCs w:val="18"/>
         </w:rPr>
-        <w:t xml:space="preserve">Tabla 10. Matriz de confusión de la segmentación semántica en test, en porcentaje de cada clase real (filas).</w:t>
+        <w:t xml:space="preserve">Tabla 11. Matriz de confusión de la segmentación semántica en test, en porcentaje de cada clase real (filas).</w:t>
       </w:r>
     </w:p>
     <w:tbl>
@@ -10930,7 +12179,7 @@
           <w:sz w:val="21"/>
           <w:szCs w:val="21"/>
         </w:rPr>
-        <w:t xml:space="preserve">La Tabla 11 y la Figura 4 muestran los cinco casos de test con menor Dice por fragmento. En los cinco el fragmento principal se segmenta bien (entre 0.87 y 0.91) y el error está en los secundarios: lo que falta resolver ya no es a qué hueso pertenece cada píxel, sino dónde se parte el hueso en fragmentos.</w:t>
+        <w:t xml:space="preserve">La Tabla 12 y la Figura 4 muestran los cinco casos de test con menor Dice por fragmento. En los cinco el fragmento principal se segmenta bien (entre 0.87 y 0.91) y el error está en los secundarios: lo que falta resolver ya no es a qué hueso pertenece cada píxel, sino dónde se parte el hueso en fragmentos.</w:t>
       </w:r>
     </w:p>
     <w:p>
@@ -10945,7 +12194,7 @@
           <w:sz w:val="18"/>
           <w:szCs w:val="18"/>
         </w:rPr>
-        <w:t xml:space="preserve">Tabla 11. Los cinco peores casos de test con H6 y la causa más probable de cada uno.</w:t>
+        <w:t xml:space="preserve">Tabla 12. Los cinco peores casos de test con H6 y la causa más probable de cada uno.</w:t>
       </w:r>
     </w:p>
     <w:tbl>
@@ -12670,7 +13919,7 @@
           <w:sz w:val="21"/>
           <w:szCs w:val="21"/>
         </w:rPr>
-        <w:t xml:space="preserve">Su Dice es 0.750 en test y el 7.8 % no tiene pareja en la predicción.</w:t>
+        <w:t xml:space="preserve">Su Dice es 0.750 en test (H6) y el 7.8 % no tiene pareja en la predicción.</w:t>
       </w:r>
     </w:p>
     <w:p>
@@ -12786,7 +14035,36 @@
           <w:sz w:val="21"/>
           <w:szCs w:val="21"/>
         </w:rPr>
-        <w:t xml:space="preserve">El modelo depende de la cabecera del archivo. Un volumen sin esa información, o un paciente girado más de lo que cubre el aumento, entra mal orientado.</w:t>
+        <w:t xml:space="preserve">El modelo depende de la cabecera del archivo: la orientación se calcula con productos punto y cruz, pero un volumen oblicuo (inclinado respecto a los ejes) no se probó. El enderezado solo corrige el giro en el plano axial, no el cabeceo ni la inclinación lateral, y falla con un campo de visión corto (caso 044).</w:t>
+      </w:r>
+    </w:p>
+    <w:p>
+      <w:pPr>
+        <w:pStyle w:val="ListParagraph"/>
+        <w:numPr>
+          <w:ilvl w:val="0"/>
+          <w:numId w:val="2"/>
+        </w:numPr>
+        <w:spacing w:after="40" w:line="250"/>
+        <w:jc w:val="both"/>
+      </w:pPr>
+      <w:r>
+        <w:rPr>
+          <w:rFonts w:ascii="Times New Roman" w:cs="Times New Roman" w:eastAsia="Times New Roman" w:hAnsi="Times New Roman"/>
+          <w:b/>
+          <w:bCs/>
+          <w:sz w:val="21"/>
+          <w:szCs w:val="21"/>
+        </w:rPr>
+        <w:t xml:space="preserve">Ruido. </w:t>
+      </w:r>
+      <w:r>
+        <w:rPr>
+          <w:rFonts w:ascii="Times New Roman" w:cs="Times New Roman" w:eastAsia="Times New Roman" w:hAnsi="Times New Roman"/>
+          <w:sz w:val="21"/>
+          <w:szCs w:val="21"/>
+        </w:rPr>
+        <w:t xml:space="preserve">Con ruido leve el Dice por fragmento baja de 0.873 a 0.654; el suavizado lo recupera (0.851), pero con ruido fuerte no llega al objetivo (0.658). La demo debe avisar cuando la imagen viene ruidosa.</w:t>
       </w:r>
     </w:p>
     <w:p>
@@ -12815,7 +14093,7 @@
           <w:sz w:val="21"/>
           <w:szCs w:val="21"/>
         </w:rPr>
-        <w:t xml:space="preserve">Test tiene 15 pacientes de un solo dataset, y la cifra de H6 es una segunda evaluación. No se probó con otros centros ni escáneres.</w:t>
+        <w:t xml:space="preserve">Test tiene 15 pacientes de un solo dataset y se consultó cinco veces: las cifras de H6 y H7 no son estimaciones limpias. No se probó con otros centros ni escáneres.</w:t>
       </w:r>
     </w:p>
     <w:p>
@@ -12874,7 +14152,7 @@
           <w:sz w:val="21"/>
           <w:szCs w:val="21"/>
         </w:rPr>
-        <w:t xml:space="preserve">Una red 2D propia de 2.74 millones de parámetros, sin frameworks de detección ni de segmentación, cumple en test los nueve objetivos del curso. La mejora que cerró la brecha no fue una red más grande: casi todas las variantes de arquitectura, pérdida y post-proceso que probamos quedaron dentro del ruido. Lo que funcionó fue revisar caso por caso por qué fallaba el modelo, encontrar que parte de los datos estaba en otra orientación y corregirlo con una regla fija. El trabajo pendiente está en los fragmentos secundarios en contacto, donde un modelo con contexto 3D debería ayudar.</w:t>
+        <w:t xml:space="preserve">Una red 2D propia de 2.74 millones de parámetros, sin frameworks de detección ni de segmentación, cumple en test los nueve objetivos del curso. La mejora que cerró la brecha no fue una red más grande: casi todas las variantes de arquitectura, pérdida y post-proceso que probamos quedaron dentro del ruido. Lo que funcionó fue revisar caso por caso por qué fallaba el modelo, encontrar que parte de los datos estaba en otra orientación y corregirlo con una regla fija. El trabajo pendiente está en los fragmentos secundarios en contacto, donde un modelo con contexto 3D debería ayudar. Las correcciones del profesor mantuvieron el rendimiento: H7, sin promedio exponencial de los pesos y con la orientación calculada con productos punto y cruz, da 0.879 en test, resiste pacientes girados gracias al enderezado y recupera el ruido leve con un suavizado previo.</w:t>
       </w:r>
     </w:p>
     <w:p>
@@ -12928,15 +14206,7 @@
           <w:sz w:val="19"/>
           <w:szCs w:val="19"/>
         </w:rPr>
-        <w:t xml:space="preserve">[1]  </w:t>
-      </w:r>
-      <w:r>
-        <w:rPr>
-          <w:rFonts w:ascii="Times New Roman" w:cs="Times New Roman" w:eastAsia="Times New Roman" w:hAnsi="Times New Roman"/>
-          <w:sz w:val="19"/>
-          <w:szCs w:val="19"/>
-        </w:rPr>
-        <w:t xml:space="preserve">Y. Sang, Y. Liu, S. Yibulayimu et al., «Benchmark of Segmentation Techniques for Pelvic Fracture in CT and X-Ray: Summary of the PENGWIN 2024 Challenge», IEEE Transactions on Medical Imaging, vol. 45, n.º 5, pp. 2212-2228, 2026. doi:10.1109/TMI.2025.3650126.</w:t>
+        <w:t xml:space="preserve">[1]  Y. Sang, Y. Liu, S. Yibulayimu et al., «Benchmark of Segmentation Techniques for Pelvic Fracture in CT and X-Ray: Summary of the PENGWIN 2024 Challenge», IEEE Transactions on Medical Imaging, vol. 45, n.º 5, pp. 2212-2228, 2026. doi:10.1109/TMI.2025.3650126.</w:t>
       </w:r>
     </w:p>
     <w:p>
@@ -12950,15 +14220,7 @@
           <w:sz w:val="19"/>
           <w:szCs w:val="19"/>
         </w:rPr>
-        <w:t xml:space="preserve">[2]  </w:t>
-      </w:r>
-      <w:r>
-        <w:rPr>
-          <w:rFonts w:ascii="Times New Roman" w:cs="Times New Roman" w:eastAsia="Times New Roman" w:hAnsi="Times New Roman"/>
-          <w:sz w:val="19"/>
-          <w:szCs w:val="19"/>
-        </w:rPr>
-        <w:t xml:space="preserve">Y. Liu, S. Yibulayimu, G. Zhu et al., «Automatic pelvic fracture segmentation: a deep learning approach and benchmark dataset», Frontiers in Medicine, vol. 12, 1511487, 2025.</w:t>
+        <w:t xml:space="preserve">[2]  Y. Liu, S. Yibulayimu, G. Zhu et al., «Automatic pelvic fracture segmentation: a deep learning approach and benchmark dataset», Frontiers in Medicine, vol. 12, 1511487, 2025.</w:t>
       </w:r>
     </w:p>
     <w:p>
@@ -12972,15 +14234,7 @@
           <w:sz w:val="19"/>
           <w:szCs w:val="19"/>
         </w:rPr>
-        <w:t xml:space="preserve">[3]  </w:t>
-      </w:r>
-      <w:r>
-        <w:rPr>
-          <w:rFonts w:ascii="Times New Roman" w:cs="Times New Roman" w:eastAsia="Times New Roman" w:hAnsi="Times New Roman"/>
-          <w:sz w:val="19"/>
-          <w:szCs w:val="19"/>
-        </w:rPr>
-        <w:t xml:space="preserve">Y. Sang, Y. Liu, S. Yibulayimu et al., «PENGWIN Task 1: Pelvic Fracture Segmentation on CT» (conjunto de datos, v1), Zenodo, 2024. doi:10.5281/zenodo.10927452. Licencia CC BY 4.0.</w:t>
+        <w:t xml:space="preserve">[3]  Y. Sang, Y. Liu, S. Yibulayimu et al., «PENGWIN Task 1: Pelvic Fracture Segmentation on CT» (conjunto de datos, v1), Zenodo, 2024. doi:10.5281/zenodo.10927452. Licencia CC BY 4.0.</w:t>
       </w:r>
     </w:p>
     <w:p>
@@ -12994,15 +14248,7 @@
           <w:sz w:val="19"/>
           <w:szCs w:val="19"/>
         </w:rPr>
-        <w:t xml:space="preserve">[4]  </w:t>
-      </w:r>
-      <w:r>
-        <w:rPr>
-          <w:rFonts w:ascii="Times New Roman" w:cs="Times New Roman" w:eastAsia="Times New Roman" w:hAnsi="Times New Roman"/>
-          <w:sz w:val="19"/>
-          <w:szCs w:val="19"/>
-        </w:rPr>
-        <w:t xml:space="preserve">S. Woo, J. Park, J.-Y. Lee e I. S. Kweon, «CBAM: Convolutional Block Attention Module», ECCV, 2018.</w:t>
+        <w:t xml:space="preserve">[4]  S. Woo, J. Park, J.-Y. Lee e I. S. Kweon, «CBAM: Convolutional Block Attention Module», ECCV, 2018.</w:t>
       </w:r>
     </w:p>
     <w:p>
@@ -13016,15 +14262,7 @@
           <w:sz w:val="19"/>
           <w:szCs w:val="19"/>
         </w:rPr>
-        <w:t xml:space="preserve">[5]  </w:t>
-      </w:r>
-      <w:r>
-        <w:rPr>
-          <w:rFonts w:ascii="Times New Roman" w:cs="Times New Roman" w:eastAsia="Times New Roman" w:hAnsi="Times New Roman"/>
-          <w:sz w:val="19"/>
-          <w:szCs w:val="19"/>
-        </w:rPr>
-        <w:t xml:space="preserve">J. Redmon, S. Divvala, R. Girshick y A. Farhadi, «You Only Look Once: Unified, Real-Time Object Detection», CVPR, 2016. Se consultó solo el principio del grid; la implementación es propia.</w:t>
+        <w:t xml:space="preserve">[5]  J. Redmon, S. Divvala, R. Girshick y A. Farhadi, «You Only Look Once: Unified, Real-Time Object Detection», CVPR, 2016. Se consultó solo el principio del grid; la implementación es propia.</w:t>
       </w:r>
     </w:p>
     <w:p>
@@ -13038,15 +14276,21 @@
           <w:sz w:val="19"/>
           <w:szCs w:val="19"/>
         </w:rPr>
-        <w:t xml:space="preserve">[6]  </w:t>
+        <w:t xml:space="preserve">[6]  A. Kirillov, E. Mintun, N. Ravi et al., «Segment Anything», ICCV, 2023.</w:t>
       </w:r>
+    </w:p>
+    <w:p>
+      <w:pPr>
+        <w:spacing w:after="50" w:line="240"/>
+        <w:ind w:left="400" w:hanging="400"/>
+      </w:pPr>
       <w:r>
         <w:rPr>
           <w:rFonts w:ascii="Times New Roman" w:cs="Times New Roman" w:eastAsia="Times New Roman" w:hAnsi="Times New Roman"/>
           <w:sz w:val="19"/>
           <w:szCs w:val="19"/>
         </w:rPr>
-        <w:t xml:space="preserve">A. Kirillov, E. Mintun, N. Ravi et al., «Segment Anything», ICCV, 2023.</w:t>
+        <w:t xml:space="preserve">[7]  C. A. Ferro Sánchez, C. O. Díaz Laverde, S. E. Nope Rodríguez, G. A. Corrales Gallego, J. F. Aristizábal y O. I. Campo Salazar, «Methodology for the correction of a CBCT volume from the skull to the natural head position», MethodsX, vol. 13, 103073, 2024. doi:10.1016/j.mex.2024.103073.</w:t>
       </w:r>
     </w:p>
     <w:sectPr>
